--- a/Documentacion_Proyecto_Patrones.docx
+++ b/Documentacion_Proyecto_Patrones.docx
@@ -247,7 +247,7 @@
                     <pic:cNvPicPr preferRelativeResize="0"/>
                   </pic:nvPicPr>
                   <pic:blipFill>
-                    <a:blip r:embed="rId5"/>
+                    <a:blip r:embed="rId7"/>
                     <a:srcRect t="34102"/>
                     <a:stretch>
                       <a:fillRect/>
@@ -431,9 +431,36 @@
           <w:lang w:eastAsia="es-CO"/>
           <w14:ligatures w14:val="none"/>
         </w:rPr>
-        <w:t xml:space="preserve">Asignatura </w:t>
-      </w:r>
-      <w:r>
+        <w:t>Asignatura Patrones de Software</w:t>
+      </w:r>
+    </w:p>
+    <w:p>
+      <w:pPr>
+        <w:spacing w:after="0" w:line="480" w:lineRule="auto"/>
+        <w:jc w:val="center"/>
+        <w:rPr>
+          <w:rFonts w:ascii="Arial" w:eastAsia="Calibri" w:hAnsi="Arial" w:cs="Arial"/>
+          <w:kern w:val="0"/>
+          <w:sz w:val="24"/>
+          <w:szCs w:val="24"/>
+          <w14:ligatures w14:val="none"/>
+        </w:rPr>
+      </w:pPr>
+      <w:r>
+        <w:rPr>
+          <w:rFonts w:ascii="Arial" w:eastAsia="Calibri" w:hAnsi="Arial" w:cs="Arial"/>
+          <w:kern w:val="0"/>
+          <w:sz w:val="24"/>
+          <w:szCs w:val="24"/>
+          <w14:ligatures w14:val="none"/>
+        </w:rPr>
+        <w:t>Docente Eliecer Montero Ojeda</w:t>
+      </w:r>
+    </w:p>
+    <w:p>
+      <w:pPr>
+        <w:spacing w:after="0" w:line="480" w:lineRule="auto"/>
+        <w:jc w:val="center"/>
         <w:rPr>
           <w:rFonts w:ascii="Arial" w:eastAsia="Arial" w:hAnsi="Arial" w:cs="Arial"/>
           <w:kern w:val="0"/>
@@ -442,86 +469,8 @@
           <w:lang w:eastAsia="es-CO"/>
           <w14:ligatures w14:val="none"/>
         </w:rPr>
-        <w:t>Patrones de Software</w:t>
-      </w:r>
-    </w:p>
-    <w:p>
-      <w:pPr>
-        <w:spacing w:after="0" w:line="480" w:lineRule="auto"/>
-        <w:jc w:val="center"/>
-        <w:rPr>
-          <w:rFonts w:ascii="Arial" w:eastAsia="Calibri" w:hAnsi="Arial" w:cs="Arial"/>
-          <w:kern w:val="0"/>
-          <w:sz w:val="24"/>
-          <w:szCs w:val="24"/>
-          <w14:ligatures w14:val="none"/>
-        </w:rPr>
-      </w:pPr>
-      <w:r>
-        <w:rPr>
-          <w:rFonts w:ascii="Arial" w:eastAsia="Calibri" w:hAnsi="Arial" w:cs="Arial"/>
-          <w:kern w:val="0"/>
-          <w:sz w:val="24"/>
-          <w:szCs w:val="24"/>
-          <w14:ligatures w14:val="none"/>
-        </w:rPr>
-        <w:t xml:space="preserve">Docente </w:t>
-      </w:r>
-      <w:r>
-        <w:rPr>
-          <w:rFonts w:ascii="Arial" w:eastAsia="Calibri" w:hAnsi="Arial" w:cs="Arial"/>
-          <w:kern w:val="0"/>
-          <w:sz w:val="24"/>
-          <w:szCs w:val="24"/>
-          <w14:ligatures w14:val="none"/>
-        </w:rPr>
-        <w:t xml:space="preserve">Eliecer </w:t>
-      </w:r>
-      <w:r>
-        <w:rPr>
-          <w:rFonts w:ascii="Arial" w:eastAsia="Calibri" w:hAnsi="Arial" w:cs="Arial"/>
-          <w:kern w:val="0"/>
-          <w:sz w:val="24"/>
-          <w:szCs w:val="24"/>
-          <w14:ligatures w14:val="none"/>
-        </w:rPr>
-        <w:t>M</w:t>
-      </w:r>
-      <w:r>
-        <w:rPr>
-          <w:rFonts w:ascii="Arial" w:eastAsia="Calibri" w:hAnsi="Arial" w:cs="Arial"/>
-          <w:kern w:val="0"/>
-          <w:sz w:val="24"/>
-          <w:szCs w:val="24"/>
-          <w14:ligatures w14:val="none"/>
-        </w:rPr>
-        <w:t xml:space="preserve">ontero </w:t>
-      </w:r>
-      <w:r>
-        <w:rPr>
-          <w:rFonts w:ascii="Arial" w:eastAsia="Calibri" w:hAnsi="Arial" w:cs="Arial"/>
-          <w:kern w:val="0"/>
-          <w:sz w:val="24"/>
-          <w:szCs w:val="24"/>
-          <w14:ligatures w14:val="none"/>
-        </w:rPr>
-        <w:t>O</w:t>
-      </w:r>
-      <w:r>
-        <w:rPr>
-          <w:rFonts w:ascii="Arial" w:eastAsia="Calibri" w:hAnsi="Arial" w:cs="Arial"/>
-          <w:kern w:val="0"/>
-          <w:sz w:val="24"/>
-          <w:szCs w:val="24"/>
-          <w14:ligatures w14:val="none"/>
-        </w:rPr>
-        <w:t>jeda</w:t>
-      </w:r>
-    </w:p>
-    <w:p>
-      <w:pPr>
-        <w:spacing w:after="0" w:line="480" w:lineRule="auto"/>
-        <w:jc w:val="center"/>
+      </w:pPr>
+      <w:r>
         <w:rPr>
           <w:rFonts w:ascii="Arial" w:eastAsia="Arial" w:hAnsi="Arial" w:cs="Arial"/>
           <w:kern w:val="0"/>
@@ -530,61 +479,7 @@
           <w:lang w:eastAsia="es-CO"/>
           <w14:ligatures w14:val="none"/>
         </w:rPr>
-      </w:pPr>
-      <w:r>
-        <w:rPr>
-          <w:rFonts w:ascii="Arial" w:eastAsia="Arial" w:hAnsi="Arial" w:cs="Arial"/>
-          <w:kern w:val="0"/>
-          <w:sz w:val="24"/>
-          <w:szCs w:val="24"/>
-          <w:lang w:eastAsia="es-CO"/>
-          <w14:ligatures w14:val="none"/>
-        </w:rPr>
-        <w:t>Fecha 1</w:t>
-      </w:r>
-      <w:r>
-        <w:rPr>
-          <w:rFonts w:ascii="Arial" w:eastAsia="Arial" w:hAnsi="Arial" w:cs="Arial"/>
-          <w:kern w:val="0"/>
-          <w:sz w:val="24"/>
-          <w:szCs w:val="24"/>
-          <w:lang w:eastAsia="es-CO"/>
-          <w14:ligatures w14:val="none"/>
-        </w:rPr>
-        <w:t>8</w:t>
-      </w:r>
-      <w:r>
-        <w:rPr>
-          <w:rFonts w:ascii="Arial" w:eastAsia="Arial" w:hAnsi="Arial" w:cs="Arial"/>
-          <w:kern w:val="0"/>
-          <w:sz w:val="24"/>
-          <w:szCs w:val="24"/>
-          <w:lang w:eastAsia="es-CO"/>
-          <w14:ligatures w14:val="none"/>
-        </w:rPr>
-        <w:t xml:space="preserve"> de a</w:t>
-      </w:r>
-      <w:r>
-        <w:rPr>
-          <w:rFonts w:ascii="Arial" w:eastAsia="Arial" w:hAnsi="Arial" w:cs="Arial"/>
-          <w:kern w:val="0"/>
-          <w:sz w:val="24"/>
-          <w:szCs w:val="24"/>
-          <w:lang w:eastAsia="es-CO"/>
-          <w14:ligatures w14:val="none"/>
-        </w:rPr>
-        <w:t>gosto</w:t>
-      </w:r>
-      <w:r>
-        <w:rPr>
-          <w:rFonts w:ascii="Arial" w:eastAsia="Arial" w:hAnsi="Arial" w:cs="Arial"/>
-          <w:kern w:val="0"/>
-          <w:sz w:val="24"/>
-          <w:szCs w:val="24"/>
-          <w:lang w:eastAsia="es-CO"/>
-          <w14:ligatures w14:val="none"/>
-        </w:rPr>
-        <w:t xml:space="preserve"> del 2026</w:t>
+        <w:t>Fecha 18 de agosto del 2026</w:t>
       </w:r>
     </w:p>
     <w:p>
@@ -637,18 +532,7 @@
           <w:sz w:val="24"/>
           <w:szCs w:val="24"/>
         </w:rPr>
-        <w:t>S</w:t>
-      </w:r>
-      <w:r>
-        <w:rPr>
-          <w:rStyle w:val="Textoennegrita"/>
-          <w:rFonts w:ascii="Arial" w:hAnsi="Arial" w:cs="Arial"/>
-          <w:b w:val="0"/>
-          <w:bCs w:val="0"/>
-          <w:sz w:val="24"/>
-          <w:szCs w:val="24"/>
-        </w:rPr>
-        <w:t>e trata de desarrollar un Sistema de Historias Clínicas Electrónicas (HCE), una plataforma digital que centraliza y gestiona toda la información médica de los pacientes de forma segura y accesible para el personal de salud autorizado.</w:t>
+        <w:t>Se trata de desarrollar un Sistema de Historias Clínicas Electrónicas (HCE), una plataforma digital que centraliza y gestiona toda la información médica de los pacientes de forma segura y accesible para el personal de salud autorizado.</w:t>
       </w:r>
     </w:p>
     <w:p>
@@ -713,15 +597,7 @@
           <w:sz w:val="24"/>
           <w:szCs w:val="24"/>
         </w:rPr>
-        <w:t>E</w:t>
-      </w:r>
-      <w:r>
-        <w:rPr>
-          <w:rFonts w:ascii="Arial" w:hAnsi="Arial" w:cs="Arial"/>
-          <w:sz w:val="24"/>
-          <w:szCs w:val="24"/>
-        </w:rPr>
-        <w:t>l sistema debe permitir registrar y administrar los datos de los pacientes, programar y controlar citas médicas, documentar diagnósticos clínicos y llevar el seguimiento de los tratamientos indicados, todo de manera integrada y trazable.</w:t>
+        <w:t>El sistema debe permitir registrar y administrar los datos de los pacientes, programar y controlar citas médicas, documentar diagnósticos clínicos y llevar el seguimiento de los tratamientos indicados, todo de manera integrada y trazable.</w:t>
       </w:r>
     </w:p>
     <w:p>
@@ -795,15 +671,7 @@
           <w:sz w:val="24"/>
           <w:szCs w:val="24"/>
         </w:rPr>
-        <w:t>E</w:t>
-      </w:r>
-      <w:r>
-        <w:rPr>
-          <w:rFonts w:ascii="Arial" w:hAnsi="Arial" w:cs="Arial"/>
-          <w:sz w:val="24"/>
-          <w:szCs w:val="24"/>
-        </w:rPr>
-        <w:t>l sistema debe conectarse con dispositivos médicos inteligentes (como monitores de signos vitales, glucómetros, etc.) para capturar datos en tiempo real y añadirlos automáticamente a la historia clínica del paciente.</w:t>
+        <w:t>El sistema debe conectarse con dispositivos médicos inteligentes (como monitores de signos vitales, glucómetros, etc.) para capturar datos en tiempo real y añadirlos automáticamente a la historia clínica del paciente.</w:t>
       </w:r>
     </w:p>
     <w:p>
@@ -865,15 +733,7 @@
           <w:sz w:val="24"/>
           <w:szCs w:val="24"/>
         </w:rPr>
-        <w:t>S</w:t>
-      </w:r>
-      <w:r>
-        <w:rPr>
-          <w:rFonts w:ascii="Arial" w:hAnsi="Arial" w:cs="Arial"/>
-          <w:sz w:val="24"/>
-          <w:szCs w:val="24"/>
-        </w:rPr>
-        <w:t>e requiere una funcionalidad que detecte y notifique automáticamente al personal médico cuando existan riesgos de interacción entre medicamentos recetados, ayudando a prevenir errores clínicos.</w:t>
+        <w:t>Se requiere una funcionalidad que detecte y notifique automáticamente al personal médico cuando existan riesgos de interacción entre medicamentos recetados, ayudando a prevenir errores clínicos.</w:t>
       </w:r>
     </w:p>
     <w:p>
@@ -935,15 +795,7 @@
           <w:sz w:val="24"/>
           <w:szCs w:val="24"/>
         </w:rPr>
-        <w:t>E</w:t>
-      </w:r>
-      <w:r>
-        <w:rPr>
-          <w:rFonts w:ascii="Arial" w:hAnsi="Arial" w:cs="Arial"/>
-          <w:sz w:val="24"/>
-          <w:szCs w:val="24"/>
-        </w:rPr>
-        <w:t>l sistema debe garantizar la seguridad, confidencialidad y manejo adecuado de la información sensible de los pacientes, cumpliendo con estándares como HIPAA u otras leyes de protección de datos aplicables según la región.</w:t>
+        <w:t>El sistema debe garantizar la seguridad, confidencialidad y manejo adecuado de la información sensible de los pacientes, cumpliendo con estándares como HIPAA u otras leyes de protección de datos aplicables según la región.</w:t>
       </w:r>
     </w:p>
     <w:p>
@@ -1050,7 +902,6 @@
           <w:tab w:val="left" w:pos="5940"/>
         </w:tabs>
         <w:spacing w:line="276" w:lineRule="auto"/>
-        <w:jc w:val="both"/>
         <w:rPr>
           <w:rFonts w:ascii="Arial" w:hAnsi="Arial" w:cs="Arial"/>
           <w:b/>
@@ -1068,6 +919,41 @@
           <w:szCs w:val="24"/>
         </w:rPr>
         <w:lastRenderedPageBreak/>
+        <w:t>Semana 2</w:t>
+      </w:r>
+    </w:p>
+    <w:p>
+      <w:pPr>
+        <w:tabs>
+          <w:tab w:val="left" w:pos="5940"/>
+        </w:tabs>
+        <w:spacing w:line="276" w:lineRule="auto"/>
+        <w:rPr>
+          <w:rFonts w:ascii="Arial" w:hAnsi="Arial" w:cs="Arial"/>
+          <w:b/>
+          <w:bCs/>
+          <w:sz w:val="24"/>
+          <w:szCs w:val="24"/>
+        </w:rPr>
+      </w:pPr>
+      <w:r>
+        <w:rPr>
+          <w:rFonts w:ascii="Arial" w:hAnsi="Arial" w:cs="Arial"/>
+          <w:b/>
+          <w:bCs/>
+          <w:sz w:val="24"/>
+          <w:szCs w:val="24"/>
+        </w:rPr>
+        <w:br/>
+      </w:r>
+      <w:r>
+        <w:rPr>
+          <w:rFonts w:ascii="Arial" w:hAnsi="Arial" w:cs="Arial"/>
+          <w:b/>
+          <w:bCs/>
+          <w:sz w:val="24"/>
+          <w:szCs w:val="24"/>
+        </w:rPr>
         <w:t>Objetivo General</w:t>
       </w:r>
     </w:p>
@@ -1462,6 +1348,3090 @@
           <w:tab w:val="left" w:pos="5940"/>
         </w:tabs>
         <w:spacing w:line="276" w:lineRule="auto"/>
+        <w:ind w:left="360"/>
+        <w:jc w:val="both"/>
+        <w:rPr>
+          <w:rFonts w:ascii="Arial" w:hAnsi="Arial" w:cs="Arial"/>
+          <w:sz w:val="24"/>
+          <w:szCs w:val="24"/>
+        </w:rPr>
+      </w:pPr>
+    </w:p>
+    <w:p>
+      <w:pPr>
+        <w:tabs>
+          <w:tab w:val="left" w:pos="5940"/>
+        </w:tabs>
+        <w:spacing w:line="276" w:lineRule="auto"/>
+        <w:ind w:left="360"/>
+        <w:jc w:val="both"/>
+        <w:rPr>
+          <w:rFonts w:ascii="Arial" w:hAnsi="Arial" w:cs="Arial"/>
+          <w:sz w:val="24"/>
+          <w:szCs w:val="24"/>
+        </w:rPr>
+      </w:pPr>
+    </w:p>
+    <w:p>
+      <w:pPr>
+        <w:tabs>
+          <w:tab w:val="left" w:pos="5940"/>
+        </w:tabs>
+        <w:spacing w:line="276" w:lineRule="auto"/>
+        <w:ind w:left="360"/>
+        <w:jc w:val="both"/>
+        <w:rPr>
+          <w:rFonts w:ascii="Arial" w:hAnsi="Arial" w:cs="Arial"/>
+          <w:b/>
+          <w:bCs/>
+          <w:sz w:val="24"/>
+          <w:szCs w:val="24"/>
+        </w:rPr>
+      </w:pPr>
+      <w:r>
+        <w:rPr>
+          <w:rFonts w:ascii="Arial" w:hAnsi="Arial" w:cs="Arial"/>
+          <w:b/>
+          <w:bCs/>
+          <w:sz w:val="24"/>
+          <w:szCs w:val="24"/>
+        </w:rPr>
+        <w:lastRenderedPageBreak/>
+        <w:t>Semana 3</w:t>
+      </w:r>
+    </w:p>
+    <w:p>
+      <w:pPr>
+        <w:pStyle w:val="Prrafodelista"/>
+        <w:numPr>
+          <w:ilvl w:val="0"/>
+          <w:numId w:val="3"/>
+        </w:numPr>
+        <w:tabs>
+          <w:tab w:val="left" w:pos="5940"/>
+        </w:tabs>
+        <w:spacing w:line="276" w:lineRule="auto"/>
+        <w:jc w:val="both"/>
+        <w:rPr>
+          <w:rFonts w:ascii="Arial" w:hAnsi="Arial" w:cs="Arial"/>
+          <w:b/>
+          <w:bCs/>
+          <w:sz w:val="24"/>
+          <w:szCs w:val="24"/>
+        </w:rPr>
+      </w:pPr>
+      <w:r>
+        <w:rPr>
+          <w:rFonts w:ascii="Arial" w:hAnsi="Arial" w:cs="Arial"/>
+          <w:b/>
+          <w:bCs/>
+          <w:sz w:val="24"/>
+          <w:szCs w:val="24"/>
+        </w:rPr>
+        <w:t xml:space="preserve">El patrón Singleton en el proyecto </w:t>
+      </w:r>
+    </w:p>
+    <w:p>
+      <w:pPr>
+        <w:spacing w:line="276" w:lineRule="auto"/>
+        <w:jc w:val="both"/>
+        <w:rPr>
+          <w:rFonts w:ascii="Arial" w:hAnsi="Arial" w:cs="Arial"/>
+          <w:sz w:val="24"/>
+          <w:szCs w:val="24"/>
+        </w:rPr>
+      </w:pPr>
+      <w:r>
+        <w:rPr>
+          <w:rFonts w:ascii="Arial" w:hAnsi="Arial" w:cs="Arial"/>
+          <w:color w:val="16262A"/>
+          <w:sz w:val="24"/>
+          <w:szCs w:val="24"/>
+        </w:rPr>
+        <w:t>E</w:t>
+      </w:r>
+      <w:r>
+        <w:rPr>
+          <w:rFonts w:ascii="Arial" w:hAnsi="Arial" w:cs="Arial"/>
+          <w:color w:val="16262A"/>
+          <w:sz w:val="24"/>
+          <w:szCs w:val="24"/>
+        </w:rPr>
+        <w:t xml:space="preserve">s la base sobre la que corre todo el proyecto. Garantiza que exista una única instancia de DatabaseManager durante toda la ejecución de la aplicación, sin importar cuántas veces se llame </w:t>
+      </w:r>
+      <w:proofErr w:type="gramStart"/>
+      <w:r>
+        <w:rPr>
+          <w:rFonts w:ascii="Arial" w:hAnsi="Arial" w:cs="Arial"/>
+          <w:color w:val="16262A"/>
+          <w:sz w:val="24"/>
+          <w:szCs w:val="24"/>
+        </w:rPr>
+        <w:t>DatabaseManager(</w:t>
+      </w:r>
+      <w:proofErr w:type="gramEnd"/>
+      <w:r>
+        <w:rPr>
+          <w:rFonts w:ascii="Arial" w:hAnsi="Arial" w:cs="Arial"/>
+          <w:color w:val="16262A"/>
+          <w:sz w:val="24"/>
+          <w:szCs w:val="24"/>
+        </w:rPr>
+        <w:t xml:space="preserve">) ni desde qué archivo. Esa instancia única la garantiza la </w:t>
+      </w:r>
+      <w:proofErr w:type="spellStart"/>
+      <w:r>
+        <w:rPr>
+          <w:rFonts w:ascii="Arial" w:hAnsi="Arial" w:cs="Arial"/>
+          <w:color w:val="16262A"/>
+          <w:sz w:val="24"/>
+          <w:szCs w:val="24"/>
+        </w:rPr>
+        <w:t>metaclase</w:t>
+      </w:r>
+      <w:proofErr w:type="spellEnd"/>
+      <w:r>
+        <w:rPr>
+          <w:rFonts w:ascii="Arial" w:hAnsi="Arial" w:cs="Arial"/>
+          <w:color w:val="16262A"/>
+          <w:sz w:val="24"/>
+          <w:szCs w:val="24"/>
+        </w:rPr>
+        <w:t xml:space="preserve"> </w:t>
+      </w:r>
+      <w:proofErr w:type="spellStart"/>
+      <w:r>
+        <w:rPr>
+          <w:rFonts w:ascii="Arial" w:hAnsi="Arial" w:cs="Arial"/>
+          <w:color w:val="16262A"/>
+          <w:sz w:val="24"/>
+          <w:szCs w:val="24"/>
+        </w:rPr>
+        <w:t>SingletonMeta</w:t>
+      </w:r>
+      <w:proofErr w:type="spellEnd"/>
+      <w:r>
+        <w:rPr>
+          <w:rFonts w:ascii="Arial" w:hAnsi="Arial" w:cs="Arial"/>
+          <w:color w:val="16262A"/>
+          <w:sz w:val="24"/>
+          <w:szCs w:val="24"/>
+        </w:rPr>
+        <w:t xml:space="preserve">, definida en </w:t>
+      </w:r>
+      <w:r>
+        <w:rPr>
+          <w:rFonts w:ascii="Arial" w:hAnsi="Arial" w:cs="Arial"/>
+          <w:color w:val="16262A"/>
+          <w:sz w:val="24"/>
+          <w:szCs w:val="24"/>
+          <w:u w:val="single"/>
+        </w:rPr>
+        <w:t>singleton.py.</w:t>
+      </w:r>
+    </w:p>
+    <w:p>
+      <w:pPr>
+        <w:tabs>
+          <w:tab w:val="left" w:pos="5940"/>
+        </w:tabs>
+        <w:spacing w:line="276" w:lineRule="auto"/>
+        <w:jc w:val="both"/>
+        <w:rPr>
+          <w:rFonts w:ascii="Arial" w:hAnsi="Arial" w:cs="Arial"/>
+          <w:b/>
+          <w:bCs/>
+          <w:sz w:val="24"/>
+          <w:szCs w:val="24"/>
+        </w:rPr>
+      </w:pPr>
+      <w:r>
+        <w:rPr>
+          <w:rFonts w:ascii="Arial" w:hAnsi="Arial" w:cs="Arial"/>
+          <w:b/>
+          <w:bCs/>
+          <w:noProof/>
+          <w:sz w:val="24"/>
+          <w:szCs w:val="24"/>
+        </w:rPr>
+        <mc:AlternateContent>
+          <mc:Choice Requires="wps">
+            <w:drawing>
+              <wp:anchor distT="0" distB="0" distL="114300" distR="114300" simplePos="0" relativeHeight="251660288" behindDoc="0" locked="0" layoutInCell="1" allowOverlap="1" wp14:anchorId="058BDAF1" wp14:editId="2752E425">
+                <wp:simplePos x="0" y="0"/>
+                <wp:positionH relativeFrom="column">
+                  <wp:posOffset>-112395</wp:posOffset>
+                </wp:positionH>
+                <wp:positionV relativeFrom="paragraph">
+                  <wp:posOffset>182880</wp:posOffset>
+                </wp:positionV>
+                <wp:extent cx="6111240" cy="6781800"/>
+                <wp:effectExtent l="0" t="0" r="22860" b="19050"/>
+                <wp:wrapNone/>
+                <wp:docPr id="1" name="Cuadro de texto 1"/>
+                <wp:cNvGraphicFramePr/>
+                <a:graphic xmlns:a="http://schemas.openxmlformats.org/drawingml/2006/main">
+                  <a:graphicData uri="http://schemas.microsoft.com/office/word/2010/wordprocessingShape">
+                    <wps:wsp>
+                      <wps:cNvSpPr txBox="1"/>
+                      <wps:spPr>
+                        <a:xfrm>
+                          <a:off x="0" y="0"/>
+                          <a:ext cx="6111240" cy="6781800"/>
+                        </a:xfrm>
+                        <a:prstGeom prst="rect">
+                          <a:avLst/>
+                        </a:prstGeom>
+                        <a:solidFill>
+                          <a:schemeClr val="bg2"/>
+                        </a:solidFill>
+                        <a:ln w="6350">
+                          <a:solidFill>
+                            <a:prstClr val="black"/>
+                          </a:solidFill>
+                        </a:ln>
+                      </wps:spPr>
+                      <wps:txbx>
+                        <w:txbxContent>
+                          <w:p>
+                            <w:pPr>
+                              <w:rPr>
+                                <w:sz w:val="20"/>
+                                <w:szCs w:val="20"/>
+                              </w:rPr>
+                            </w:pPr>
+                            <w:proofErr w:type="spellStart"/>
+                            <w:r>
+                              <w:rPr>
+                                <w:sz w:val="20"/>
+                                <w:szCs w:val="20"/>
+                              </w:rPr>
+                              <w:t>class</w:t>
+                            </w:r>
+                            <w:proofErr w:type="spellEnd"/>
+                            <w:r>
+                              <w:rPr>
+                                <w:sz w:val="20"/>
+                                <w:szCs w:val="20"/>
+                              </w:rPr>
+                              <w:t xml:space="preserve"> </w:t>
+                            </w:r>
+                            <w:proofErr w:type="spellStart"/>
+                            <w:r>
+                              <w:rPr>
+                                <w:sz w:val="20"/>
+                                <w:szCs w:val="20"/>
+                              </w:rPr>
+                              <w:t>SingletonMeta</w:t>
+                            </w:r>
+                            <w:proofErr w:type="spellEnd"/>
+                            <w:r>
+                              <w:rPr>
+                                <w:sz w:val="20"/>
+                                <w:szCs w:val="20"/>
+                              </w:rPr>
+                              <w:t>(</w:t>
+                            </w:r>
+                            <w:proofErr w:type="spellStart"/>
+                            <w:r>
+                              <w:rPr>
+                                <w:sz w:val="20"/>
+                                <w:szCs w:val="20"/>
+                              </w:rPr>
+                              <w:t>type</w:t>
+                            </w:r>
+                            <w:proofErr w:type="spellEnd"/>
+                            <w:r>
+                              <w:rPr>
+                                <w:sz w:val="20"/>
+                                <w:szCs w:val="20"/>
+                              </w:rPr>
+                              <w:t>):</w:t>
+                            </w:r>
+                          </w:p>
+                          <w:p>
+                            <w:pPr>
+                              <w:rPr>
+                                <w:sz w:val="20"/>
+                                <w:szCs w:val="20"/>
+                              </w:rPr>
+                            </w:pPr>
+                            <w:r>
+                              <w:rPr>
+                                <w:sz w:val="20"/>
+                                <w:szCs w:val="20"/>
+                              </w:rPr>
+                              <w:t xml:space="preserve">    """</w:t>
+                            </w:r>
+                            <w:proofErr w:type="spellStart"/>
+                            <w:r>
+                              <w:rPr>
+                                <w:sz w:val="20"/>
+                                <w:szCs w:val="20"/>
+                              </w:rPr>
+                              <w:t>Metaclase</w:t>
+                            </w:r>
+                            <w:proofErr w:type="spellEnd"/>
+                            <w:r>
+                              <w:rPr>
+                                <w:sz w:val="20"/>
+                                <w:szCs w:val="20"/>
+                              </w:rPr>
+                              <w:t xml:space="preserve"> Singleton </w:t>
+                            </w:r>
+                            <w:proofErr w:type="spellStart"/>
+                            <w:r>
+                              <w:rPr>
+                                <w:sz w:val="20"/>
+                                <w:szCs w:val="20"/>
+                              </w:rPr>
+                              <w:t>thread-safe</w:t>
+                            </w:r>
+                            <w:proofErr w:type="spellEnd"/>
+                            <w:r>
+                              <w:rPr>
+                                <w:sz w:val="20"/>
+                                <w:szCs w:val="20"/>
+                              </w:rPr>
+                              <w:t xml:space="preserve"> (</w:t>
+                            </w:r>
+                            <w:proofErr w:type="spellStart"/>
+                            <w:r>
+                              <w:rPr>
+                                <w:sz w:val="20"/>
+                                <w:szCs w:val="20"/>
+                              </w:rPr>
+                              <w:t>double-checked</w:t>
+                            </w:r>
+                            <w:proofErr w:type="spellEnd"/>
+                            <w:r>
+                              <w:rPr>
+                                <w:sz w:val="20"/>
+                                <w:szCs w:val="20"/>
+                              </w:rPr>
+                              <w:t xml:space="preserve"> </w:t>
+                            </w:r>
+                            <w:proofErr w:type="spellStart"/>
+                            <w:r>
+                              <w:rPr>
+                                <w:sz w:val="20"/>
+                                <w:szCs w:val="20"/>
+                              </w:rPr>
+                              <w:t>locking</w:t>
+                            </w:r>
+                            <w:proofErr w:type="spellEnd"/>
+                            <w:r>
+                              <w:rPr>
+                                <w:sz w:val="20"/>
+                                <w:szCs w:val="20"/>
+                              </w:rPr>
+                              <w:t>)."""</w:t>
+                            </w:r>
+                          </w:p>
+                          <w:p>
+                            <w:pPr>
+                              <w:rPr>
+                                <w:sz w:val="20"/>
+                                <w:szCs w:val="20"/>
+                              </w:rPr>
+                            </w:pPr>
+                          </w:p>
+                          <w:p>
+                            <w:pPr>
+                              <w:rPr>
+                                <w:sz w:val="20"/>
+                                <w:szCs w:val="20"/>
+                              </w:rPr>
+                            </w:pPr>
+                            <w:r>
+                              <w:rPr>
+                                <w:sz w:val="20"/>
+                                <w:szCs w:val="20"/>
+                              </w:rPr>
+                              <w:t xml:space="preserve">    _</w:t>
+                            </w:r>
+                            <w:proofErr w:type="spellStart"/>
+                            <w:r>
+                              <w:rPr>
+                                <w:sz w:val="20"/>
+                                <w:szCs w:val="20"/>
+                              </w:rPr>
+                              <w:t>instances</w:t>
+                            </w:r>
+                            <w:proofErr w:type="spellEnd"/>
+                            <w:r>
+                              <w:rPr>
+                                <w:sz w:val="20"/>
+                                <w:szCs w:val="20"/>
+                              </w:rPr>
+                              <w:t xml:space="preserve"> = {}</w:t>
+                            </w:r>
+                          </w:p>
+                          <w:p>
+                            <w:pPr>
+                              <w:rPr>
+                                <w:sz w:val="20"/>
+                                <w:szCs w:val="20"/>
+                              </w:rPr>
+                            </w:pPr>
+                            <w:r>
+                              <w:rPr>
+                                <w:sz w:val="20"/>
+                                <w:szCs w:val="20"/>
+                              </w:rPr>
+                              <w:t xml:space="preserve">    _</w:t>
+                            </w:r>
+                            <w:proofErr w:type="spellStart"/>
+                            <w:r>
+                              <w:rPr>
+                                <w:sz w:val="20"/>
+                                <w:szCs w:val="20"/>
+                              </w:rPr>
+                              <w:t>lock</w:t>
+                            </w:r>
+                            <w:proofErr w:type="spellEnd"/>
+                            <w:r>
+                              <w:rPr>
+                                <w:sz w:val="20"/>
+                                <w:szCs w:val="20"/>
+                              </w:rPr>
+                              <w:t xml:space="preserve"> = </w:t>
+                            </w:r>
+                            <w:proofErr w:type="spellStart"/>
+                            <w:proofErr w:type="gramStart"/>
+                            <w:r>
+                              <w:rPr>
+                                <w:sz w:val="20"/>
+                                <w:szCs w:val="20"/>
+                              </w:rPr>
+                              <w:t>Lock</w:t>
+                            </w:r>
+                            <w:proofErr w:type="spellEnd"/>
+                            <w:r>
+                              <w:rPr>
+                                <w:sz w:val="20"/>
+                                <w:szCs w:val="20"/>
+                              </w:rPr>
+                              <w:t>(</w:t>
+                            </w:r>
+                            <w:proofErr w:type="gramEnd"/>
+                            <w:r>
+                              <w:rPr>
+                                <w:sz w:val="20"/>
+                                <w:szCs w:val="20"/>
+                              </w:rPr>
+                              <w:t>)</w:t>
+                            </w:r>
+                          </w:p>
+                          <w:p>
+                            <w:pPr>
+                              <w:rPr>
+                                <w:sz w:val="20"/>
+                                <w:szCs w:val="20"/>
+                              </w:rPr>
+                            </w:pPr>
+                          </w:p>
+                          <w:p>
+                            <w:pPr>
+                              <w:rPr>
+                                <w:sz w:val="20"/>
+                                <w:szCs w:val="20"/>
+                              </w:rPr>
+                            </w:pPr>
+                            <w:r>
+                              <w:rPr>
+                                <w:sz w:val="20"/>
+                                <w:szCs w:val="20"/>
+                              </w:rPr>
+                              <w:t xml:space="preserve">    </w:t>
+                            </w:r>
+                            <w:proofErr w:type="spellStart"/>
+                            <w:r>
+                              <w:rPr>
+                                <w:sz w:val="20"/>
+                                <w:szCs w:val="20"/>
+                              </w:rPr>
+                              <w:t>def</w:t>
+                            </w:r>
+                            <w:proofErr w:type="spellEnd"/>
+                            <w:r>
+                              <w:rPr>
+                                <w:sz w:val="20"/>
+                                <w:szCs w:val="20"/>
+                              </w:rPr>
+                              <w:t xml:space="preserve"> __</w:t>
+                            </w:r>
+                            <w:proofErr w:type="spellStart"/>
+                            <w:r>
+                              <w:rPr>
+                                <w:sz w:val="20"/>
+                                <w:szCs w:val="20"/>
+                              </w:rPr>
+                              <w:t>call</w:t>
+                            </w:r>
+                            <w:proofErr w:type="spellEnd"/>
+                            <w:r>
+                              <w:rPr>
+                                <w:sz w:val="20"/>
+                                <w:szCs w:val="20"/>
+                              </w:rPr>
+                              <w:t>_</w:t>
+                            </w:r>
+                            <w:proofErr w:type="gramStart"/>
+                            <w:r>
+                              <w:rPr>
+                                <w:sz w:val="20"/>
+                                <w:szCs w:val="20"/>
+                              </w:rPr>
+                              <w:t>_(</w:t>
+                            </w:r>
+                            <w:proofErr w:type="spellStart"/>
+                            <w:proofErr w:type="gramEnd"/>
+                            <w:r>
+                              <w:rPr>
+                                <w:sz w:val="20"/>
+                                <w:szCs w:val="20"/>
+                              </w:rPr>
+                              <w:t>cls</w:t>
+                            </w:r>
+                            <w:proofErr w:type="spellEnd"/>
+                            <w:r>
+                              <w:rPr>
+                                <w:sz w:val="20"/>
+                                <w:szCs w:val="20"/>
+                              </w:rPr>
+                              <w:t>, *</w:t>
+                            </w:r>
+                            <w:proofErr w:type="spellStart"/>
+                            <w:r>
+                              <w:rPr>
+                                <w:sz w:val="20"/>
+                                <w:szCs w:val="20"/>
+                              </w:rPr>
+                              <w:t>args</w:t>
+                            </w:r>
+                            <w:proofErr w:type="spellEnd"/>
+                            <w:r>
+                              <w:rPr>
+                                <w:sz w:val="20"/>
+                                <w:szCs w:val="20"/>
+                              </w:rPr>
+                              <w:t>, **</w:t>
+                            </w:r>
+                            <w:proofErr w:type="spellStart"/>
+                            <w:r>
+                              <w:rPr>
+                                <w:sz w:val="20"/>
+                                <w:szCs w:val="20"/>
+                              </w:rPr>
+                              <w:t>kwargs</w:t>
+                            </w:r>
+                            <w:proofErr w:type="spellEnd"/>
+                            <w:r>
+                              <w:rPr>
+                                <w:sz w:val="20"/>
+                                <w:szCs w:val="20"/>
+                              </w:rPr>
+                              <w:t>):</w:t>
+                            </w:r>
+                          </w:p>
+                          <w:p>
+                            <w:pPr>
+                              <w:rPr>
+                                <w:sz w:val="20"/>
+                                <w:szCs w:val="20"/>
+                              </w:rPr>
+                            </w:pPr>
+                            <w:r>
+                              <w:rPr>
+                                <w:sz w:val="20"/>
+                                <w:szCs w:val="20"/>
+                              </w:rPr>
+                              <w:t xml:space="preserve">        </w:t>
+                            </w:r>
+                            <w:proofErr w:type="spellStart"/>
+                            <w:r>
+                              <w:rPr>
+                                <w:sz w:val="20"/>
+                                <w:szCs w:val="20"/>
+                              </w:rPr>
+                              <w:t>if</w:t>
+                            </w:r>
+                            <w:proofErr w:type="spellEnd"/>
+                            <w:r>
+                              <w:rPr>
+                                <w:sz w:val="20"/>
+                                <w:szCs w:val="20"/>
+                              </w:rPr>
+                              <w:t xml:space="preserve"> </w:t>
+                            </w:r>
+                            <w:proofErr w:type="spellStart"/>
+                            <w:r>
+                              <w:rPr>
+                                <w:sz w:val="20"/>
+                                <w:szCs w:val="20"/>
+                              </w:rPr>
+                              <w:t>cls</w:t>
+                            </w:r>
+                            <w:proofErr w:type="spellEnd"/>
+                            <w:r>
+                              <w:rPr>
+                                <w:sz w:val="20"/>
+                                <w:szCs w:val="20"/>
+                              </w:rPr>
+                              <w:t xml:space="preserve"> </w:t>
+                            </w:r>
+                            <w:proofErr w:type="spellStart"/>
+                            <w:r>
+                              <w:rPr>
+                                <w:sz w:val="20"/>
+                                <w:szCs w:val="20"/>
+                              </w:rPr>
+                              <w:t>not</w:t>
+                            </w:r>
+                            <w:proofErr w:type="spellEnd"/>
+                            <w:r>
+                              <w:rPr>
+                                <w:sz w:val="20"/>
+                                <w:szCs w:val="20"/>
+                              </w:rPr>
+                              <w:t xml:space="preserve"> in </w:t>
+                            </w:r>
+                            <w:proofErr w:type="spellStart"/>
+                            <w:proofErr w:type="gramStart"/>
+                            <w:r>
+                              <w:rPr>
+                                <w:sz w:val="20"/>
+                                <w:szCs w:val="20"/>
+                              </w:rPr>
+                              <w:t>cls</w:t>
+                            </w:r>
+                            <w:proofErr w:type="spellEnd"/>
+                            <w:r>
+                              <w:rPr>
+                                <w:sz w:val="20"/>
+                                <w:szCs w:val="20"/>
+                              </w:rPr>
+                              <w:t>._</w:t>
+                            </w:r>
+                            <w:proofErr w:type="spellStart"/>
+                            <w:proofErr w:type="gramEnd"/>
+                            <w:r>
+                              <w:rPr>
+                                <w:sz w:val="20"/>
+                                <w:szCs w:val="20"/>
+                              </w:rPr>
+                              <w:t>instances</w:t>
+                            </w:r>
+                            <w:proofErr w:type="spellEnd"/>
+                            <w:r>
+                              <w:rPr>
+                                <w:sz w:val="20"/>
+                                <w:szCs w:val="20"/>
+                              </w:rPr>
+                              <w:t>:</w:t>
+                            </w:r>
+                          </w:p>
+                          <w:p>
+                            <w:pPr>
+                              <w:rPr>
+                                <w:sz w:val="20"/>
+                                <w:szCs w:val="20"/>
+                              </w:rPr>
+                            </w:pPr>
+                            <w:r>
+                              <w:rPr>
+                                <w:sz w:val="20"/>
+                                <w:szCs w:val="20"/>
+                              </w:rPr>
+                              <w:t xml:space="preserve">            </w:t>
+                            </w:r>
+                            <w:proofErr w:type="spellStart"/>
+                            <w:r>
+                              <w:rPr>
+                                <w:sz w:val="20"/>
+                                <w:szCs w:val="20"/>
+                              </w:rPr>
+                              <w:t>with</w:t>
+                            </w:r>
+                            <w:proofErr w:type="spellEnd"/>
+                            <w:r>
+                              <w:rPr>
+                                <w:sz w:val="20"/>
+                                <w:szCs w:val="20"/>
+                              </w:rPr>
+                              <w:t xml:space="preserve"> </w:t>
+                            </w:r>
+                            <w:proofErr w:type="spellStart"/>
+                            <w:proofErr w:type="gramStart"/>
+                            <w:r>
+                              <w:rPr>
+                                <w:sz w:val="20"/>
+                                <w:szCs w:val="20"/>
+                              </w:rPr>
+                              <w:t>cls</w:t>
+                            </w:r>
+                            <w:proofErr w:type="spellEnd"/>
+                            <w:r>
+                              <w:rPr>
+                                <w:sz w:val="20"/>
+                                <w:szCs w:val="20"/>
+                              </w:rPr>
+                              <w:t>._</w:t>
+                            </w:r>
+                            <w:proofErr w:type="spellStart"/>
+                            <w:proofErr w:type="gramEnd"/>
+                            <w:r>
+                              <w:rPr>
+                                <w:sz w:val="20"/>
+                                <w:szCs w:val="20"/>
+                              </w:rPr>
+                              <w:t>lock</w:t>
+                            </w:r>
+                            <w:proofErr w:type="spellEnd"/>
+                            <w:r>
+                              <w:rPr>
+                                <w:sz w:val="20"/>
+                                <w:szCs w:val="20"/>
+                              </w:rPr>
+                              <w:t>:</w:t>
+                            </w:r>
+                          </w:p>
+                          <w:p>
+                            <w:pPr>
+                              <w:rPr>
+                                <w:sz w:val="20"/>
+                                <w:szCs w:val="20"/>
+                              </w:rPr>
+                            </w:pPr>
+                            <w:r>
+                              <w:rPr>
+                                <w:sz w:val="20"/>
+                                <w:szCs w:val="20"/>
+                              </w:rPr>
+                              <w:t xml:space="preserve">                </w:t>
+                            </w:r>
+                            <w:proofErr w:type="spellStart"/>
+                            <w:r>
+                              <w:rPr>
+                                <w:sz w:val="20"/>
+                                <w:szCs w:val="20"/>
+                              </w:rPr>
+                              <w:t>if</w:t>
+                            </w:r>
+                            <w:proofErr w:type="spellEnd"/>
+                            <w:r>
+                              <w:rPr>
+                                <w:sz w:val="20"/>
+                                <w:szCs w:val="20"/>
+                              </w:rPr>
+                              <w:t xml:space="preserve"> </w:t>
+                            </w:r>
+                            <w:proofErr w:type="spellStart"/>
+                            <w:r>
+                              <w:rPr>
+                                <w:sz w:val="20"/>
+                                <w:szCs w:val="20"/>
+                              </w:rPr>
+                              <w:t>cls</w:t>
+                            </w:r>
+                            <w:proofErr w:type="spellEnd"/>
+                            <w:r>
+                              <w:rPr>
+                                <w:sz w:val="20"/>
+                                <w:szCs w:val="20"/>
+                              </w:rPr>
+                              <w:t xml:space="preserve"> </w:t>
+                            </w:r>
+                            <w:proofErr w:type="spellStart"/>
+                            <w:r>
+                              <w:rPr>
+                                <w:sz w:val="20"/>
+                                <w:szCs w:val="20"/>
+                              </w:rPr>
+                              <w:t>not</w:t>
+                            </w:r>
+                            <w:proofErr w:type="spellEnd"/>
+                            <w:r>
+                              <w:rPr>
+                                <w:sz w:val="20"/>
+                                <w:szCs w:val="20"/>
+                              </w:rPr>
+                              <w:t xml:space="preserve"> in </w:t>
+                            </w:r>
+                            <w:proofErr w:type="spellStart"/>
+                            <w:proofErr w:type="gramStart"/>
+                            <w:r>
+                              <w:rPr>
+                                <w:sz w:val="20"/>
+                                <w:szCs w:val="20"/>
+                              </w:rPr>
+                              <w:t>cls</w:t>
+                            </w:r>
+                            <w:proofErr w:type="spellEnd"/>
+                            <w:r>
+                              <w:rPr>
+                                <w:sz w:val="20"/>
+                                <w:szCs w:val="20"/>
+                              </w:rPr>
+                              <w:t>._</w:t>
+                            </w:r>
+                            <w:proofErr w:type="spellStart"/>
+                            <w:proofErr w:type="gramEnd"/>
+                            <w:r>
+                              <w:rPr>
+                                <w:sz w:val="20"/>
+                                <w:szCs w:val="20"/>
+                              </w:rPr>
+                              <w:t>instances</w:t>
+                            </w:r>
+                            <w:proofErr w:type="spellEnd"/>
+                            <w:r>
+                              <w:rPr>
+                                <w:sz w:val="20"/>
+                                <w:szCs w:val="20"/>
+                              </w:rPr>
+                              <w:t>:</w:t>
+                            </w:r>
+                          </w:p>
+                          <w:p>
+                            <w:pPr>
+                              <w:rPr>
+                                <w:sz w:val="20"/>
+                                <w:szCs w:val="20"/>
+                              </w:rPr>
+                            </w:pPr>
+                            <w:r>
+                              <w:rPr>
+                                <w:sz w:val="20"/>
+                                <w:szCs w:val="20"/>
+                              </w:rPr>
+                              <w:t xml:space="preserve">                    instancia = </w:t>
+                            </w:r>
+                            <w:proofErr w:type="gramStart"/>
+                            <w:r>
+                              <w:rPr>
+                                <w:sz w:val="20"/>
+                                <w:szCs w:val="20"/>
+                              </w:rPr>
+                              <w:t>super(</w:t>
+                            </w:r>
+                            <w:proofErr w:type="gramEnd"/>
+                            <w:r>
+                              <w:rPr>
+                                <w:sz w:val="20"/>
+                                <w:szCs w:val="20"/>
+                              </w:rPr>
+                              <w:t>).__</w:t>
+                            </w:r>
+                            <w:proofErr w:type="spellStart"/>
+                            <w:r>
+                              <w:rPr>
+                                <w:sz w:val="20"/>
+                                <w:szCs w:val="20"/>
+                              </w:rPr>
+                              <w:t>call</w:t>
+                            </w:r>
+                            <w:proofErr w:type="spellEnd"/>
+                            <w:r>
+                              <w:rPr>
+                                <w:sz w:val="20"/>
+                                <w:szCs w:val="20"/>
+                              </w:rPr>
+                              <w:t>__(*</w:t>
+                            </w:r>
+                            <w:proofErr w:type="spellStart"/>
+                            <w:r>
+                              <w:rPr>
+                                <w:sz w:val="20"/>
+                                <w:szCs w:val="20"/>
+                              </w:rPr>
+                              <w:t>args</w:t>
+                            </w:r>
+                            <w:proofErr w:type="spellEnd"/>
+                            <w:r>
+                              <w:rPr>
+                                <w:sz w:val="20"/>
+                                <w:szCs w:val="20"/>
+                              </w:rPr>
+                              <w:t>, **</w:t>
+                            </w:r>
+                            <w:proofErr w:type="spellStart"/>
+                            <w:r>
+                              <w:rPr>
+                                <w:sz w:val="20"/>
+                                <w:szCs w:val="20"/>
+                              </w:rPr>
+                              <w:t>kwargs</w:t>
+                            </w:r>
+                            <w:proofErr w:type="spellEnd"/>
+                            <w:r>
+                              <w:rPr>
+                                <w:sz w:val="20"/>
+                                <w:szCs w:val="20"/>
+                              </w:rPr>
+                              <w:t>)</w:t>
+                            </w:r>
+                          </w:p>
+                          <w:p>
+                            <w:pPr>
+                              <w:rPr>
+                                <w:sz w:val="20"/>
+                                <w:szCs w:val="20"/>
+                              </w:rPr>
+                            </w:pPr>
+                            <w:r>
+                              <w:rPr>
+                                <w:sz w:val="20"/>
+                                <w:szCs w:val="20"/>
+                              </w:rPr>
+                              <w:t xml:space="preserve">                    </w:t>
+                            </w:r>
+                            <w:proofErr w:type="spellStart"/>
+                            <w:proofErr w:type="gramStart"/>
+                            <w:r>
+                              <w:rPr>
+                                <w:sz w:val="20"/>
+                                <w:szCs w:val="20"/>
+                              </w:rPr>
+                              <w:t>cls</w:t>
+                            </w:r>
+                            <w:proofErr w:type="spellEnd"/>
+                            <w:r>
+                              <w:rPr>
+                                <w:sz w:val="20"/>
+                                <w:szCs w:val="20"/>
+                              </w:rPr>
+                              <w:t>._</w:t>
+                            </w:r>
+                            <w:proofErr w:type="spellStart"/>
+                            <w:proofErr w:type="gramEnd"/>
+                            <w:r>
+                              <w:rPr>
+                                <w:sz w:val="20"/>
+                                <w:szCs w:val="20"/>
+                              </w:rPr>
+                              <w:t>instances</w:t>
+                            </w:r>
+                            <w:proofErr w:type="spellEnd"/>
+                            <w:r>
+                              <w:rPr>
+                                <w:sz w:val="20"/>
+                                <w:szCs w:val="20"/>
+                              </w:rPr>
+                              <w:t>[</w:t>
+                            </w:r>
+                            <w:proofErr w:type="spellStart"/>
+                            <w:r>
+                              <w:rPr>
+                                <w:sz w:val="20"/>
+                                <w:szCs w:val="20"/>
+                              </w:rPr>
+                              <w:t>cls</w:t>
+                            </w:r>
+                            <w:proofErr w:type="spellEnd"/>
+                            <w:r>
+                              <w:rPr>
+                                <w:sz w:val="20"/>
+                                <w:szCs w:val="20"/>
+                              </w:rPr>
+                              <w:t>] = instancia</w:t>
+                            </w:r>
+                          </w:p>
+                          <w:p>
+                            <w:pPr>
+                              <w:rPr>
+                                <w:sz w:val="20"/>
+                                <w:szCs w:val="20"/>
+                              </w:rPr>
+                            </w:pPr>
+                            <w:r>
+                              <w:rPr>
+                                <w:sz w:val="20"/>
+                                <w:szCs w:val="20"/>
+                              </w:rPr>
+                              <w:t xml:space="preserve">        </w:t>
+                            </w:r>
+                            <w:proofErr w:type="spellStart"/>
+                            <w:r>
+                              <w:rPr>
+                                <w:sz w:val="20"/>
+                                <w:szCs w:val="20"/>
+                              </w:rPr>
+                              <w:t>return</w:t>
+                            </w:r>
+                            <w:proofErr w:type="spellEnd"/>
+                            <w:r>
+                              <w:rPr>
+                                <w:sz w:val="20"/>
+                                <w:szCs w:val="20"/>
+                              </w:rPr>
+                              <w:t xml:space="preserve"> </w:t>
+                            </w:r>
+                            <w:proofErr w:type="spellStart"/>
+                            <w:proofErr w:type="gramStart"/>
+                            <w:r>
+                              <w:rPr>
+                                <w:sz w:val="20"/>
+                                <w:szCs w:val="20"/>
+                              </w:rPr>
+                              <w:t>cls</w:t>
+                            </w:r>
+                            <w:proofErr w:type="spellEnd"/>
+                            <w:r>
+                              <w:rPr>
+                                <w:sz w:val="20"/>
+                                <w:szCs w:val="20"/>
+                              </w:rPr>
+                              <w:t>._</w:t>
+                            </w:r>
+                            <w:proofErr w:type="spellStart"/>
+                            <w:proofErr w:type="gramEnd"/>
+                            <w:r>
+                              <w:rPr>
+                                <w:sz w:val="20"/>
+                                <w:szCs w:val="20"/>
+                              </w:rPr>
+                              <w:t>instances</w:t>
+                            </w:r>
+                            <w:proofErr w:type="spellEnd"/>
+                            <w:r>
+                              <w:rPr>
+                                <w:sz w:val="20"/>
+                                <w:szCs w:val="20"/>
+                              </w:rPr>
+                              <w:t>[</w:t>
+                            </w:r>
+                            <w:proofErr w:type="spellStart"/>
+                            <w:r>
+                              <w:rPr>
+                                <w:sz w:val="20"/>
+                                <w:szCs w:val="20"/>
+                              </w:rPr>
+                              <w:t>cls</w:t>
+                            </w:r>
+                            <w:proofErr w:type="spellEnd"/>
+                            <w:r>
+                              <w:rPr>
+                                <w:sz w:val="20"/>
+                                <w:szCs w:val="20"/>
+                              </w:rPr>
+                              <w:t>]</w:t>
+                            </w:r>
+                          </w:p>
+                          <w:p>
+                            <w:pPr>
+                              <w:rPr>
+                                <w:sz w:val="20"/>
+                                <w:szCs w:val="20"/>
+                              </w:rPr>
+                            </w:pPr>
+                          </w:p>
+                          <w:p>
+                            <w:pPr>
+                              <w:rPr>
+                                <w:sz w:val="20"/>
+                                <w:szCs w:val="20"/>
+                              </w:rPr>
+                            </w:pPr>
+                            <w:proofErr w:type="spellStart"/>
+                            <w:r>
+                              <w:rPr>
+                                <w:sz w:val="20"/>
+                                <w:szCs w:val="20"/>
+                              </w:rPr>
+                              <w:t>class</w:t>
+                            </w:r>
+                            <w:proofErr w:type="spellEnd"/>
+                            <w:r>
+                              <w:rPr>
+                                <w:sz w:val="20"/>
+                                <w:szCs w:val="20"/>
+                              </w:rPr>
+                              <w:t xml:space="preserve"> DatabaseManager(</w:t>
+                            </w:r>
+                            <w:proofErr w:type="spellStart"/>
+                            <w:r>
+                              <w:rPr>
+                                <w:sz w:val="20"/>
+                                <w:szCs w:val="20"/>
+                              </w:rPr>
+                              <w:t>metaclass</w:t>
+                            </w:r>
+                            <w:proofErr w:type="spellEnd"/>
+                            <w:r>
+                              <w:rPr>
+                                <w:sz w:val="20"/>
+                                <w:szCs w:val="20"/>
+                              </w:rPr>
+                              <w:t>=</w:t>
+                            </w:r>
+                            <w:proofErr w:type="spellStart"/>
+                            <w:r>
+                              <w:rPr>
+                                <w:sz w:val="20"/>
+                                <w:szCs w:val="20"/>
+                              </w:rPr>
+                              <w:t>SingletonMeta</w:t>
+                            </w:r>
+                            <w:proofErr w:type="spellEnd"/>
+                            <w:r>
+                              <w:rPr>
+                                <w:sz w:val="20"/>
+                                <w:szCs w:val="20"/>
+                              </w:rPr>
+                              <w:t>):</w:t>
+                            </w:r>
+                          </w:p>
+                          <w:p>
+                            <w:pPr>
+                              <w:rPr>
+                                <w:sz w:val="20"/>
+                                <w:szCs w:val="20"/>
+                              </w:rPr>
+                            </w:pPr>
+                            <w:r>
+                              <w:rPr>
+                                <w:sz w:val="20"/>
+                                <w:szCs w:val="20"/>
+                              </w:rPr>
+                              <w:t xml:space="preserve">    """</w:t>
+                            </w:r>
+                            <w:proofErr w:type="spellStart"/>
+                            <w:r>
+                              <w:rPr>
+                                <w:sz w:val="20"/>
+                                <w:szCs w:val="20"/>
+                              </w:rPr>
+                              <w:t>Unica</w:t>
+                            </w:r>
+                            <w:proofErr w:type="spellEnd"/>
+                            <w:r>
+                              <w:rPr>
+                                <w:sz w:val="20"/>
+                                <w:szCs w:val="20"/>
+                              </w:rPr>
+                              <w:t xml:space="preserve"> instancia responsable de la BD local (SQLite) del SHCE."""</w:t>
+                            </w:r>
+                          </w:p>
+                          <w:p>
+                            <w:pPr>
+                              <w:rPr>
+                                <w:sz w:val="20"/>
+                                <w:szCs w:val="20"/>
+                              </w:rPr>
+                            </w:pPr>
+                          </w:p>
+                          <w:p>
+                            <w:pPr>
+                              <w:rPr>
+                                <w:sz w:val="20"/>
+                                <w:szCs w:val="20"/>
+                              </w:rPr>
+                            </w:pPr>
+                            <w:r>
+                              <w:rPr>
+                                <w:sz w:val="20"/>
+                                <w:szCs w:val="20"/>
+                              </w:rPr>
+                              <w:t xml:space="preserve">    </w:t>
+                            </w:r>
+                            <w:proofErr w:type="spellStart"/>
+                            <w:r>
+                              <w:rPr>
+                                <w:sz w:val="20"/>
+                                <w:szCs w:val="20"/>
+                              </w:rPr>
+                              <w:t>def</w:t>
+                            </w:r>
+                            <w:proofErr w:type="spellEnd"/>
+                            <w:r>
+                              <w:rPr>
+                                <w:sz w:val="20"/>
+                                <w:szCs w:val="20"/>
+                              </w:rPr>
+                              <w:t xml:space="preserve"> __</w:t>
+                            </w:r>
+                            <w:proofErr w:type="spellStart"/>
+                            <w:r>
+                              <w:rPr>
+                                <w:sz w:val="20"/>
+                                <w:szCs w:val="20"/>
+                              </w:rPr>
+                              <w:t>init</w:t>
+                            </w:r>
+                            <w:proofErr w:type="spellEnd"/>
+                            <w:r>
+                              <w:rPr>
+                                <w:sz w:val="20"/>
+                                <w:szCs w:val="20"/>
+                              </w:rPr>
+                              <w:t>_</w:t>
+                            </w:r>
+                            <w:proofErr w:type="gramStart"/>
+                            <w:r>
+                              <w:rPr>
+                                <w:sz w:val="20"/>
+                                <w:szCs w:val="20"/>
+                              </w:rPr>
+                              <w:t>_(</w:t>
+                            </w:r>
+                            <w:proofErr w:type="spellStart"/>
+                            <w:proofErr w:type="gramEnd"/>
+                            <w:r>
+                              <w:rPr>
+                                <w:sz w:val="20"/>
+                                <w:szCs w:val="20"/>
+                              </w:rPr>
+                              <w:t>self</w:t>
+                            </w:r>
+                            <w:proofErr w:type="spellEnd"/>
+                            <w:r>
+                              <w:rPr>
+                                <w:sz w:val="20"/>
+                                <w:szCs w:val="20"/>
+                              </w:rPr>
+                              <w:t xml:space="preserve">, </w:t>
+                            </w:r>
+                            <w:proofErr w:type="spellStart"/>
+                            <w:r>
+                              <w:rPr>
+                                <w:sz w:val="20"/>
+                                <w:szCs w:val="20"/>
+                              </w:rPr>
+                              <w:t>db_path</w:t>
+                            </w:r>
+                            <w:proofErr w:type="spellEnd"/>
+                            <w:r>
+                              <w:rPr>
+                                <w:sz w:val="20"/>
+                                <w:szCs w:val="20"/>
+                              </w:rPr>
+                              <w:t>="</w:t>
+                            </w:r>
+                            <w:proofErr w:type="spellStart"/>
+                            <w:r>
+                              <w:rPr>
+                                <w:sz w:val="20"/>
+                                <w:szCs w:val="20"/>
+                              </w:rPr>
+                              <w:t>shce_local.db</w:t>
+                            </w:r>
+                            <w:proofErr w:type="spellEnd"/>
+                            <w:r>
+                              <w:rPr>
+                                <w:sz w:val="20"/>
+                                <w:szCs w:val="20"/>
+                              </w:rPr>
+                              <w:t>"):</w:t>
+                            </w:r>
+                          </w:p>
+                          <w:p>
+                            <w:pPr>
+                              <w:rPr>
+                                <w:sz w:val="20"/>
+                                <w:szCs w:val="20"/>
+                              </w:rPr>
+                            </w:pPr>
+                            <w:r>
+                              <w:rPr>
+                                <w:sz w:val="20"/>
+                                <w:szCs w:val="20"/>
+                              </w:rPr>
+                              <w:t xml:space="preserve">        </w:t>
+                            </w:r>
+                            <w:proofErr w:type="spellStart"/>
+                            <w:r>
+                              <w:rPr>
+                                <w:sz w:val="20"/>
+                                <w:szCs w:val="20"/>
+                              </w:rPr>
+                              <w:t>self.db_path</w:t>
+                            </w:r>
+                            <w:proofErr w:type="spellEnd"/>
+                            <w:r>
+                              <w:rPr>
+                                <w:sz w:val="20"/>
+                                <w:szCs w:val="20"/>
+                              </w:rPr>
+                              <w:t xml:space="preserve"> = </w:t>
+                            </w:r>
+                            <w:proofErr w:type="spellStart"/>
+                            <w:r>
+                              <w:rPr>
+                                <w:sz w:val="20"/>
+                                <w:szCs w:val="20"/>
+                              </w:rPr>
+                              <w:t>db_path</w:t>
+                            </w:r>
+                            <w:proofErr w:type="spellEnd"/>
+                          </w:p>
+                          <w:p>
+                            <w:pPr>
+                              <w:rPr>
+                                <w:sz w:val="20"/>
+                                <w:szCs w:val="20"/>
+                              </w:rPr>
+                            </w:pPr>
+                            <w:r>
+                              <w:rPr>
+                                <w:sz w:val="20"/>
+                                <w:szCs w:val="20"/>
+                              </w:rPr>
+                              <w:t xml:space="preserve">        </w:t>
+                            </w:r>
+                            <w:proofErr w:type="spellStart"/>
+                            <w:proofErr w:type="gramStart"/>
+                            <w:r>
+                              <w:rPr>
+                                <w:sz w:val="20"/>
+                                <w:szCs w:val="20"/>
+                              </w:rPr>
+                              <w:t>self</w:t>
+                            </w:r>
+                            <w:proofErr w:type="spellEnd"/>
+                            <w:r>
+                              <w:rPr>
+                                <w:sz w:val="20"/>
+                                <w:szCs w:val="20"/>
+                              </w:rPr>
+                              <w:t>._</w:t>
+                            </w:r>
+                            <w:proofErr w:type="spellStart"/>
+                            <w:proofErr w:type="gramEnd"/>
+                            <w:r>
+                              <w:rPr>
+                                <w:sz w:val="20"/>
+                                <w:szCs w:val="20"/>
+                              </w:rPr>
+                              <w:t>connection</w:t>
+                            </w:r>
+                            <w:proofErr w:type="spellEnd"/>
+                            <w:r>
+                              <w:rPr>
+                                <w:sz w:val="20"/>
+                                <w:szCs w:val="20"/>
+                              </w:rPr>
+                              <w:t xml:space="preserve"> = sqlite3.connect(</w:t>
+                            </w:r>
+                            <w:proofErr w:type="spellStart"/>
+                            <w:r>
+                              <w:rPr>
+                                <w:sz w:val="20"/>
+                                <w:szCs w:val="20"/>
+                              </w:rPr>
+                              <w:t>self.db_path</w:t>
+                            </w:r>
+                            <w:proofErr w:type="spellEnd"/>
+                            <w:r>
+                              <w:rPr>
+                                <w:sz w:val="20"/>
+                                <w:szCs w:val="20"/>
+                              </w:rPr>
+                              <w:t xml:space="preserve">, </w:t>
+                            </w:r>
+                            <w:proofErr w:type="spellStart"/>
+                            <w:r>
+                              <w:rPr>
+                                <w:sz w:val="20"/>
+                                <w:szCs w:val="20"/>
+                              </w:rPr>
+                              <w:t>check_same_thread</w:t>
+                            </w:r>
+                            <w:proofErr w:type="spellEnd"/>
+                            <w:r>
+                              <w:rPr>
+                                <w:sz w:val="20"/>
+                                <w:szCs w:val="20"/>
+                              </w:rPr>
+                              <w:t>=False)</w:t>
+                            </w:r>
+                          </w:p>
+                          <w:p>
+                            <w:pPr>
+                              <w:rPr>
+                                <w:sz w:val="20"/>
+                                <w:szCs w:val="20"/>
+                              </w:rPr>
+                            </w:pPr>
+                            <w:r>
+                              <w:rPr>
+                                <w:sz w:val="20"/>
+                                <w:szCs w:val="20"/>
+                              </w:rPr>
+                              <w:t xml:space="preserve">        </w:t>
+                            </w:r>
+                            <w:proofErr w:type="spellStart"/>
+                            <w:r>
+                              <w:rPr>
+                                <w:sz w:val="20"/>
+                                <w:szCs w:val="20"/>
+                              </w:rPr>
+                              <w:t>self</w:t>
+                            </w:r>
+                            <w:proofErr w:type="spellEnd"/>
+                            <w:r>
+                              <w:rPr>
+                                <w:sz w:val="20"/>
+                                <w:szCs w:val="20"/>
+                              </w:rPr>
+                              <w:t>._</w:t>
+                            </w:r>
+                            <w:proofErr w:type="spellStart"/>
+                            <w:r>
+                              <w:rPr>
+                                <w:sz w:val="20"/>
+                                <w:szCs w:val="20"/>
+                              </w:rPr>
+                              <w:t>connection.row_factory</w:t>
+                            </w:r>
+                            <w:proofErr w:type="spellEnd"/>
+                            <w:r>
+                              <w:rPr>
+                                <w:sz w:val="20"/>
+                                <w:szCs w:val="20"/>
+                              </w:rPr>
+                              <w:t xml:space="preserve"> = sqlite3.Row</w:t>
+                            </w:r>
+                          </w:p>
+                          <w:p>
+                            <w:pPr>
+                              <w:rPr>
+                                <w:sz w:val="20"/>
+                                <w:szCs w:val="20"/>
+                              </w:rPr>
+                            </w:pPr>
+                            <w:r>
+                              <w:rPr>
+                                <w:sz w:val="20"/>
+                                <w:szCs w:val="20"/>
+                              </w:rPr>
+                              <w:t xml:space="preserve">        </w:t>
+                            </w:r>
+                            <w:proofErr w:type="spellStart"/>
+                            <w:proofErr w:type="gramStart"/>
+                            <w:r>
+                              <w:rPr>
+                                <w:sz w:val="20"/>
+                                <w:szCs w:val="20"/>
+                              </w:rPr>
+                              <w:t>self</w:t>
+                            </w:r>
+                            <w:proofErr w:type="spellEnd"/>
+                            <w:r>
+                              <w:rPr>
+                                <w:sz w:val="20"/>
+                                <w:szCs w:val="20"/>
+                              </w:rPr>
+                              <w:t>._</w:t>
+                            </w:r>
+                            <w:proofErr w:type="spellStart"/>
+                            <w:proofErr w:type="gramEnd"/>
+                            <w:r>
+                              <w:rPr>
+                                <w:sz w:val="20"/>
+                                <w:szCs w:val="20"/>
+                              </w:rPr>
+                              <w:t>crear_tablas</w:t>
+                            </w:r>
+                            <w:proofErr w:type="spellEnd"/>
+                            <w:r>
+                              <w:rPr>
+                                <w:sz w:val="20"/>
+                                <w:szCs w:val="20"/>
+                              </w:rPr>
+                              <w:t>()</w:t>
+                            </w:r>
+                          </w:p>
+                          <w:p>
+                            <w:pPr>
+                              <w:rPr>
+                                <w:sz w:val="20"/>
+                                <w:szCs w:val="20"/>
+                              </w:rPr>
+                            </w:pPr>
+                            <w:r>
+                              <w:rPr>
+                                <w:sz w:val="20"/>
+                                <w:szCs w:val="20"/>
+                              </w:rPr>
+                              <w:t xml:space="preserve">        </w:t>
+                            </w:r>
+                            <w:proofErr w:type="spellStart"/>
+                            <w:proofErr w:type="gramStart"/>
+                            <w:r>
+                              <w:rPr>
+                                <w:sz w:val="20"/>
+                                <w:szCs w:val="20"/>
+                              </w:rPr>
+                              <w:t>self</w:t>
+                            </w:r>
+                            <w:proofErr w:type="spellEnd"/>
+                            <w:r>
+                              <w:rPr>
+                                <w:sz w:val="20"/>
+                                <w:szCs w:val="20"/>
+                              </w:rPr>
+                              <w:t>._</w:t>
+                            </w:r>
+                            <w:proofErr w:type="spellStart"/>
+                            <w:proofErr w:type="gramEnd"/>
+                            <w:r>
+                              <w:rPr>
+                                <w:sz w:val="20"/>
+                                <w:szCs w:val="20"/>
+                              </w:rPr>
+                              <w:t>sembrar_usuarios_iniciales</w:t>
+                            </w:r>
+                            <w:proofErr w:type="spellEnd"/>
+                            <w:r>
+                              <w:rPr>
+                                <w:sz w:val="20"/>
+                                <w:szCs w:val="20"/>
+                              </w:rPr>
+                              <w:t>()</w:t>
+                            </w:r>
+                          </w:p>
+                          <w:p>
+                            <w:pPr>
+                              <w:rPr>
+                                <w:sz w:val="20"/>
+                                <w:szCs w:val="20"/>
+                              </w:rPr>
+                            </w:pPr>
+                            <w:r>
+                              <w:rPr>
+                                <w:sz w:val="20"/>
+                                <w:szCs w:val="20"/>
+                              </w:rPr>
+                              <w:t xml:space="preserve">        </w:t>
+                            </w:r>
+                            <w:proofErr w:type="spellStart"/>
+                            <w:r>
+                              <w:rPr>
+                                <w:sz w:val="20"/>
+                                <w:szCs w:val="20"/>
+                              </w:rPr>
+                              <w:t>print</w:t>
+                            </w:r>
+                            <w:proofErr w:type="spellEnd"/>
+                            <w:r>
+                              <w:rPr>
+                                <w:sz w:val="20"/>
+                                <w:szCs w:val="20"/>
+                              </w:rPr>
+                              <w:t xml:space="preserve">(f"[DatabaseManager] Instancia </w:t>
+                            </w:r>
+                            <w:proofErr w:type="spellStart"/>
+                            <w:r>
+                              <w:rPr>
+                                <w:sz w:val="20"/>
+                                <w:szCs w:val="20"/>
+                              </w:rPr>
+                              <w:t>unica</w:t>
+                            </w:r>
+                            <w:proofErr w:type="spellEnd"/>
+                            <w:r>
+                              <w:rPr>
+                                <w:sz w:val="20"/>
+                                <w:szCs w:val="20"/>
+                              </w:rPr>
+                              <w:t xml:space="preserve"> inicializada -&gt; {</w:t>
+                            </w:r>
+                            <w:proofErr w:type="spellStart"/>
+                            <w:r>
+                              <w:rPr>
+                                <w:sz w:val="20"/>
+                                <w:szCs w:val="20"/>
+                              </w:rPr>
+                              <w:t>db_path</w:t>
+                            </w:r>
+                            <w:proofErr w:type="spellEnd"/>
+                            <w:r>
+                              <w:rPr>
+                                <w:sz w:val="20"/>
+                                <w:szCs w:val="20"/>
+                              </w:rPr>
+                              <w:t>}")</w:t>
+                            </w:r>
+                          </w:p>
+                        </w:txbxContent>
+                      </wps:txbx>
+                      <wps:bodyPr rot="0" spcFirstLastPara="0" vertOverflow="overflow" horzOverflow="overflow" vert="horz" wrap="square" lIns="91440" tIns="45720" rIns="91440" bIns="45720" numCol="1" spcCol="0" rtlCol="0" fromWordArt="0" anchor="t" anchorCtr="0" forceAA="0" compatLnSpc="1">
+                        <a:prstTxWarp prst="textNoShape">
+                          <a:avLst/>
+                        </a:prstTxWarp>
+                        <a:noAutofit/>
+                      </wps:bodyPr>
+                    </wps:wsp>
+                  </a:graphicData>
+                </a:graphic>
+                <wp14:sizeRelV relativeFrom="margin">
+                  <wp14:pctHeight>0</wp14:pctHeight>
+                </wp14:sizeRelV>
+              </wp:anchor>
+            </w:drawing>
+          </mc:Choice>
+          <mc:Fallback>
+            <w:pict>
+              <v:shapetype w14:anchorId="058BDAF1" id="_x0000_t202" coordsize="21600,21600" o:spt="202" path="m,l,21600r21600,l21600,xe">
+                <v:stroke joinstyle="miter"/>
+                <v:path gradientshapeok="t" o:connecttype="rect"/>
+              </v:shapetype>
+              <v:shape id="Cuadro de texto 1" o:spid="_x0000_s1026" type="#_x0000_t202" style="position:absolute;left:0;text-align:left;margin-left:-8.85pt;margin-top:14.4pt;width:481.2pt;height:534pt;z-index:251660288;visibility:visible;mso-wrap-style:square;mso-height-percent:0;mso-wrap-distance-left:9pt;mso-wrap-distance-top:0;mso-wrap-distance-right:9pt;mso-wrap-distance-bottom:0;mso-position-horizontal:absolute;mso-position-horizontal-relative:text;mso-position-vertical:absolute;mso-position-vertical-relative:text;mso-height-percent:0;mso-height-relative:margin;v-text-anchor:top" o:gfxdata="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" fillcolor="#e8e8e8 [3214]" strokeweight=".5pt">
+                <v:textbox>
+                  <w:txbxContent>
+                    <w:p>
+                      <w:pPr>
+                        <w:rPr>
+                          <w:sz w:val="20"/>
+                          <w:szCs w:val="20"/>
+                        </w:rPr>
+                      </w:pPr>
+                      <w:proofErr w:type="spellStart"/>
+                      <w:r>
+                        <w:rPr>
+                          <w:sz w:val="20"/>
+                          <w:szCs w:val="20"/>
+                        </w:rPr>
+                        <w:t>class</w:t>
+                      </w:r>
+                      <w:proofErr w:type="spellEnd"/>
+                      <w:r>
+                        <w:rPr>
+                          <w:sz w:val="20"/>
+                          <w:szCs w:val="20"/>
+                        </w:rPr>
+                        <w:t xml:space="preserve"> </w:t>
+                      </w:r>
+                      <w:proofErr w:type="spellStart"/>
+                      <w:r>
+                        <w:rPr>
+                          <w:sz w:val="20"/>
+                          <w:szCs w:val="20"/>
+                        </w:rPr>
+                        <w:t>SingletonMeta</w:t>
+                      </w:r>
+                      <w:proofErr w:type="spellEnd"/>
+                      <w:r>
+                        <w:rPr>
+                          <w:sz w:val="20"/>
+                          <w:szCs w:val="20"/>
+                        </w:rPr>
+                        <w:t>(</w:t>
+                      </w:r>
+                      <w:proofErr w:type="spellStart"/>
+                      <w:r>
+                        <w:rPr>
+                          <w:sz w:val="20"/>
+                          <w:szCs w:val="20"/>
+                        </w:rPr>
+                        <w:t>type</w:t>
+                      </w:r>
+                      <w:proofErr w:type="spellEnd"/>
+                      <w:r>
+                        <w:rPr>
+                          <w:sz w:val="20"/>
+                          <w:szCs w:val="20"/>
+                        </w:rPr>
+                        <w:t>):</w:t>
+                      </w:r>
+                    </w:p>
+                    <w:p>
+                      <w:pPr>
+                        <w:rPr>
+                          <w:sz w:val="20"/>
+                          <w:szCs w:val="20"/>
+                        </w:rPr>
+                      </w:pPr>
+                      <w:r>
+                        <w:rPr>
+                          <w:sz w:val="20"/>
+                          <w:szCs w:val="20"/>
+                        </w:rPr>
+                        <w:t xml:space="preserve">    """</w:t>
+                      </w:r>
+                      <w:proofErr w:type="spellStart"/>
+                      <w:r>
+                        <w:rPr>
+                          <w:sz w:val="20"/>
+                          <w:szCs w:val="20"/>
+                        </w:rPr>
+                        <w:t>Metaclase</w:t>
+                      </w:r>
+                      <w:proofErr w:type="spellEnd"/>
+                      <w:r>
+                        <w:rPr>
+                          <w:sz w:val="20"/>
+                          <w:szCs w:val="20"/>
+                        </w:rPr>
+                        <w:t xml:space="preserve"> Singleton </w:t>
+                      </w:r>
+                      <w:proofErr w:type="spellStart"/>
+                      <w:r>
+                        <w:rPr>
+                          <w:sz w:val="20"/>
+                          <w:szCs w:val="20"/>
+                        </w:rPr>
+                        <w:t>thread-safe</w:t>
+                      </w:r>
+                      <w:proofErr w:type="spellEnd"/>
+                      <w:r>
+                        <w:rPr>
+                          <w:sz w:val="20"/>
+                          <w:szCs w:val="20"/>
+                        </w:rPr>
+                        <w:t xml:space="preserve"> (</w:t>
+                      </w:r>
+                      <w:proofErr w:type="spellStart"/>
+                      <w:r>
+                        <w:rPr>
+                          <w:sz w:val="20"/>
+                          <w:szCs w:val="20"/>
+                        </w:rPr>
+                        <w:t>double-checked</w:t>
+                      </w:r>
+                      <w:proofErr w:type="spellEnd"/>
+                      <w:r>
+                        <w:rPr>
+                          <w:sz w:val="20"/>
+                          <w:szCs w:val="20"/>
+                        </w:rPr>
+                        <w:t xml:space="preserve"> </w:t>
+                      </w:r>
+                      <w:proofErr w:type="spellStart"/>
+                      <w:r>
+                        <w:rPr>
+                          <w:sz w:val="20"/>
+                          <w:szCs w:val="20"/>
+                        </w:rPr>
+                        <w:t>locking</w:t>
+                      </w:r>
+                      <w:proofErr w:type="spellEnd"/>
+                      <w:r>
+                        <w:rPr>
+                          <w:sz w:val="20"/>
+                          <w:szCs w:val="20"/>
+                        </w:rPr>
+                        <w:t>)."""</w:t>
+                      </w:r>
+                    </w:p>
+                    <w:p>
+                      <w:pPr>
+                        <w:rPr>
+                          <w:sz w:val="20"/>
+                          <w:szCs w:val="20"/>
+                        </w:rPr>
+                      </w:pPr>
+                    </w:p>
+                    <w:p>
+                      <w:pPr>
+                        <w:rPr>
+                          <w:sz w:val="20"/>
+                          <w:szCs w:val="20"/>
+                        </w:rPr>
+                      </w:pPr>
+                      <w:r>
+                        <w:rPr>
+                          <w:sz w:val="20"/>
+                          <w:szCs w:val="20"/>
+                        </w:rPr>
+                        <w:t xml:space="preserve">    _</w:t>
+                      </w:r>
+                      <w:proofErr w:type="spellStart"/>
+                      <w:r>
+                        <w:rPr>
+                          <w:sz w:val="20"/>
+                          <w:szCs w:val="20"/>
+                        </w:rPr>
+                        <w:t>instances</w:t>
+                      </w:r>
+                      <w:proofErr w:type="spellEnd"/>
+                      <w:r>
+                        <w:rPr>
+                          <w:sz w:val="20"/>
+                          <w:szCs w:val="20"/>
+                        </w:rPr>
+                        <w:t xml:space="preserve"> = {}</w:t>
+                      </w:r>
+                    </w:p>
+                    <w:p>
+                      <w:pPr>
+                        <w:rPr>
+                          <w:sz w:val="20"/>
+                          <w:szCs w:val="20"/>
+                        </w:rPr>
+                      </w:pPr>
+                      <w:r>
+                        <w:rPr>
+                          <w:sz w:val="20"/>
+                          <w:szCs w:val="20"/>
+                        </w:rPr>
+                        <w:t xml:space="preserve">    _</w:t>
+                      </w:r>
+                      <w:proofErr w:type="spellStart"/>
+                      <w:r>
+                        <w:rPr>
+                          <w:sz w:val="20"/>
+                          <w:szCs w:val="20"/>
+                        </w:rPr>
+                        <w:t>lock</w:t>
+                      </w:r>
+                      <w:proofErr w:type="spellEnd"/>
+                      <w:r>
+                        <w:rPr>
+                          <w:sz w:val="20"/>
+                          <w:szCs w:val="20"/>
+                        </w:rPr>
+                        <w:t xml:space="preserve"> = </w:t>
+                      </w:r>
+                      <w:proofErr w:type="spellStart"/>
+                      <w:proofErr w:type="gramStart"/>
+                      <w:r>
+                        <w:rPr>
+                          <w:sz w:val="20"/>
+                          <w:szCs w:val="20"/>
+                        </w:rPr>
+                        <w:t>Lock</w:t>
+                      </w:r>
+                      <w:proofErr w:type="spellEnd"/>
+                      <w:r>
+                        <w:rPr>
+                          <w:sz w:val="20"/>
+                          <w:szCs w:val="20"/>
+                        </w:rPr>
+                        <w:t>(</w:t>
+                      </w:r>
+                      <w:proofErr w:type="gramEnd"/>
+                      <w:r>
+                        <w:rPr>
+                          <w:sz w:val="20"/>
+                          <w:szCs w:val="20"/>
+                        </w:rPr>
+                        <w:t>)</w:t>
+                      </w:r>
+                    </w:p>
+                    <w:p>
+                      <w:pPr>
+                        <w:rPr>
+                          <w:sz w:val="20"/>
+                          <w:szCs w:val="20"/>
+                        </w:rPr>
+                      </w:pPr>
+                    </w:p>
+                    <w:p>
+                      <w:pPr>
+                        <w:rPr>
+                          <w:sz w:val="20"/>
+                          <w:szCs w:val="20"/>
+                        </w:rPr>
+                      </w:pPr>
+                      <w:r>
+                        <w:rPr>
+                          <w:sz w:val="20"/>
+                          <w:szCs w:val="20"/>
+                        </w:rPr>
+                        <w:t xml:space="preserve">    </w:t>
+                      </w:r>
+                      <w:proofErr w:type="spellStart"/>
+                      <w:r>
+                        <w:rPr>
+                          <w:sz w:val="20"/>
+                          <w:szCs w:val="20"/>
+                        </w:rPr>
+                        <w:t>def</w:t>
+                      </w:r>
+                      <w:proofErr w:type="spellEnd"/>
+                      <w:r>
+                        <w:rPr>
+                          <w:sz w:val="20"/>
+                          <w:szCs w:val="20"/>
+                        </w:rPr>
+                        <w:t xml:space="preserve"> __</w:t>
+                      </w:r>
+                      <w:proofErr w:type="spellStart"/>
+                      <w:r>
+                        <w:rPr>
+                          <w:sz w:val="20"/>
+                          <w:szCs w:val="20"/>
+                        </w:rPr>
+                        <w:t>call</w:t>
+                      </w:r>
+                      <w:proofErr w:type="spellEnd"/>
+                      <w:r>
+                        <w:rPr>
+                          <w:sz w:val="20"/>
+                          <w:szCs w:val="20"/>
+                        </w:rPr>
+                        <w:t>_</w:t>
+                      </w:r>
+                      <w:proofErr w:type="gramStart"/>
+                      <w:r>
+                        <w:rPr>
+                          <w:sz w:val="20"/>
+                          <w:szCs w:val="20"/>
+                        </w:rPr>
+                        <w:t>_(</w:t>
+                      </w:r>
+                      <w:proofErr w:type="spellStart"/>
+                      <w:proofErr w:type="gramEnd"/>
+                      <w:r>
+                        <w:rPr>
+                          <w:sz w:val="20"/>
+                          <w:szCs w:val="20"/>
+                        </w:rPr>
+                        <w:t>cls</w:t>
+                      </w:r>
+                      <w:proofErr w:type="spellEnd"/>
+                      <w:r>
+                        <w:rPr>
+                          <w:sz w:val="20"/>
+                          <w:szCs w:val="20"/>
+                        </w:rPr>
+                        <w:t>, *</w:t>
+                      </w:r>
+                      <w:proofErr w:type="spellStart"/>
+                      <w:r>
+                        <w:rPr>
+                          <w:sz w:val="20"/>
+                          <w:szCs w:val="20"/>
+                        </w:rPr>
+                        <w:t>args</w:t>
+                      </w:r>
+                      <w:proofErr w:type="spellEnd"/>
+                      <w:r>
+                        <w:rPr>
+                          <w:sz w:val="20"/>
+                          <w:szCs w:val="20"/>
+                        </w:rPr>
+                        <w:t>, **</w:t>
+                      </w:r>
+                      <w:proofErr w:type="spellStart"/>
+                      <w:r>
+                        <w:rPr>
+                          <w:sz w:val="20"/>
+                          <w:szCs w:val="20"/>
+                        </w:rPr>
+                        <w:t>kwargs</w:t>
+                      </w:r>
+                      <w:proofErr w:type="spellEnd"/>
+                      <w:r>
+                        <w:rPr>
+                          <w:sz w:val="20"/>
+                          <w:szCs w:val="20"/>
+                        </w:rPr>
+                        <w:t>):</w:t>
+                      </w:r>
+                    </w:p>
+                    <w:p>
+                      <w:pPr>
+                        <w:rPr>
+                          <w:sz w:val="20"/>
+                          <w:szCs w:val="20"/>
+                        </w:rPr>
+                      </w:pPr>
+                      <w:r>
+                        <w:rPr>
+                          <w:sz w:val="20"/>
+                          <w:szCs w:val="20"/>
+                        </w:rPr>
+                        <w:t xml:space="preserve">        </w:t>
+                      </w:r>
+                      <w:proofErr w:type="spellStart"/>
+                      <w:r>
+                        <w:rPr>
+                          <w:sz w:val="20"/>
+                          <w:szCs w:val="20"/>
+                        </w:rPr>
+                        <w:t>if</w:t>
+                      </w:r>
+                      <w:proofErr w:type="spellEnd"/>
+                      <w:r>
+                        <w:rPr>
+                          <w:sz w:val="20"/>
+                          <w:szCs w:val="20"/>
+                        </w:rPr>
+                        <w:t xml:space="preserve"> </w:t>
+                      </w:r>
+                      <w:proofErr w:type="spellStart"/>
+                      <w:r>
+                        <w:rPr>
+                          <w:sz w:val="20"/>
+                          <w:szCs w:val="20"/>
+                        </w:rPr>
+                        <w:t>cls</w:t>
+                      </w:r>
+                      <w:proofErr w:type="spellEnd"/>
+                      <w:r>
+                        <w:rPr>
+                          <w:sz w:val="20"/>
+                          <w:szCs w:val="20"/>
+                        </w:rPr>
+                        <w:t xml:space="preserve"> </w:t>
+                      </w:r>
+                      <w:proofErr w:type="spellStart"/>
+                      <w:r>
+                        <w:rPr>
+                          <w:sz w:val="20"/>
+                          <w:szCs w:val="20"/>
+                        </w:rPr>
+                        <w:t>not</w:t>
+                      </w:r>
+                      <w:proofErr w:type="spellEnd"/>
+                      <w:r>
+                        <w:rPr>
+                          <w:sz w:val="20"/>
+                          <w:szCs w:val="20"/>
+                        </w:rPr>
+                        <w:t xml:space="preserve"> in </w:t>
+                      </w:r>
+                      <w:proofErr w:type="spellStart"/>
+                      <w:proofErr w:type="gramStart"/>
+                      <w:r>
+                        <w:rPr>
+                          <w:sz w:val="20"/>
+                          <w:szCs w:val="20"/>
+                        </w:rPr>
+                        <w:t>cls</w:t>
+                      </w:r>
+                      <w:proofErr w:type="spellEnd"/>
+                      <w:r>
+                        <w:rPr>
+                          <w:sz w:val="20"/>
+                          <w:szCs w:val="20"/>
+                        </w:rPr>
+                        <w:t>._</w:t>
+                      </w:r>
+                      <w:proofErr w:type="spellStart"/>
+                      <w:proofErr w:type="gramEnd"/>
+                      <w:r>
+                        <w:rPr>
+                          <w:sz w:val="20"/>
+                          <w:szCs w:val="20"/>
+                        </w:rPr>
+                        <w:t>instances</w:t>
+                      </w:r>
+                      <w:proofErr w:type="spellEnd"/>
+                      <w:r>
+                        <w:rPr>
+                          <w:sz w:val="20"/>
+                          <w:szCs w:val="20"/>
+                        </w:rPr>
+                        <w:t>:</w:t>
+                      </w:r>
+                    </w:p>
+                    <w:p>
+                      <w:pPr>
+                        <w:rPr>
+                          <w:sz w:val="20"/>
+                          <w:szCs w:val="20"/>
+                        </w:rPr>
+                      </w:pPr>
+                      <w:r>
+                        <w:rPr>
+                          <w:sz w:val="20"/>
+                          <w:szCs w:val="20"/>
+                        </w:rPr>
+                        <w:t xml:space="preserve">            </w:t>
+                      </w:r>
+                      <w:proofErr w:type="spellStart"/>
+                      <w:r>
+                        <w:rPr>
+                          <w:sz w:val="20"/>
+                          <w:szCs w:val="20"/>
+                        </w:rPr>
+                        <w:t>with</w:t>
+                      </w:r>
+                      <w:proofErr w:type="spellEnd"/>
+                      <w:r>
+                        <w:rPr>
+                          <w:sz w:val="20"/>
+                          <w:szCs w:val="20"/>
+                        </w:rPr>
+                        <w:t xml:space="preserve"> </w:t>
+                      </w:r>
+                      <w:proofErr w:type="spellStart"/>
+                      <w:proofErr w:type="gramStart"/>
+                      <w:r>
+                        <w:rPr>
+                          <w:sz w:val="20"/>
+                          <w:szCs w:val="20"/>
+                        </w:rPr>
+                        <w:t>cls</w:t>
+                      </w:r>
+                      <w:proofErr w:type="spellEnd"/>
+                      <w:r>
+                        <w:rPr>
+                          <w:sz w:val="20"/>
+                          <w:szCs w:val="20"/>
+                        </w:rPr>
+                        <w:t>._</w:t>
+                      </w:r>
+                      <w:proofErr w:type="spellStart"/>
+                      <w:proofErr w:type="gramEnd"/>
+                      <w:r>
+                        <w:rPr>
+                          <w:sz w:val="20"/>
+                          <w:szCs w:val="20"/>
+                        </w:rPr>
+                        <w:t>lock</w:t>
+                      </w:r>
+                      <w:proofErr w:type="spellEnd"/>
+                      <w:r>
+                        <w:rPr>
+                          <w:sz w:val="20"/>
+                          <w:szCs w:val="20"/>
+                        </w:rPr>
+                        <w:t>:</w:t>
+                      </w:r>
+                    </w:p>
+                    <w:p>
+                      <w:pPr>
+                        <w:rPr>
+                          <w:sz w:val="20"/>
+                          <w:szCs w:val="20"/>
+                        </w:rPr>
+                      </w:pPr>
+                      <w:r>
+                        <w:rPr>
+                          <w:sz w:val="20"/>
+                          <w:szCs w:val="20"/>
+                        </w:rPr>
+                        <w:t xml:space="preserve">                </w:t>
+                      </w:r>
+                      <w:proofErr w:type="spellStart"/>
+                      <w:r>
+                        <w:rPr>
+                          <w:sz w:val="20"/>
+                          <w:szCs w:val="20"/>
+                        </w:rPr>
+                        <w:t>if</w:t>
+                      </w:r>
+                      <w:proofErr w:type="spellEnd"/>
+                      <w:r>
+                        <w:rPr>
+                          <w:sz w:val="20"/>
+                          <w:szCs w:val="20"/>
+                        </w:rPr>
+                        <w:t xml:space="preserve"> </w:t>
+                      </w:r>
+                      <w:proofErr w:type="spellStart"/>
+                      <w:r>
+                        <w:rPr>
+                          <w:sz w:val="20"/>
+                          <w:szCs w:val="20"/>
+                        </w:rPr>
+                        <w:t>cls</w:t>
+                      </w:r>
+                      <w:proofErr w:type="spellEnd"/>
+                      <w:r>
+                        <w:rPr>
+                          <w:sz w:val="20"/>
+                          <w:szCs w:val="20"/>
+                        </w:rPr>
+                        <w:t xml:space="preserve"> </w:t>
+                      </w:r>
+                      <w:proofErr w:type="spellStart"/>
+                      <w:r>
+                        <w:rPr>
+                          <w:sz w:val="20"/>
+                          <w:szCs w:val="20"/>
+                        </w:rPr>
+                        <w:t>not</w:t>
+                      </w:r>
+                      <w:proofErr w:type="spellEnd"/>
+                      <w:r>
+                        <w:rPr>
+                          <w:sz w:val="20"/>
+                          <w:szCs w:val="20"/>
+                        </w:rPr>
+                        <w:t xml:space="preserve"> in </w:t>
+                      </w:r>
+                      <w:proofErr w:type="spellStart"/>
+                      <w:proofErr w:type="gramStart"/>
+                      <w:r>
+                        <w:rPr>
+                          <w:sz w:val="20"/>
+                          <w:szCs w:val="20"/>
+                        </w:rPr>
+                        <w:t>cls</w:t>
+                      </w:r>
+                      <w:proofErr w:type="spellEnd"/>
+                      <w:r>
+                        <w:rPr>
+                          <w:sz w:val="20"/>
+                          <w:szCs w:val="20"/>
+                        </w:rPr>
+                        <w:t>._</w:t>
+                      </w:r>
+                      <w:proofErr w:type="spellStart"/>
+                      <w:proofErr w:type="gramEnd"/>
+                      <w:r>
+                        <w:rPr>
+                          <w:sz w:val="20"/>
+                          <w:szCs w:val="20"/>
+                        </w:rPr>
+                        <w:t>instances</w:t>
+                      </w:r>
+                      <w:proofErr w:type="spellEnd"/>
+                      <w:r>
+                        <w:rPr>
+                          <w:sz w:val="20"/>
+                          <w:szCs w:val="20"/>
+                        </w:rPr>
+                        <w:t>:</w:t>
+                      </w:r>
+                    </w:p>
+                    <w:p>
+                      <w:pPr>
+                        <w:rPr>
+                          <w:sz w:val="20"/>
+                          <w:szCs w:val="20"/>
+                        </w:rPr>
+                      </w:pPr>
+                      <w:r>
+                        <w:rPr>
+                          <w:sz w:val="20"/>
+                          <w:szCs w:val="20"/>
+                        </w:rPr>
+                        <w:t xml:space="preserve">                    instancia = </w:t>
+                      </w:r>
+                      <w:proofErr w:type="gramStart"/>
+                      <w:r>
+                        <w:rPr>
+                          <w:sz w:val="20"/>
+                          <w:szCs w:val="20"/>
+                        </w:rPr>
+                        <w:t>super(</w:t>
+                      </w:r>
+                      <w:proofErr w:type="gramEnd"/>
+                      <w:r>
+                        <w:rPr>
+                          <w:sz w:val="20"/>
+                          <w:szCs w:val="20"/>
+                        </w:rPr>
+                        <w:t>).__</w:t>
+                      </w:r>
+                      <w:proofErr w:type="spellStart"/>
+                      <w:r>
+                        <w:rPr>
+                          <w:sz w:val="20"/>
+                          <w:szCs w:val="20"/>
+                        </w:rPr>
+                        <w:t>call</w:t>
+                      </w:r>
+                      <w:proofErr w:type="spellEnd"/>
+                      <w:r>
+                        <w:rPr>
+                          <w:sz w:val="20"/>
+                          <w:szCs w:val="20"/>
+                        </w:rPr>
+                        <w:t>__(*</w:t>
+                      </w:r>
+                      <w:proofErr w:type="spellStart"/>
+                      <w:r>
+                        <w:rPr>
+                          <w:sz w:val="20"/>
+                          <w:szCs w:val="20"/>
+                        </w:rPr>
+                        <w:t>args</w:t>
+                      </w:r>
+                      <w:proofErr w:type="spellEnd"/>
+                      <w:r>
+                        <w:rPr>
+                          <w:sz w:val="20"/>
+                          <w:szCs w:val="20"/>
+                        </w:rPr>
+                        <w:t>, **</w:t>
+                      </w:r>
+                      <w:proofErr w:type="spellStart"/>
+                      <w:r>
+                        <w:rPr>
+                          <w:sz w:val="20"/>
+                          <w:szCs w:val="20"/>
+                        </w:rPr>
+                        <w:t>kwargs</w:t>
+                      </w:r>
+                      <w:proofErr w:type="spellEnd"/>
+                      <w:r>
+                        <w:rPr>
+                          <w:sz w:val="20"/>
+                          <w:szCs w:val="20"/>
+                        </w:rPr>
+                        <w:t>)</w:t>
+                      </w:r>
+                    </w:p>
+                    <w:p>
+                      <w:pPr>
+                        <w:rPr>
+                          <w:sz w:val="20"/>
+                          <w:szCs w:val="20"/>
+                        </w:rPr>
+                      </w:pPr>
+                      <w:r>
+                        <w:rPr>
+                          <w:sz w:val="20"/>
+                          <w:szCs w:val="20"/>
+                        </w:rPr>
+                        <w:t xml:space="preserve">                    </w:t>
+                      </w:r>
+                      <w:proofErr w:type="spellStart"/>
+                      <w:proofErr w:type="gramStart"/>
+                      <w:r>
+                        <w:rPr>
+                          <w:sz w:val="20"/>
+                          <w:szCs w:val="20"/>
+                        </w:rPr>
+                        <w:t>cls</w:t>
+                      </w:r>
+                      <w:proofErr w:type="spellEnd"/>
+                      <w:r>
+                        <w:rPr>
+                          <w:sz w:val="20"/>
+                          <w:szCs w:val="20"/>
+                        </w:rPr>
+                        <w:t>._</w:t>
+                      </w:r>
+                      <w:proofErr w:type="spellStart"/>
+                      <w:proofErr w:type="gramEnd"/>
+                      <w:r>
+                        <w:rPr>
+                          <w:sz w:val="20"/>
+                          <w:szCs w:val="20"/>
+                        </w:rPr>
+                        <w:t>instances</w:t>
+                      </w:r>
+                      <w:proofErr w:type="spellEnd"/>
+                      <w:r>
+                        <w:rPr>
+                          <w:sz w:val="20"/>
+                          <w:szCs w:val="20"/>
+                        </w:rPr>
+                        <w:t>[</w:t>
+                      </w:r>
+                      <w:proofErr w:type="spellStart"/>
+                      <w:r>
+                        <w:rPr>
+                          <w:sz w:val="20"/>
+                          <w:szCs w:val="20"/>
+                        </w:rPr>
+                        <w:t>cls</w:t>
+                      </w:r>
+                      <w:proofErr w:type="spellEnd"/>
+                      <w:r>
+                        <w:rPr>
+                          <w:sz w:val="20"/>
+                          <w:szCs w:val="20"/>
+                        </w:rPr>
+                        <w:t>] = instancia</w:t>
+                      </w:r>
+                    </w:p>
+                    <w:p>
+                      <w:pPr>
+                        <w:rPr>
+                          <w:sz w:val="20"/>
+                          <w:szCs w:val="20"/>
+                        </w:rPr>
+                      </w:pPr>
+                      <w:r>
+                        <w:rPr>
+                          <w:sz w:val="20"/>
+                          <w:szCs w:val="20"/>
+                        </w:rPr>
+                        <w:t xml:space="preserve">        </w:t>
+                      </w:r>
+                      <w:proofErr w:type="spellStart"/>
+                      <w:r>
+                        <w:rPr>
+                          <w:sz w:val="20"/>
+                          <w:szCs w:val="20"/>
+                        </w:rPr>
+                        <w:t>return</w:t>
+                      </w:r>
+                      <w:proofErr w:type="spellEnd"/>
+                      <w:r>
+                        <w:rPr>
+                          <w:sz w:val="20"/>
+                          <w:szCs w:val="20"/>
+                        </w:rPr>
+                        <w:t xml:space="preserve"> </w:t>
+                      </w:r>
+                      <w:proofErr w:type="spellStart"/>
+                      <w:proofErr w:type="gramStart"/>
+                      <w:r>
+                        <w:rPr>
+                          <w:sz w:val="20"/>
+                          <w:szCs w:val="20"/>
+                        </w:rPr>
+                        <w:t>cls</w:t>
+                      </w:r>
+                      <w:proofErr w:type="spellEnd"/>
+                      <w:r>
+                        <w:rPr>
+                          <w:sz w:val="20"/>
+                          <w:szCs w:val="20"/>
+                        </w:rPr>
+                        <w:t>._</w:t>
+                      </w:r>
+                      <w:proofErr w:type="spellStart"/>
+                      <w:proofErr w:type="gramEnd"/>
+                      <w:r>
+                        <w:rPr>
+                          <w:sz w:val="20"/>
+                          <w:szCs w:val="20"/>
+                        </w:rPr>
+                        <w:t>instances</w:t>
+                      </w:r>
+                      <w:proofErr w:type="spellEnd"/>
+                      <w:r>
+                        <w:rPr>
+                          <w:sz w:val="20"/>
+                          <w:szCs w:val="20"/>
+                        </w:rPr>
+                        <w:t>[</w:t>
+                      </w:r>
+                      <w:proofErr w:type="spellStart"/>
+                      <w:r>
+                        <w:rPr>
+                          <w:sz w:val="20"/>
+                          <w:szCs w:val="20"/>
+                        </w:rPr>
+                        <w:t>cls</w:t>
+                      </w:r>
+                      <w:proofErr w:type="spellEnd"/>
+                      <w:r>
+                        <w:rPr>
+                          <w:sz w:val="20"/>
+                          <w:szCs w:val="20"/>
+                        </w:rPr>
+                        <w:t>]</w:t>
+                      </w:r>
+                    </w:p>
+                    <w:p>
+                      <w:pPr>
+                        <w:rPr>
+                          <w:sz w:val="20"/>
+                          <w:szCs w:val="20"/>
+                        </w:rPr>
+                      </w:pPr>
+                    </w:p>
+                    <w:p>
+                      <w:pPr>
+                        <w:rPr>
+                          <w:sz w:val="20"/>
+                          <w:szCs w:val="20"/>
+                        </w:rPr>
+                      </w:pPr>
+                      <w:proofErr w:type="spellStart"/>
+                      <w:r>
+                        <w:rPr>
+                          <w:sz w:val="20"/>
+                          <w:szCs w:val="20"/>
+                        </w:rPr>
+                        <w:t>class</w:t>
+                      </w:r>
+                      <w:proofErr w:type="spellEnd"/>
+                      <w:r>
+                        <w:rPr>
+                          <w:sz w:val="20"/>
+                          <w:szCs w:val="20"/>
+                        </w:rPr>
+                        <w:t xml:space="preserve"> DatabaseManager(</w:t>
+                      </w:r>
+                      <w:proofErr w:type="spellStart"/>
+                      <w:r>
+                        <w:rPr>
+                          <w:sz w:val="20"/>
+                          <w:szCs w:val="20"/>
+                        </w:rPr>
+                        <w:t>metaclass</w:t>
+                      </w:r>
+                      <w:proofErr w:type="spellEnd"/>
+                      <w:r>
+                        <w:rPr>
+                          <w:sz w:val="20"/>
+                          <w:szCs w:val="20"/>
+                        </w:rPr>
+                        <w:t>=</w:t>
+                      </w:r>
+                      <w:proofErr w:type="spellStart"/>
+                      <w:r>
+                        <w:rPr>
+                          <w:sz w:val="20"/>
+                          <w:szCs w:val="20"/>
+                        </w:rPr>
+                        <w:t>SingletonMeta</w:t>
+                      </w:r>
+                      <w:proofErr w:type="spellEnd"/>
+                      <w:r>
+                        <w:rPr>
+                          <w:sz w:val="20"/>
+                          <w:szCs w:val="20"/>
+                        </w:rPr>
+                        <w:t>):</w:t>
+                      </w:r>
+                    </w:p>
+                    <w:p>
+                      <w:pPr>
+                        <w:rPr>
+                          <w:sz w:val="20"/>
+                          <w:szCs w:val="20"/>
+                        </w:rPr>
+                      </w:pPr>
+                      <w:r>
+                        <w:rPr>
+                          <w:sz w:val="20"/>
+                          <w:szCs w:val="20"/>
+                        </w:rPr>
+                        <w:t xml:space="preserve">    """</w:t>
+                      </w:r>
+                      <w:proofErr w:type="spellStart"/>
+                      <w:r>
+                        <w:rPr>
+                          <w:sz w:val="20"/>
+                          <w:szCs w:val="20"/>
+                        </w:rPr>
+                        <w:t>Unica</w:t>
+                      </w:r>
+                      <w:proofErr w:type="spellEnd"/>
+                      <w:r>
+                        <w:rPr>
+                          <w:sz w:val="20"/>
+                          <w:szCs w:val="20"/>
+                        </w:rPr>
+                        <w:t xml:space="preserve"> instancia responsable de la BD local (SQLite) del SHCE."""</w:t>
+                      </w:r>
+                    </w:p>
+                    <w:p>
+                      <w:pPr>
+                        <w:rPr>
+                          <w:sz w:val="20"/>
+                          <w:szCs w:val="20"/>
+                        </w:rPr>
+                      </w:pPr>
+                    </w:p>
+                    <w:p>
+                      <w:pPr>
+                        <w:rPr>
+                          <w:sz w:val="20"/>
+                          <w:szCs w:val="20"/>
+                        </w:rPr>
+                      </w:pPr>
+                      <w:r>
+                        <w:rPr>
+                          <w:sz w:val="20"/>
+                          <w:szCs w:val="20"/>
+                        </w:rPr>
+                        <w:t xml:space="preserve">    </w:t>
+                      </w:r>
+                      <w:proofErr w:type="spellStart"/>
+                      <w:r>
+                        <w:rPr>
+                          <w:sz w:val="20"/>
+                          <w:szCs w:val="20"/>
+                        </w:rPr>
+                        <w:t>def</w:t>
+                      </w:r>
+                      <w:proofErr w:type="spellEnd"/>
+                      <w:r>
+                        <w:rPr>
+                          <w:sz w:val="20"/>
+                          <w:szCs w:val="20"/>
+                        </w:rPr>
+                        <w:t xml:space="preserve"> __</w:t>
+                      </w:r>
+                      <w:proofErr w:type="spellStart"/>
+                      <w:r>
+                        <w:rPr>
+                          <w:sz w:val="20"/>
+                          <w:szCs w:val="20"/>
+                        </w:rPr>
+                        <w:t>init</w:t>
+                      </w:r>
+                      <w:proofErr w:type="spellEnd"/>
+                      <w:r>
+                        <w:rPr>
+                          <w:sz w:val="20"/>
+                          <w:szCs w:val="20"/>
+                        </w:rPr>
+                        <w:t>_</w:t>
+                      </w:r>
+                      <w:proofErr w:type="gramStart"/>
+                      <w:r>
+                        <w:rPr>
+                          <w:sz w:val="20"/>
+                          <w:szCs w:val="20"/>
+                        </w:rPr>
+                        <w:t>_(</w:t>
+                      </w:r>
+                      <w:proofErr w:type="spellStart"/>
+                      <w:proofErr w:type="gramEnd"/>
+                      <w:r>
+                        <w:rPr>
+                          <w:sz w:val="20"/>
+                          <w:szCs w:val="20"/>
+                        </w:rPr>
+                        <w:t>self</w:t>
+                      </w:r>
+                      <w:proofErr w:type="spellEnd"/>
+                      <w:r>
+                        <w:rPr>
+                          <w:sz w:val="20"/>
+                          <w:szCs w:val="20"/>
+                        </w:rPr>
+                        <w:t xml:space="preserve">, </w:t>
+                      </w:r>
+                      <w:proofErr w:type="spellStart"/>
+                      <w:r>
+                        <w:rPr>
+                          <w:sz w:val="20"/>
+                          <w:szCs w:val="20"/>
+                        </w:rPr>
+                        <w:t>db_path</w:t>
+                      </w:r>
+                      <w:proofErr w:type="spellEnd"/>
+                      <w:r>
+                        <w:rPr>
+                          <w:sz w:val="20"/>
+                          <w:szCs w:val="20"/>
+                        </w:rPr>
+                        <w:t>="</w:t>
+                      </w:r>
+                      <w:proofErr w:type="spellStart"/>
+                      <w:r>
+                        <w:rPr>
+                          <w:sz w:val="20"/>
+                          <w:szCs w:val="20"/>
+                        </w:rPr>
+                        <w:t>shce_local.db</w:t>
+                      </w:r>
+                      <w:proofErr w:type="spellEnd"/>
+                      <w:r>
+                        <w:rPr>
+                          <w:sz w:val="20"/>
+                          <w:szCs w:val="20"/>
+                        </w:rPr>
+                        <w:t>"):</w:t>
+                      </w:r>
+                    </w:p>
+                    <w:p>
+                      <w:pPr>
+                        <w:rPr>
+                          <w:sz w:val="20"/>
+                          <w:szCs w:val="20"/>
+                        </w:rPr>
+                      </w:pPr>
+                      <w:r>
+                        <w:rPr>
+                          <w:sz w:val="20"/>
+                          <w:szCs w:val="20"/>
+                        </w:rPr>
+                        <w:t xml:space="preserve">        </w:t>
+                      </w:r>
+                      <w:proofErr w:type="spellStart"/>
+                      <w:r>
+                        <w:rPr>
+                          <w:sz w:val="20"/>
+                          <w:szCs w:val="20"/>
+                        </w:rPr>
+                        <w:t>self.db_path</w:t>
+                      </w:r>
+                      <w:proofErr w:type="spellEnd"/>
+                      <w:r>
+                        <w:rPr>
+                          <w:sz w:val="20"/>
+                          <w:szCs w:val="20"/>
+                        </w:rPr>
+                        <w:t xml:space="preserve"> = </w:t>
+                      </w:r>
+                      <w:proofErr w:type="spellStart"/>
+                      <w:r>
+                        <w:rPr>
+                          <w:sz w:val="20"/>
+                          <w:szCs w:val="20"/>
+                        </w:rPr>
+                        <w:t>db_path</w:t>
+                      </w:r>
+                      <w:proofErr w:type="spellEnd"/>
+                    </w:p>
+                    <w:p>
+                      <w:pPr>
+                        <w:rPr>
+                          <w:sz w:val="20"/>
+                          <w:szCs w:val="20"/>
+                        </w:rPr>
+                      </w:pPr>
+                      <w:r>
+                        <w:rPr>
+                          <w:sz w:val="20"/>
+                          <w:szCs w:val="20"/>
+                        </w:rPr>
+                        <w:t xml:space="preserve">        </w:t>
+                      </w:r>
+                      <w:proofErr w:type="spellStart"/>
+                      <w:proofErr w:type="gramStart"/>
+                      <w:r>
+                        <w:rPr>
+                          <w:sz w:val="20"/>
+                          <w:szCs w:val="20"/>
+                        </w:rPr>
+                        <w:t>self</w:t>
+                      </w:r>
+                      <w:proofErr w:type="spellEnd"/>
+                      <w:r>
+                        <w:rPr>
+                          <w:sz w:val="20"/>
+                          <w:szCs w:val="20"/>
+                        </w:rPr>
+                        <w:t>._</w:t>
+                      </w:r>
+                      <w:proofErr w:type="spellStart"/>
+                      <w:proofErr w:type="gramEnd"/>
+                      <w:r>
+                        <w:rPr>
+                          <w:sz w:val="20"/>
+                          <w:szCs w:val="20"/>
+                        </w:rPr>
+                        <w:t>connection</w:t>
+                      </w:r>
+                      <w:proofErr w:type="spellEnd"/>
+                      <w:r>
+                        <w:rPr>
+                          <w:sz w:val="20"/>
+                          <w:szCs w:val="20"/>
+                        </w:rPr>
+                        <w:t xml:space="preserve"> = sqlite3.connect(</w:t>
+                      </w:r>
+                      <w:proofErr w:type="spellStart"/>
+                      <w:r>
+                        <w:rPr>
+                          <w:sz w:val="20"/>
+                          <w:szCs w:val="20"/>
+                        </w:rPr>
+                        <w:t>self.db_path</w:t>
+                      </w:r>
+                      <w:proofErr w:type="spellEnd"/>
+                      <w:r>
+                        <w:rPr>
+                          <w:sz w:val="20"/>
+                          <w:szCs w:val="20"/>
+                        </w:rPr>
+                        <w:t xml:space="preserve">, </w:t>
+                      </w:r>
+                      <w:proofErr w:type="spellStart"/>
+                      <w:r>
+                        <w:rPr>
+                          <w:sz w:val="20"/>
+                          <w:szCs w:val="20"/>
+                        </w:rPr>
+                        <w:t>check_same_thread</w:t>
+                      </w:r>
+                      <w:proofErr w:type="spellEnd"/>
+                      <w:r>
+                        <w:rPr>
+                          <w:sz w:val="20"/>
+                          <w:szCs w:val="20"/>
+                        </w:rPr>
+                        <w:t>=False)</w:t>
+                      </w:r>
+                    </w:p>
+                    <w:p>
+                      <w:pPr>
+                        <w:rPr>
+                          <w:sz w:val="20"/>
+                          <w:szCs w:val="20"/>
+                        </w:rPr>
+                      </w:pPr>
+                      <w:r>
+                        <w:rPr>
+                          <w:sz w:val="20"/>
+                          <w:szCs w:val="20"/>
+                        </w:rPr>
+                        <w:t xml:space="preserve">        </w:t>
+                      </w:r>
+                      <w:proofErr w:type="spellStart"/>
+                      <w:r>
+                        <w:rPr>
+                          <w:sz w:val="20"/>
+                          <w:szCs w:val="20"/>
+                        </w:rPr>
+                        <w:t>self</w:t>
+                      </w:r>
+                      <w:proofErr w:type="spellEnd"/>
+                      <w:r>
+                        <w:rPr>
+                          <w:sz w:val="20"/>
+                          <w:szCs w:val="20"/>
+                        </w:rPr>
+                        <w:t>._</w:t>
+                      </w:r>
+                      <w:proofErr w:type="spellStart"/>
+                      <w:r>
+                        <w:rPr>
+                          <w:sz w:val="20"/>
+                          <w:szCs w:val="20"/>
+                        </w:rPr>
+                        <w:t>connection.row_factory</w:t>
+                      </w:r>
+                      <w:proofErr w:type="spellEnd"/>
+                      <w:r>
+                        <w:rPr>
+                          <w:sz w:val="20"/>
+                          <w:szCs w:val="20"/>
+                        </w:rPr>
+                        <w:t xml:space="preserve"> = sqlite3.Row</w:t>
+                      </w:r>
+                    </w:p>
+                    <w:p>
+                      <w:pPr>
+                        <w:rPr>
+                          <w:sz w:val="20"/>
+                          <w:szCs w:val="20"/>
+                        </w:rPr>
+                      </w:pPr>
+                      <w:r>
+                        <w:rPr>
+                          <w:sz w:val="20"/>
+                          <w:szCs w:val="20"/>
+                        </w:rPr>
+                        <w:t xml:space="preserve">        </w:t>
+                      </w:r>
+                      <w:proofErr w:type="spellStart"/>
+                      <w:proofErr w:type="gramStart"/>
+                      <w:r>
+                        <w:rPr>
+                          <w:sz w:val="20"/>
+                          <w:szCs w:val="20"/>
+                        </w:rPr>
+                        <w:t>self</w:t>
+                      </w:r>
+                      <w:proofErr w:type="spellEnd"/>
+                      <w:r>
+                        <w:rPr>
+                          <w:sz w:val="20"/>
+                          <w:szCs w:val="20"/>
+                        </w:rPr>
+                        <w:t>._</w:t>
+                      </w:r>
+                      <w:proofErr w:type="spellStart"/>
+                      <w:proofErr w:type="gramEnd"/>
+                      <w:r>
+                        <w:rPr>
+                          <w:sz w:val="20"/>
+                          <w:szCs w:val="20"/>
+                        </w:rPr>
+                        <w:t>crear_tablas</w:t>
+                      </w:r>
+                      <w:proofErr w:type="spellEnd"/>
+                      <w:r>
+                        <w:rPr>
+                          <w:sz w:val="20"/>
+                          <w:szCs w:val="20"/>
+                        </w:rPr>
+                        <w:t>()</w:t>
+                      </w:r>
+                    </w:p>
+                    <w:p>
+                      <w:pPr>
+                        <w:rPr>
+                          <w:sz w:val="20"/>
+                          <w:szCs w:val="20"/>
+                        </w:rPr>
+                      </w:pPr>
+                      <w:r>
+                        <w:rPr>
+                          <w:sz w:val="20"/>
+                          <w:szCs w:val="20"/>
+                        </w:rPr>
+                        <w:t xml:space="preserve">        </w:t>
+                      </w:r>
+                      <w:proofErr w:type="spellStart"/>
+                      <w:proofErr w:type="gramStart"/>
+                      <w:r>
+                        <w:rPr>
+                          <w:sz w:val="20"/>
+                          <w:szCs w:val="20"/>
+                        </w:rPr>
+                        <w:t>self</w:t>
+                      </w:r>
+                      <w:proofErr w:type="spellEnd"/>
+                      <w:r>
+                        <w:rPr>
+                          <w:sz w:val="20"/>
+                          <w:szCs w:val="20"/>
+                        </w:rPr>
+                        <w:t>._</w:t>
+                      </w:r>
+                      <w:proofErr w:type="spellStart"/>
+                      <w:proofErr w:type="gramEnd"/>
+                      <w:r>
+                        <w:rPr>
+                          <w:sz w:val="20"/>
+                          <w:szCs w:val="20"/>
+                        </w:rPr>
+                        <w:t>sembrar_usuarios_iniciales</w:t>
+                      </w:r>
+                      <w:proofErr w:type="spellEnd"/>
+                      <w:r>
+                        <w:rPr>
+                          <w:sz w:val="20"/>
+                          <w:szCs w:val="20"/>
+                        </w:rPr>
+                        <w:t>()</w:t>
+                      </w:r>
+                    </w:p>
+                    <w:p>
+                      <w:pPr>
+                        <w:rPr>
+                          <w:sz w:val="20"/>
+                          <w:szCs w:val="20"/>
+                        </w:rPr>
+                      </w:pPr>
+                      <w:r>
+                        <w:rPr>
+                          <w:sz w:val="20"/>
+                          <w:szCs w:val="20"/>
+                        </w:rPr>
+                        <w:t xml:space="preserve">        </w:t>
+                      </w:r>
+                      <w:proofErr w:type="spellStart"/>
+                      <w:r>
+                        <w:rPr>
+                          <w:sz w:val="20"/>
+                          <w:szCs w:val="20"/>
+                        </w:rPr>
+                        <w:t>print</w:t>
+                      </w:r>
+                      <w:proofErr w:type="spellEnd"/>
+                      <w:r>
+                        <w:rPr>
+                          <w:sz w:val="20"/>
+                          <w:szCs w:val="20"/>
+                        </w:rPr>
+                        <w:t xml:space="preserve">(f"[DatabaseManager] Instancia </w:t>
+                      </w:r>
+                      <w:proofErr w:type="spellStart"/>
+                      <w:r>
+                        <w:rPr>
+                          <w:sz w:val="20"/>
+                          <w:szCs w:val="20"/>
+                        </w:rPr>
+                        <w:t>unica</w:t>
+                      </w:r>
+                      <w:proofErr w:type="spellEnd"/>
+                      <w:r>
+                        <w:rPr>
+                          <w:sz w:val="20"/>
+                          <w:szCs w:val="20"/>
+                        </w:rPr>
+                        <w:t xml:space="preserve"> inicializada -&gt; {</w:t>
+                      </w:r>
+                      <w:proofErr w:type="spellStart"/>
+                      <w:r>
+                        <w:rPr>
+                          <w:sz w:val="20"/>
+                          <w:szCs w:val="20"/>
+                        </w:rPr>
+                        <w:t>db_path</w:t>
+                      </w:r>
+                      <w:proofErr w:type="spellEnd"/>
+                      <w:r>
+                        <w:rPr>
+                          <w:sz w:val="20"/>
+                          <w:szCs w:val="20"/>
+                        </w:rPr>
+                        <w:t>}")</w:t>
+                      </w:r>
+                    </w:p>
+                  </w:txbxContent>
+                </v:textbox>
+              </v:shape>
+            </w:pict>
+          </mc:Fallback>
+        </mc:AlternateContent>
+      </w:r>
+    </w:p>
+    <w:p>
+      <w:pPr>
+        <w:tabs>
+          <w:tab w:val="left" w:pos="5940"/>
+        </w:tabs>
+        <w:spacing w:line="276" w:lineRule="auto"/>
+        <w:ind w:left="360"/>
+        <w:jc w:val="both"/>
+        <w:rPr>
+          <w:rFonts w:ascii="Arial" w:hAnsi="Arial" w:cs="Arial"/>
+          <w:sz w:val="24"/>
+          <w:szCs w:val="24"/>
+        </w:rPr>
+      </w:pPr>
+    </w:p>
+    <w:p>
+      <w:pPr>
+        <w:tabs>
+          <w:tab w:val="left" w:pos="5940"/>
+        </w:tabs>
+        <w:spacing w:line="276" w:lineRule="auto"/>
+        <w:ind w:left="360"/>
+        <w:jc w:val="both"/>
+        <w:rPr>
+          <w:rFonts w:ascii="Arial" w:hAnsi="Arial" w:cs="Arial"/>
+          <w:sz w:val="24"/>
+          <w:szCs w:val="24"/>
+        </w:rPr>
+      </w:pPr>
+    </w:p>
+    <w:p>
+      <w:pPr>
+        <w:tabs>
+          <w:tab w:val="left" w:pos="5940"/>
+        </w:tabs>
+        <w:spacing w:line="276" w:lineRule="auto"/>
+        <w:ind w:left="360"/>
+        <w:jc w:val="both"/>
+        <w:rPr>
+          <w:rFonts w:ascii="Arial" w:hAnsi="Arial" w:cs="Arial"/>
+          <w:sz w:val="24"/>
+          <w:szCs w:val="24"/>
+        </w:rPr>
+      </w:pPr>
+    </w:p>
+    <w:p>
+      <w:pPr>
+        <w:tabs>
+          <w:tab w:val="left" w:pos="5940"/>
+        </w:tabs>
+        <w:spacing w:line="276" w:lineRule="auto"/>
+        <w:ind w:left="360"/>
+        <w:jc w:val="both"/>
+        <w:rPr>
+          <w:rFonts w:ascii="Arial" w:hAnsi="Arial" w:cs="Arial"/>
+          <w:sz w:val="24"/>
+          <w:szCs w:val="24"/>
+        </w:rPr>
+      </w:pPr>
+    </w:p>
+    <w:p>
+      <w:pPr>
+        <w:tabs>
+          <w:tab w:val="left" w:pos="5940"/>
+        </w:tabs>
+        <w:spacing w:line="276" w:lineRule="auto"/>
+        <w:ind w:left="360"/>
+        <w:jc w:val="both"/>
+        <w:rPr>
+          <w:rFonts w:ascii="Arial" w:hAnsi="Arial" w:cs="Arial"/>
+          <w:sz w:val="24"/>
+          <w:szCs w:val="24"/>
+        </w:rPr>
+      </w:pPr>
+    </w:p>
+    <w:p>
+      <w:pPr>
+        <w:tabs>
+          <w:tab w:val="left" w:pos="5940"/>
+        </w:tabs>
+        <w:spacing w:line="276" w:lineRule="auto"/>
         <w:jc w:val="both"/>
         <w:rPr>
           <w:rFonts w:ascii="Arial" w:hAnsi="Arial" w:cs="Arial"/>
@@ -1472,19 +4442,5304 @@
         </w:rPr>
       </w:pPr>
     </w:p>
+    <w:p>
+      <w:pPr>
+        <w:tabs>
+          <w:tab w:val="left" w:pos="5940"/>
+        </w:tabs>
+        <w:spacing w:line="276" w:lineRule="auto"/>
+        <w:jc w:val="both"/>
+        <w:rPr>
+          <w:rFonts w:ascii="Arial" w:hAnsi="Arial" w:cs="Arial"/>
+          <w:b/>
+          <w:bCs/>
+          <w:sz w:val="28"/>
+          <w:szCs w:val="28"/>
+        </w:rPr>
+      </w:pPr>
+    </w:p>
+    <w:p>
+      <w:pPr>
+        <w:tabs>
+          <w:tab w:val="left" w:pos="5940"/>
+        </w:tabs>
+        <w:spacing w:line="276" w:lineRule="auto"/>
+        <w:jc w:val="both"/>
+        <w:rPr>
+          <w:rFonts w:ascii="Arial" w:hAnsi="Arial" w:cs="Arial"/>
+          <w:b/>
+          <w:bCs/>
+          <w:sz w:val="28"/>
+          <w:szCs w:val="28"/>
+        </w:rPr>
+      </w:pPr>
+    </w:p>
+    <w:p>
+      <w:pPr>
+        <w:tabs>
+          <w:tab w:val="left" w:pos="5940"/>
+        </w:tabs>
+        <w:spacing w:line="276" w:lineRule="auto"/>
+        <w:jc w:val="both"/>
+        <w:rPr>
+          <w:rFonts w:ascii="Arial" w:hAnsi="Arial" w:cs="Arial"/>
+          <w:b/>
+          <w:bCs/>
+          <w:sz w:val="28"/>
+          <w:szCs w:val="28"/>
+        </w:rPr>
+      </w:pPr>
+    </w:p>
+    <w:p>
+      <w:pPr>
+        <w:tabs>
+          <w:tab w:val="left" w:pos="5940"/>
+        </w:tabs>
+        <w:spacing w:line="276" w:lineRule="auto"/>
+        <w:jc w:val="both"/>
+        <w:rPr>
+          <w:rFonts w:ascii="Arial" w:hAnsi="Arial" w:cs="Arial"/>
+          <w:b/>
+          <w:bCs/>
+          <w:sz w:val="28"/>
+          <w:szCs w:val="28"/>
+        </w:rPr>
+      </w:pPr>
+    </w:p>
+    <w:p>
+      <w:pPr>
+        <w:tabs>
+          <w:tab w:val="left" w:pos="5940"/>
+        </w:tabs>
+        <w:spacing w:line="276" w:lineRule="auto"/>
+        <w:jc w:val="both"/>
+        <w:rPr>
+          <w:rFonts w:ascii="Arial" w:hAnsi="Arial" w:cs="Arial"/>
+          <w:b/>
+          <w:bCs/>
+          <w:sz w:val="28"/>
+          <w:szCs w:val="28"/>
+        </w:rPr>
+      </w:pPr>
+    </w:p>
+    <w:p>
+      <w:pPr>
+        <w:tabs>
+          <w:tab w:val="left" w:pos="5940"/>
+        </w:tabs>
+        <w:spacing w:line="276" w:lineRule="auto"/>
+        <w:jc w:val="both"/>
+        <w:rPr>
+          <w:rFonts w:ascii="Arial" w:hAnsi="Arial" w:cs="Arial"/>
+          <w:b/>
+          <w:bCs/>
+          <w:sz w:val="28"/>
+          <w:szCs w:val="28"/>
+        </w:rPr>
+      </w:pPr>
+    </w:p>
+    <w:p>
+      <w:pPr>
+        <w:tabs>
+          <w:tab w:val="left" w:pos="5940"/>
+        </w:tabs>
+        <w:spacing w:line="276" w:lineRule="auto"/>
+        <w:jc w:val="both"/>
+        <w:rPr>
+          <w:rFonts w:ascii="Arial" w:hAnsi="Arial" w:cs="Arial"/>
+          <w:b/>
+          <w:bCs/>
+          <w:sz w:val="28"/>
+          <w:szCs w:val="28"/>
+        </w:rPr>
+      </w:pPr>
+    </w:p>
+    <w:p>
+      <w:pPr>
+        <w:tabs>
+          <w:tab w:val="left" w:pos="5940"/>
+        </w:tabs>
+        <w:spacing w:line="276" w:lineRule="auto"/>
+        <w:jc w:val="both"/>
+        <w:rPr>
+          <w:rFonts w:ascii="Arial" w:hAnsi="Arial" w:cs="Arial"/>
+          <w:b/>
+          <w:bCs/>
+          <w:sz w:val="28"/>
+          <w:szCs w:val="28"/>
+        </w:rPr>
+      </w:pPr>
+    </w:p>
+    <w:p>
+      <w:pPr>
+        <w:tabs>
+          <w:tab w:val="left" w:pos="5940"/>
+        </w:tabs>
+        <w:spacing w:line="276" w:lineRule="auto"/>
+        <w:jc w:val="both"/>
+        <w:rPr>
+          <w:rFonts w:ascii="Arial" w:hAnsi="Arial" w:cs="Arial"/>
+          <w:b/>
+          <w:bCs/>
+          <w:sz w:val="28"/>
+          <w:szCs w:val="28"/>
+        </w:rPr>
+      </w:pPr>
+    </w:p>
+    <w:p>
+      <w:pPr>
+        <w:tabs>
+          <w:tab w:val="left" w:pos="5940"/>
+        </w:tabs>
+        <w:spacing w:line="276" w:lineRule="auto"/>
+        <w:jc w:val="both"/>
+        <w:rPr>
+          <w:rFonts w:ascii="Arial" w:hAnsi="Arial" w:cs="Arial"/>
+          <w:b/>
+          <w:bCs/>
+          <w:sz w:val="28"/>
+          <w:szCs w:val="28"/>
+        </w:rPr>
+      </w:pPr>
+    </w:p>
+    <w:p>
+      <w:pPr>
+        <w:tabs>
+          <w:tab w:val="left" w:pos="5940"/>
+        </w:tabs>
+        <w:spacing w:line="276" w:lineRule="auto"/>
+        <w:jc w:val="both"/>
+        <w:rPr>
+          <w:rFonts w:ascii="Arial" w:hAnsi="Arial" w:cs="Arial"/>
+          <w:b/>
+          <w:bCs/>
+          <w:sz w:val="28"/>
+          <w:szCs w:val="28"/>
+        </w:rPr>
+      </w:pPr>
+    </w:p>
+    <w:p>
+      <w:pPr>
+        <w:tabs>
+          <w:tab w:val="left" w:pos="5940"/>
+        </w:tabs>
+        <w:spacing w:line="276" w:lineRule="auto"/>
+        <w:jc w:val="both"/>
+        <w:rPr>
+          <w:rFonts w:ascii="Arial" w:hAnsi="Arial" w:cs="Arial"/>
+          <w:b/>
+          <w:bCs/>
+          <w:sz w:val="28"/>
+          <w:szCs w:val="28"/>
+        </w:rPr>
+      </w:pPr>
+    </w:p>
+    <w:p>
+      <w:pPr>
+        <w:tabs>
+          <w:tab w:val="left" w:pos="5940"/>
+        </w:tabs>
+        <w:spacing w:line="276" w:lineRule="auto"/>
+        <w:jc w:val="both"/>
+        <w:rPr>
+          <w:rFonts w:ascii="Arial" w:hAnsi="Arial" w:cs="Arial"/>
+          <w:b/>
+          <w:bCs/>
+          <w:sz w:val="28"/>
+          <w:szCs w:val="28"/>
+        </w:rPr>
+      </w:pPr>
+    </w:p>
+    <w:p>
+      <w:pPr>
+        <w:tabs>
+          <w:tab w:val="left" w:pos="5940"/>
+        </w:tabs>
+        <w:spacing w:line="276" w:lineRule="auto"/>
+        <w:jc w:val="both"/>
+        <w:rPr>
+          <w:rFonts w:ascii="Arial" w:hAnsi="Arial" w:cs="Arial"/>
+          <w:b/>
+          <w:bCs/>
+          <w:sz w:val="24"/>
+          <w:szCs w:val="24"/>
+        </w:rPr>
+      </w:pPr>
+      <w:r>
+        <w:rPr>
+          <w:rFonts w:ascii="Arial" w:hAnsi="Arial" w:cs="Arial"/>
+          <w:b/>
+          <w:bCs/>
+          <w:sz w:val="24"/>
+          <w:szCs w:val="24"/>
+        </w:rPr>
+        <w:t xml:space="preserve">¿Qué hace este código? </w:t>
+      </w:r>
+    </w:p>
+    <w:p>
+      <w:pPr>
+        <w:spacing w:line="276" w:lineRule="auto"/>
+        <w:jc w:val="both"/>
+        <w:rPr>
+          <w:rFonts w:ascii="Arial" w:hAnsi="Arial" w:cs="Arial"/>
+          <w:color w:val="16262A"/>
+          <w:sz w:val="24"/>
+          <w:szCs w:val="24"/>
+        </w:rPr>
+      </w:pPr>
+      <w:proofErr w:type="spellStart"/>
+      <w:r>
+        <w:rPr>
+          <w:rFonts w:ascii="Arial" w:hAnsi="Arial" w:cs="Arial"/>
+          <w:color w:val="16262A"/>
+          <w:sz w:val="24"/>
+          <w:szCs w:val="24"/>
+        </w:rPr>
+        <w:lastRenderedPageBreak/>
+        <w:t>SingletonMeta</w:t>
+      </w:r>
+      <w:proofErr w:type="spellEnd"/>
+      <w:r>
+        <w:rPr>
+          <w:rFonts w:ascii="Arial" w:hAnsi="Arial" w:cs="Arial"/>
+          <w:color w:val="16262A"/>
+          <w:sz w:val="24"/>
+          <w:szCs w:val="24"/>
+        </w:rPr>
+        <w:t xml:space="preserve"> es una </w:t>
+      </w:r>
+      <w:proofErr w:type="spellStart"/>
+      <w:r>
+        <w:rPr>
+          <w:rFonts w:ascii="Arial" w:hAnsi="Arial" w:cs="Arial"/>
+          <w:color w:val="16262A"/>
+          <w:sz w:val="24"/>
+          <w:szCs w:val="24"/>
+        </w:rPr>
+        <w:t>metaclase</w:t>
+      </w:r>
+      <w:proofErr w:type="spellEnd"/>
+      <w:r>
+        <w:rPr>
+          <w:rFonts w:ascii="Arial" w:hAnsi="Arial" w:cs="Arial"/>
+          <w:color w:val="16262A"/>
+          <w:sz w:val="24"/>
+          <w:szCs w:val="24"/>
+        </w:rPr>
+        <w:t>, es decir, una clase que sabe cómo se construyen otras clases. Al interceptar el método __</w:t>
+      </w:r>
+      <w:proofErr w:type="spellStart"/>
+      <w:r>
+        <w:rPr>
+          <w:rFonts w:ascii="Arial" w:hAnsi="Arial" w:cs="Arial"/>
+          <w:color w:val="16262A"/>
+          <w:sz w:val="24"/>
+          <w:szCs w:val="24"/>
+        </w:rPr>
+        <w:t>call</w:t>
+      </w:r>
+      <w:proofErr w:type="spellEnd"/>
+      <w:r>
+        <w:rPr>
+          <w:rFonts w:ascii="Arial" w:hAnsi="Arial" w:cs="Arial"/>
+          <w:color w:val="16262A"/>
+          <w:sz w:val="24"/>
+          <w:szCs w:val="24"/>
+        </w:rPr>
+        <w:t xml:space="preserve">__, cada vez que en cualquier parte del proyecto se escribe </w:t>
+      </w:r>
+      <w:proofErr w:type="gramStart"/>
+      <w:r>
+        <w:rPr>
+          <w:rFonts w:ascii="Arial" w:hAnsi="Arial" w:cs="Arial"/>
+          <w:color w:val="16262A"/>
+          <w:sz w:val="24"/>
+          <w:szCs w:val="24"/>
+        </w:rPr>
+        <w:t>DatabaseManager(</w:t>
+      </w:r>
+      <w:proofErr w:type="gramEnd"/>
+      <w:r>
+        <w:rPr>
+          <w:rFonts w:ascii="Arial" w:hAnsi="Arial" w:cs="Arial"/>
+          <w:color w:val="16262A"/>
+          <w:sz w:val="24"/>
+          <w:szCs w:val="24"/>
+        </w:rPr>
+        <w:t>), en realidad no se crea un objeto nuevo de inmediato: primero se revisa el diccionario _</w:t>
+      </w:r>
+      <w:proofErr w:type="spellStart"/>
+      <w:r>
+        <w:rPr>
+          <w:rFonts w:ascii="Arial" w:hAnsi="Arial" w:cs="Arial"/>
+          <w:color w:val="16262A"/>
+          <w:sz w:val="24"/>
+          <w:szCs w:val="24"/>
+        </w:rPr>
+        <w:t>instances</w:t>
+      </w:r>
+      <w:proofErr w:type="spellEnd"/>
+      <w:r>
+        <w:rPr>
+          <w:rFonts w:ascii="Arial" w:hAnsi="Arial" w:cs="Arial"/>
+          <w:color w:val="16262A"/>
+          <w:sz w:val="24"/>
+          <w:szCs w:val="24"/>
+        </w:rPr>
+        <w:t xml:space="preserve">. Si ya existe una instancia guardada ahí, se devuelve esa misma; si no existe, se crea una única vez protegida con </w:t>
+      </w:r>
+      <w:proofErr w:type="spellStart"/>
+      <w:proofErr w:type="gramStart"/>
+      <w:r>
+        <w:rPr>
+          <w:rFonts w:ascii="Arial" w:hAnsi="Arial" w:cs="Arial"/>
+          <w:color w:val="16262A"/>
+          <w:sz w:val="24"/>
+          <w:szCs w:val="24"/>
+        </w:rPr>
+        <w:t>Lock</w:t>
+      </w:r>
+      <w:proofErr w:type="spellEnd"/>
+      <w:r>
+        <w:rPr>
+          <w:rFonts w:ascii="Arial" w:hAnsi="Arial" w:cs="Arial"/>
+          <w:color w:val="16262A"/>
+          <w:sz w:val="24"/>
+          <w:szCs w:val="24"/>
+        </w:rPr>
+        <w:t>(</w:t>
+      </w:r>
+      <w:proofErr w:type="gramEnd"/>
+      <w:r>
+        <w:rPr>
+          <w:rFonts w:ascii="Arial" w:hAnsi="Arial" w:cs="Arial"/>
+          <w:color w:val="16262A"/>
+          <w:sz w:val="24"/>
+          <w:szCs w:val="24"/>
+        </w:rPr>
+        <w:t xml:space="preserve">) para que dos peticiones simultáneas de </w:t>
+      </w:r>
+      <w:proofErr w:type="spellStart"/>
+      <w:r>
+        <w:rPr>
+          <w:rFonts w:ascii="Arial" w:hAnsi="Arial" w:cs="Arial"/>
+          <w:color w:val="16262A"/>
+          <w:sz w:val="24"/>
+          <w:szCs w:val="24"/>
+        </w:rPr>
+        <w:t>Flask</w:t>
+      </w:r>
+      <w:proofErr w:type="spellEnd"/>
+      <w:r>
+        <w:rPr>
+          <w:rFonts w:ascii="Arial" w:hAnsi="Arial" w:cs="Arial"/>
+          <w:color w:val="16262A"/>
+          <w:sz w:val="24"/>
+          <w:szCs w:val="24"/>
+        </w:rPr>
+        <w:t xml:space="preserve"> no alcancen a crear dos instancias a la vez</w:t>
+      </w:r>
+      <w:r>
+        <w:rPr>
+          <w:rFonts w:ascii="Arial" w:hAnsi="Arial" w:cs="Arial"/>
+          <w:color w:val="16262A"/>
+          <w:sz w:val="24"/>
+          <w:szCs w:val="24"/>
+        </w:rPr>
+        <w:t xml:space="preserve"> </w:t>
+      </w:r>
+      <w:r>
+        <w:rPr>
+          <w:rFonts w:ascii="Arial" w:hAnsi="Arial" w:cs="Arial"/>
+          <w:color w:val="16262A"/>
+          <w:sz w:val="24"/>
+          <w:szCs w:val="24"/>
+        </w:rPr>
+        <w:t>y se guarda para todas las llamadas futuras.</w:t>
+      </w:r>
+    </w:p>
+    <w:p>
+      <w:pPr>
+        <w:spacing w:line="276" w:lineRule="auto"/>
+        <w:jc w:val="both"/>
+        <w:rPr>
+          <w:rFonts w:ascii="Arial" w:hAnsi="Arial" w:cs="Arial"/>
+          <w:color w:val="16262A"/>
+          <w:sz w:val="24"/>
+          <w:szCs w:val="24"/>
+        </w:rPr>
+      </w:pPr>
+    </w:p>
+    <w:p>
+      <w:pPr>
+        <w:pStyle w:val="Ttulo2"/>
+        <w:numPr>
+          <w:ilvl w:val="1"/>
+          <w:numId w:val="3"/>
+        </w:numPr>
+        <w:rPr>
+          <w:rFonts w:ascii="Arial" w:hAnsi="Arial" w:cs="Arial"/>
+          <w:b/>
+          <w:bCs/>
+          <w:color w:val="auto"/>
+          <w:sz w:val="24"/>
+          <w:szCs w:val="24"/>
+        </w:rPr>
+      </w:pPr>
+      <w:r>
+        <w:rPr>
+          <w:rFonts w:ascii="Arial" w:hAnsi="Arial" w:cs="Arial"/>
+          <w:b/>
+          <w:bCs/>
+          <w:color w:val="auto"/>
+          <w:sz w:val="24"/>
+          <w:szCs w:val="24"/>
+        </w:rPr>
+        <w:t>Dónde se instancia (una sola vez, en todo el proyecto)</w:t>
+      </w:r>
+    </w:p>
+    <w:p>
+      <w:pPr>
+        <w:rPr>
+          <w:rFonts w:ascii="Arial" w:hAnsi="Arial" w:cs="Arial"/>
+        </w:rPr>
+      </w:pPr>
+    </w:p>
+    <w:p>
+      <w:pPr>
+        <w:spacing w:line="276" w:lineRule="auto"/>
+        <w:jc w:val="both"/>
+        <w:rPr>
+          <w:rFonts w:ascii="Arial" w:hAnsi="Arial" w:cs="Arial"/>
+          <w:color w:val="16262A"/>
+          <w:sz w:val="24"/>
+          <w:szCs w:val="24"/>
+        </w:rPr>
+      </w:pPr>
+      <w:r>
+        <w:rPr>
+          <w:rFonts w:ascii="Arial" w:hAnsi="Arial" w:cs="Arial"/>
+          <w:color w:val="16262A"/>
+          <w:sz w:val="24"/>
+          <w:szCs w:val="24"/>
+        </w:rPr>
+        <w:t xml:space="preserve">La única línea del proyecto donde se llama </w:t>
+      </w:r>
+      <w:proofErr w:type="spellStart"/>
+      <w:r>
+        <w:rPr>
+          <w:rFonts w:ascii="Arial" w:hAnsi="Arial" w:cs="Arial"/>
+          <w:color w:val="16262A"/>
+          <w:sz w:val="24"/>
+          <w:szCs w:val="24"/>
+        </w:rPr>
+        <w:t>db</w:t>
+      </w:r>
+      <w:proofErr w:type="spellEnd"/>
+      <w:r>
+        <w:rPr>
+          <w:rFonts w:ascii="Arial" w:hAnsi="Arial" w:cs="Arial"/>
+          <w:color w:val="16262A"/>
+          <w:sz w:val="24"/>
+          <w:szCs w:val="24"/>
+        </w:rPr>
+        <w:t xml:space="preserve"> = </w:t>
+      </w:r>
+      <w:proofErr w:type="gramStart"/>
+      <w:r>
+        <w:rPr>
+          <w:rFonts w:ascii="Arial" w:hAnsi="Arial" w:cs="Arial"/>
+          <w:color w:val="16262A"/>
+          <w:sz w:val="24"/>
+          <w:szCs w:val="24"/>
+        </w:rPr>
+        <w:t>DatabaseManager(</w:t>
+      </w:r>
+      <w:proofErr w:type="gramEnd"/>
+      <w:r>
+        <w:rPr>
+          <w:rFonts w:ascii="Arial" w:hAnsi="Arial" w:cs="Arial"/>
+          <w:color w:val="16262A"/>
+          <w:sz w:val="24"/>
+          <w:szCs w:val="24"/>
+        </w:rPr>
+        <w:t>) está al inicio de app.py, fuera de cualquier ruta. Todo lo demás reutiliza esa variable:</w:t>
+      </w:r>
+    </w:p>
+    <w:p>
+      <w:pPr>
+        <w:spacing w:line="300" w:lineRule="auto"/>
+        <w:jc w:val="both"/>
+        <w:rPr>
+          <w:rFonts w:ascii="Arial" w:hAnsi="Arial" w:cs="Arial"/>
+          <w:sz w:val="24"/>
+          <w:szCs w:val="24"/>
+        </w:rPr>
+      </w:pPr>
+      <w:r>
+        <w:rPr>
+          <w:rFonts w:ascii="Arial" w:hAnsi="Arial" w:cs="Arial"/>
+          <w:noProof/>
+          <w:sz w:val="24"/>
+          <w:szCs w:val="24"/>
+        </w:rPr>
+        <mc:AlternateContent>
+          <mc:Choice Requires="wps">
+            <w:drawing>
+              <wp:anchor distT="0" distB="0" distL="114300" distR="114300" simplePos="0" relativeHeight="251661312" behindDoc="0" locked="0" layoutInCell="1" allowOverlap="1" wp14:anchorId="4C8275A6" wp14:editId="7BC4A2D0">
+                <wp:simplePos x="0" y="0"/>
+                <wp:positionH relativeFrom="column">
+                  <wp:posOffset>-13335</wp:posOffset>
+                </wp:positionH>
+                <wp:positionV relativeFrom="paragraph">
+                  <wp:posOffset>150495</wp:posOffset>
+                </wp:positionV>
+                <wp:extent cx="5775960" cy="1577340"/>
+                <wp:effectExtent l="0" t="0" r="15240" b="22860"/>
+                <wp:wrapNone/>
+                <wp:docPr id="2" name="Cuadro de texto 2"/>
+                <wp:cNvGraphicFramePr/>
+                <a:graphic xmlns:a="http://schemas.openxmlformats.org/drawingml/2006/main">
+                  <a:graphicData uri="http://schemas.microsoft.com/office/word/2010/wordprocessingShape">
+                    <wps:wsp>
+                      <wps:cNvSpPr txBox="1"/>
+                      <wps:spPr>
+                        <a:xfrm>
+                          <a:off x="0" y="0"/>
+                          <a:ext cx="5775960" cy="1577340"/>
+                        </a:xfrm>
+                        <a:prstGeom prst="rect">
+                          <a:avLst/>
+                        </a:prstGeom>
+                        <a:solidFill>
+                          <a:schemeClr val="bg2"/>
+                        </a:solidFill>
+                        <a:ln w="6350">
+                          <a:solidFill>
+                            <a:prstClr val="black"/>
+                          </a:solidFill>
+                        </a:ln>
+                      </wps:spPr>
+                      <wps:txbx>
+                        <w:txbxContent>
+                          <w:p>
+                            <w:r>
+                              <w:t xml:space="preserve">app = </w:t>
+                            </w:r>
+                            <w:proofErr w:type="spellStart"/>
+                            <w:r>
+                              <w:t>Flask</w:t>
+                            </w:r>
+                            <w:proofErr w:type="spellEnd"/>
+                            <w:r>
+                              <w:t>(__</w:t>
+                            </w:r>
+                            <w:proofErr w:type="spellStart"/>
+                            <w:r>
+                              <w:t>name</w:t>
+                            </w:r>
+                            <w:proofErr w:type="spellEnd"/>
+                            <w:r>
+                              <w:t>__)</w:t>
+                            </w:r>
+                          </w:p>
+                          <w:p>
+                            <w:proofErr w:type="spellStart"/>
+                            <w:proofErr w:type="gramStart"/>
+                            <w:r>
+                              <w:t>app.secret</w:t>
+                            </w:r>
+                            <w:proofErr w:type="gramEnd"/>
+                            <w:r>
+                              <w:t>_key</w:t>
+                            </w:r>
+                            <w:proofErr w:type="spellEnd"/>
+                            <w:r>
+                              <w:t xml:space="preserve"> = "cambia-esta-clave-en-</w:t>
+                            </w:r>
+                            <w:proofErr w:type="spellStart"/>
+                            <w:r>
+                              <w:t>produccion</w:t>
+                            </w:r>
+                            <w:proofErr w:type="spellEnd"/>
+                            <w:r>
+                              <w:t>"</w:t>
+                            </w:r>
+                          </w:p>
+                          <w:p/>
+                          <w:p>
+                            <w:r>
+                              <w:t xml:space="preserve"># </w:t>
+                            </w:r>
+                            <w:proofErr w:type="spellStart"/>
+                            <w:r>
+                              <w:t>Unica</w:t>
+                            </w:r>
+                            <w:proofErr w:type="spellEnd"/>
+                            <w:r>
+                              <w:t xml:space="preserve"> </w:t>
+                            </w:r>
+                            <w:proofErr w:type="spellStart"/>
+                            <w:r>
+                              <w:t>instanciacion</w:t>
+                            </w:r>
+                            <w:proofErr w:type="spellEnd"/>
+                            <w:r>
+                              <w:t xml:space="preserve"> real del Singleton en todo el proyecto.</w:t>
+                            </w:r>
+                          </w:p>
+                          <w:p>
+                            <w:proofErr w:type="spellStart"/>
+                            <w:r>
+                              <w:t>db</w:t>
+                            </w:r>
+                            <w:proofErr w:type="spellEnd"/>
+                            <w:r>
+                              <w:t xml:space="preserve"> = </w:t>
+                            </w:r>
+                            <w:proofErr w:type="gramStart"/>
+                            <w:r>
+                              <w:t>DatabaseManager(</w:t>
+                            </w:r>
+                            <w:proofErr w:type="gramEnd"/>
+                            <w:r>
+                              <w:t>)</w:t>
+                            </w:r>
+                          </w:p>
+                        </w:txbxContent>
+                      </wps:txbx>
+                      <wps:bodyPr rot="0" spcFirstLastPara="0" vertOverflow="overflow" horzOverflow="overflow" vert="horz" wrap="square" lIns="91440" tIns="45720" rIns="91440" bIns="45720" numCol="1" spcCol="0" rtlCol="0" fromWordArt="0" anchor="t" anchorCtr="0" forceAA="0" compatLnSpc="1">
+                        <a:prstTxWarp prst="textNoShape">
+                          <a:avLst/>
+                        </a:prstTxWarp>
+                        <a:noAutofit/>
+                      </wps:bodyPr>
+                    </wps:wsp>
+                  </a:graphicData>
+                </a:graphic>
+                <wp14:sizeRelV relativeFrom="margin">
+                  <wp14:pctHeight>0</wp14:pctHeight>
+                </wp14:sizeRelV>
+              </wp:anchor>
+            </w:drawing>
+          </mc:Choice>
+          <mc:Fallback>
+            <w:pict>
+              <v:shape w14:anchorId="4C8275A6" id="Cuadro de texto 2" o:spid="_x0000_s1027" type="#_x0000_t202" style="position:absolute;left:0;text-align:left;margin-left:-1.05pt;margin-top:11.85pt;width:454.8pt;height:124.2pt;z-index:251661312;visibility:visible;mso-wrap-style:square;mso-height-percent:0;mso-wrap-distance-left:9pt;mso-wrap-distance-top:0;mso-wrap-distance-right:9pt;mso-wrap-distance-bottom:0;mso-position-horizontal:absolute;mso-position-horizontal-relative:text;mso-position-vertical:absolute;mso-position-vertical-relative:text;mso-height-percent:0;mso-height-relative:margin;v-text-anchor:top" o:gfxdata="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" fillcolor="#e8e8e8 [3214]" strokeweight=".5pt">
+                <v:textbox>
+                  <w:txbxContent>
+                    <w:p>
+                      <w:r>
+                        <w:t xml:space="preserve">app = </w:t>
+                      </w:r>
+                      <w:proofErr w:type="spellStart"/>
+                      <w:r>
+                        <w:t>Flask</w:t>
+                      </w:r>
+                      <w:proofErr w:type="spellEnd"/>
+                      <w:r>
+                        <w:t>(__</w:t>
+                      </w:r>
+                      <w:proofErr w:type="spellStart"/>
+                      <w:r>
+                        <w:t>name</w:t>
+                      </w:r>
+                      <w:proofErr w:type="spellEnd"/>
+                      <w:r>
+                        <w:t>__)</w:t>
+                      </w:r>
+                    </w:p>
+                    <w:p>
+                      <w:proofErr w:type="spellStart"/>
+                      <w:proofErr w:type="gramStart"/>
+                      <w:r>
+                        <w:t>app.secret</w:t>
+                      </w:r>
+                      <w:proofErr w:type="gramEnd"/>
+                      <w:r>
+                        <w:t>_key</w:t>
+                      </w:r>
+                      <w:proofErr w:type="spellEnd"/>
+                      <w:r>
+                        <w:t xml:space="preserve"> = "cambia-esta-clave-en-</w:t>
+                      </w:r>
+                      <w:proofErr w:type="spellStart"/>
+                      <w:r>
+                        <w:t>produccion</w:t>
+                      </w:r>
+                      <w:proofErr w:type="spellEnd"/>
+                      <w:r>
+                        <w:t>"</w:t>
+                      </w:r>
+                    </w:p>
+                    <w:p/>
+                    <w:p>
+                      <w:r>
+                        <w:t xml:space="preserve"># </w:t>
+                      </w:r>
+                      <w:proofErr w:type="spellStart"/>
+                      <w:r>
+                        <w:t>Unica</w:t>
+                      </w:r>
+                      <w:proofErr w:type="spellEnd"/>
+                      <w:r>
+                        <w:t xml:space="preserve"> </w:t>
+                      </w:r>
+                      <w:proofErr w:type="spellStart"/>
+                      <w:r>
+                        <w:t>instanciacion</w:t>
+                      </w:r>
+                      <w:proofErr w:type="spellEnd"/>
+                      <w:r>
+                        <w:t xml:space="preserve"> real del Singleton en todo el proyecto.</w:t>
+                      </w:r>
+                    </w:p>
+                    <w:p>
+                      <w:proofErr w:type="spellStart"/>
+                      <w:r>
+                        <w:t>db</w:t>
+                      </w:r>
+                      <w:proofErr w:type="spellEnd"/>
+                      <w:r>
+                        <w:t xml:space="preserve"> = </w:t>
+                      </w:r>
+                      <w:proofErr w:type="gramStart"/>
+                      <w:r>
+                        <w:t>DatabaseManager(</w:t>
+                      </w:r>
+                      <w:proofErr w:type="gramEnd"/>
+                      <w:r>
+                        <w:t>)</w:t>
+                      </w:r>
+                    </w:p>
+                  </w:txbxContent>
+                </v:textbox>
+              </v:shape>
+            </w:pict>
+          </mc:Fallback>
+        </mc:AlternateContent>
+      </w:r>
+    </w:p>
+    <w:p>
+      <w:pPr>
+        <w:rPr>
+          <w:rFonts w:ascii="Arial" w:hAnsi="Arial" w:cs="Arial"/>
+        </w:rPr>
+      </w:pPr>
+    </w:p>
+    <w:p>
+      <w:pPr>
+        <w:rPr>
+          <w:rFonts w:ascii="Arial" w:hAnsi="Arial" w:cs="Arial"/>
+        </w:rPr>
+      </w:pPr>
+    </w:p>
+    <w:p>
+      <w:pPr>
+        <w:spacing w:line="276" w:lineRule="auto"/>
+        <w:jc w:val="both"/>
+        <w:rPr>
+          <w:rFonts w:ascii="Arial" w:hAnsi="Arial" w:cs="Arial"/>
+          <w:sz w:val="24"/>
+          <w:szCs w:val="24"/>
+        </w:rPr>
+      </w:pPr>
+    </w:p>
+    <w:p>
+      <w:pPr>
+        <w:tabs>
+          <w:tab w:val="left" w:pos="5940"/>
+        </w:tabs>
+        <w:spacing w:line="276" w:lineRule="auto"/>
+        <w:jc w:val="both"/>
+        <w:rPr>
+          <w:rFonts w:ascii="Arial" w:hAnsi="Arial" w:cs="Arial"/>
+          <w:b/>
+          <w:bCs/>
+          <w:sz w:val="24"/>
+          <w:szCs w:val="24"/>
+        </w:rPr>
+      </w:pPr>
+    </w:p>
+    <w:p>
+      <w:pPr>
+        <w:tabs>
+          <w:tab w:val="left" w:pos="5940"/>
+        </w:tabs>
+        <w:spacing w:line="276" w:lineRule="auto"/>
+        <w:jc w:val="both"/>
+        <w:rPr>
+          <w:rFonts w:ascii="Arial" w:hAnsi="Arial" w:cs="Arial"/>
+          <w:b/>
+          <w:bCs/>
+          <w:sz w:val="28"/>
+          <w:szCs w:val="28"/>
+        </w:rPr>
+      </w:pPr>
+    </w:p>
+    <w:p>
+      <w:pPr>
+        <w:tabs>
+          <w:tab w:val="left" w:pos="5940"/>
+        </w:tabs>
+        <w:spacing w:line="276" w:lineRule="auto"/>
+        <w:jc w:val="both"/>
+        <w:rPr>
+          <w:rFonts w:ascii="Arial" w:hAnsi="Arial" w:cs="Arial"/>
+          <w:b/>
+          <w:bCs/>
+          <w:sz w:val="28"/>
+          <w:szCs w:val="28"/>
+        </w:rPr>
+      </w:pPr>
+    </w:p>
+    <w:p>
+      <w:pPr>
+        <w:pStyle w:val="Prrafodelista"/>
+        <w:numPr>
+          <w:ilvl w:val="1"/>
+          <w:numId w:val="3"/>
+        </w:numPr>
+        <w:tabs>
+          <w:tab w:val="left" w:pos="5940"/>
+        </w:tabs>
+        <w:spacing w:line="276" w:lineRule="auto"/>
+        <w:jc w:val="both"/>
+        <w:rPr>
+          <w:rFonts w:ascii="Arial" w:hAnsi="Arial" w:cs="Arial"/>
+          <w:b/>
+          <w:bCs/>
+          <w:sz w:val="24"/>
+          <w:szCs w:val="24"/>
+        </w:rPr>
+      </w:pPr>
+      <w:r>
+        <w:rPr>
+          <w:rFonts w:ascii="Arial" w:hAnsi="Arial" w:cs="Arial"/>
+          <w:b/>
+          <w:bCs/>
+          <w:sz w:val="24"/>
+          <w:szCs w:val="24"/>
+        </w:rPr>
+        <w:t>Dónde se usa esa misma instancia en cada módulo</w:t>
+      </w:r>
+    </w:p>
+    <w:p>
+      <w:pPr>
+        <w:spacing w:line="276" w:lineRule="auto"/>
+        <w:jc w:val="both"/>
+        <w:rPr>
+          <w:rFonts w:ascii="Arial" w:hAnsi="Arial" w:cs="Arial"/>
+          <w:color w:val="16262A"/>
+          <w:sz w:val="24"/>
+          <w:szCs w:val="24"/>
+        </w:rPr>
+      </w:pPr>
+      <w:r>
+        <w:rPr>
+          <w:rFonts w:ascii="Arial" w:hAnsi="Arial" w:cs="Arial"/>
+          <w:color w:val="16262A"/>
+          <w:sz w:val="24"/>
+          <w:szCs w:val="24"/>
+        </w:rPr>
+        <w:t>Esto es lo importante de</w:t>
+      </w:r>
+      <w:r>
+        <w:rPr>
+          <w:rFonts w:ascii="Arial" w:hAnsi="Arial" w:cs="Arial"/>
+          <w:color w:val="16262A"/>
+          <w:sz w:val="24"/>
+          <w:szCs w:val="24"/>
+        </w:rPr>
+        <w:t>l patrón</w:t>
+      </w:r>
+      <w:r>
+        <w:rPr>
+          <w:rFonts w:ascii="Arial" w:hAnsi="Arial" w:cs="Arial"/>
+          <w:color w:val="16262A"/>
+          <w:sz w:val="24"/>
+          <w:szCs w:val="24"/>
+        </w:rPr>
+        <w:t xml:space="preserve"> Singleton: no es solo el </w:t>
+      </w:r>
+      <w:proofErr w:type="spellStart"/>
+      <w:r>
+        <w:rPr>
+          <w:rFonts w:ascii="Arial" w:hAnsi="Arial" w:cs="Arial"/>
+          <w:color w:val="16262A"/>
+          <w:sz w:val="24"/>
+          <w:szCs w:val="24"/>
+        </w:rPr>
+        <w:t>login</w:t>
+      </w:r>
+      <w:proofErr w:type="spellEnd"/>
+      <w:r>
+        <w:rPr>
+          <w:rFonts w:ascii="Arial" w:hAnsi="Arial" w:cs="Arial"/>
+          <w:color w:val="16262A"/>
+          <w:sz w:val="24"/>
+          <w:szCs w:val="24"/>
+        </w:rPr>
+        <w:t xml:space="preserve">, ni solo el módulo de pacientes es literalmente cada ruta del proyecto la que llama a métodos de esa única variable </w:t>
+      </w:r>
+      <w:proofErr w:type="spellStart"/>
+      <w:r>
+        <w:rPr>
+          <w:rFonts w:ascii="Arial" w:hAnsi="Arial" w:cs="Arial"/>
+          <w:color w:val="16262A"/>
+          <w:sz w:val="24"/>
+          <w:szCs w:val="24"/>
+        </w:rPr>
+        <w:t>db</w:t>
+      </w:r>
+      <w:proofErr w:type="spellEnd"/>
+      <w:r>
+        <w:rPr>
+          <w:rFonts w:ascii="Arial" w:hAnsi="Arial" w:cs="Arial"/>
+          <w:color w:val="16262A"/>
+          <w:sz w:val="24"/>
+          <w:szCs w:val="24"/>
+        </w:rPr>
+        <w:t>. La siguiente tabla lo deja explícito, módulo por módulo:</w:t>
+      </w:r>
+    </w:p>
+    <w:tbl>
+      <w:tblPr>
+        <w:tblStyle w:val="Tablaconcuadrcula"/>
+        <w:tblW w:w="0" w:type="auto"/>
+        <w:tblLook w:val="04A0" w:firstRow="1" w:lastRow="0" w:firstColumn="1" w:lastColumn="0" w:noHBand="0" w:noVBand="1"/>
+      </w:tblPr>
+      <w:tblGrid>
+        <w:gridCol w:w="4414"/>
+        <w:gridCol w:w="4414"/>
+      </w:tblGrid>
+      <w:tr>
+        <w:tc>
+          <w:tcPr>
+            <w:tcW w:w="4414" w:type="dxa"/>
+            <w:shd w:val="clear" w:color="auto" w:fill="1C6E71"/>
+          </w:tcPr>
+          <w:p>
+            <w:pPr>
+              <w:spacing w:line="300" w:lineRule="auto"/>
+              <w:rPr>
+                <w:rFonts w:ascii="Arial" w:hAnsi="Arial" w:cs="Arial"/>
+                <w:b/>
+                <w:bCs/>
+                <w:color w:val="FFFFFF" w:themeColor="background1"/>
+                <w:sz w:val="20"/>
+                <w:szCs w:val="20"/>
+              </w:rPr>
+            </w:pPr>
+            <w:r>
+              <w:rPr>
+                <w:rFonts w:ascii="Arial" w:hAnsi="Arial" w:cs="Arial"/>
+                <w:b/>
+                <w:bCs/>
+                <w:color w:val="FFFFFF" w:themeColor="background1"/>
+                <w:sz w:val="20"/>
+                <w:szCs w:val="20"/>
+              </w:rPr>
+              <w:t>Ruta/Modulo</w:t>
+            </w:r>
+          </w:p>
+        </w:tc>
+        <w:tc>
+          <w:tcPr>
+            <w:tcW w:w="4414" w:type="dxa"/>
+            <w:shd w:val="clear" w:color="auto" w:fill="1C6E71"/>
+          </w:tcPr>
+          <w:p>
+            <w:pPr>
+              <w:spacing w:line="300" w:lineRule="auto"/>
+              <w:rPr>
+                <w:rFonts w:ascii="Arial" w:hAnsi="Arial" w:cs="Arial"/>
+                <w:b/>
+                <w:bCs/>
+                <w:color w:val="FFFFFF" w:themeColor="background1"/>
+                <w:sz w:val="20"/>
+                <w:szCs w:val="20"/>
+              </w:rPr>
+            </w:pPr>
+            <w:r>
+              <w:rPr>
+                <w:rFonts w:ascii="Arial" w:hAnsi="Arial" w:cs="Arial"/>
+                <w:b/>
+                <w:bCs/>
+                <w:color w:val="FFFFFF" w:themeColor="background1"/>
+                <w:sz w:val="20"/>
+                <w:szCs w:val="20"/>
+              </w:rPr>
+              <w:t xml:space="preserve">Que le pide a </w:t>
+            </w:r>
+            <w:proofErr w:type="spellStart"/>
+            <w:r>
+              <w:rPr>
+                <w:rFonts w:ascii="Arial" w:hAnsi="Arial" w:cs="Arial"/>
+                <w:b/>
+                <w:bCs/>
+                <w:color w:val="FFFFFF" w:themeColor="background1"/>
+                <w:sz w:val="20"/>
+                <w:szCs w:val="20"/>
+              </w:rPr>
+              <w:t>db</w:t>
+            </w:r>
+            <w:proofErr w:type="spellEnd"/>
+            <w:r>
+              <w:rPr>
+                <w:rFonts w:ascii="Arial" w:hAnsi="Arial" w:cs="Arial"/>
+                <w:b/>
+                <w:bCs/>
+                <w:color w:val="FFFFFF" w:themeColor="background1"/>
+                <w:sz w:val="20"/>
+                <w:szCs w:val="20"/>
+              </w:rPr>
+              <w:t xml:space="preserve"> (misma instancia)</w:t>
+            </w:r>
+          </w:p>
+        </w:tc>
+      </w:tr>
+      <w:tr>
+        <w:tc>
+          <w:tcPr>
+            <w:tcW w:w="4414" w:type="dxa"/>
+            <w:shd w:val="clear" w:color="auto" w:fill="FAF8F3"/>
+          </w:tcPr>
+          <w:p>
+            <w:pPr>
+              <w:spacing w:line="300" w:lineRule="auto"/>
+              <w:rPr>
+                <w:rFonts w:ascii="Arial" w:hAnsi="Arial" w:cs="Arial"/>
+                <w:color w:val="16262A"/>
+                <w:sz w:val="20"/>
+                <w:szCs w:val="20"/>
+              </w:rPr>
+            </w:pPr>
+            <w:r>
+              <w:rPr>
+                <w:rFonts w:ascii="Arial" w:hAnsi="Arial" w:cs="Arial"/>
+                <w:color w:val="16262A"/>
+                <w:sz w:val="20"/>
+                <w:szCs w:val="20"/>
+              </w:rPr>
+              <w:t>/</w:t>
+            </w:r>
+            <w:proofErr w:type="spellStart"/>
+            <w:r>
+              <w:rPr>
+                <w:rFonts w:ascii="Arial" w:hAnsi="Arial" w:cs="Arial"/>
+                <w:color w:val="16262A"/>
+                <w:sz w:val="20"/>
+                <w:szCs w:val="20"/>
+              </w:rPr>
+              <w:t>login</w:t>
+            </w:r>
+            <w:proofErr w:type="spellEnd"/>
+          </w:p>
+        </w:tc>
+        <w:tc>
+          <w:tcPr>
+            <w:tcW w:w="4414" w:type="dxa"/>
+            <w:shd w:val="clear" w:color="auto" w:fill="FAF8F3"/>
+          </w:tcPr>
+          <w:p>
+            <w:pPr>
+              <w:spacing w:line="300" w:lineRule="auto"/>
+              <w:rPr>
+                <w:rFonts w:ascii="Arial" w:hAnsi="Arial" w:cs="Arial"/>
+                <w:color w:val="16262A"/>
+                <w:sz w:val="20"/>
+                <w:szCs w:val="20"/>
+              </w:rPr>
+            </w:pPr>
+            <w:proofErr w:type="spellStart"/>
+            <w:proofErr w:type="gramStart"/>
+            <w:r>
+              <w:rPr>
+                <w:rFonts w:ascii="Arial" w:hAnsi="Arial" w:cs="Arial"/>
+                <w:color w:val="16262A"/>
+                <w:sz w:val="20"/>
+                <w:szCs w:val="20"/>
+              </w:rPr>
+              <w:t>db.validar</w:t>
+            </w:r>
+            <w:proofErr w:type="gramEnd"/>
+            <w:r>
+              <w:rPr>
+                <w:rFonts w:ascii="Arial" w:hAnsi="Arial" w:cs="Arial"/>
+                <w:color w:val="16262A"/>
+                <w:sz w:val="20"/>
+                <w:szCs w:val="20"/>
+              </w:rPr>
+              <w:t>_credenciales</w:t>
+            </w:r>
+            <w:proofErr w:type="spellEnd"/>
+            <w:r>
+              <w:rPr>
+                <w:rFonts w:ascii="Arial" w:hAnsi="Arial" w:cs="Arial"/>
+                <w:color w:val="16262A"/>
+                <w:sz w:val="20"/>
+                <w:szCs w:val="20"/>
+              </w:rPr>
+              <w:t xml:space="preserve">() para revisar usuario/contraseña, lo que además guarda el intento en </w:t>
+            </w:r>
+            <w:proofErr w:type="spellStart"/>
+            <w:r>
+              <w:rPr>
+                <w:rFonts w:ascii="Arial" w:hAnsi="Arial" w:cs="Arial"/>
+                <w:color w:val="16262A"/>
+                <w:sz w:val="20"/>
+                <w:szCs w:val="20"/>
+              </w:rPr>
+              <w:t>bitacora_accesos</w:t>
+            </w:r>
+            <w:proofErr w:type="spellEnd"/>
+            <w:r>
+              <w:rPr>
+                <w:rFonts w:ascii="Arial" w:hAnsi="Arial" w:cs="Arial"/>
+                <w:color w:val="16262A"/>
+                <w:sz w:val="20"/>
+                <w:szCs w:val="20"/>
+              </w:rPr>
+              <w:t>.</w:t>
+            </w:r>
+          </w:p>
+        </w:tc>
+      </w:tr>
+      <w:tr>
+        <w:tc>
+          <w:tcPr>
+            <w:tcW w:w="4414" w:type="dxa"/>
+            <w:shd w:val="clear" w:color="auto" w:fill="FAF8F3"/>
+          </w:tcPr>
+          <w:p>
+            <w:pPr>
+              <w:spacing w:line="300" w:lineRule="auto"/>
+              <w:rPr>
+                <w:rFonts w:ascii="Arial" w:hAnsi="Arial" w:cs="Arial"/>
+                <w:color w:val="16262A"/>
+                <w:sz w:val="20"/>
+                <w:szCs w:val="20"/>
+              </w:rPr>
+            </w:pPr>
+            <w:r>
+              <w:rPr>
+                <w:rFonts w:ascii="Arial" w:hAnsi="Arial" w:cs="Arial"/>
+                <w:color w:val="16262A"/>
+                <w:sz w:val="20"/>
+                <w:szCs w:val="20"/>
+              </w:rPr>
+              <w:t>/registro</w:t>
+            </w:r>
+          </w:p>
+        </w:tc>
+        <w:tc>
+          <w:tcPr>
+            <w:tcW w:w="4414" w:type="dxa"/>
+            <w:shd w:val="clear" w:color="auto" w:fill="FAF8F3"/>
+          </w:tcPr>
+          <w:p>
+            <w:pPr>
+              <w:spacing w:line="300" w:lineRule="auto"/>
+              <w:rPr>
+                <w:rFonts w:ascii="Arial" w:hAnsi="Arial" w:cs="Arial"/>
+                <w:color w:val="16262A"/>
+                <w:sz w:val="20"/>
+                <w:szCs w:val="20"/>
+              </w:rPr>
+            </w:pPr>
+            <w:proofErr w:type="spellStart"/>
+            <w:proofErr w:type="gramStart"/>
+            <w:r>
+              <w:rPr>
+                <w:rFonts w:ascii="Arial" w:hAnsi="Arial" w:cs="Arial"/>
+                <w:color w:val="16262A"/>
+                <w:sz w:val="20"/>
+                <w:szCs w:val="20"/>
+              </w:rPr>
+              <w:t>db.obtener</w:t>
+            </w:r>
+            <w:proofErr w:type="gramEnd"/>
+            <w:r>
+              <w:rPr>
+                <w:rFonts w:ascii="Arial" w:hAnsi="Arial" w:cs="Arial"/>
+                <w:color w:val="16262A"/>
+                <w:sz w:val="20"/>
+                <w:szCs w:val="20"/>
+              </w:rPr>
+              <w:t>_usuario</w:t>
+            </w:r>
+            <w:proofErr w:type="spellEnd"/>
+            <w:r>
+              <w:rPr>
+                <w:rFonts w:ascii="Arial" w:hAnsi="Arial" w:cs="Arial"/>
+                <w:color w:val="16262A"/>
+                <w:sz w:val="20"/>
+                <w:szCs w:val="20"/>
+              </w:rPr>
+              <w:t xml:space="preserve">() para chequear que no exista ya ese usuario, y </w:t>
+            </w:r>
+            <w:proofErr w:type="spellStart"/>
+            <w:r>
+              <w:rPr>
+                <w:rFonts w:ascii="Arial" w:hAnsi="Arial" w:cs="Arial"/>
+                <w:color w:val="16262A"/>
+                <w:sz w:val="20"/>
+                <w:szCs w:val="20"/>
+              </w:rPr>
+              <w:t>db.crear_usuario</w:t>
+            </w:r>
+            <w:proofErr w:type="spellEnd"/>
+            <w:r>
+              <w:rPr>
+                <w:rFonts w:ascii="Arial" w:hAnsi="Arial" w:cs="Arial"/>
+                <w:color w:val="16262A"/>
+                <w:sz w:val="20"/>
+                <w:szCs w:val="20"/>
+              </w:rPr>
+              <w:t>() para guardarlo.</w:t>
+            </w:r>
+          </w:p>
+        </w:tc>
+      </w:tr>
+      <w:tr>
+        <w:tc>
+          <w:tcPr>
+            <w:tcW w:w="4414" w:type="dxa"/>
+            <w:shd w:val="clear" w:color="auto" w:fill="FAF8F3"/>
+          </w:tcPr>
+          <w:p>
+            <w:pPr>
+              <w:spacing w:line="300" w:lineRule="auto"/>
+              <w:rPr>
+                <w:rFonts w:ascii="Arial" w:hAnsi="Arial" w:cs="Arial"/>
+                <w:color w:val="16262A"/>
+                <w:sz w:val="20"/>
+                <w:szCs w:val="20"/>
+              </w:rPr>
+            </w:pPr>
+            <w:r>
+              <w:rPr>
+                <w:rFonts w:ascii="Arial" w:hAnsi="Arial" w:cs="Arial"/>
+                <w:color w:val="16262A"/>
+                <w:sz w:val="20"/>
+                <w:szCs w:val="20"/>
+              </w:rPr>
+              <w:t>/</w:t>
+            </w:r>
+            <w:proofErr w:type="spellStart"/>
+            <w:r>
+              <w:rPr>
+                <w:rFonts w:ascii="Arial" w:hAnsi="Arial" w:cs="Arial"/>
+                <w:color w:val="16262A"/>
+                <w:sz w:val="20"/>
+                <w:szCs w:val="20"/>
+              </w:rPr>
+              <w:t>dashboard</w:t>
+            </w:r>
+            <w:proofErr w:type="spellEnd"/>
+          </w:p>
+        </w:tc>
+        <w:tc>
+          <w:tcPr>
+            <w:tcW w:w="4414" w:type="dxa"/>
+            <w:shd w:val="clear" w:color="auto" w:fill="FAF8F3"/>
+          </w:tcPr>
+          <w:p>
+            <w:pPr>
+              <w:spacing w:line="300" w:lineRule="auto"/>
+              <w:rPr>
+                <w:rFonts w:ascii="Arial" w:hAnsi="Arial" w:cs="Arial"/>
+                <w:color w:val="16262A"/>
+                <w:sz w:val="20"/>
+                <w:szCs w:val="20"/>
+              </w:rPr>
+            </w:pPr>
+            <w:proofErr w:type="spellStart"/>
+            <w:proofErr w:type="gramStart"/>
+            <w:r>
+              <w:rPr>
+                <w:rFonts w:ascii="Arial" w:hAnsi="Arial" w:cs="Arial"/>
+                <w:color w:val="16262A"/>
+                <w:sz w:val="20"/>
+                <w:szCs w:val="20"/>
+              </w:rPr>
+              <w:t>db.obtener</w:t>
+            </w:r>
+            <w:proofErr w:type="gramEnd"/>
+            <w:r>
+              <w:rPr>
+                <w:rFonts w:ascii="Arial" w:hAnsi="Arial" w:cs="Arial"/>
+                <w:color w:val="16262A"/>
+                <w:sz w:val="20"/>
+                <w:szCs w:val="20"/>
+              </w:rPr>
+              <w:t>_bitacora</w:t>
+            </w:r>
+            <w:proofErr w:type="spellEnd"/>
+            <w:r>
+              <w:rPr>
+                <w:rFonts w:ascii="Arial" w:hAnsi="Arial" w:cs="Arial"/>
+                <w:color w:val="16262A"/>
+                <w:sz w:val="20"/>
+                <w:szCs w:val="20"/>
+              </w:rPr>
+              <w:t xml:space="preserve">(), </w:t>
+            </w:r>
+            <w:proofErr w:type="spellStart"/>
+            <w:r>
+              <w:rPr>
+                <w:rFonts w:ascii="Arial" w:hAnsi="Arial" w:cs="Arial"/>
+                <w:color w:val="16262A"/>
+                <w:sz w:val="20"/>
+                <w:szCs w:val="20"/>
+              </w:rPr>
+              <w:t>db.contar_pacientes</w:t>
+            </w:r>
+            <w:proofErr w:type="spellEnd"/>
+            <w:r>
+              <w:rPr>
+                <w:rFonts w:ascii="Arial" w:hAnsi="Arial" w:cs="Arial"/>
+                <w:color w:val="16262A"/>
+                <w:sz w:val="20"/>
+                <w:szCs w:val="20"/>
+              </w:rPr>
+              <w:t xml:space="preserve">() y </w:t>
+            </w:r>
+            <w:proofErr w:type="spellStart"/>
+            <w:r>
+              <w:rPr>
+                <w:rFonts w:ascii="Arial" w:hAnsi="Arial" w:cs="Arial"/>
+                <w:color w:val="16262A"/>
+                <w:sz w:val="20"/>
+                <w:szCs w:val="20"/>
+              </w:rPr>
+              <w:t>db.obtener_citas</w:t>
+            </w:r>
+            <w:proofErr w:type="spellEnd"/>
+            <w:r>
+              <w:rPr>
+                <w:rFonts w:ascii="Arial" w:hAnsi="Arial" w:cs="Arial"/>
+                <w:color w:val="16262A"/>
+                <w:sz w:val="20"/>
+                <w:szCs w:val="20"/>
+              </w:rPr>
+              <w:t>() para armar el resumen del panel.</w:t>
+            </w:r>
+          </w:p>
+        </w:tc>
+      </w:tr>
+      <w:tr>
+        <w:tc>
+          <w:tcPr>
+            <w:tcW w:w="4414" w:type="dxa"/>
+            <w:shd w:val="clear" w:color="auto" w:fill="FAF8F3"/>
+          </w:tcPr>
+          <w:p>
+            <w:pPr>
+              <w:spacing w:line="300" w:lineRule="auto"/>
+              <w:rPr>
+                <w:rFonts w:ascii="Arial" w:hAnsi="Arial" w:cs="Arial"/>
+                <w:color w:val="16262A"/>
+                <w:sz w:val="20"/>
+                <w:szCs w:val="20"/>
+              </w:rPr>
+            </w:pPr>
+            <w:r>
+              <w:rPr>
+                <w:rFonts w:ascii="Arial" w:hAnsi="Arial" w:cs="Arial"/>
+                <w:color w:val="16262A"/>
+                <w:sz w:val="20"/>
+                <w:szCs w:val="20"/>
+              </w:rPr>
+              <w:t>/pacientes</w:t>
+            </w:r>
+          </w:p>
+        </w:tc>
+        <w:tc>
+          <w:tcPr>
+            <w:tcW w:w="4414" w:type="dxa"/>
+            <w:shd w:val="clear" w:color="auto" w:fill="FAF8F3"/>
+          </w:tcPr>
+          <w:p>
+            <w:pPr>
+              <w:spacing w:line="300" w:lineRule="auto"/>
+              <w:rPr>
+                <w:rFonts w:ascii="Arial" w:hAnsi="Arial" w:cs="Arial"/>
+                <w:color w:val="16262A"/>
+                <w:sz w:val="20"/>
+                <w:szCs w:val="20"/>
+              </w:rPr>
+            </w:pPr>
+            <w:proofErr w:type="spellStart"/>
+            <w:proofErr w:type="gramStart"/>
+            <w:r>
+              <w:rPr>
+                <w:rFonts w:ascii="Arial" w:hAnsi="Arial" w:cs="Arial"/>
+                <w:color w:val="16262A"/>
+                <w:sz w:val="20"/>
+                <w:szCs w:val="20"/>
+              </w:rPr>
+              <w:t>db.crear</w:t>
+            </w:r>
+            <w:proofErr w:type="gramEnd"/>
+            <w:r>
+              <w:rPr>
+                <w:rFonts w:ascii="Arial" w:hAnsi="Arial" w:cs="Arial"/>
+                <w:color w:val="16262A"/>
+                <w:sz w:val="20"/>
+                <w:szCs w:val="20"/>
+              </w:rPr>
+              <w:t>_paciente</w:t>
+            </w:r>
+            <w:proofErr w:type="spellEnd"/>
+            <w:r>
+              <w:rPr>
+                <w:rFonts w:ascii="Arial" w:hAnsi="Arial" w:cs="Arial"/>
+                <w:color w:val="16262A"/>
+                <w:sz w:val="20"/>
+                <w:szCs w:val="20"/>
+              </w:rPr>
+              <w:t xml:space="preserve">() al registrar, y </w:t>
+            </w:r>
+            <w:proofErr w:type="spellStart"/>
+            <w:r>
+              <w:rPr>
+                <w:rFonts w:ascii="Arial" w:hAnsi="Arial" w:cs="Arial"/>
+                <w:color w:val="16262A"/>
+                <w:sz w:val="20"/>
+                <w:szCs w:val="20"/>
+              </w:rPr>
+              <w:t>db.obtener_pacientes</w:t>
+            </w:r>
+            <w:proofErr w:type="spellEnd"/>
+            <w:r>
+              <w:rPr>
+                <w:rFonts w:ascii="Arial" w:hAnsi="Arial" w:cs="Arial"/>
+                <w:color w:val="16262A"/>
+                <w:sz w:val="20"/>
+                <w:szCs w:val="20"/>
+              </w:rPr>
+              <w:t>() al listar.</w:t>
+            </w:r>
+          </w:p>
+        </w:tc>
+      </w:tr>
+      <w:tr>
+        <w:tc>
+          <w:tcPr>
+            <w:tcW w:w="4414" w:type="dxa"/>
+            <w:shd w:val="clear" w:color="auto" w:fill="FAF8F3"/>
+          </w:tcPr>
+          <w:p>
+            <w:pPr>
+              <w:spacing w:line="300" w:lineRule="auto"/>
+              <w:rPr>
+                <w:rFonts w:ascii="Arial" w:hAnsi="Arial" w:cs="Arial"/>
+                <w:color w:val="16262A"/>
+                <w:sz w:val="20"/>
+                <w:szCs w:val="20"/>
+              </w:rPr>
+            </w:pPr>
+            <w:r>
+              <w:rPr>
+                <w:rFonts w:ascii="Arial" w:hAnsi="Arial" w:cs="Arial"/>
+                <w:color w:val="16262A"/>
+                <w:sz w:val="20"/>
+                <w:szCs w:val="20"/>
+              </w:rPr>
+              <w:lastRenderedPageBreak/>
+              <w:t>/pacientes/&lt;id&gt;</w:t>
+            </w:r>
+          </w:p>
+        </w:tc>
+        <w:tc>
+          <w:tcPr>
+            <w:tcW w:w="4414" w:type="dxa"/>
+            <w:shd w:val="clear" w:color="auto" w:fill="FAF8F3"/>
+          </w:tcPr>
+          <w:p>
+            <w:pPr>
+              <w:spacing w:line="300" w:lineRule="auto"/>
+              <w:rPr>
+                <w:rFonts w:ascii="Arial" w:hAnsi="Arial" w:cs="Arial"/>
+                <w:color w:val="16262A"/>
+                <w:sz w:val="20"/>
+                <w:szCs w:val="20"/>
+              </w:rPr>
+            </w:pPr>
+            <w:proofErr w:type="spellStart"/>
+            <w:proofErr w:type="gramStart"/>
+            <w:r>
+              <w:rPr>
+                <w:rFonts w:ascii="Arial" w:hAnsi="Arial" w:cs="Arial"/>
+                <w:color w:val="16262A"/>
+                <w:sz w:val="20"/>
+                <w:szCs w:val="20"/>
+              </w:rPr>
+              <w:t>db.obtener</w:t>
+            </w:r>
+            <w:proofErr w:type="gramEnd"/>
+            <w:r>
+              <w:rPr>
+                <w:rFonts w:ascii="Arial" w:hAnsi="Arial" w:cs="Arial"/>
+                <w:color w:val="16262A"/>
+                <w:sz w:val="20"/>
+                <w:szCs w:val="20"/>
+              </w:rPr>
+              <w:t>_paciente</w:t>
+            </w:r>
+            <w:proofErr w:type="spellEnd"/>
+            <w:r>
+              <w:rPr>
+                <w:rFonts w:ascii="Arial" w:hAnsi="Arial" w:cs="Arial"/>
+                <w:color w:val="16262A"/>
+                <w:sz w:val="20"/>
+                <w:szCs w:val="20"/>
+              </w:rPr>
+              <w:t xml:space="preserve">(), </w:t>
+            </w:r>
+            <w:proofErr w:type="spellStart"/>
+            <w:r>
+              <w:rPr>
+                <w:rFonts w:ascii="Arial" w:hAnsi="Arial" w:cs="Arial"/>
+                <w:color w:val="16262A"/>
+                <w:sz w:val="20"/>
+                <w:szCs w:val="20"/>
+              </w:rPr>
+              <w:t>db.obtener_citas_paciente</w:t>
+            </w:r>
+            <w:proofErr w:type="spellEnd"/>
+            <w:r>
+              <w:rPr>
+                <w:rFonts w:ascii="Arial" w:hAnsi="Arial" w:cs="Arial"/>
+                <w:color w:val="16262A"/>
+                <w:sz w:val="20"/>
+                <w:szCs w:val="20"/>
+              </w:rPr>
+              <w:t xml:space="preserve">() y </w:t>
+            </w:r>
+            <w:proofErr w:type="spellStart"/>
+            <w:r>
+              <w:rPr>
+                <w:rFonts w:ascii="Arial" w:hAnsi="Arial" w:cs="Arial"/>
+                <w:color w:val="16262A"/>
+                <w:sz w:val="20"/>
+                <w:szCs w:val="20"/>
+              </w:rPr>
+              <w:t>db.obtener_diagnosticos_tratamientos</w:t>
+            </w:r>
+            <w:proofErr w:type="spellEnd"/>
+            <w:r>
+              <w:rPr>
+                <w:rFonts w:ascii="Arial" w:hAnsi="Arial" w:cs="Arial"/>
+                <w:color w:val="16262A"/>
+                <w:sz w:val="20"/>
+                <w:szCs w:val="20"/>
+              </w:rPr>
+              <w:t>() para armar la ficha.</w:t>
+            </w:r>
+          </w:p>
+        </w:tc>
+      </w:tr>
+      <w:tr>
+        <w:tc>
+          <w:tcPr>
+            <w:tcW w:w="4414" w:type="dxa"/>
+            <w:shd w:val="clear" w:color="auto" w:fill="FAF8F3"/>
+          </w:tcPr>
+          <w:p>
+            <w:pPr>
+              <w:spacing w:line="300" w:lineRule="auto"/>
+              <w:rPr>
+                <w:rFonts w:ascii="Arial" w:hAnsi="Arial" w:cs="Arial"/>
+                <w:color w:val="16262A"/>
+                <w:sz w:val="20"/>
+                <w:szCs w:val="20"/>
+              </w:rPr>
+            </w:pPr>
+            <w:r>
+              <w:rPr>
+                <w:rFonts w:ascii="Arial" w:hAnsi="Arial" w:cs="Arial"/>
+                <w:color w:val="16262A"/>
+                <w:sz w:val="20"/>
+                <w:szCs w:val="20"/>
+              </w:rPr>
+              <w:t>/pacientes/&lt;id&gt;/citas</w:t>
+            </w:r>
+          </w:p>
+        </w:tc>
+        <w:tc>
+          <w:tcPr>
+            <w:tcW w:w="4414" w:type="dxa"/>
+            <w:shd w:val="clear" w:color="auto" w:fill="FAF8F3"/>
+          </w:tcPr>
+          <w:p>
+            <w:pPr>
+              <w:spacing w:line="300" w:lineRule="auto"/>
+              <w:rPr>
+                <w:rFonts w:ascii="Arial" w:hAnsi="Arial" w:cs="Arial"/>
+                <w:color w:val="16262A"/>
+                <w:sz w:val="20"/>
+                <w:szCs w:val="20"/>
+              </w:rPr>
+            </w:pPr>
+            <w:proofErr w:type="spellStart"/>
+            <w:proofErr w:type="gramStart"/>
+            <w:r>
+              <w:rPr>
+                <w:rFonts w:ascii="Arial" w:hAnsi="Arial" w:cs="Arial"/>
+                <w:color w:val="16262A"/>
+                <w:sz w:val="20"/>
+                <w:szCs w:val="20"/>
+              </w:rPr>
+              <w:t>db.crear</w:t>
+            </w:r>
+            <w:proofErr w:type="gramEnd"/>
+            <w:r>
+              <w:rPr>
+                <w:rFonts w:ascii="Arial" w:hAnsi="Arial" w:cs="Arial"/>
+                <w:color w:val="16262A"/>
+                <w:sz w:val="20"/>
+                <w:szCs w:val="20"/>
+              </w:rPr>
+              <w:t>_cita</w:t>
+            </w:r>
+            <w:proofErr w:type="spellEnd"/>
+            <w:r>
+              <w:rPr>
+                <w:rFonts w:ascii="Arial" w:hAnsi="Arial" w:cs="Arial"/>
+                <w:color w:val="16262A"/>
+                <w:sz w:val="20"/>
+                <w:szCs w:val="20"/>
+              </w:rPr>
+              <w:t>() para agendar.</w:t>
+            </w:r>
+          </w:p>
+        </w:tc>
+      </w:tr>
+      <w:tr>
+        <w:tc>
+          <w:tcPr>
+            <w:tcW w:w="4414" w:type="dxa"/>
+            <w:shd w:val="clear" w:color="auto" w:fill="FAF8F3"/>
+          </w:tcPr>
+          <w:p>
+            <w:pPr>
+              <w:spacing w:line="300" w:lineRule="auto"/>
+              <w:rPr>
+                <w:rFonts w:ascii="Arial" w:hAnsi="Arial" w:cs="Arial"/>
+                <w:color w:val="16262A"/>
+                <w:sz w:val="20"/>
+                <w:szCs w:val="20"/>
+              </w:rPr>
+            </w:pPr>
+            <w:r>
+              <w:rPr>
+                <w:rFonts w:ascii="Arial" w:hAnsi="Arial" w:cs="Arial"/>
+                <w:color w:val="16262A"/>
+                <w:sz w:val="20"/>
+                <w:szCs w:val="20"/>
+              </w:rPr>
+              <w:t>/pacientes/&lt;id&gt;/registros</w:t>
+            </w:r>
+          </w:p>
+        </w:tc>
+        <w:tc>
+          <w:tcPr>
+            <w:tcW w:w="4414" w:type="dxa"/>
+            <w:shd w:val="clear" w:color="auto" w:fill="FAF8F3"/>
+          </w:tcPr>
+          <w:p>
+            <w:pPr>
+              <w:spacing w:line="300" w:lineRule="auto"/>
+              <w:rPr>
+                <w:rFonts w:ascii="Arial" w:hAnsi="Arial" w:cs="Arial"/>
+                <w:color w:val="16262A"/>
+                <w:sz w:val="20"/>
+                <w:szCs w:val="20"/>
+              </w:rPr>
+            </w:pPr>
+            <w:proofErr w:type="spellStart"/>
+            <w:proofErr w:type="gramStart"/>
+            <w:r>
+              <w:rPr>
+                <w:rFonts w:ascii="Arial" w:hAnsi="Arial" w:cs="Arial"/>
+                <w:color w:val="16262A"/>
+                <w:sz w:val="20"/>
+                <w:szCs w:val="20"/>
+              </w:rPr>
+              <w:t>db.crear</w:t>
+            </w:r>
+            <w:proofErr w:type="gramEnd"/>
+            <w:r>
+              <w:rPr>
+                <w:rFonts w:ascii="Arial" w:hAnsi="Arial" w:cs="Arial"/>
+                <w:color w:val="16262A"/>
+                <w:sz w:val="20"/>
+                <w:szCs w:val="20"/>
+              </w:rPr>
+              <w:t>_diagnostico_tratamiento</w:t>
+            </w:r>
+            <w:proofErr w:type="spellEnd"/>
+            <w:r>
+              <w:rPr>
+                <w:rFonts w:ascii="Arial" w:hAnsi="Arial" w:cs="Arial"/>
+                <w:color w:val="16262A"/>
+                <w:sz w:val="20"/>
+                <w:szCs w:val="20"/>
+              </w:rPr>
+              <w:t>() para guardar el registro clínico.</w:t>
+            </w:r>
+          </w:p>
+        </w:tc>
+      </w:tr>
+    </w:tbl>
+    <w:p>
+      <w:pPr>
+        <w:spacing w:line="300" w:lineRule="auto"/>
+        <w:jc w:val="both"/>
+        <w:rPr>
+          <w:rFonts w:ascii="Arial" w:hAnsi="Arial" w:cs="Arial"/>
+          <w:color w:val="16262A"/>
+          <w:sz w:val="24"/>
+          <w:szCs w:val="24"/>
+        </w:rPr>
+      </w:pPr>
+    </w:p>
+    <w:p>
+      <w:pPr>
+        <w:spacing w:line="276" w:lineRule="auto"/>
+        <w:jc w:val="both"/>
+        <w:rPr>
+          <w:rFonts w:ascii="Arial" w:hAnsi="Arial" w:cs="Arial"/>
+          <w:color w:val="16262A"/>
+          <w:sz w:val="24"/>
+          <w:szCs w:val="24"/>
+        </w:rPr>
+      </w:pPr>
+      <w:r>
+        <w:rPr>
+          <w:rFonts w:ascii="Arial" w:hAnsi="Arial" w:cs="Arial"/>
+          <w:color w:val="16262A"/>
+          <w:sz w:val="24"/>
+          <w:szCs w:val="24"/>
+        </w:rPr>
+        <w:t xml:space="preserve">Es decir: el </w:t>
+      </w:r>
+      <w:proofErr w:type="spellStart"/>
+      <w:r>
+        <w:rPr>
+          <w:rFonts w:ascii="Arial" w:hAnsi="Arial" w:cs="Arial"/>
+          <w:color w:val="16262A"/>
+          <w:sz w:val="24"/>
+          <w:szCs w:val="24"/>
+        </w:rPr>
+        <w:t>login</w:t>
+      </w:r>
+      <w:proofErr w:type="spellEnd"/>
+      <w:r>
+        <w:rPr>
+          <w:rFonts w:ascii="Arial" w:hAnsi="Arial" w:cs="Arial"/>
+          <w:color w:val="16262A"/>
+          <w:sz w:val="24"/>
+          <w:szCs w:val="24"/>
+        </w:rPr>
+        <w:t xml:space="preserve">, el registro de usuarios, el </w:t>
+      </w:r>
+      <w:proofErr w:type="spellStart"/>
+      <w:r>
+        <w:rPr>
+          <w:rFonts w:ascii="Arial" w:hAnsi="Arial" w:cs="Arial"/>
+          <w:color w:val="16262A"/>
+          <w:sz w:val="24"/>
+          <w:szCs w:val="24"/>
+        </w:rPr>
+        <w:t>dashboard</w:t>
+      </w:r>
+      <w:proofErr w:type="spellEnd"/>
+      <w:r>
+        <w:rPr>
+          <w:rFonts w:ascii="Arial" w:hAnsi="Arial" w:cs="Arial"/>
+          <w:color w:val="16262A"/>
+          <w:sz w:val="24"/>
+          <w:szCs w:val="24"/>
+        </w:rPr>
+        <w:t xml:space="preserve"> y el módulo de pacientes/citas/diagnósticos cuatro partes del proyecto que en apariencia no tienen nada que ver entre sí</w:t>
+      </w:r>
+      <w:r>
+        <w:rPr>
+          <w:rFonts w:ascii="Arial" w:hAnsi="Arial" w:cs="Arial"/>
+          <w:color w:val="16262A"/>
+          <w:sz w:val="24"/>
+          <w:szCs w:val="24"/>
+        </w:rPr>
+        <w:t xml:space="preserve"> </w:t>
+      </w:r>
+      <w:r>
+        <w:rPr>
+          <w:rFonts w:ascii="Arial" w:hAnsi="Arial" w:cs="Arial"/>
+          <w:color w:val="16262A"/>
+          <w:sz w:val="24"/>
+          <w:szCs w:val="24"/>
+        </w:rPr>
+        <w:t xml:space="preserve">en realidad están todas hablando con el mismo objeto en memoria. </w:t>
+      </w:r>
+    </w:p>
+    <w:p>
+      <w:pPr>
+        <w:spacing w:line="300" w:lineRule="auto"/>
+        <w:jc w:val="both"/>
+        <w:rPr>
+          <w:rFonts w:ascii="Arial" w:hAnsi="Arial" w:cs="Arial"/>
+          <w:color w:val="16262A"/>
+          <w:sz w:val="24"/>
+          <w:szCs w:val="24"/>
+        </w:rPr>
+      </w:pPr>
+    </w:p>
+    <w:p>
+      <w:pPr>
+        <w:pStyle w:val="Prrafodelista"/>
+        <w:numPr>
+          <w:ilvl w:val="1"/>
+          <w:numId w:val="3"/>
+        </w:numPr>
+        <w:spacing w:line="300" w:lineRule="auto"/>
+        <w:jc w:val="both"/>
+        <w:rPr>
+          <w:rFonts w:ascii="Arial" w:hAnsi="Arial" w:cs="Arial"/>
+          <w:b/>
+          <w:bCs/>
+          <w:color w:val="16262A"/>
+          <w:sz w:val="24"/>
+          <w:szCs w:val="24"/>
+        </w:rPr>
+      </w:pPr>
+      <w:r>
+        <w:rPr>
+          <w:rFonts w:ascii="Arial" w:hAnsi="Arial" w:cs="Arial"/>
+          <w:b/>
+          <w:bCs/>
+          <w:color w:val="16262A"/>
+          <w:sz w:val="24"/>
+          <w:szCs w:val="24"/>
+        </w:rPr>
+        <w:t>En que nos ayuda el patrón en el proyecto</w:t>
+      </w:r>
+    </w:p>
+    <w:p>
+      <w:pPr>
+        <w:pStyle w:val="Prrafodelista"/>
+        <w:spacing w:line="300" w:lineRule="auto"/>
+        <w:ind w:left="756"/>
+        <w:jc w:val="both"/>
+        <w:rPr>
+          <w:rFonts w:ascii="Arial" w:hAnsi="Arial" w:cs="Arial"/>
+          <w:b/>
+          <w:bCs/>
+          <w:color w:val="16262A"/>
+          <w:sz w:val="24"/>
+          <w:szCs w:val="24"/>
+        </w:rPr>
+      </w:pPr>
+    </w:p>
+    <w:p>
+      <w:pPr>
+        <w:pStyle w:val="Prrafodelista"/>
+        <w:numPr>
+          <w:ilvl w:val="0"/>
+          <w:numId w:val="4"/>
+        </w:numPr>
+        <w:spacing w:after="80" w:line="276" w:lineRule="auto"/>
+        <w:contextualSpacing w:val="0"/>
+        <w:jc w:val="both"/>
+        <w:rPr>
+          <w:rFonts w:ascii="Arial" w:hAnsi="Arial" w:cs="Arial"/>
+          <w:sz w:val="24"/>
+          <w:szCs w:val="24"/>
+        </w:rPr>
+      </w:pPr>
+      <w:r>
+        <w:rPr>
+          <w:rFonts w:ascii="Arial" w:hAnsi="Arial" w:cs="Arial"/>
+          <w:b/>
+          <w:bCs/>
+          <w:color w:val="16262A"/>
+          <w:sz w:val="24"/>
+          <w:szCs w:val="24"/>
+        </w:rPr>
+        <w:t xml:space="preserve">Una sola conexión compartida por todo el sistema: </w:t>
+      </w:r>
+      <w:r>
+        <w:rPr>
+          <w:rFonts w:ascii="Arial" w:hAnsi="Arial" w:cs="Arial"/>
+          <w:color w:val="16262A"/>
+          <w:sz w:val="24"/>
+          <w:szCs w:val="24"/>
+        </w:rPr>
+        <w:t xml:space="preserve"> tanto la autenticación (</w:t>
+      </w:r>
+      <w:proofErr w:type="spellStart"/>
+      <w:r>
+        <w:rPr>
+          <w:rFonts w:ascii="Arial" w:hAnsi="Arial" w:cs="Arial"/>
+          <w:color w:val="16262A"/>
+          <w:sz w:val="24"/>
+          <w:szCs w:val="24"/>
+        </w:rPr>
+        <w:t>login</w:t>
+      </w:r>
+      <w:proofErr w:type="spellEnd"/>
+      <w:r>
+        <w:rPr>
+          <w:rFonts w:ascii="Arial" w:hAnsi="Arial" w:cs="Arial"/>
+          <w:color w:val="16262A"/>
+          <w:sz w:val="24"/>
+          <w:szCs w:val="24"/>
+        </w:rPr>
+        <w:t xml:space="preserve">/registro) como la gestión clínica (pacientes/citas/diagnósticos) leen y escriben sobre la misma conexión a </w:t>
+      </w:r>
+      <w:proofErr w:type="spellStart"/>
+      <w:r>
+        <w:rPr>
+          <w:rFonts w:ascii="Arial" w:hAnsi="Arial" w:cs="Arial"/>
+          <w:color w:val="16262A"/>
+          <w:sz w:val="24"/>
+          <w:szCs w:val="24"/>
+        </w:rPr>
+        <w:t>shce_local.db</w:t>
+      </w:r>
+      <w:proofErr w:type="spellEnd"/>
+      <w:r>
+        <w:rPr>
+          <w:rFonts w:ascii="Arial" w:hAnsi="Arial" w:cs="Arial"/>
+          <w:color w:val="16262A"/>
+          <w:sz w:val="24"/>
+          <w:szCs w:val="24"/>
+        </w:rPr>
+        <w:t>. No existen dos conexiones corriendo en paralelo que puedan desincronizarse.</w:t>
+      </w:r>
+    </w:p>
+    <w:p>
+      <w:pPr>
+        <w:pStyle w:val="Prrafodelista"/>
+        <w:numPr>
+          <w:ilvl w:val="0"/>
+          <w:numId w:val="4"/>
+        </w:numPr>
+        <w:spacing w:after="80" w:line="276" w:lineRule="auto"/>
+        <w:contextualSpacing w:val="0"/>
+        <w:jc w:val="both"/>
+        <w:rPr>
+          <w:rFonts w:ascii="Arial" w:hAnsi="Arial" w:cs="Arial"/>
+          <w:sz w:val="24"/>
+          <w:szCs w:val="24"/>
+        </w:rPr>
+      </w:pPr>
+      <w:r>
+        <w:rPr>
+          <w:rFonts w:ascii="Arial" w:hAnsi="Arial" w:cs="Arial"/>
+          <w:b/>
+          <w:bCs/>
+          <w:color w:val="16262A"/>
+          <w:sz w:val="24"/>
+          <w:szCs w:val="24"/>
+        </w:rPr>
+        <w:t xml:space="preserve">Consistencia y trazabilidad: </w:t>
+      </w:r>
+      <w:r>
+        <w:rPr>
+          <w:rFonts w:ascii="Arial" w:hAnsi="Arial" w:cs="Arial"/>
+          <w:color w:val="16262A"/>
+          <w:sz w:val="24"/>
+          <w:szCs w:val="24"/>
+        </w:rPr>
+        <w:t xml:space="preserve"> la tabla </w:t>
+      </w:r>
+      <w:proofErr w:type="spellStart"/>
+      <w:r>
+        <w:rPr>
+          <w:rFonts w:ascii="Arial" w:hAnsi="Arial" w:cs="Arial"/>
+          <w:color w:val="16262A"/>
+          <w:sz w:val="24"/>
+          <w:szCs w:val="24"/>
+        </w:rPr>
+        <w:t>bitacora_accesos</w:t>
+      </w:r>
+      <w:proofErr w:type="spellEnd"/>
+      <w:r>
+        <w:rPr>
+          <w:rFonts w:ascii="Arial" w:hAnsi="Arial" w:cs="Arial"/>
+          <w:color w:val="16262A"/>
+          <w:sz w:val="24"/>
+          <w:szCs w:val="24"/>
+        </w:rPr>
+        <w:t xml:space="preserve"> registra cada intento de </w:t>
+      </w:r>
+      <w:proofErr w:type="spellStart"/>
+      <w:r>
+        <w:rPr>
+          <w:rFonts w:ascii="Arial" w:hAnsi="Arial" w:cs="Arial"/>
+          <w:color w:val="16262A"/>
+          <w:sz w:val="24"/>
+          <w:szCs w:val="24"/>
+        </w:rPr>
+        <w:t>login</w:t>
+      </w:r>
+      <w:proofErr w:type="spellEnd"/>
+      <w:r>
+        <w:rPr>
+          <w:rFonts w:ascii="Arial" w:hAnsi="Arial" w:cs="Arial"/>
+          <w:color w:val="16262A"/>
+          <w:sz w:val="24"/>
+          <w:szCs w:val="24"/>
+        </w:rPr>
+        <w:t xml:space="preserve"> sin importar qué otra parte del sistema esté en uso al mismo tiempo, porque siempre pasa por el mismo gestor. Lo mismo aplica para los datos clínicos: un paciente creado desde /pacientes es inmediatamente visible para /pacientes/&lt;id&gt; porque ambas rutas leen del mismo objeto.</w:t>
+      </w:r>
+    </w:p>
+    <w:p>
+      <w:pPr>
+        <w:pStyle w:val="Prrafodelista"/>
+        <w:numPr>
+          <w:ilvl w:val="0"/>
+          <w:numId w:val="4"/>
+        </w:numPr>
+        <w:spacing w:after="80" w:line="276" w:lineRule="auto"/>
+        <w:contextualSpacing w:val="0"/>
+        <w:jc w:val="both"/>
+        <w:rPr>
+          <w:rFonts w:ascii="Arial" w:hAnsi="Arial" w:cs="Arial"/>
+          <w:sz w:val="24"/>
+          <w:szCs w:val="24"/>
+        </w:rPr>
+      </w:pPr>
+      <w:r>
+        <w:rPr>
+          <w:rFonts w:ascii="Arial" w:hAnsi="Arial" w:cs="Arial"/>
+          <w:b/>
+          <w:bCs/>
+          <w:color w:val="16262A"/>
+          <w:sz w:val="24"/>
+          <w:szCs w:val="24"/>
+        </w:rPr>
+        <w:t xml:space="preserve">Seguridad ante peticiones simultáneas: </w:t>
+      </w:r>
+      <w:r>
+        <w:rPr>
+          <w:rFonts w:ascii="Arial" w:hAnsi="Arial" w:cs="Arial"/>
+          <w:color w:val="16262A"/>
+          <w:sz w:val="24"/>
+          <w:szCs w:val="24"/>
+        </w:rPr>
+        <w:t xml:space="preserve"> con </w:t>
+      </w:r>
+      <w:proofErr w:type="spellStart"/>
+      <w:r>
+        <w:rPr>
+          <w:rFonts w:ascii="Arial" w:hAnsi="Arial" w:cs="Arial"/>
+          <w:color w:val="16262A"/>
+          <w:sz w:val="24"/>
+          <w:szCs w:val="24"/>
+        </w:rPr>
+        <w:t>Flask</w:t>
+      </w:r>
+      <w:proofErr w:type="spellEnd"/>
+      <w:r>
+        <w:rPr>
+          <w:rFonts w:ascii="Arial" w:hAnsi="Arial" w:cs="Arial"/>
+          <w:color w:val="16262A"/>
+          <w:sz w:val="24"/>
+          <w:szCs w:val="24"/>
+        </w:rPr>
+        <w:t xml:space="preserve"> pueden llegar varias peticiones al mismo tiempo (dos médicos usando el sistema a la vez). El </w:t>
+      </w:r>
+      <w:proofErr w:type="spellStart"/>
+      <w:proofErr w:type="gramStart"/>
+      <w:r>
+        <w:rPr>
+          <w:rFonts w:ascii="Arial" w:hAnsi="Arial" w:cs="Arial"/>
+          <w:color w:val="16262A"/>
+          <w:sz w:val="24"/>
+          <w:szCs w:val="24"/>
+        </w:rPr>
+        <w:t>Lock</w:t>
+      </w:r>
+      <w:proofErr w:type="spellEnd"/>
+      <w:r>
+        <w:rPr>
+          <w:rFonts w:ascii="Arial" w:hAnsi="Arial" w:cs="Arial"/>
+          <w:color w:val="16262A"/>
+          <w:sz w:val="24"/>
+          <w:szCs w:val="24"/>
+        </w:rPr>
+        <w:t>(</w:t>
+      </w:r>
+      <w:proofErr w:type="gramEnd"/>
+      <w:r>
+        <w:rPr>
+          <w:rFonts w:ascii="Arial" w:hAnsi="Arial" w:cs="Arial"/>
+          <w:color w:val="16262A"/>
+          <w:sz w:val="24"/>
+          <w:szCs w:val="24"/>
+        </w:rPr>
+        <w:t xml:space="preserve">) con </w:t>
+      </w:r>
+      <w:proofErr w:type="spellStart"/>
+      <w:r>
+        <w:rPr>
+          <w:rFonts w:ascii="Arial" w:hAnsi="Arial" w:cs="Arial"/>
+          <w:color w:val="16262A"/>
+          <w:sz w:val="24"/>
+          <w:szCs w:val="24"/>
+        </w:rPr>
+        <w:t>double-checked</w:t>
+      </w:r>
+      <w:proofErr w:type="spellEnd"/>
+      <w:r>
+        <w:rPr>
+          <w:rFonts w:ascii="Arial" w:hAnsi="Arial" w:cs="Arial"/>
+          <w:color w:val="16262A"/>
+          <w:sz w:val="24"/>
+          <w:szCs w:val="24"/>
+        </w:rPr>
+        <w:t xml:space="preserve"> </w:t>
+      </w:r>
+      <w:proofErr w:type="spellStart"/>
+      <w:r>
+        <w:rPr>
+          <w:rFonts w:ascii="Arial" w:hAnsi="Arial" w:cs="Arial"/>
+          <w:color w:val="16262A"/>
+          <w:sz w:val="24"/>
+          <w:szCs w:val="24"/>
+        </w:rPr>
+        <w:t>locking</w:t>
+      </w:r>
+      <w:proofErr w:type="spellEnd"/>
+      <w:r>
+        <w:rPr>
+          <w:rFonts w:ascii="Arial" w:hAnsi="Arial" w:cs="Arial"/>
+          <w:color w:val="16262A"/>
+          <w:sz w:val="24"/>
+          <w:szCs w:val="24"/>
+        </w:rPr>
+        <w:t xml:space="preserve"> evita que, por una coincidencia de tiempo, se creen dos instancias del gestor de base de datos.</w:t>
+      </w:r>
+    </w:p>
+    <w:p>
+      <w:pPr>
+        <w:pStyle w:val="Prrafodelista"/>
+        <w:numPr>
+          <w:ilvl w:val="0"/>
+          <w:numId w:val="4"/>
+        </w:numPr>
+        <w:spacing w:after="80" w:line="276" w:lineRule="auto"/>
+        <w:contextualSpacing w:val="0"/>
+        <w:jc w:val="both"/>
+        <w:rPr>
+          <w:rFonts w:ascii="Arial" w:hAnsi="Arial" w:cs="Arial"/>
+          <w:sz w:val="24"/>
+          <w:szCs w:val="24"/>
+        </w:rPr>
+      </w:pPr>
+      <w:r>
+        <w:rPr>
+          <w:rFonts w:ascii="Arial" w:hAnsi="Arial" w:cs="Arial"/>
+          <w:b/>
+          <w:bCs/>
+          <w:color w:val="16262A"/>
+          <w:sz w:val="24"/>
+          <w:szCs w:val="24"/>
+        </w:rPr>
+        <w:t xml:space="preserve">Escalabilidad ordenada: </w:t>
+      </w:r>
+      <w:r>
+        <w:rPr>
+          <w:rFonts w:ascii="Arial" w:hAnsi="Arial" w:cs="Arial"/>
+          <w:color w:val="16262A"/>
+          <w:sz w:val="24"/>
+          <w:szCs w:val="24"/>
+        </w:rPr>
+        <w:t xml:space="preserve"> cualquier módulo que se agregue después (alertas de medicamentos, simulador </w:t>
+      </w:r>
+      <w:proofErr w:type="spellStart"/>
+      <w:r>
+        <w:rPr>
+          <w:rFonts w:ascii="Arial" w:hAnsi="Arial" w:cs="Arial"/>
+          <w:color w:val="16262A"/>
+          <w:sz w:val="24"/>
+          <w:szCs w:val="24"/>
+        </w:rPr>
+        <w:t>IoT</w:t>
+      </w:r>
+      <w:proofErr w:type="spellEnd"/>
+      <w:r>
+        <w:rPr>
+          <w:rFonts w:ascii="Arial" w:hAnsi="Arial" w:cs="Arial"/>
+          <w:color w:val="16262A"/>
+          <w:sz w:val="24"/>
+          <w:szCs w:val="24"/>
+        </w:rPr>
+        <w:t>) solo necesita importar DatabaseManager y llamarlo; automáticamente hereda la misma conexión y los mismos datos, sin duplicar lógica ni abrir conexiones nuevas.</w:t>
+      </w:r>
+    </w:p>
+    <w:p>
+      <w:pPr>
+        <w:spacing w:after="80" w:line="276" w:lineRule="auto"/>
+        <w:jc w:val="both"/>
+        <w:rPr>
+          <w:rFonts w:ascii="Arial" w:hAnsi="Arial" w:cs="Arial"/>
+          <w:sz w:val="24"/>
+          <w:szCs w:val="24"/>
+        </w:rPr>
+      </w:pPr>
+    </w:p>
+    <w:p>
+      <w:pPr>
+        <w:spacing w:after="80" w:line="276" w:lineRule="auto"/>
+        <w:jc w:val="both"/>
+        <w:rPr>
+          <w:rFonts w:ascii="Arial" w:hAnsi="Arial" w:cs="Arial"/>
+          <w:sz w:val="24"/>
+          <w:szCs w:val="24"/>
+        </w:rPr>
+      </w:pPr>
+    </w:p>
+    <w:p>
+      <w:pPr>
+        <w:spacing w:after="80" w:line="276" w:lineRule="auto"/>
+        <w:jc w:val="both"/>
+        <w:rPr>
+          <w:rFonts w:ascii="Arial" w:hAnsi="Arial" w:cs="Arial"/>
+          <w:sz w:val="24"/>
+          <w:szCs w:val="24"/>
+        </w:rPr>
+      </w:pPr>
+    </w:p>
+    <w:p>
+      <w:pPr>
+        <w:spacing w:after="80" w:line="276" w:lineRule="auto"/>
+        <w:jc w:val="both"/>
+        <w:rPr>
+          <w:rFonts w:ascii="Arial" w:hAnsi="Arial" w:cs="Arial"/>
+          <w:sz w:val="24"/>
+          <w:szCs w:val="24"/>
+        </w:rPr>
+      </w:pPr>
+    </w:p>
+    <w:p>
+      <w:pPr>
+        <w:spacing w:after="80" w:line="276" w:lineRule="auto"/>
+        <w:jc w:val="both"/>
+        <w:rPr>
+          <w:rFonts w:ascii="Arial" w:hAnsi="Arial" w:cs="Arial"/>
+          <w:sz w:val="24"/>
+          <w:szCs w:val="24"/>
+        </w:rPr>
+      </w:pPr>
+    </w:p>
+    <w:p>
+      <w:pPr>
+        <w:pStyle w:val="Prrafodelista"/>
+        <w:numPr>
+          <w:ilvl w:val="0"/>
+          <w:numId w:val="3"/>
+        </w:numPr>
+        <w:spacing w:after="80" w:line="276" w:lineRule="auto"/>
+        <w:jc w:val="both"/>
+        <w:rPr>
+          <w:rFonts w:ascii="Arial" w:hAnsi="Arial" w:cs="Arial"/>
+          <w:b/>
+          <w:bCs/>
+          <w:sz w:val="24"/>
+          <w:szCs w:val="24"/>
+        </w:rPr>
+      </w:pPr>
+      <w:r>
+        <w:rPr>
+          <w:rFonts w:ascii="Arial" w:hAnsi="Arial" w:cs="Arial"/>
+          <w:b/>
+          <w:bCs/>
+          <w:sz w:val="24"/>
+          <w:szCs w:val="24"/>
+        </w:rPr>
+        <w:lastRenderedPageBreak/>
+        <w:t xml:space="preserve">Que se </w:t>
+      </w:r>
+      <w:r>
+        <w:rPr>
+          <w:rFonts w:ascii="Arial" w:hAnsi="Arial" w:cs="Arial"/>
+          <w:b/>
+          <w:bCs/>
+          <w:sz w:val="24"/>
+          <w:szCs w:val="24"/>
+        </w:rPr>
+        <w:t>desarrolló en este avance</w:t>
+      </w:r>
+    </w:p>
+    <w:p>
+      <w:pPr>
+        <w:pStyle w:val="Prrafodelista"/>
+        <w:spacing w:after="80" w:line="276" w:lineRule="auto"/>
+        <w:jc w:val="both"/>
+        <w:rPr>
+          <w:rFonts w:ascii="Arial" w:hAnsi="Arial" w:cs="Arial"/>
+          <w:b/>
+          <w:bCs/>
+          <w:sz w:val="24"/>
+          <w:szCs w:val="24"/>
+        </w:rPr>
+      </w:pPr>
+    </w:p>
+    <w:p>
+      <w:pPr>
+        <w:spacing w:line="276" w:lineRule="auto"/>
+        <w:jc w:val="both"/>
+        <w:rPr>
+          <w:rFonts w:ascii="Arial" w:hAnsi="Arial" w:cs="Arial"/>
+          <w:color w:val="16262A"/>
+          <w:sz w:val="24"/>
+          <w:szCs w:val="24"/>
+        </w:rPr>
+      </w:pPr>
+      <w:r>
+        <w:rPr>
+          <w:rFonts w:ascii="Arial" w:hAnsi="Arial" w:cs="Arial"/>
+          <w:color w:val="16262A"/>
+          <w:sz w:val="24"/>
+          <w:szCs w:val="24"/>
+        </w:rPr>
+        <w:t>Todo lo que sigue corresponde al objetivo específico 1: gestionar pacientes, programar sus citas y llevar el registro de sus diagnósticos y tratamientos.</w:t>
+      </w:r>
+    </w:p>
+    <w:p>
+      <w:pPr>
+        <w:spacing w:line="276" w:lineRule="auto"/>
+        <w:jc w:val="both"/>
+        <w:rPr>
+          <w:rFonts w:ascii="Arial" w:hAnsi="Arial" w:cs="Arial"/>
+          <w:color w:val="16262A"/>
+          <w:sz w:val="24"/>
+          <w:szCs w:val="24"/>
+        </w:rPr>
+      </w:pPr>
+    </w:p>
+    <w:p>
+      <w:pPr>
+        <w:pStyle w:val="Prrafodelista"/>
+        <w:numPr>
+          <w:ilvl w:val="1"/>
+          <w:numId w:val="3"/>
+        </w:numPr>
+        <w:spacing w:line="276" w:lineRule="auto"/>
+        <w:jc w:val="both"/>
+        <w:rPr>
+          <w:rFonts w:ascii="Arial" w:hAnsi="Arial" w:cs="Arial"/>
+          <w:b/>
+          <w:bCs/>
+          <w:sz w:val="24"/>
+          <w:szCs w:val="24"/>
+        </w:rPr>
+      </w:pPr>
+      <w:r>
+        <w:rPr>
+          <w:rFonts w:ascii="Arial" w:hAnsi="Arial" w:cs="Arial"/>
+          <w:b/>
+          <w:bCs/>
+          <w:sz w:val="24"/>
+          <w:szCs w:val="24"/>
+        </w:rPr>
+        <w:t>Tablas de la base de datos</w:t>
+      </w:r>
+    </w:p>
+    <w:p>
+      <w:pPr>
+        <w:spacing w:line="276" w:lineRule="auto"/>
+        <w:jc w:val="both"/>
+        <w:rPr>
+          <w:rFonts w:ascii="Arial" w:hAnsi="Arial" w:cs="Arial"/>
+          <w:sz w:val="24"/>
+          <w:szCs w:val="24"/>
+        </w:rPr>
+      </w:pPr>
+      <w:r>
+        <w:rPr>
+          <w:rFonts w:ascii="Arial" w:hAnsi="Arial" w:cs="Arial"/>
+          <w:sz w:val="24"/>
+          <w:szCs w:val="24"/>
+        </w:rPr>
+        <w:t>Todas se crean dentro del método _</w:t>
+      </w:r>
+      <w:proofErr w:type="spellStart"/>
+      <w:r>
+        <w:rPr>
+          <w:rFonts w:ascii="Arial" w:hAnsi="Arial" w:cs="Arial"/>
+          <w:sz w:val="24"/>
+          <w:szCs w:val="24"/>
+        </w:rPr>
+        <w:t>crear_</w:t>
+      </w:r>
+      <w:proofErr w:type="gramStart"/>
+      <w:r>
+        <w:rPr>
+          <w:rFonts w:ascii="Arial" w:hAnsi="Arial" w:cs="Arial"/>
+          <w:sz w:val="24"/>
+          <w:szCs w:val="24"/>
+        </w:rPr>
+        <w:t>tablas</w:t>
+      </w:r>
+      <w:proofErr w:type="spellEnd"/>
+      <w:r>
+        <w:rPr>
+          <w:rFonts w:ascii="Arial" w:hAnsi="Arial" w:cs="Arial"/>
+          <w:sz w:val="24"/>
+          <w:szCs w:val="24"/>
+        </w:rPr>
+        <w:t>(</w:t>
+      </w:r>
+      <w:proofErr w:type="gramEnd"/>
+      <w:r>
+        <w:rPr>
+          <w:rFonts w:ascii="Arial" w:hAnsi="Arial" w:cs="Arial"/>
+          <w:sz w:val="24"/>
+          <w:szCs w:val="24"/>
+        </w:rPr>
+        <w:t>) la primera vez que corre el proyecto:</w:t>
+      </w:r>
+    </w:p>
+    <w:tbl>
+      <w:tblPr>
+        <w:tblStyle w:val="Tablaconcuadrcula"/>
+        <w:tblW w:w="0" w:type="auto"/>
+        <w:tblLook w:val="04A0" w:firstRow="1" w:lastRow="0" w:firstColumn="1" w:lastColumn="0" w:noHBand="0" w:noVBand="1"/>
+      </w:tblPr>
+      <w:tblGrid>
+        <w:gridCol w:w="4414"/>
+        <w:gridCol w:w="4414"/>
+      </w:tblGrid>
+      <w:tr>
+        <w:tc>
+          <w:tcPr>
+            <w:tcW w:w="4414" w:type="dxa"/>
+            <w:shd w:val="clear" w:color="auto" w:fill="1C6E71"/>
+          </w:tcPr>
+          <w:p>
+            <w:pPr>
+              <w:spacing w:line="276" w:lineRule="auto"/>
+              <w:jc w:val="both"/>
+              <w:rPr>
+                <w:rFonts w:ascii="Arial" w:hAnsi="Arial" w:cs="Arial"/>
+                <w:b/>
+                <w:bCs/>
+                <w:color w:val="FFFFFF" w:themeColor="background1"/>
+              </w:rPr>
+            </w:pPr>
+            <w:r>
+              <w:rPr>
+                <w:rFonts w:ascii="Arial" w:hAnsi="Arial" w:cs="Arial"/>
+                <w:b/>
+                <w:bCs/>
+                <w:color w:val="FFFFFF" w:themeColor="background1"/>
+              </w:rPr>
+              <w:t>Tabla</w:t>
+            </w:r>
+          </w:p>
+        </w:tc>
+        <w:tc>
+          <w:tcPr>
+            <w:tcW w:w="4414" w:type="dxa"/>
+            <w:shd w:val="clear" w:color="auto" w:fill="1C6E71"/>
+          </w:tcPr>
+          <w:p>
+            <w:pPr>
+              <w:spacing w:line="276" w:lineRule="auto"/>
+              <w:jc w:val="both"/>
+              <w:rPr>
+                <w:rFonts w:ascii="Arial" w:hAnsi="Arial" w:cs="Arial"/>
+                <w:b/>
+                <w:bCs/>
+                <w:color w:val="FFFFFF" w:themeColor="background1"/>
+              </w:rPr>
+            </w:pPr>
+            <w:r>
+              <w:rPr>
+                <w:rFonts w:ascii="Arial" w:hAnsi="Arial" w:cs="Arial"/>
+                <w:b/>
+                <w:bCs/>
+                <w:color w:val="FFFFFF" w:themeColor="background1"/>
+              </w:rPr>
+              <w:t>Qué guarda</w:t>
+            </w:r>
+          </w:p>
+        </w:tc>
+      </w:tr>
+      <w:tr>
+        <w:tc>
+          <w:tcPr>
+            <w:tcW w:w="4414" w:type="dxa"/>
+            <w:shd w:val="clear" w:color="auto" w:fill="FAF8F3"/>
+          </w:tcPr>
+          <w:p>
+            <w:pPr>
+              <w:spacing w:line="276" w:lineRule="auto"/>
+              <w:jc w:val="both"/>
+              <w:rPr>
+                <w:rFonts w:ascii="Arial" w:hAnsi="Arial" w:cs="Arial"/>
+              </w:rPr>
+            </w:pPr>
+            <w:r>
+              <w:rPr>
+                <w:rFonts w:ascii="Arial" w:hAnsi="Arial" w:cs="Arial"/>
+              </w:rPr>
+              <w:t>pacientes</w:t>
+            </w:r>
+          </w:p>
+        </w:tc>
+        <w:tc>
+          <w:tcPr>
+            <w:tcW w:w="4414" w:type="dxa"/>
+            <w:shd w:val="clear" w:color="auto" w:fill="FAF8F3"/>
+          </w:tcPr>
+          <w:p>
+            <w:pPr>
+              <w:spacing w:line="276" w:lineRule="auto"/>
+              <w:jc w:val="both"/>
+              <w:rPr>
+                <w:rFonts w:ascii="Arial" w:hAnsi="Arial" w:cs="Arial"/>
+              </w:rPr>
+            </w:pPr>
+            <w:r>
+              <w:rPr>
+                <w:rFonts w:ascii="Arial" w:hAnsi="Arial" w:cs="Arial"/>
+                <w:color w:val="16262A"/>
+              </w:rPr>
+              <w:t>Nombre completo, documento (único), fecha de nacimiento y teléfono.</w:t>
+            </w:r>
+          </w:p>
+        </w:tc>
+      </w:tr>
+      <w:tr>
+        <w:tc>
+          <w:tcPr>
+            <w:tcW w:w="4414" w:type="dxa"/>
+            <w:shd w:val="clear" w:color="auto" w:fill="FAF8F3"/>
+          </w:tcPr>
+          <w:p>
+            <w:pPr>
+              <w:spacing w:line="276" w:lineRule="auto"/>
+              <w:jc w:val="both"/>
+              <w:rPr>
+                <w:rFonts w:ascii="Arial" w:hAnsi="Arial" w:cs="Arial"/>
+              </w:rPr>
+            </w:pPr>
+            <w:r>
+              <w:rPr>
+                <w:rFonts w:ascii="Arial" w:hAnsi="Arial" w:cs="Arial"/>
+              </w:rPr>
+              <w:t>Citas</w:t>
+            </w:r>
+          </w:p>
+        </w:tc>
+        <w:tc>
+          <w:tcPr>
+            <w:tcW w:w="4414" w:type="dxa"/>
+            <w:shd w:val="clear" w:color="auto" w:fill="FAF8F3"/>
+          </w:tcPr>
+          <w:p>
+            <w:pPr>
+              <w:spacing w:line="276" w:lineRule="auto"/>
+              <w:jc w:val="both"/>
+              <w:rPr>
+                <w:rFonts w:ascii="Arial" w:hAnsi="Arial" w:cs="Arial"/>
+              </w:rPr>
+            </w:pPr>
+            <w:r>
+              <w:rPr>
+                <w:rFonts w:ascii="Arial" w:hAnsi="Arial" w:cs="Arial"/>
+                <w:color w:val="16262A"/>
+              </w:rPr>
+              <w:t>Paciente asociado, fecha, motivo y estado (pendiente por defecto).</w:t>
+            </w:r>
+          </w:p>
+        </w:tc>
+      </w:tr>
+      <w:tr>
+        <w:tc>
+          <w:tcPr>
+            <w:tcW w:w="4414" w:type="dxa"/>
+            <w:shd w:val="clear" w:color="auto" w:fill="FAF8F3"/>
+          </w:tcPr>
+          <w:p>
+            <w:pPr>
+              <w:spacing w:line="276" w:lineRule="auto"/>
+              <w:jc w:val="both"/>
+              <w:rPr>
+                <w:rFonts w:ascii="Arial" w:hAnsi="Arial" w:cs="Arial"/>
+              </w:rPr>
+            </w:pPr>
+            <w:proofErr w:type="spellStart"/>
+            <w:r>
+              <w:rPr>
+                <w:rFonts w:ascii="Arial" w:hAnsi="Arial" w:cs="Arial"/>
+                <w:color w:val="16262A"/>
+              </w:rPr>
+              <w:t>diagnosticos_tratamientos</w:t>
+            </w:r>
+            <w:proofErr w:type="spellEnd"/>
+          </w:p>
+        </w:tc>
+        <w:tc>
+          <w:tcPr>
+            <w:tcW w:w="4414" w:type="dxa"/>
+            <w:shd w:val="clear" w:color="auto" w:fill="FAF8F3"/>
+          </w:tcPr>
+          <w:p>
+            <w:pPr>
+              <w:spacing w:line="276" w:lineRule="auto"/>
+              <w:jc w:val="both"/>
+              <w:rPr>
+                <w:rFonts w:ascii="Arial" w:hAnsi="Arial" w:cs="Arial"/>
+              </w:rPr>
+            </w:pPr>
+            <w:r>
+              <w:rPr>
+                <w:rFonts w:ascii="Arial" w:hAnsi="Arial" w:cs="Arial"/>
+                <w:color w:val="16262A"/>
+              </w:rPr>
+              <w:t>Paciente asociado, diagnóstico, tratamiento y médico que lo registró.</w:t>
+            </w:r>
+          </w:p>
+        </w:tc>
+      </w:tr>
+      <w:tr>
+        <w:tc>
+          <w:tcPr>
+            <w:tcW w:w="4414" w:type="dxa"/>
+            <w:shd w:val="clear" w:color="auto" w:fill="FAF8F3"/>
+          </w:tcPr>
+          <w:p>
+            <w:pPr>
+              <w:spacing w:line="276" w:lineRule="auto"/>
+              <w:jc w:val="both"/>
+              <w:rPr>
+                <w:rFonts w:ascii="Arial" w:hAnsi="Arial" w:cs="Arial"/>
+                <w:color w:val="16262A"/>
+              </w:rPr>
+            </w:pPr>
+            <w:r>
+              <w:rPr>
+                <w:rFonts w:ascii="Arial" w:hAnsi="Arial" w:cs="Arial"/>
+                <w:color w:val="16262A"/>
+              </w:rPr>
+              <w:t>usuarios</w:t>
+            </w:r>
+          </w:p>
+        </w:tc>
+        <w:tc>
+          <w:tcPr>
+            <w:tcW w:w="4414" w:type="dxa"/>
+            <w:shd w:val="clear" w:color="auto" w:fill="FAF8F3"/>
+          </w:tcPr>
+          <w:p>
+            <w:pPr>
+              <w:spacing w:line="276" w:lineRule="auto"/>
+              <w:jc w:val="both"/>
+              <w:rPr>
+                <w:rFonts w:ascii="Arial" w:hAnsi="Arial" w:cs="Arial"/>
+                <w:color w:val="16262A"/>
+              </w:rPr>
+            </w:pPr>
+            <w:r>
+              <w:rPr>
+                <w:rFonts w:ascii="Arial" w:hAnsi="Arial" w:cs="Arial"/>
+                <w:color w:val="16262A"/>
+              </w:rPr>
+              <w:t>Nombre completo, usuario, contraseña cifrada (hash) y rol (médico, enfermería o administrador).</w:t>
+            </w:r>
+          </w:p>
+        </w:tc>
+      </w:tr>
+      <w:tr>
+        <w:tc>
+          <w:tcPr>
+            <w:tcW w:w="4414" w:type="dxa"/>
+            <w:shd w:val="clear" w:color="auto" w:fill="FAF8F3"/>
+          </w:tcPr>
+          <w:p>
+            <w:pPr>
+              <w:spacing w:line="276" w:lineRule="auto"/>
+              <w:jc w:val="both"/>
+              <w:rPr>
+                <w:rFonts w:ascii="Arial" w:hAnsi="Arial" w:cs="Arial"/>
+                <w:color w:val="16262A"/>
+              </w:rPr>
+            </w:pPr>
+            <w:proofErr w:type="spellStart"/>
+            <w:r>
+              <w:rPr>
+                <w:rFonts w:ascii="Arial" w:hAnsi="Arial" w:cs="Arial"/>
+                <w:color w:val="16262A"/>
+              </w:rPr>
+              <w:t>bitacora_accesos</w:t>
+            </w:r>
+            <w:proofErr w:type="spellEnd"/>
+          </w:p>
+        </w:tc>
+        <w:tc>
+          <w:tcPr>
+            <w:tcW w:w="4414" w:type="dxa"/>
+            <w:shd w:val="clear" w:color="auto" w:fill="FAF8F3"/>
+          </w:tcPr>
+          <w:p>
+            <w:pPr>
+              <w:spacing w:line="276" w:lineRule="auto"/>
+              <w:jc w:val="both"/>
+              <w:rPr>
+                <w:rFonts w:ascii="Arial" w:hAnsi="Arial" w:cs="Arial"/>
+                <w:color w:val="16262A"/>
+              </w:rPr>
+            </w:pPr>
+            <w:r>
+              <w:rPr>
+                <w:rFonts w:ascii="Arial" w:hAnsi="Arial" w:cs="Arial"/>
+                <w:color w:val="16262A"/>
+              </w:rPr>
+              <w:t xml:space="preserve">Cada intento de </w:t>
+            </w:r>
+            <w:proofErr w:type="spellStart"/>
+            <w:r>
+              <w:rPr>
+                <w:rFonts w:ascii="Arial" w:hAnsi="Arial" w:cs="Arial"/>
+                <w:color w:val="16262A"/>
+              </w:rPr>
+              <w:t>login</w:t>
+            </w:r>
+            <w:proofErr w:type="spellEnd"/>
+            <w:r>
+              <w:rPr>
+                <w:rFonts w:ascii="Arial" w:hAnsi="Arial" w:cs="Arial"/>
+                <w:color w:val="16262A"/>
+              </w:rPr>
+              <w:t>, exitoso o fallido, con usuario y fecha — auditoría de accesos.</w:t>
+            </w:r>
+          </w:p>
+        </w:tc>
+      </w:tr>
+    </w:tbl>
+    <w:p>
+      <w:pPr>
+        <w:spacing w:line="276" w:lineRule="auto"/>
+        <w:jc w:val="both"/>
+        <w:rPr>
+          <w:rFonts w:ascii="Arial" w:hAnsi="Arial" w:cs="Arial"/>
+          <w:sz w:val="24"/>
+          <w:szCs w:val="24"/>
+        </w:rPr>
+      </w:pPr>
+    </w:p>
+    <w:p>
+      <w:pPr>
+        <w:pStyle w:val="Prrafodelista"/>
+        <w:numPr>
+          <w:ilvl w:val="1"/>
+          <w:numId w:val="3"/>
+        </w:numPr>
+        <w:spacing w:line="276" w:lineRule="auto"/>
+        <w:jc w:val="both"/>
+        <w:rPr>
+          <w:rFonts w:ascii="Arial" w:hAnsi="Arial" w:cs="Arial"/>
+          <w:b/>
+          <w:bCs/>
+          <w:sz w:val="24"/>
+          <w:szCs w:val="24"/>
+        </w:rPr>
+      </w:pPr>
+      <w:r>
+        <w:rPr>
+          <w:rFonts w:ascii="Arial" w:hAnsi="Arial" w:cs="Arial"/>
+          <w:b/>
+          <w:bCs/>
+          <w:sz w:val="24"/>
+          <w:szCs w:val="24"/>
+        </w:rPr>
+        <w:t xml:space="preserve">Métodos de </w:t>
+      </w:r>
+      <w:r>
+        <w:rPr>
+          <w:rFonts w:ascii="Arial" w:hAnsi="Arial" w:cs="Arial"/>
+          <w:b/>
+          <w:bCs/>
+          <w:sz w:val="24"/>
+          <w:szCs w:val="24"/>
+        </w:rPr>
+        <w:t>DatabaseManager</w:t>
+      </w:r>
+    </w:p>
+    <w:p>
+      <w:pPr>
+        <w:spacing w:line="276" w:lineRule="auto"/>
+        <w:jc w:val="both"/>
+        <w:rPr>
+          <w:rFonts w:ascii="Arial" w:hAnsi="Arial" w:cs="Arial"/>
+          <w:color w:val="16262A"/>
+          <w:sz w:val="24"/>
+          <w:szCs w:val="24"/>
+        </w:rPr>
+      </w:pPr>
+      <w:r>
+        <w:rPr>
+          <w:rFonts w:ascii="Arial" w:hAnsi="Arial" w:cs="Arial"/>
+          <w:color w:val="16262A"/>
+          <w:sz w:val="24"/>
+          <w:szCs w:val="24"/>
+        </w:rPr>
+        <w:t>Cada operación sobre la base de datos quedó encapsulada en su propio método, agrupados por tema:</w:t>
+      </w:r>
+    </w:p>
+    <w:tbl>
+      <w:tblPr>
+        <w:tblStyle w:val="Tablaconcuadrcula"/>
+        <w:tblW w:w="0" w:type="auto"/>
+        <w:tblLook w:val="04A0" w:firstRow="1" w:lastRow="0" w:firstColumn="1" w:lastColumn="0" w:noHBand="0" w:noVBand="1"/>
+      </w:tblPr>
+      <w:tblGrid>
+        <w:gridCol w:w="4414"/>
+        <w:gridCol w:w="4414"/>
+      </w:tblGrid>
+      <w:tr>
+        <w:tc>
+          <w:tcPr>
+            <w:tcW w:w="4414" w:type="dxa"/>
+            <w:shd w:val="clear" w:color="auto" w:fill="1C6E71"/>
+          </w:tcPr>
+          <w:p>
+            <w:pPr>
+              <w:tabs>
+                <w:tab w:val="center" w:pos="2099"/>
+              </w:tabs>
+              <w:spacing w:line="276" w:lineRule="auto"/>
+              <w:jc w:val="both"/>
+              <w:rPr>
+                <w:rFonts w:ascii="Arial" w:hAnsi="Arial" w:cs="Arial"/>
+                <w:b/>
+                <w:bCs/>
+                <w:color w:val="FFFFFF" w:themeColor="background1"/>
+              </w:rPr>
+            </w:pPr>
+            <w:r>
+              <w:rPr>
+                <w:rFonts w:ascii="Arial" w:hAnsi="Arial" w:cs="Arial"/>
+                <w:b/>
+                <w:bCs/>
+                <w:color w:val="FFFFFF" w:themeColor="background1"/>
+              </w:rPr>
+              <w:t xml:space="preserve">Método </w:t>
+            </w:r>
+          </w:p>
+        </w:tc>
+        <w:tc>
+          <w:tcPr>
+            <w:tcW w:w="4414" w:type="dxa"/>
+            <w:shd w:val="clear" w:color="auto" w:fill="1C6E71"/>
+          </w:tcPr>
+          <w:p>
+            <w:pPr>
+              <w:spacing w:line="276" w:lineRule="auto"/>
+              <w:jc w:val="both"/>
+              <w:rPr>
+                <w:rFonts w:ascii="Arial" w:hAnsi="Arial" w:cs="Arial"/>
+                <w:b/>
+                <w:bCs/>
+                <w:color w:val="FFFFFF" w:themeColor="background1"/>
+              </w:rPr>
+            </w:pPr>
+            <w:r>
+              <w:rPr>
+                <w:rFonts w:ascii="Arial" w:hAnsi="Arial" w:cs="Arial"/>
+                <w:b/>
+                <w:bCs/>
+                <w:color w:val="FFFFFF" w:themeColor="background1"/>
+              </w:rPr>
+              <w:t>Para qué sirve</w:t>
+            </w:r>
+          </w:p>
+        </w:tc>
+      </w:tr>
+      <w:tr>
+        <w:tc>
+          <w:tcPr>
+            <w:tcW w:w="4414" w:type="dxa"/>
+            <w:shd w:val="clear" w:color="auto" w:fill="FAF8F3"/>
+          </w:tcPr>
+          <w:p>
+            <w:pPr>
+              <w:spacing w:line="276" w:lineRule="auto"/>
+              <w:jc w:val="both"/>
+              <w:rPr>
+                <w:rFonts w:ascii="Arial" w:hAnsi="Arial" w:cs="Arial"/>
+              </w:rPr>
+            </w:pPr>
+            <w:proofErr w:type="spellStart"/>
+            <w:r>
+              <w:rPr>
+                <w:rFonts w:ascii="Arial" w:hAnsi="Arial" w:cs="Arial"/>
+                <w:color w:val="16262A"/>
+              </w:rPr>
+              <w:t>crear_</w:t>
+            </w:r>
+            <w:proofErr w:type="gramStart"/>
+            <w:r>
+              <w:rPr>
+                <w:rFonts w:ascii="Arial" w:hAnsi="Arial" w:cs="Arial"/>
+                <w:color w:val="16262A"/>
+              </w:rPr>
+              <w:t>usuario</w:t>
+            </w:r>
+            <w:proofErr w:type="spellEnd"/>
+            <w:r>
+              <w:rPr>
+                <w:rFonts w:ascii="Arial" w:hAnsi="Arial" w:cs="Arial"/>
+                <w:color w:val="16262A"/>
+              </w:rPr>
+              <w:t>(</w:t>
+            </w:r>
+            <w:proofErr w:type="gramEnd"/>
+            <w:r>
+              <w:rPr>
+                <w:rFonts w:ascii="Arial" w:hAnsi="Arial" w:cs="Arial"/>
+                <w:color w:val="16262A"/>
+              </w:rPr>
+              <w:t>)</w:t>
+            </w:r>
+          </w:p>
+        </w:tc>
+        <w:tc>
+          <w:tcPr>
+            <w:tcW w:w="4414" w:type="dxa"/>
+            <w:shd w:val="clear" w:color="auto" w:fill="FAF8F3"/>
+          </w:tcPr>
+          <w:p>
+            <w:pPr>
+              <w:spacing w:line="276" w:lineRule="auto"/>
+              <w:jc w:val="both"/>
+              <w:rPr>
+                <w:rFonts w:ascii="Arial" w:hAnsi="Arial" w:cs="Arial"/>
+              </w:rPr>
+            </w:pPr>
+            <w:r>
+              <w:rPr>
+                <w:rFonts w:ascii="Arial" w:hAnsi="Arial" w:cs="Arial"/>
+                <w:color w:val="16262A"/>
+              </w:rPr>
+              <w:t>Registra un usuario nuevo, guardando la contraseña ya cifrada.</w:t>
+            </w:r>
+          </w:p>
+        </w:tc>
+      </w:tr>
+      <w:tr>
+        <w:tc>
+          <w:tcPr>
+            <w:tcW w:w="4414" w:type="dxa"/>
+            <w:shd w:val="clear" w:color="auto" w:fill="FAF8F3"/>
+          </w:tcPr>
+          <w:p>
+            <w:pPr>
+              <w:spacing w:line="276" w:lineRule="auto"/>
+              <w:jc w:val="both"/>
+              <w:rPr>
+                <w:rFonts w:ascii="Arial" w:hAnsi="Arial" w:cs="Arial"/>
+              </w:rPr>
+            </w:pPr>
+            <w:proofErr w:type="spellStart"/>
+            <w:r>
+              <w:rPr>
+                <w:rFonts w:ascii="Arial" w:hAnsi="Arial" w:cs="Arial"/>
+                <w:color w:val="16262A"/>
+              </w:rPr>
+              <w:t>validar_</w:t>
+            </w:r>
+            <w:proofErr w:type="gramStart"/>
+            <w:r>
+              <w:rPr>
+                <w:rFonts w:ascii="Arial" w:hAnsi="Arial" w:cs="Arial"/>
+                <w:color w:val="16262A"/>
+              </w:rPr>
+              <w:t>credenciales</w:t>
+            </w:r>
+            <w:proofErr w:type="spellEnd"/>
+            <w:r>
+              <w:rPr>
+                <w:rFonts w:ascii="Arial" w:hAnsi="Arial" w:cs="Arial"/>
+                <w:color w:val="16262A"/>
+              </w:rPr>
+              <w:t>(</w:t>
+            </w:r>
+            <w:proofErr w:type="gramEnd"/>
+            <w:r>
+              <w:rPr>
+                <w:rFonts w:ascii="Arial" w:hAnsi="Arial" w:cs="Arial"/>
+                <w:color w:val="16262A"/>
+              </w:rPr>
+              <w:t>)</w:t>
+            </w:r>
+          </w:p>
+        </w:tc>
+        <w:tc>
+          <w:tcPr>
+            <w:tcW w:w="4414" w:type="dxa"/>
+            <w:shd w:val="clear" w:color="auto" w:fill="FAF8F3"/>
+          </w:tcPr>
+          <w:p>
+            <w:pPr>
+              <w:spacing w:line="276" w:lineRule="auto"/>
+              <w:jc w:val="both"/>
+              <w:rPr>
+                <w:rFonts w:ascii="Arial" w:hAnsi="Arial" w:cs="Arial"/>
+              </w:rPr>
+            </w:pPr>
+            <w:r>
+              <w:rPr>
+                <w:rFonts w:ascii="Arial" w:hAnsi="Arial" w:cs="Arial"/>
+                <w:color w:val="16262A"/>
+              </w:rPr>
+              <w:t xml:space="preserve">Verifica usuario/contraseña en el </w:t>
+            </w:r>
+            <w:proofErr w:type="spellStart"/>
+            <w:r>
+              <w:rPr>
+                <w:rFonts w:ascii="Arial" w:hAnsi="Arial" w:cs="Arial"/>
+                <w:color w:val="16262A"/>
+              </w:rPr>
+              <w:t>login</w:t>
+            </w:r>
+            <w:proofErr w:type="spellEnd"/>
+            <w:r>
+              <w:rPr>
+                <w:rFonts w:ascii="Arial" w:hAnsi="Arial" w:cs="Arial"/>
+                <w:color w:val="16262A"/>
+              </w:rPr>
+              <w:t xml:space="preserve"> y registra el intento en la bitácora.</w:t>
+            </w:r>
+          </w:p>
+        </w:tc>
+      </w:tr>
+      <w:tr>
+        <w:tc>
+          <w:tcPr>
+            <w:tcW w:w="4414" w:type="dxa"/>
+            <w:shd w:val="clear" w:color="auto" w:fill="FAF8F3"/>
+          </w:tcPr>
+          <w:p>
+            <w:pPr>
+              <w:spacing w:line="276" w:lineRule="auto"/>
+              <w:jc w:val="both"/>
+              <w:rPr>
+                <w:rFonts w:ascii="Arial" w:hAnsi="Arial" w:cs="Arial"/>
+              </w:rPr>
+            </w:pPr>
+            <w:proofErr w:type="spellStart"/>
+            <w:r>
+              <w:rPr>
+                <w:rFonts w:ascii="Arial" w:hAnsi="Arial" w:cs="Arial"/>
+                <w:color w:val="16262A"/>
+              </w:rPr>
+              <w:t>obtener_</w:t>
+            </w:r>
+            <w:proofErr w:type="gramStart"/>
+            <w:r>
+              <w:rPr>
+                <w:rFonts w:ascii="Arial" w:hAnsi="Arial" w:cs="Arial"/>
+                <w:color w:val="16262A"/>
+              </w:rPr>
+              <w:t>usuario</w:t>
+            </w:r>
+            <w:proofErr w:type="spellEnd"/>
+            <w:r>
+              <w:rPr>
+                <w:rFonts w:ascii="Arial" w:hAnsi="Arial" w:cs="Arial"/>
+                <w:color w:val="16262A"/>
+              </w:rPr>
+              <w:t>(</w:t>
+            </w:r>
+            <w:proofErr w:type="gramEnd"/>
+            <w:r>
+              <w:rPr>
+                <w:rFonts w:ascii="Arial" w:hAnsi="Arial" w:cs="Arial"/>
+                <w:color w:val="16262A"/>
+              </w:rPr>
+              <w:t>)</w:t>
+            </w:r>
+          </w:p>
+        </w:tc>
+        <w:tc>
+          <w:tcPr>
+            <w:tcW w:w="4414" w:type="dxa"/>
+            <w:shd w:val="clear" w:color="auto" w:fill="FAF8F3"/>
+          </w:tcPr>
+          <w:p>
+            <w:pPr>
+              <w:spacing w:line="276" w:lineRule="auto"/>
+              <w:jc w:val="both"/>
+              <w:rPr>
+                <w:rFonts w:ascii="Arial" w:hAnsi="Arial" w:cs="Arial"/>
+              </w:rPr>
+            </w:pPr>
+            <w:r>
+              <w:rPr>
+                <w:rFonts w:ascii="Arial" w:hAnsi="Arial" w:cs="Arial"/>
+                <w:color w:val="16262A"/>
+              </w:rPr>
+              <w:t>Busca un usuario por su nombre, usado para evitar duplicados al registrarse.</w:t>
+            </w:r>
+          </w:p>
+        </w:tc>
+      </w:tr>
+      <w:tr>
+        <w:tc>
+          <w:tcPr>
+            <w:tcW w:w="4414" w:type="dxa"/>
+            <w:shd w:val="clear" w:color="auto" w:fill="FAF8F3"/>
+          </w:tcPr>
+          <w:p>
+            <w:pPr>
+              <w:spacing w:line="276" w:lineRule="auto"/>
+              <w:jc w:val="both"/>
+              <w:rPr>
+                <w:rFonts w:ascii="Arial" w:hAnsi="Arial" w:cs="Arial"/>
+                <w:color w:val="16262A"/>
+              </w:rPr>
+            </w:pPr>
+            <w:proofErr w:type="spellStart"/>
+            <w:r>
+              <w:rPr>
+                <w:rFonts w:ascii="Arial" w:hAnsi="Arial" w:cs="Arial"/>
+                <w:color w:val="16262A"/>
+              </w:rPr>
+              <w:t>obtener_</w:t>
+            </w:r>
+            <w:proofErr w:type="gramStart"/>
+            <w:r>
+              <w:rPr>
+                <w:rFonts w:ascii="Arial" w:hAnsi="Arial" w:cs="Arial"/>
+                <w:color w:val="16262A"/>
+              </w:rPr>
+              <w:t>bitacora</w:t>
+            </w:r>
+            <w:proofErr w:type="spellEnd"/>
+            <w:r>
+              <w:rPr>
+                <w:rFonts w:ascii="Arial" w:hAnsi="Arial" w:cs="Arial"/>
+                <w:color w:val="16262A"/>
+              </w:rPr>
+              <w:t>(</w:t>
+            </w:r>
+            <w:proofErr w:type="gramEnd"/>
+            <w:r>
+              <w:rPr>
+                <w:rFonts w:ascii="Arial" w:hAnsi="Arial" w:cs="Arial"/>
+                <w:color w:val="16262A"/>
+              </w:rPr>
+              <w:t>)</w:t>
+            </w:r>
+          </w:p>
+        </w:tc>
+        <w:tc>
+          <w:tcPr>
+            <w:tcW w:w="4414" w:type="dxa"/>
+            <w:shd w:val="clear" w:color="auto" w:fill="FAF8F3"/>
+          </w:tcPr>
+          <w:p>
+            <w:pPr>
+              <w:spacing w:line="276" w:lineRule="auto"/>
+              <w:jc w:val="both"/>
+              <w:rPr>
+                <w:rFonts w:ascii="Arial" w:hAnsi="Arial" w:cs="Arial"/>
+                <w:color w:val="16262A"/>
+              </w:rPr>
+            </w:pPr>
+            <w:r>
+              <w:rPr>
+                <w:rFonts w:ascii="Arial" w:hAnsi="Arial" w:cs="Arial"/>
+                <w:color w:val="16262A"/>
+              </w:rPr>
+              <w:t xml:space="preserve">Trae los últimos eventos de acceso, mostrados en el </w:t>
+            </w:r>
+            <w:proofErr w:type="spellStart"/>
+            <w:r>
+              <w:rPr>
+                <w:rFonts w:ascii="Arial" w:hAnsi="Arial" w:cs="Arial"/>
+                <w:color w:val="16262A"/>
+              </w:rPr>
+              <w:t>dashboard</w:t>
+            </w:r>
+            <w:proofErr w:type="spellEnd"/>
+            <w:r>
+              <w:rPr>
+                <w:rFonts w:ascii="Arial" w:hAnsi="Arial" w:cs="Arial"/>
+                <w:color w:val="16262A"/>
+              </w:rPr>
+              <w:t>.</w:t>
+            </w:r>
+          </w:p>
+        </w:tc>
+      </w:tr>
+      <w:tr>
+        <w:tc>
+          <w:tcPr>
+            <w:tcW w:w="4414" w:type="dxa"/>
+            <w:shd w:val="clear" w:color="auto" w:fill="FAF8F3"/>
+          </w:tcPr>
+          <w:p>
+            <w:pPr>
+              <w:spacing w:line="276" w:lineRule="auto"/>
+              <w:jc w:val="both"/>
+              <w:rPr>
+                <w:rFonts w:ascii="Arial" w:hAnsi="Arial" w:cs="Arial"/>
+                <w:color w:val="16262A"/>
+              </w:rPr>
+            </w:pPr>
+            <w:proofErr w:type="spellStart"/>
+            <w:r>
+              <w:rPr>
+                <w:rFonts w:ascii="Arial" w:hAnsi="Arial" w:cs="Arial"/>
+                <w:color w:val="16262A"/>
+              </w:rPr>
+              <w:t>crear_</w:t>
+            </w:r>
+            <w:proofErr w:type="gramStart"/>
+            <w:r>
+              <w:rPr>
+                <w:rFonts w:ascii="Arial" w:hAnsi="Arial" w:cs="Arial"/>
+                <w:color w:val="16262A"/>
+              </w:rPr>
+              <w:t>paciente</w:t>
+            </w:r>
+            <w:proofErr w:type="spellEnd"/>
+            <w:r>
+              <w:rPr>
+                <w:rFonts w:ascii="Arial" w:hAnsi="Arial" w:cs="Arial"/>
+                <w:color w:val="16262A"/>
+              </w:rPr>
+              <w:t>(</w:t>
+            </w:r>
+            <w:proofErr w:type="gramEnd"/>
+            <w:r>
+              <w:rPr>
+                <w:rFonts w:ascii="Arial" w:hAnsi="Arial" w:cs="Arial"/>
+                <w:color w:val="16262A"/>
+              </w:rPr>
+              <w:t>)</w:t>
+            </w:r>
+          </w:p>
+        </w:tc>
+        <w:tc>
+          <w:tcPr>
+            <w:tcW w:w="4414" w:type="dxa"/>
+            <w:shd w:val="clear" w:color="auto" w:fill="FAF8F3"/>
+          </w:tcPr>
+          <w:p>
+            <w:pPr>
+              <w:spacing w:line="276" w:lineRule="auto"/>
+              <w:jc w:val="both"/>
+              <w:rPr>
+                <w:rFonts w:ascii="Arial" w:hAnsi="Arial" w:cs="Arial"/>
+                <w:color w:val="16262A"/>
+              </w:rPr>
+            </w:pPr>
+            <w:r>
+              <w:rPr>
+                <w:rFonts w:ascii="Arial" w:hAnsi="Arial" w:cs="Arial"/>
+                <w:color w:val="16262A"/>
+              </w:rPr>
+              <w:t>Registra un paciente nuevo; devuelve False si el documento ya existe.</w:t>
+            </w:r>
+          </w:p>
+        </w:tc>
+      </w:tr>
+      <w:tr>
+        <w:tc>
+          <w:tcPr>
+            <w:tcW w:w="4414" w:type="dxa"/>
+            <w:shd w:val="clear" w:color="auto" w:fill="FAF8F3"/>
+          </w:tcPr>
+          <w:p>
+            <w:pPr>
+              <w:spacing w:line="276" w:lineRule="auto"/>
+              <w:jc w:val="both"/>
+              <w:rPr>
+                <w:rFonts w:ascii="Arial" w:hAnsi="Arial" w:cs="Arial"/>
+                <w:color w:val="16262A"/>
+              </w:rPr>
+            </w:pPr>
+            <w:proofErr w:type="spellStart"/>
+            <w:r>
+              <w:rPr>
+                <w:rFonts w:ascii="Arial" w:hAnsi="Arial" w:cs="Arial"/>
+                <w:color w:val="16262A"/>
+              </w:rPr>
+              <w:t>obtener_</w:t>
+            </w:r>
+            <w:proofErr w:type="gramStart"/>
+            <w:r>
+              <w:rPr>
+                <w:rFonts w:ascii="Arial" w:hAnsi="Arial" w:cs="Arial"/>
+                <w:color w:val="16262A"/>
+              </w:rPr>
+              <w:t>pacientes</w:t>
+            </w:r>
+            <w:proofErr w:type="spellEnd"/>
+            <w:r>
+              <w:rPr>
+                <w:rFonts w:ascii="Arial" w:hAnsi="Arial" w:cs="Arial"/>
+                <w:color w:val="16262A"/>
+              </w:rPr>
+              <w:t>(</w:t>
+            </w:r>
+            <w:proofErr w:type="gramEnd"/>
+            <w:r>
+              <w:rPr>
+                <w:rFonts w:ascii="Arial" w:hAnsi="Arial" w:cs="Arial"/>
+                <w:color w:val="16262A"/>
+              </w:rPr>
+              <w:t>)</w:t>
+            </w:r>
+          </w:p>
+        </w:tc>
+        <w:tc>
+          <w:tcPr>
+            <w:tcW w:w="4414" w:type="dxa"/>
+            <w:shd w:val="clear" w:color="auto" w:fill="FAF8F3"/>
+          </w:tcPr>
+          <w:p>
+            <w:pPr>
+              <w:spacing w:line="276" w:lineRule="auto"/>
+              <w:jc w:val="both"/>
+              <w:rPr>
+                <w:rFonts w:ascii="Arial" w:hAnsi="Arial" w:cs="Arial"/>
+                <w:color w:val="16262A"/>
+              </w:rPr>
+            </w:pPr>
+            <w:r>
+              <w:rPr>
+                <w:rFonts w:ascii="Arial" w:hAnsi="Arial" w:cs="Arial"/>
+                <w:color w:val="16262A"/>
+              </w:rPr>
+              <w:t>Lista todos los pacientes registrados.</w:t>
+            </w:r>
+          </w:p>
+        </w:tc>
+      </w:tr>
+      <w:tr>
+        <w:tc>
+          <w:tcPr>
+            <w:tcW w:w="4414" w:type="dxa"/>
+            <w:shd w:val="clear" w:color="auto" w:fill="FAF8F3"/>
+          </w:tcPr>
+          <w:p>
+            <w:pPr>
+              <w:spacing w:line="276" w:lineRule="auto"/>
+              <w:jc w:val="both"/>
+              <w:rPr>
+                <w:rFonts w:ascii="Arial" w:hAnsi="Arial" w:cs="Arial"/>
+                <w:color w:val="16262A"/>
+              </w:rPr>
+            </w:pPr>
+            <w:proofErr w:type="spellStart"/>
+            <w:r>
+              <w:rPr>
+                <w:rFonts w:ascii="Arial" w:hAnsi="Arial" w:cs="Arial"/>
+                <w:color w:val="16262A"/>
+              </w:rPr>
+              <w:t>obtener_paciente</w:t>
+            </w:r>
+            <w:proofErr w:type="spellEnd"/>
+            <w:r>
+              <w:rPr>
+                <w:rFonts w:ascii="Arial" w:hAnsi="Arial" w:cs="Arial"/>
+                <w:color w:val="16262A"/>
+              </w:rPr>
+              <w:t>(id)</w:t>
+            </w:r>
+          </w:p>
+        </w:tc>
+        <w:tc>
+          <w:tcPr>
+            <w:tcW w:w="4414" w:type="dxa"/>
+            <w:shd w:val="clear" w:color="auto" w:fill="FAF8F3"/>
+          </w:tcPr>
+          <w:p>
+            <w:pPr>
+              <w:spacing w:line="276" w:lineRule="auto"/>
+              <w:jc w:val="both"/>
+              <w:rPr>
+                <w:rFonts w:ascii="Arial" w:hAnsi="Arial" w:cs="Arial"/>
+                <w:color w:val="16262A"/>
+              </w:rPr>
+            </w:pPr>
+            <w:r>
+              <w:rPr>
+                <w:rFonts w:ascii="Arial" w:hAnsi="Arial" w:cs="Arial"/>
+                <w:color w:val="16262A"/>
+              </w:rPr>
+              <w:t>Busca un paciente puntual por su id.</w:t>
+            </w:r>
+          </w:p>
+        </w:tc>
+      </w:tr>
+    </w:tbl>
+    <w:p>
+      <w:pPr>
+        <w:spacing w:line="276" w:lineRule="auto"/>
+        <w:ind w:left="360"/>
+        <w:jc w:val="both"/>
+        <w:rPr>
+          <w:rFonts w:ascii="Arial" w:hAnsi="Arial" w:cs="Arial"/>
+          <w:b/>
+          <w:bCs/>
+          <w:sz w:val="24"/>
+          <w:szCs w:val="24"/>
+        </w:rPr>
+      </w:pPr>
+    </w:p>
+    <w:p>
+      <w:pPr>
+        <w:spacing w:after="80" w:line="276" w:lineRule="auto"/>
+        <w:jc w:val="both"/>
+        <w:rPr>
+          <w:rFonts w:ascii="Arial" w:hAnsi="Arial" w:cs="Arial"/>
+          <w:b/>
+          <w:bCs/>
+          <w:sz w:val="24"/>
+          <w:szCs w:val="24"/>
+        </w:rPr>
+      </w:pPr>
+    </w:p>
+    <w:tbl>
+      <w:tblPr>
+        <w:tblStyle w:val="Tablaconcuadrcula"/>
+        <w:tblW w:w="0" w:type="auto"/>
+        <w:tblLook w:val="04A0" w:firstRow="1" w:lastRow="0" w:firstColumn="1" w:lastColumn="0" w:noHBand="0" w:noVBand="1"/>
+      </w:tblPr>
+      <w:tblGrid>
+        <w:gridCol w:w="4414"/>
+        <w:gridCol w:w="4414"/>
+      </w:tblGrid>
+      <w:tr>
+        <w:tc>
+          <w:tcPr>
+            <w:tcW w:w="4414" w:type="dxa"/>
+            <w:shd w:val="clear" w:color="auto" w:fill="1C6E71"/>
+          </w:tcPr>
+          <w:p>
+            <w:pPr>
+              <w:tabs>
+                <w:tab w:val="center" w:pos="2099"/>
+              </w:tabs>
+              <w:spacing w:line="276" w:lineRule="auto"/>
+              <w:jc w:val="both"/>
+              <w:rPr>
+                <w:rFonts w:ascii="Arial" w:hAnsi="Arial" w:cs="Arial"/>
+                <w:b/>
+                <w:bCs/>
+                <w:color w:val="FFFFFF" w:themeColor="background1"/>
+              </w:rPr>
+            </w:pPr>
+            <w:r>
+              <w:rPr>
+                <w:rFonts w:ascii="Arial" w:hAnsi="Arial" w:cs="Arial"/>
+                <w:b/>
+                <w:bCs/>
+                <w:color w:val="FFFFFF" w:themeColor="background1"/>
+              </w:rPr>
+              <w:t xml:space="preserve">Método </w:t>
+            </w:r>
+          </w:p>
+        </w:tc>
+        <w:tc>
+          <w:tcPr>
+            <w:tcW w:w="4414" w:type="dxa"/>
+            <w:shd w:val="clear" w:color="auto" w:fill="1C6E71"/>
+          </w:tcPr>
+          <w:p>
+            <w:pPr>
+              <w:spacing w:line="276" w:lineRule="auto"/>
+              <w:jc w:val="both"/>
+              <w:rPr>
+                <w:rFonts w:ascii="Arial" w:hAnsi="Arial" w:cs="Arial"/>
+                <w:b/>
+                <w:bCs/>
+                <w:color w:val="FFFFFF" w:themeColor="background1"/>
+              </w:rPr>
+            </w:pPr>
+            <w:r>
+              <w:rPr>
+                <w:rFonts w:ascii="Arial" w:hAnsi="Arial" w:cs="Arial"/>
+                <w:b/>
+                <w:bCs/>
+                <w:color w:val="FFFFFF" w:themeColor="background1"/>
+              </w:rPr>
+              <w:t>Para qué sirve</w:t>
+            </w:r>
+          </w:p>
+        </w:tc>
+      </w:tr>
+      <w:tr>
+        <w:tc>
+          <w:tcPr>
+            <w:tcW w:w="4414" w:type="dxa"/>
+            <w:shd w:val="clear" w:color="auto" w:fill="FAF8F3"/>
+          </w:tcPr>
+          <w:p>
+            <w:pPr>
+              <w:spacing w:line="276" w:lineRule="auto"/>
+              <w:jc w:val="both"/>
+              <w:rPr>
+                <w:rFonts w:ascii="Arial" w:hAnsi="Arial" w:cs="Arial"/>
+              </w:rPr>
+            </w:pPr>
+            <w:proofErr w:type="spellStart"/>
+            <w:r>
+              <w:rPr>
+                <w:rFonts w:ascii="Arial" w:hAnsi="Arial" w:cs="Arial"/>
+                <w:color w:val="16262A"/>
+              </w:rPr>
+              <w:t>contar_</w:t>
+            </w:r>
+            <w:proofErr w:type="gramStart"/>
+            <w:r>
+              <w:rPr>
+                <w:rFonts w:ascii="Arial" w:hAnsi="Arial" w:cs="Arial"/>
+                <w:color w:val="16262A"/>
+              </w:rPr>
+              <w:t>pacientes</w:t>
+            </w:r>
+            <w:proofErr w:type="spellEnd"/>
+            <w:r>
+              <w:rPr>
+                <w:rFonts w:ascii="Arial" w:hAnsi="Arial" w:cs="Arial"/>
+                <w:color w:val="16262A"/>
+              </w:rPr>
+              <w:t>(</w:t>
+            </w:r>
+            <w:proofErr w:type="gramEnd"/>
+            <w:r>
+              <w:rPr>
+                <w:rFonts w:ascii="Arial" w:hAnsi="Arial" w:cs="Arial"/>
+                <w:color w:val="16262A"/>
+              </w:rPr>
+              <w:t>)</w:t>
+            </w:r>
+          </w:p>
+        </w:tc>
+        <w:tc>
+          <w:tcPr>
+            <w:tcW w:w="4414" w:type="dxa"/>
+            <w:shd w:val="clear" w:color="auto" w:fill="FAF8F3"/>
+          </w:tcPr>
+          <w:p>
+            <w:pPr>
+              <w:spacing w:line="276" w:lineRule="auto"/>
+              <w:jc w:val="both"/>
+              <w:rPr>
+                <w:rFonts w:ascii="Arial" w:hAnsi="Arial" w:cs="Arial"/>
+              </w:rPr>
+            </w:pPr>
+            <w:r>
+              <w:rPr>
+                <w:rFonts w:ascii="Arial" w:hAnsi="Arial" w:cs="Arial"/>
+                <w:color w:val="16262A"/>
+              </w:rPr>
+              <w:t xml:space="preserve">Cuenta el total de pacientes, usado en el </w:t>
+            </w:r>
+            <w:proofErr w:type="spellStart"/>
+            <w:r>
+              <w:rPr>
+                <w:rFonts w:ascii="Arial" w:hAnsi="Arial" w:cs="Arial"/>
+                <w:color w:val="16262A"/>
+              </w:rPr>
+              <w:t>dashboard</w:t>
+            </w:r>
+            <w:proofErr w:type="spellEnd"/>
+            <w:r>
+              <w:rPr>
+                <w:rFonts w:ascii="Arial" w:hAnsi="Arial" w:cs="Arial"/>
+                <w:color w:val="16262A"/>
+              </w:rPr>
+              <w:t>.</w:t>
+            </w:r>
+          </w:p>
+        </w:tc>
+      </w:tr>
+      <w:tr>
+        <w:tc>
+          <w:tcPr>
+            <w:tcW w:w="4414" w:type="dxa"/>
+            <w:shd w:val="clear" w:color="auto" w:fill="FAF8F3"/>
+          </w:tcPr>
+          <w:p>
+            <w:pPr>
+              <w:spacing w:line="276" w:lineRule="auto"/>
+              <w:jc w:val="both"/>
+              <w:rPr>
+                <w:rFonts w:ascii="Arial" w:hAnsi="Arial" w:cs="Arial"/>
+              </w:rPr>
+            </w:pPr>
+            <w:proofErr w:type="spellStart"/>
+            <w:r>
+              <w:rPr>
+                <w:rFonts w:ascii="Arial" w:hAnsi="Arial" w:cs="Arial"/>
+                <w:color w:val="16262A"/>
+              </w:rPr>
+              <w:t>crear_</w:t>
+            </w:r>
+            <w:proofErr w:type="gramStart"/>
+            <w:r>
+              <w:rPr>
+                <w:rFonts w:ascii="Arial" w:hAnsi="Arial" w:cs="Arial"/>
+                <w:color w:val="16262A"/>
+              </w:rPr>
+              <w:t>cita</w:t>
+            </w:r>
+            <w:proofErr w:type="spellEnd"/>
+            <w:r>
+              <w:rPr>
+                <w:rFonts w:ascii="Arial" w:hAnsi="Arial" w:cs="Arial"/>
+                <w:color w:val="16262A"/>
+              </w:rPr>
+              <w:t>(</w:t>
+            </w:r>
+            <w:proofErr w:type="gramEnd"/>
+            <w:r>
+              <w:rPr>
+                <w:rFonts w:ascii="Arial" w:hAnsi="Arial" w:cs="Arial"/>
+                <w:color w:val="16262A"/>
+              </w:rPr>
+              <w:t>)</w:t>
+            </w:r>
+          </w:p>
+        </w:tc>
+        <w:tc>
+          <w:tcPr>
+            <w:tcW w:w="4414" w:type="dxa"/>
+            <w:shd w:val="clear" w:color="auto" w:fill="FAF8F3"/>
+          </w:tcPr>
+          <w:p>
+            <w:pPr>
+              <w:spacing w:line="276" w:lineRule="auto"/>
+              <w:jc w:val="both"/>
+              <w:rPr>
+                <w:rFonts w:ascii="Arial" w:hAnsi="Arial" w:cs="Arial"/>
+              </w:rPr>
+            </w:pPr>
+            <w:r>
+              <w:rPr>
+                <w:rFonts w:ascii="Arial" w:hAnsi="Arial" w:cs="Arial"/>
+                <w:color w:val="16262A"/>
+              </w:rPr>
+              <w:t>Agenda una cita para un paciente.</w:t>
+            </w:r>
+          </w:p>
+        </w:tc>
+      </w:tr>
+      <w:tr>
+        <w:tc>
+          <w:tcPr>
+            <w:tcW w:w="4414" w:type="dxa"/>
+            <w:shd w:val="clear" w:color="auto" w:fill="FAF8F3"/>
+          </w:tcPr>
+          <w:p>
+            <w:pPr>
+              <w:spacing w:line="276" w:lineRule="auto"/>
+              <w:jc w:val="both"/>
+              <w:rPr>
+                <w:rFonts w:ascii="Arial" w:hAnsi="Arial" w:cs="Arial"/>
+              </w:rPr>
+            </w:pPr>
+            <w:proofErr w:type="spellStart"/>
+            <w:r>
+              <w:rPr>
+                <w:rFonts w:ascii="Arial" w:hAnsi="Arial" w:cs="Arial"/>
+                <w:color w:val="16262A"/>
+              </w:rPr>
+              <w:t>obtener_</w:t>
+            </w:r>
+            <w:proofErr w:type="gramStart"/>
+            <w:r>
+              <w:rPr>
+                <w:rFonts w:ascii="Arial" w:hAnsi="Arial" w:cs="Arial"/>
+                <w:color w:val="16262A"/>
+              </w:rPr>
+              <w:t>citas</w:t>
+            </w:r>
+            <w:proofErr w:type="spellEnd"/>
+            <w:r>
+              <w:rPr>
+                <w:rFonts w:ascii="Arial" w:hAnsi="Arial" w:cs="Arial"/>
+                <w:color w:val="16262A"/>
+              </w:rPr>
+              <w:t>(</w:t>
+            </w:r>
+            <w:proofErr w:type="gramEnd"/>
+            <w:r>
+              <w:rPr>
+                <w:rFonts w:ascii="Arial" w:hAnsi="Arial" w:cs="Arial"/>
+                <w:color w:val="16262A"/>
+              </w:rPr>
+              <w:t>)</w:t>
+            </w:r>
+          </w:p>
+        </w:tc>
+        <w:tc>
+          <w:tcPr>
+            <w:tcW w:w="4414" w:type="dxa"/>
+            <w:shd w:val="clear" w:color="auto" w:fill="FAF8F3"/>
+          </w:tcPr>
+          <w:p>
+            <w:pPr>
+              <w:spacing w:line="276" w:lineRule="auto"/>
+              <w:jc w:val="both"/>
+              <w:rPr>
+                <w:rFonts w:ascii="Arial" w:hAnsi="Arial" w:cs="Arial"/>
+              </w:rPr>
+            </w:pPr>
+            <w:r>
+              <w:rPr>
+                <w:rFonts w:ascii="Arial" w:hAnsi="Arial" w:cs="Arial"/>
+                <w:color w:val="16262A"/>
+              </w:rPr>
+              <w:t>Trae las próximas citas de todos los pacientes (vista general).</w:t>
+            </w:r>
+          </w:p>
+        </w:tc>
+      </w:tr>
+      <w:tr>
+        <w:tc>
+          <w:tcPr>
+            <w:tcW w:w="4414" w:type="dxa"/>
+            <w:shd w:val="clear" w:color="auto" w:fill="FAF8F3"/>
+          </w:tcPr>
+          <w:p>
+            <w:pPr>
+              <w:spacing w:line="276" w:lineRule="auto"/>
+              <w:jc w:val="both"/>
+              <w:rPr>
+                <w:rFonts w:ascii="Arial" w:hAnsi="Arial" w:cs="Arial"/>
+                <w:color w:val="16262A"/>
+              </w:rPr>
+            </w:pPr>
+            <w:proofErr w:type="spellStart"/>
+            <w:r>
+              <w:rPr>
+                <w:rFonts w:ascii="Arial" w:hAnsi="Arial" w:cs="Arial"/>
+                <w:color w:val="16262A"/>
+              </w:rPr>
+              <w:t>obtener_citas_paciente</w:t>
+            </w:r>
+            <w:proofErr w:type="spellEnd"/>
+            <w:r>
+              <w:rPr>
+                <w:rFonts w:ascii="Arial" w:hAnsi="Arial" w:cs="Arial"/>
+                <w:color w:val="16262A"/>
+              </w:rPr>
+              <w:t>(id)</w:t>
+            </w:r>
+          </w:p>
+        </w:tc>
+        <w:tc>
+          <w:tcPr>
+            <w:tcW w:w="4414" w:type="dxa"/>
+            <w:shd w:val="clear" w:color="auto" w:fill="FAF8F3"/>
+          </w:tcPr>
+          <w:p>
+            <w:pPr>
+              <w:spacing w:line="276" w:lineRule="auto"/>
+              <w:jc w:val="both"/>
+              <w:rPr>
+                <w:rFonts w:ascii="Arial" w:hAnsi="Arial" w:cs="Arial"/>
+                <w:color w:val="16262A"/>
+              </w:rPr>
+            </w:pPr>
+            <w:r>
+              <w:rPr>
+                <w:rFonts w:ascii="Arial" w:hAnsi="Arial" w:cs="Arial"/>
+                <w:color w:val="16262A"/>
+              </w:rPr>
+              <w:t>Trae solo las citas de un paciente específico.</w:t>
+            </w:r>
+          </w:p>
+        </w:tc>
+      </w:tr>
+      <w:tr>
+        <w:tc>
+          <w:tcPr>
+            <w:tcW w:w="4414" w:type="dxa"/>
+            <w:shd w:val="clear" w:color="auto" w:fill="FAF8F3"/>
+          </w:tcPr>
+          <w:p>
+            <w:pPr>
+              <w:spacing w:line="276" w:lineRule="auto"/>
+              <w:jc w:val="both"/>
+              <w:rPr>
+                <w:rFonts w:ascii="Arial" w:hAnsi="Arial" w:cs="Arial"/>
+                <w:color w:val="16262A"/>
+              </w:rPr>
+            </w:pPr>
+            <w:proofErr w:type="spellStart"/>
+            <w:r>
+              <w:rPr>
+                <w:rFonts w:ascii="Arial" w:hAnsi="Arial" w:cs="Arial"/>
+                <w:color w:val="16262A"/>
+              </w:rPr>
+              <w:t>crear_diagnostico_</w:t>
+            </w:r>
+            <w:proofErr w:type="gramStart"/>
+            <w:r>
+              <w:rPr>
+                <w:rFonts w:ascii="Arial" w:hAnsi="Arial" w:cs="Arial"/>
+                <w:color w:val="16262A"/>
+              </w:rPr>
+              <w:t>tratamiento</w:t>
+            </w:r>
+            <w:proofErr w:type="spellEnd"/>
+            <w:r>
+              <w:rPr>
+                <w:rFonts w:ascii="Arial" w:hAnsi="Arial" w:cs="Arial"/>
+                <w:color w:val="16262A"/>
+              </w:rPr>
+              <w:t>(</w:t>
+            </w:r>
+            <w:proofErr w:type="gramEnd"/>
+            <w:r>
+              <w:rPr>
+                <w:rFonts w:ascii="Arial" w:hAnsi="Arial" w:cs="Arial"/>
+                <w:color w:val="16262A"/>
+              </w:rPr>
+              <w:t>)</w:t>
+            </w:r>
+          </w:p>
+        </w:tc>
+        <w:tc>
+          <w:tcPr>
+            <w:tcW w:w="4414" w:type="dxa"/>
+            <w:shd w:val="clear" w:color="auto" w:fill="FAF8F3"/>
+          </w:tcPr>
+          <w:p>
+            <w:pPr>
+              <w:spacing w:line="276" w:lineRule="auto"/>
+              <w:jc w:val="both"/>
+              <w:rPr>
+                <w:rFonts w:ascii="Arial" w:hAnsi="Arial" w:cs="Arial"/>
+                <w:color w:val="16262A"/>
+              </w:rPr>
+            </w:pPr>
+            <w:r>
+              <w:rPr>
+                <w:rFonts w:ascii="Arial" w:hAnsi="Arial" w:cs="Arial"/>
+                <w:color w:val="16262A"/>
+              </w:rPr>
+              <w:t>Guarda un diagnóstico junto con su tratamiento.</w:t>
+            </w:r>
+          </w:p>
+        </w:tc>
+      </w:tr>
+      <w:tr>
+        <w:tc>
+          <w:tcPr>
+            <w:tcW w:w="4414" w:type="dxa"/>
+            <w:shd w:val="clear" w:color="auto" w:fill="FAF8F3"/>
+          </w:tcPr>
+          <w:p>
+            <w:pPr>
+              <w:spacing w:line="276" w:lineRule="auto"/>
+              <w:jc w:val="both"/>
+              <w:rPr>
+                <w:rFonts w:ascii="Arial" w:hAnsi="Arial" w:cs="Arial"/>
+                <w:color w:val="16262A"/>
+              </w:rPr>
+            </w:pPr>
+            <w:proofErr w:type="spellStart"/>
+            <w:r>
+              <w:rPr>
+                <w:rFonts w:ascii="Arial" w:hAnsi="Arial" w:cs="Arial"/>
+                <w:color w:val="16262A"/>
+              </w:rPr>
+              <w:t>obtener_diagnosticos_tratamientos</w:t>
+            </w:r>
+            <w:proofErr w:type="spellEnd"/>
+            <w:r>
+              <w:rPr>
+                <w:rFonts w:ascii="Arial" w:hAnsi="Arial" w:cs="Arial"/>
+                <w:color w:val="16262A"/>
+              </w:rPr>
+              <w:t>(id)</w:t>
+            </w:r>
+          </w:p>
+        </w:tc>
+        <w:tc>
+          <w:tcPr>
+            <w:tcW w:w="4414" w:type="dxa"/>
+            <w:shd w:val="clear" w:color="auto" w:fill="FAF8F3"/>
+          </w:tcPr>
+          <w:p>
+            <w:pPr>
+              <w:spacing w:line="276" w:lineRule="auto"/>
+              <w:jc w:val="both"/>
+              <w:rPr>
+                <w:rFonts w:ascii="Arial" w:hAnsi="Arial" w:cs="Arial"/>
+                <w:color w:val="16262A"/>
+              </w:rPr>
+            </w:pPr>
+            <w:r>
+              <w:rPr>
+                <w:rFonts w:ascii="Arial" w:hAnsi="Arial" w:cs="Arial"/>
+                <w:color w:val="16262A"/>
+              </w:rPr>
+              <w:t>Trae el historial clínico de un paciente.</w:t>
+            </w:r>
+          </w:p>
+        </w:tc>
+      </w:tr>
+    </w:tbl>
+    <w:p>
+      <w:pPr>
+        <w:pStyle w:val="Prrafodelista"/>
+        <w:tabs>
+          <w:tab w:val="left" w:pos="5940"/>
+        </w:tabs>
+        <w:spacing w:line="276" w:lineRule="auto"/>
+        <w:ind w:left="756"/>
+        <w:jc w:val="both"/>
+        <w:rPr>
+          <w:rFonts w:ascii="Arial" w:hAnsi="Arial" w:cs="Arial"/>
+          <w:b/>
+          <w:bCs/>
+          <w:sz w:val="24"/>
+          <w:szCs w:val="24"/>
+        </w:rPr>
+      </w:pPr>
+    </w:p>
+    <w:p>
+      <w:pPr>
+        <w:pStyle w:val="Prrafodelista"/>
+        <w:tabs>
+          <w:tab w:val="left" w:pos="5940"/>
+        </w:tabs>
+        <w:spacing w:line="276" w:lineRule="auto"/>
+        <w:ind w:left="756"/>
+        <w:jc w:val="both"/>
+        <w:rPr>
+          <w:rFonts w:ascii="Arial" w:hAnsi="Arial" w:cs="Arial"/>
+          <w:b/>
+          <w:bCs/>
+          <w:sz w:val="24"/>
+          <w:szCs w:val="24"/>
+        </w:rPr>
+      </w:pPr>
+    </w:p>
+    <w:p>
+      <w:pPr>
+        <w:pStyle w:val="Prrafodelista"/>
+        <w:numPr>
+          <w:ilvl w:val="1"/>
+          <w:numId w:val="3"/>
+        </w:numPr>
+        <w:tabs>
+          <w:tab w:val="left" w:pos="5940"/>
+        </w:tabs>
+        <w:spacing w:line="276" w:lineRule="auto"/>
+        <w:jc w:val="both"/>
+        <w:rPr>
+          <w:rFonts w:ascii="Arial" w:hAnsi="Arial" w:cs="Arial"/>
+          <w:b/>
+          <w:bCs/>
+          <w:sz w:val="24"/>
+          <w:szCs w:val="24"/>
+        </w:rPr>
+      </w:pPr>
+      <w:r>
+        <w:rPr>
+          <w:rFonts w:ascii="Arial" w:hAnsi="Arial" w:cs="Arial"/>
+          <w:b/>
+          <w:bCs/>
+          <w:sz w:val="24"/>
+          <w:szCs w:val="24"/>
+        </w:rPr>
+        <w:t>Rutas de app.py</w:t>
+      </w:r>
+    </w:p>
+    <w:tbl>
+      <w:tblPr>
+        <w:tblStyle w:val="Tablaconcuadrcula"/>
+        <w:tblW w:w="0" w:type="auto"/>
+        <w:tblLook w:val="04A0" w:firstRow="1" w:lastRow="0" w:firstColumn="1" w:lastColumn="0" w:noHBand="0" w:noVBand="1"/>
+      </w:tblPr>
+      <w:tblGrid>
+        <w:gridCol w:w="4414"/>
+        <w:gridCol w:w="4414"/>
+      </w:tblGrid>
+      <w:tr>
+        <w:tc>
+          <w:tcPr>
+            <w:tcW w:w="4414" w:type="dxa"/>
+            <w:shd w:val="clear" w:color="auto" w:fill="1C6E71"/>
+          </w:tcPr>
+          <w:p>
+            <w:pPr>
+              <w:tabs>
+                <w:tab w:val="center" w:pos="2099"/>
+              </w:tabs>
+              <w:spacing w:line="276" w:lineRule="auto"/>
+              <w:jc w:val="both"/>
+              <w:rPr>
+                <w:rFonts w:ascii="Arial" w:hAnsi="Arial" w:cs="Arial"/>
+                <w:b/>
+                <w:bCs/>
+                <w:color w:val="FFFFFF" w:themeColor="background1"/>
+              </w:rPr>
+            </w:pPr>
+            <w:r>
+              <w:rPr>
+                <w:rFonts w:ascii="Arial" w:hAnsi="Arial" w:cs="Arial"/>
+                <w:b/>
+                <w:bCs/>
+                <w:color w:val="FFFFFF" w:themeColor="background1"/>
+              </w:rPr>
+              <w:t>Ruta</w:t>
+            </w:r>
+          </w:p>
+        </w:tc>
+        <w:tc>
+          <w:tcPr>
+            <w:tcW w:w="4414" w:type="dxa"/>
+            <w:shd w:val="clear" w:color="auto" w:fill="1C6E71"/>
+          </w:tcPr>
+          <w:p>
+            <w:pPr>
+              <w:spacing w:line="276" w:lineRule="auto"/>
+              <w:jc w:val="both"/>
+              <w:rPr>
+                <w:rFonts w:ascii="Arial" w:hAnsi="Arial" w:cs="Arial"/>
+                <w:b/>
+                <w:bCs/>
+                <w:color w:val="FFFFFF" w:themeColor="background1"/>
+              </w:rPr>
+            </w:pPr>
+            <w:r>
+              <w:rPr>
+                <w:rFonts w:ascii="Arial" w:hAnsi="Arial" w:cs="Arial"/>
+                <w:b/>
+                <w:bCs/>
+                <w:color w:val="FFFFFF" w:themeColor="background1"/>
+              </w:rPr>
+              <w:t>Que hace</w:t>
+            </w:r>
+          </w:p>
+        </w:tc>
+      </w:tr>
+      <w:tr>
+        <w:tc>
+          <w:tcPr>
+            <w:tcW w:w="4414" w:type="dxa"/>
+            <w:shd w:val="clear" w:color="auto" w:fill="FAF8F3"/>
+          </w:tcPr>
+          <w:p>
+            <w:pPr>
+              <w:spacing w:line="276" w:lineRule="auto"/>
+              <w:jc w:val="both"/>
+              <w:rPr>
+                <w:rFonts w:ascii="Arial" w:hAnsi="Arial" w:cs="Arial"/>
+              </w:rPr>
+            </w:pPr>
+            <w:r>
+              <w:rPr>
+                <w:rFonts w:ascii="Arial" w:hAnsi="Arial" w:cs="Arial"/>
+                <w:color w:val="16262A"/>
+              </w:rPr>
+              <w:t>/(</w:t>
+            </w:r>
+            <w:proofErr w:type="spellStart"/>
+            <w:r>
+              <w:rPr>
+                <w:rFonts w:ascii="Arial" w:hAnsi="Arial" w:cs="Arial"/>
+                <w:color w:val="16262A"/>
+              </w:rPr>
+              <w:t>index</w:t>
+            </w:r>
+            <w:proofErr w:type="spellEnd"/>
+            <w:r>
+              <w:rPr>
+                <w:rFonts w:ascii="Arial" w:hAnsi="Arial" w:cs="Arial"/>
+                <w:color w:val="16262A"/>
+              </w:rPr>
+              <w:t>)</w:t>
+            </w:r>
+          </w:p>
+        </w:tc>
+        <w:tc>
+          <w:tcPr>
+            <w:tcW w:w="4414" w:type="dxa"/>
+            <w:shd w:val="clear" w:color="auto" w:fill="FAF8F3"/>
+          </w:tcPr>
+          <w:p>
+            <w:pPr>
+              <w:spacing w:line="276" w:lineRule="auto"/>
+              <w:jc w:val="both"/>
+              <w:rPr>
+                <w:rFonts w:ascii="Arial" w:hAnsi="Arial" w:cs="Arial"/>
+              </w:rPr>
+            </w:pPr>
+            <w:r>
+              <w:rPr>
+                <w:rFonts w:ascii="Arial" w:hAnsi="Arial" w:cs="Arial"/>
+                <w:color w:val="16262A"/>
+              </w:rPr>
+              <w:t xml:space="preserve">Redirige al </w:t>
+            </w:r>
+            <w:proofErr w:type="spellStart"/>
+            <w:r>
+              <w:rPr>
+                <w:rFonts w:ascii="Arial" w:hAnsi="Arial" w:cs="Arial"/>
+                <w:color w:val="16262A"/>
+              </w:rPr>
+              <w:t>dashboard</w:t>
+            </w:r>
+            <w:proofErr w:type="spellEnd"/>
+            <w:r>
+              <w:rPr>
+                <w:rFonts w:ascii="Arial" w:hAnsi="Arial" w:cs="Arial"/>
+                <w:color w:val="16262A"/>
+              </w:rPr>
+              <w:t xml:space="preserve"> si hay sesión activa, o al </w:t>
+            </w:r>
+            <w:proofErr w:type="spellStart"/>
+            <w:r>
+              <w:rPr>
+                <w:rFonts w:ascii="Arial" w:hAnsi="Arial" w:cs="Arial"/>
+                <w:color w:val="16262A"/>
+              </w:rPr>
+              <w:t>login</w:t>
+            </w:r>
+            <w:proofErr w:type="spellEnd"/>
+            <w:r>
+              <w:rPr>
+                <w:rFonts w:ascii="Arial" w:hAnsi="Arial" w:cs="Arial"/>
+                <w:color w:val="16262A"/>
+              </w:rPr>
+              <w:t xml:space="preserve"> si no.</w:t>
+            </w:r>
+          </w:p>
+        </w:tc>
+      </w:tr>
+      <w:tr>
+        <w:tc>
+          <w:tcPr>
+            <w:tcW w:w="4414" w:type="dxa"/>
+            <w:shd w:val="clear" w:color="auto" w:fill="FAF8F3"/>
+          </w:tcPr>
+          <w:p>
+            <w:pPr>
+              <w:spacing w:line="276" w:lineRule="auto"/>
+              <w:jc w:val="both"/>
+              <w:rPr>
+                <w:rFonts w:ascii="Arial" w:hAnsi="Arial" w:cs="Arial"/>
+              </w:rPr>
+            </w:pPr>
+            <w:r>
+              <w:rPr>
+                <w:rFonts w:ascii="Arial" w:hAnsi="Arial" w:cs="Arial"/>
+                <w:color w:val="16262A"/>
+              </w:rPr>
+              <w:t>/</w:t>
+            </w:r>
+            <w:proofErr w:type="spellStart"/>
+            <w:r>
+              <w:rPr>
+                <w:rFonts w:ascii="Arial" w:hAnsi="Arial" w:cs="Arial"/>
+                <w:color w:val="16262A"/>
+              </w:rPr>
+              <w:t>login</w:t>
+            </w:r>
+            <w:proofErr w:type="spellEnd"/>
+            <w:r>
+              <w:rPr>
+                <w:rFonts w:ascii="Arial" w:hAnsi="Arial" w:cs="Arial"/>
+                <w:color w:val="16262A"/>
+              </w:rPr>
+              <w:t xml:space="preserve"> (GET/POST)</w:t>
+            </w:r>
+          </w:p>
+        </w:tc>
+        <w:tc>
+          <w:tcPr>
+            <w:tcW w:w="4414" w:type="dxa"/>
+            <w:shd w:val="clear" w:color="auto" w:fill="FAF8F3"/>
+          </w:tcPr>
+          <w:p>
+            <w:pPr>
+              <w:spacing w:line="276" w:lineRule="auto"/>
+              <w:jc w:val="both"/>
+              <w:rPr>
+                <w:rFonts w:ascii="Arial" w:hAnsi="Arial" w:cs="Arial"/>
+              </w:rPr>
+            </w:pPr>
+            <w:r>
+              <w:rPr>
+                <w:rFonts w:ascii="Arial" w:hAnsi="Arial" w:cs="Arial"/>
+                <w:color w:val="16262A"/>
+              </w:rPr>
+              <w:t>Muestra el formulario de inicio de sesión y valida las credenciales.</w:t>
+            </w:r>
+          </w:p>
+        </w:tc>
+      </w:tr>
+      <w:tr>
+        <w:tc>
+          <w:tcPr>
+            <w:tcW w:w="4414" w:type="dxa"/>
+            <w:shd w:val="clear" w:color="auto" w:fill="FAF8F3"/>
+          </w:tcPr>
+          <w:p>
+            <w:pPr>
+              <w:spacing w:line="276" w:lineRule="auto"/>
+              <w:jc w:val="both"/>
+              <w:rPr>
+                <w:rFonts w:ascii="Arial" w:hAnsi="Arial" w:cs="Arial"/>
+              </w:rPr>
+            </w:pPr>
+            <w:r>
+              <w:rPr>
+                <w:rFonts w:ascii="Arial" w:hAnsi="Arial" w:cs="Arial"/>
+                <w:color w:val="16262A"/>
+              </w:rPr>
+              <w:t>/registro (GET/POST)</w:t>
+            </w:r>
+          </w:p>
+        </w:tc>
+        <w:tc>
+          <w:tcPr>
+            <w:tcW w:w="4414" w:type="dxa"/>
+            <w:shd w:val="clear" w:color="auto" w:fill="FAF8F3"/>
+          </w:tcPr>
+          <w:p>
+            <w:pPr>
+              <w:spacing w:line="276" w:lineRule="auto"/>
+              <w:jc w:val="both"/>
+              <w:rPr>
+                <w:rFonts w:ascii="Arial" w:hAnsi="Arial" w:cs="Arial"/>
+              </w:rPr>
+            </w:pPr>
+            <w:r>
+              <w:rPr>
+                <w:rFonts w:ascii="Arial" w:hAnsi="Arial" w:cs="Arial"/>
+                <w:color w:val="16262A"/>
+              </w:rPr>
+              <w:t>Muestra el formulario de registro y crea la cuenta si todo es válido.</w:t>
+            </w:r>
+          </w:p>
+        </w:tc>
+      </w:tr>
+      <w:tr>
+        <w:tc>
+          <w:tcPr>
+            <w:tcW w:w="4414" w:type="dxa"/>
+            <w:shd w:val="clear" w:color="auto" w:fill="FAF8F3"/>
+          </w:tcPr>
+          <w:p>
+            <w:pPr>
+              <w:spacing w:line="276" w:lineRule="auto"/>
+              <w:jc w:val="both"/>
+              <w:rPr>
+                <w:rFonts w:ascii="Arial" w:hAnsi="Arial" w:cs="Arial"/>
+                <w:color w:val="16262A"/>
+              </w:rPr>
+            </w:pPr>
+            <w:r>
+              <w:rPr>
+                <w:rFonts w:ascii="Arial" w:hAnsi="Arial" w:cs="Arial"/>
+                <w:color w:val="16262A"/>
+              </w:rPr>
+              <w:t>/</w:t>
+            </w:r>
+            <w:proofErr w:type="spellStart"/>
+            <w:r>
+              <w:rPr>
+                <w:rFonts w:ascii="Arial" w:hAnsi="Arial" w:cs="Arial"/>
+                <w:color w:val="16262A"/>
+              </w:rPr>
+              <w:t>dashboard</w:t>
+            </w:r>
+            <w:proofErr w:type="spellEnd"/>
+            <w:r>
+              <w:rPr>
+                <w:rFonts w:ascii="Arial" w:hAnsi="Arial" w:cs="Arial"/>
+                <w:color w:val="16262A"/>
+              </w:rPr>
+              <w:t xml:space="preserve"> (GET)</w:t>
+            </w:r>
+          </w:p>
+        </w:tc>
+        <w:tc>
+          <w:tcPr>
+            <w:tcW w:w="4414" w:type="dxa"/>
+            <w:shd w:val="clear" w:color="auto" w:fill="FAF8F3"/>
+          </w:tcPr>
+          <w:p>
+            <w:pPr>
+              <w:spacing w:line="276" w:lineRule="auto"/>
+              <w:jc w:val="both"/>
+              <w:rPr>
+                <w:rFonts w:ascii="Arial" w:hAnsi="Arial" w:cs="Arial"/>
+                <w:color w:val="16262A"/>
+              </w:rPr>
+            </w:pPr>
+            <w:r>
+              <w:rPr>
+                <w:rFonts w:ascii="Arial" w:hAnsi="Arial" w:cs="Arial"/>
+                <w:color w:val="16262A"/>
+              </w:rPr>
+              <w:t>Panel principal: bitácora de accesos, total de pacientes y próximas citas.</w:t>
+            </w:r>
+          </w:p>
+        </w:tc>
+      </w:tr>
+      <w:tr>
+        <w:tc>
+          <w:tcPr>
+            <w:tcW w:w="4414" w:type="dxa"/>
+            <w:shd w:val="clear" w:color="auto" w:fill="FAF8F3"/>
+          </w:tcPr>
+          <w:p>
+            <w:pPr>
+              <w:spacing w:line="276" w:lineRule="auto"/>
+              <w:jc w:val="both"/>
+              <w:rPr>
+                <w:rFonts w:ascii="Arial" w:hAnsi="Arial" w:cs="Arial"/>
+                <w:color w:val="16262A"/>
+              </w:rPr>
+            </w:pPr>
+            <w:r>
+              <w:rPr>
+                <w:rFonts w:ascii="Arial" w:hAnsi="Arial" w:cs="Arial"/>
+                <w:color w:val="16262A"/>
+              </w:rPr>
+              <w:t>/</w:t>
+            </w:r>
+            <w:proofErr w:type="spellStart"/>
+            <w:r>
+              <w:rPr>
+                <w:rFonts w:ascii="Arial" w:hAnsi="Arial" w:cs="Arial"/>
+                <w:color w:val="16262A"/>
+              </w:rPr>
+              <w:t>logout</w:t>
+            </w:r>
+            <w:proofErr w:type="spellEnd"/>
+            <w:r>
+              <w:rPr>
+                <w:rFonts w:ascii="Arial" w:hAnsi="Arial" w:cs="Arial"/>
+                <w:color w:val="16262A"/>
+              </w:rPr>
+              <w:t xml:space="preserve"> (GET)</w:t>
+            </w:r>
+          </w:p>
+        </w:tc>
+        <w:tc>
+          <w:tcPr>
+            <w:tcW w:w="4414" w:type="dxa"/>
+            <w:shd w:val="clear" w:color="auto" w:fill="FAF8F3"/>
+          </w:tcPr>
+          <w:p>
+            <w:pPr>
+              <w:spacing w:line="276" w:lineRule="auto"/>
+              <w:jc w:val="both"/>
+              <w:rPr>
+                <w:rFonts w:ascii="Arial" w:hAnsi="Arial" w:cs="Arial"/>
+                <w:color w:val="16262A"/>
+              </w:rPr>
+            </w:pPr>
+            <w:r>
+              <w:rPr>
+                <w:rFonts w:ascii="Arial" w:hAnsi="Arial" w:cs="Arial"/>
+                <w:color w:val="16262A"/>
+              </w:rPr>
+              <w:t xml:space="preserve">Cierra la sesión y vuelve al </w:t>
+            </w:r>
+            <w:proofErr w:type="spellStart"/>
+            <w:r>
+              <w:rPr>
+                <w:rFonts w:ascii="Arial" w:hAnsi="Arial" w:cs="Arial"/>
+                <w:color w:val="16262A"/>
+              </w:rPr>
+              <w:t>login</w:t>
+            </w:r>
+            <w:proofErr w:type="spellEnd"/>
+            <w:r>
+              <w:rPr>
+                <w:rFonts w:ascii="Arial" w:hAnsi="Arial" w:cs="Arial"/>
+                <w:color w:val="16262A"/>
+              </w:rPr>
+              <w:t>.</w:t>
+            </w:r>
+          </w:p>
+        </w:tc>
+      </w:tr>
+      <w:tr>
+        <w:tc>
+          <w:tcPr>
+            <w:tcW w:w="4414" w:type="dxa"/>
+            <w:shd w:val="clear" w:color="auto" w:fill="FAF8F3"/>
+          </w:tcPr>
+          <w:p>
+            <w:pPr>
+              <w:spacing w:line="276" w:lineRule="auto"/>
+              <w:jc w:val="both"/>
+              <w:rPr>
+                <w:rFonts w:ascii="Arial" w:hAnsi="Arial" w:cs="Arial"/>
+                <w:color w:val="16262A"/>
+              </w:rPr>
+            </w:pPr>
+            <w:r>
+              <w:rPr>
+                <w:rFonts w:ascii="Arial" w:hAnsi="Arial" w:cs="Arial"/>
+                <w:color w:val="16262A"/>
+              </w:rPr>
+              <w:t>/pacientes (GET/POST)</w:t>
+            </w:r>
+          </w:p>
+        </w:tc>
+        <w:tc>
+          <w:tcPr>
+            <w:tcW w:w="4414" w:type="dxa"/>
+            <w:shd w:val="clear" w:color="auto" w:fill="FAF8F3"/>
+          </w:tcPr>
+          <w:p>
+            <w:pPr>
+              <w:spacing w:line="276" w:lineRule="auto"/>
+              <w:jc w:val="both"/>
+              <w:rPr>
+                <w:rFonts w:ascii="Arial" w:hAnsi="Arial" w:cs="Arial"/>
+                <w:color w:val="16262A"/>
+              </w:rPr>
+            </w:pPr>
+            <w:r>
+              <w:rPr>
+                <w:rFonts w:ascii="Arial" w:hAnsi="Arial" w:cs="Arial"/>
+                <w:color w:val="16262A"/>
+              </w:rPr>
+              <w:t>Lista los pacientes y registra uno nuevo.</w:t>
+            </w:r>
+          </w:p>
+        </w:tc>
+      </w:tr>
+      <w:tr>
+        <w:tc>
+          <w:tcPr>
+            <w:tcW w:w="4414" w:type="dxa"/>
+            <w:shd w:val="clear" w:color="auto" w:fill="FAF8F3"/>
+          </w:tcPr>
+          <w:p>
+            <w:pPr>
+              <w:spacing w:line="276" w:lineRule="auto"/>
+              <w:jc w:val="both"/>
+              <w:rPr>
+                <w:rFonts w:ascii="Arial" w:hAnsi="Arial" w:cs="Arial"/>
+                <w:color w:val="16262A"/>
+              </w:rPr>
+            </w:pPr>
+            <w:r>
+              <w:rPr>
+                <w:rFonts w:ascii="Arial" w:hAnsi="Arial" w:cs="Arial"/>
+                <w:color w:val="16262A"/>
+              </w:rPr>
+              <w:t>/pacientes/&lt;id&gt; (GET)</w:t>
+            </w:r>
+          </w:p>
+        </w:tc>
+        <w:tc>
+          <w:tcPr>
+            <w:tcW w:w="4414" w:type="dxa"/>
+            <w:shd w:val="clear" w:color="auto" w:fill="FAF8F3"/>
+          </w:tcPr>
+          <w:p>
+            <w:pPr>
+              <w:spacing w:line="276" w:lineRule="auto"/>
+              <w:jc w:val="both"/>
+              <w:rPr>
+                <w:rFonts w:ascii="Arial" w:hAnsi="Arial" w:cs="Arial"/>
+                <w:color w:val="16262A"/>
+              </w:rPr>
+            </w:pPr>
+            <w:r>
+              <w:rPr>
+                <w:rFonts w:ascii="Arial" w:hAnsi="Arial" w:cs="Arial"/>
+                <w:color w:val="16262A"/>
+              </w:rPr>
+              <w:t>Ficha completa del paciente: sus citas y su historial clínico.</w:t>
+            </w:r>
+          </w:p>
+        </w:tc>
+      </w:tr>
+      <w:tr>
+        <w:tc>
+          <w:tcPr>
+            <w:tcW w:w="4414" w:type="dxa"/>
+            <w:shd w:val="clear" w:color="auto" w:fill="FAF8F3"/>
+          </w:tcPr>
+          <w:p>
+            <w:pPr>
+              <w:spacing w:line="276" w:lineRule="auto"/>
+              <w:jc w:val="both"/>
+              <w:rPr>
+                <w:rFonts w:ascii="Arial" w:hAnsi="Arial" w:cs="Arial"/>
+                <w:color w:val="16262A"/>
+              </w:rPr>
+            </w:pPr>
+            <w:r>
+              <w:rPr>
+                <w:rFonts w:ascii="Arial" w:hAnsi="Arial" w:cs="Arial"/>
+                <w:color w:val="16262A"/>
+              </w:rPr>
+              <w:t>/pacientes/&lt;id&gt;/citas (POST)</w:t>
+            </w:r>
+          </w:p>
+        </w:tc>
+        <w:tc>
+          <w:tcPr>
+            <w:tcW w:w="4414" w:type="dxa"/>
+            <w:shd w:val="clear" w:color="auto" w:fill="FAF8F3"/>
+          </w:tcPr>
+          <w:p>
+            <w:pPr>
+              <w:spacing w:line="276" w:lineRule="auto"/>
+              <w:jc w:val="both"/>
+              <w:rPr>
+                <w:rFonts w:ascii="Arial" w:hAnsi="Arial" w:cs="Arial"/>
+                <w:color w:val="16262A"/>
+              </w:rPr>
+            </w:pPr>
+            <w:r>
+              <w:rPr>
+                <w:rFonts w:ascii="Arial" w:hAnsi="Arial" w:cs="Arial"/>
+                <w:color w:val="16262A"/>
+              </w:rPr>
+              <w:t>Agenda una nueva cita para ese paciente.</w:t>
+            </w:r>
+          </w:p>
+        </w:tc>
+      </w:tr>
+      <w:tr>
+        <w:tc>
+          <w:tcPr>
+            <w:tcW w:w="4414" w:type="dxa"/>
+            <w:shd w:val="clear" w:color="auto" w:fill="FAF8F3"/>
+          </w:tcPr>
+          <w:p>
+            <w:pPr>
+              <w:spacing w:line="276" w:lineRule="auto"/>
+              <w:jc w:val="both"/>
+              <w:rPr>
+                <w:rFonts w:ascii="Arial" w:hAnsi="Arial" w:cs="Arial"/>
+                <w:color w:val="16262A"/>
+              </w:rPr>
+            </w:pPr>
+            <w:r>
+              <w:rPr>
+                <w:rFonts w:ascii="Arial" w:hAnsi="Arial" w:cs="Arial"/>
+                <w:color w:val="16262A"/>
+              </w:rPr>
+              <w:t>/pacientes/&lt;id&gt;/registros (POST)</w:t>
+            </w:r>
+          </w:p>
+        </w:tc>
+        <w:tc>
+          <w:tcPr>
+            <w:tcW w:w="4414" w:type="dxa"/>
+            <w:shd w:val="clear" w:color="auto" w:fill="FAF8F3"/>
+          </w:tcPr>
+          <w:p>
+            <w:pPr>
+              <w:spacing w:line="276" w:lineRule="auto"/>
+              <w:jc w:val="both"/>
+              <w:rPr>
+                <w:rFonts w:ascii="Arial" w:hAnsi="Arial" w:cs="Arial"/>
+                <w:color w:val="16262A"/>
+              </w:rPr>
+            </w:pPr>
+            <w:r>
+              <w:rPr>
+                <w:rFonts w:ascii="Arial" w:hAnsi="Arial" w:cs="Arial"/>
+                <w:color w:val="16262A"/>
+              </w:rPr>
+              <w:t>Agrega un diagnóstico y su tratamiento a la ficha.</w:t>
+            </w:r>
+          </w:p>
+        </w:tc>
+      </w:tr>
+    </w:tbl>
+    <w:p>
+      <w:pPr>
+        <w:pStyle w:val="Prrafodelista"/>
+        <w:tabs>
+          <w:tab w:val="left" w:pos="5940"/>
+        </w:tabs>
+        <w:spacing w:line="276" w:lineRule="auto"/>
+        <w:ind w:left="756"/>
+        <w:jc w:val="both"/>
+        <w:rPr>
+          <w:rFonts w:ascii="Arial" w:hAnsi="Arial" w:cs="Arial"/>
+          <w:b/>
+          <w:bCs/>
+          <w:sz w:val="24"/>
+          <w:szCs w:val="24"/>
+        </w:rPr>
+      </w:pPr>
+    </w:p>
+    <w:p>
+      <w:pPr>
+        <w:pStyle w:val="Prrafodelista"/>
+        <w:tabs>
+          <w:tab w:val="left" w:pos="5940"/>
+        </w:tabs>
+        <w:spacing w:line="276" w:lineRule="auto"/>
+        <w:ind w:left="756"/>
+        <w:jc w:val="both"/>
+        <w:rPr>
+          <w:rFonts w:ascii="Arial" w:hAnsi="Arial" w:cs="Arial"/>
+          <w:b/>
+          <w:bCs/>
+          <w:sz w:val="24"/>
+          <w:szCs w:val="24"/>
+        </w:rPr>
+      </w:pPr>
+    </w:p>
+    <w:p>
+      <w:pPr>
+        <w:pStyle w:val="Prrafodelista"/>
+        <w:numPr>
+          <w:ilvl w:val="1"/>
+          <w:numId w:val="3"/>
+        </w:numPr>
+        <w:tabs>
+          <w:tab w:val="left" w:pos="5940"/>
+        </w:tabs>
+        <w:spacing w:line="276" w:lineRule="auto"/>
+        <w:jc w:val="both"/>
+        <w:rPr>
+          <w:rFonts w:ascii="Arial" w:hAnsi="Arial" w:cs="Arial"/>
+          <w:b/>
+          <w:bCs/>
+          <w:sz w:val="24"/>
+          <w:szCs w:val="24"/>
+        </w:rPr>
+      </w:pPr>
+      <w:r>
+        <w:rPr>
+          <w:rFonts w:ascii="Arial" w:hAnsi="Arial" w:cs="Arial"/>
+          <w:b/>
+          <w:bCs/>
+          <w:sz w:val="24"/>
+          <w:szCs w:val="24"/>
+        </w:rPr>
+        <w:t>Vistas (</w:t>
+      </w:r>
+      <w:proofErr w:type="spellStart"/>
+      <w:r>
+        <w:rPr>
+          <w:rFonts w:ascii="Arial" w:hAnsi="Arial" w:cs="Arial"/>
+          <w:b/>
+          <w:bCs/>
+          <w:sz w:val="24"/>
+          <w:szCs w:val="24"/>
+        </w:rPr>
+        <w:t>templates</w:t>
+      </w:r>
+      <w:proofErr w:type="spellEnd"/>
+      <w:r>
+        <w:rPr>
+          <w:rFonts w:ascii="Arial" w:hAnsi="Arial" w:cs="Arial"/>
+          <w:b/>
+          <w:bCs/>
+          <w:sz w:val="24"/>
+          <w:szCs w:val="24"/>
+        </w:rPr>
+        <w:t xml:space="preserve">) </w:t>
+      </w:r>
+    </w:p>
+    <w:p>
+      <w:pPr>
+        <w:pStyle w:val="Prrafodelista"/>
+        <w:numPr>
+          <w:ilvl w:val="0"/>
+          <w:numId w:val="6"/>
+        </w:numPr>
+        <w:tabs>
+          <w:tab w:val="left" w:pos="5940"/>
+        </w:tabs>
+        <w:spacing w:line="276" w:lineRule="auto"/>
+        <w:jc w:val="both"/>
+        <w:rPr>
+          <w:rFonts w:ascii="Arial" w:hAnsi="Arial" w:cs="Arial"/>
+          <w:b/>
+          <w:bCs/>
+          <w:sz w:val="28"/>
+          <w:szCs w:val="28"/>
+        </w:rPr>
+      </w:pPr>
+      <w:r>
+        <w:rPr>
+          <w:rFonts w:ascii="Arial" w:hAnsi="Arial" w:cs="Arial"/>
+          <w:b/>
+          <w:bCs/>
+          <w:color w:val="16262A"/>
+          <w:sz w:val="24"/>
+          <w:szCs w:val="24"/>
+        </w:rPr>
+        <w:t xml:space="preserve">login.html: </w:t>
+      </w:r>
+      <w:r>
+        <w:rPr>
+          <w:rFonts w:ascii="Arial" w:hAnsi="Arial" w:cs="Arial"/>
+          <w:color w:val="16262A"/>
+          <w:sz w:val="24"/>
+          <w:szCs w:val="24"/>
+        </w:rPr>
+        <w:t xml:space="preserve"> formulario de inicio de sesión, con el diseño de pantalla dividida y el electrocardiograma animado como firma visual.</w:t>
+      </w:r>
+    </w:p>
+    <w:p>
+      <w:pPr>
+        <w:pStyle w:val="Prrafodelista"/>
+        <w:numPr>
+          <w:ilvl w:val="0"/>
+          <w:numId w:val="6"/>
+        </w:numPr>
+        <w:spacing w:after="80" w:line="276" w:lineRule="auto"/>
+        <w:contextualSpacing w:val="0"/>
+        <w:jc w:val="both"/>
+        <w:rPr>
+          <w:rFonts w:ascii="Arial" w:hAnsi="Arial" w:cs="Arial"/>
+          <w:sz w:val="24"/>
+          <w:szCs w:val="24"/>
+        </w:rPr>
+      </w:pPr>
+      <w:r>
+        <w:rPr>
+          <w:rFonts w:ascii="Arial" w:hAnsi="Arial" w:cs="Arial"/>
+          <w:b/>
+          <w:bCs/>
+          <w:color w:val="16262A"/>
+          <w:sz w:val="24"/>
+          <w:szCs w:val="24"/>
+        </w:rPr>
+        <w:t xml:space="preserve">registro.html: </w:t>
+      </w:r>
+      <w:r>
+        <w:rPr>
+          <w:rFonts w:ascii="Arial" w:hAnsi="Arial" w:cs="Arial"/>
+          <w:color w:val="16262A"/>
+          <w:sz w:val="24"/>
+          <w:szCs w:val="24"/>
+        </w:rPr>
+        <w:t xml:space="preserve"> formulario para crear una cuenta nueva, con selección de rol (médico, enfermería, administrador).</w:t>
+      </w:r>
+    </w:p>
+    <w:p>
+      <w:pPr>
+        <w:pStyle w:val="Prrafodelista"/>
+        <w:numPr>
+          <w:ilvl w:val="0"/>
+          <w:numId w:val="6"/>
+        </w:numPr>
+        <w:spacing w:after="80" w:line="276" w:lineRule="auto"/>
+        <w:contextualSpacing w:val="0"/>
+        <w:jc w:val="both"/>
+        <w:rPr>
+          <w:rFonts w:ascii="Arial" w:hAnsi="Arial" w:cs="Arial"/>
+          <w:sz w:val="24"/>
+          <w:szCs w:val="24"/>
+        </w:rPr>
+      </w:pPr>
+      <w:r>
+        <w:rPr>
+          <w:rFonts w:ascii="Arial" w:hAnsi="Arial" w:cs="Arial"/>
+          <w:b/>
+          <w:bCs/>
+          <w:color w:val="16262A"/>
+          <w:sz w:val="24"/>
+          <w:szCs w:val="24"/>
+        </w:rPr>
+        <w:t xml:space="preserve">dashboard.html: </w:t>
+      </w:r>
+      <w:r>
+        <w:rPr>
+          <w:rFonts w:ascii="Arial" w:hAnsi="Arial" w:cs="Arial"/>
+          <w:color w:val="16262A"/>
+          <w:sz w:val="24"/>
+          <w:szCs w:val="24"/>
+        </w:rPr>
+        <w:t xml:space="preserve"> panel principal con bitácora de accesos, acceso directo al módulo de pacientes y tarjeta de próximas citas.</w:t>
+      </w:r>
+    </w:p>
+    <w:p>
+      <w:pPr>
+        <w:pStyle w:val="Prrafodelista"/>
+        <w:numPr>
+          <w:ilvl w:val="0"/>
+          <w:numId w:val="6"/>
+        </w:numPr>
+        <w:spacing w:after="80" w:line="276" w:lineRule="auto"/>
+        <w:contextualSpacing w:val="0"/>
+        <w:jc w:val="both"/>
+        <w:rPr>
+          <w:rFonts w:ascii="Arial" w:hAnsi="Arial" w:cs="Arial"/>
+          <w:sz w:val="24"/>
+          <w:szCs w:val="24"/>
+        </w:rPr>
+      </w:pPr>
+      <w:r>
+        <w:rPr>
+          <w:rFonts w:ascii="Arial" w:hAnsi="Arial" w:cs="Arial"/>
+          <w:b/>
+          <w:bCs/>
+          <w:color w:val="16262A"/>
+          <w:sz w:val="24"/>
+          <w:szCs w:val="24"/>
+        </w:rPr>
+        <w:lastRenderedPageBreak/>
+        <w:t xml:space="preserve">pacientes.html: </w:t>
+      </w:r>
+      <w:r>
+        <w:rPr>
+          <w:rFonts w:ascii="Arial" w:hAnsi="Arial" w:cs="Arial"/>
+          <w:color w:val="16262A"/>
+          <w:sz w:val="24"/>
+          <w:szCs w:val="24"/>
+        </w:rPr>
+        <w:t xml:space="preserve"> formulario para registrar un paciente nuevo y el listado de los ya registrados, con acceso a la ficha de cada uno.</w:t>
+      </w:r>
+    </w:p>
+    <w:p>
+      <w:pPr>
+        <w:pStyle w:val="Prrafodelista"/>
+        <w:numPr>
+          <w:ilvl w:val="0"/>
+          <w:numId w:val="6"/>
+        </w:numPr>
+        <w:spacing w:after="80" w:line="276" w:lineRule="auto"/>
+        <w:contextualSpacing w:val="0"/>
+        <w:jc w:val="both"/>
+        <w:rPr>
+          <w:rFonts w:ascii="Arial" w:hAnsi="Arial" w:cs="Arial"/>
+          <w:sz w:val="24"/>
+          <w:szCs w:val="24"/>
+        </w:rPr>
+      </w:pPr>
+      <w:r>
+        <w:rPr>
+          <w:rFonts w:ascii="Arial" w:hAnsi="Arial" w:cs="Arial"/>
+          <w:b/>
+          <w:bCs/>
+          <w:color w:val="16262A"/>
+          <w:sz w:val="24"/>
+          <w:szCs w:val="24"/>
+        </w:rPr>
+        <w:t xml:space="preserve">paciente_detalle.html: </w:t>
+      </w:r>
+      <w:r>
+        <w:rPr>
+          <w:rFonts w:ascii="Arial" w:hAnsi="Arial" w:cs="Arial"/>
+          <w:color w:val="16262A"/>
+          <w:sz w:val="24"/>
+          <w:szCs w:val="24"/>
+        </w:rPr>
+        <w:t xml:space="preserve"> muestra los datos del paciente, sus citas agendadas y su historial de diagnósticos/tratamientos, con formularios para agregar más de cada uno.</w:t>
+      </w:r>
+    </w:p>
+    <w:p>
+      <w:pPr>
+        <w:spacing w:after="80" w:line="276" w:lineRule="auto"/>
+        <w:jc w:val="both"/>
+        <w:rPr>
+          <w:rFonts w:ascii="Arial" w:hAnsi="Arial" w:cs="Arial"/>
+          <w:sz w:val="24"/>
+          <w:szCs w:val="24"/>
+        </w:rPr>
+      </w:pPr>
+    </w:p>
+    <w:p>
+      <w:pPr>
+        <w:spacing w:after="80" w:line="276" w:lineRule="auto"/>
+        <w:jc w:val="both"/>
+        <w:rPr>
+          <w:rFonts w:ascii="Arial" w:hAnsi="Arial" w:cs="Arial"/>
+          <w:sz w:val="24"/>
+          <w:szCs w:val="24"/>
+        </w:rPr>
+      </w:pPr>
+      <w:r>
+        <w:rPr>
+          <w:rFonts w:ascii="Arial" w:hAnsi="Arial" w:cs="Arial"/>
+          <w:b/>
+          <w:bCs/>
+          <w:sz w:val="24"/>
+          <w:szCs w:val="24"/>
+        </w:rPr>
+        <w:t>Estado Actual:</w:t>
+      </w:r>
+      <w:r>
+        <w:rPr>
+          <w:rFonts w:ascii="Arial" w:hAnsi="Arial" w:cs="Arial"/>
+          <w:sz w:val="24"/>
+          <w:szCs w:val="24"/>
+        </w:rPr>
+        <w:t xml:space="preserve"> E</w:t>
+      </w:r>
+      <w:r>
+        <w:rPr>
+          <w:rFonts w:ascii="Arial" w:hAnsi="Arial" w:cs="Arial"/>
+          <w:sz w:val="24"/>
+          <w:szCs w:val="24"/>
+        </w:rPr>
+        <w:t>l sistema permite crear cuentas, iniciar sesión, registrar pacientes, agendarles citas y guardar diagnósticos/tratamientos. Aún falta la funcionalidad para que el médico cambie el estado de una cita (de pendiente a finalizada), que queda planteada como siguiente paso</w:t>
+      </w:r>
+      <w:r>
+        <w:rPr>
+          <w:rFonts w:ascii="Arial" w:hAnsi="Arial" w:cs="Arial"/>
+          <w:sz w:val="24"/>
+          <w:szCs w:val="24"/>
+        </w:rPr>
+        <w:t>.</w:t>
+      </w:r>
+    </w:p>
+    <w:p>
+      <w:pPr>
+        <w:spacing w:after="80" w:line="276" w:lineRule="auto"/>
+        <w:jc w:val="both"/>
+        <w:rPr>
+          <w:rFonts w:ascii="Arial" w:hAnsi="Arial" w:cs="Arial"/>
+          <w:sz w:val="24"/>
+          <w:szCs w:val="24"/>
+        </w:rPr>
+      </w:pPr>
+    </w:p>
+    <w:p>
+      <w:pPr>
+        <w:pStyle w:val="Prrafodelista"/>
+        <w:numPr>
+          <w:ilvl w:val="0"/>
+          <w:numId w:val="3"/>
+        </w:numPr>
+        <w:spacing w:after="80" w:line="276" w:lineRule="auto"/>
+        <w:jc w:val="both"/>
+        <w:rPr>
+          <w:rFonts w:ascii="Arial" w:hAnsi="Arial" w:cs="Arial"/>
+          <w:b/>
+          <w:bCs/>
+          <w:sz w:val="24"/>
+          <w:szCs w:val="24"/>
+        </w:rPr>
+      </w:pPr>
+      <w:r>
+        <w:rPr>
+          <w:rFonts w:ascii="Arial" w:hAnsi="Arial" w:cs="Arial"/>
+          <w:b/>
+          <w:bCs/>
+          <w:sz w:val="24"/>
+          <w:szCs w:val="24"/>
+        </w:rPr>
+        <w:t>En resumen</w:t>
+      </w:r>
+    </w:p>
+    <w:p>
+      <w:pPr>
+        <w:spacing w:line="276" w:lineRule="auto"/>
+        <w:jc w:val="both"/>
+        <w:rPr>
+          <w:rFonts w:ascii="Arial" w:hAnsi="Arial" w:cs="Arial"/>
+          <w:sz w:val="24"/>
+          <w:szCs w:val="24"/>
+        </w:rPr>
+      </w:pPr>
+      <w:r>
+        <w:rPr>
+          <w:rFonts w:ascii="Arial" w:hAnsi="Arial" w:cs="Arial"/>
+          <w:color w:val="16262A"/>
+          <w:sz w:val="24"/>
+          <w:szCs w:val="24"/>
+        </w:rPr>
+        <w:t xml:space="preserve">Todo el sistema autenticación y gestión clínica se apoya en un mismo Singleton que garantiza una única conexión segura a la base de datos. Sobre esa base se construyeron las tablas, los métodos de acceso y las rutas/vistas que el médico usa día a día. Esto deja resuelto el objetivo específico 1 del proyecto y sienta la base para que los próximos módulos (alertas de medicamentos, integración </w:t>
+      </w:r>
+      <w:proofErr w:type="spellStart"/>
+      <w:r>
+        <w:rPr>
+          <w:rFonts w:ascii="Arial" w:hAnsi="Arial" w:cs="Arial"/>
+          <w:color w:val="16262A"/>
+          <w:sz w:val="24"/>
+          <w:szCs w:val="24"/>
+        </w:rPr>
+        <w:t>IoT</w:t>
+      </w:r>
+      <w:proofErr w:type="spellEnd"/>
+      <w:r>
+        <w:rPr>
+          <w:rFonts w:ascii="Arial" w:hAnsi="Arial" w:cs="Arial"/>
+          <w:color w:val="16262A"/>
+          <w:sz w:val="24"/>
+          <w:szCs w:val="24"/>
+        </w:rPr>
+        <w:t>) se integren de la misma forma.</w:t>
+      </w:r>
+    </w:p>
+    <w:p>
+      <w:pPr>
+        <w:spacing w:after="80" w:line="276" w:lineRule="auto"/>
+        <w:jc w:val="both"/>
+        <w:rPr>
+          <w:rFonts w:ascii="Arial" w:hAnsi="Arial" w:cs="Arial"/>
+          <w:sz w:val="24"/>
+          <w:szCs w:val="24"/>
+        </w:rPr>
+      </w:pPr>
+    </w:p>
+    <w:p>
+      <w:pPr>
+        <w:spacing w:after="80" w:line="276" w:lineRule="auto"/>
+        <w:jc w:val="both"/>
+        <w:rPr>
+          <w:rFonts w:ascii="Arial" w:hAnsi="Arial" w:cs="Arial"/>
+          <w:sz w:val="24"/>
+          <w:szCs w:val="24"/>
+        </w:rPr>
+      </w:pPr>
+    </w:p>
+    <w:p>
+      <w:pPr>
+        <w:spacing w:after="80" w:line="276" w:lineRule="auto"/>
+        <w:jc w:val="both"/>
+        <w:rPr>
+          <w:rFonts w:ascii="Arial" w:hAnsi="Arial" w:cs="Arial"/>
+          <w:sz w:val="24"/>
+          <w:szCs w:val="24"/>
+        </w:rPr>
+      </w:pPr>
+    </w:p>
+    <w:p>
+      <w:pPr>
+        <w:pStyle w:val="Prrafodelista"/>
+        <w:tabs>
+          <w:tab w:val="left" w:pos="5940"/>
+        </w:tabs>
+        <w:spacing w:line="276" w:lineRule="auto"/>
+        <w:jc w:val="both"/>
+        <w:rPr>
+          <w:rFonts w:ascii="Arial" w:hAnsi="Arial" w:cs="Arial"/>
+          <w:b/>
+          <w:bCs/>
+          <w:sz w:val="24"/>
+          <w:szCs w:val="24"/>
+        </w:rPr>
+      </w:pPr>
+    </w:p>
+    <w:p>
+      <w:pPr>
+        <w:tabs>
+          <w:tab w:val="left" w:pos="5940"/>
+        </w:tabs>
+        <w:spacing w:line="276" w:lineRule="auto"/>
+        <w:jc w:val="both"/>
+        <w:rPr>
+          <w:rFonts w:ascii="Arial" w:hAnsi="Arial" w:cs="Arial"/>
+          <w:b/>
+          <w:bCs/>
+          <w:sz w:val="24"/>
+          <w:szCs w:val="24"/>
+        </w:rPr>
+      </w:pPr>
+    </w:p>
     <w:sectPr>
       <w:pgSz w:w="12240" w:h="15840"/>
       <w:pgMar w:top="1417" w:right="1701" w:bottom="1417" w:left="1701" w:header="708" w:footer="708" w:gutter="0"/>
       <w:cols w:space="708"/>
+      <w:titlePg/>
       <w:docGrid w:linePitch="360"/>
     </w:sectPr>
   </w:body>
 </w:document>
 </file>
 
+<file path=word/endnotes.xml><?xml version="1.0" encoding="utf-8"?>
+<w:endnotes xmlns:wpc="http://schemas.microsoft.com/office/word/2010/wordprocessingCanvas" xmlns:cx="http://schemas.microsoft.com/office/drawing/2014/chartex" xmlns:cx1="http://schemas.microsoft.com/office/drawing/2015/9/8/chartex" xmlns:cx2="http://schemas.microsoft.com/office/drawing/2015/10/21/chartex" xmlns:cx3="http://schemas.microsoft.com/office/drawing/2016/5/9/chartex" xmlns:cx4="http://schemas.microsoft.com/office/drawing/2016/5/10/chartex" xmlns:cx5="http://schemas.microsoft.com/office/drawing/2016/5/11/chartex" xmlns:cx6="http://schemas.microsoft.com/office/drawing/2016/5/12/chartex" xmlns:cx7="http://schemas.microsoft.com/office/drawing/2016/5/13/chartex" xmlns:cx8="http://schemas.microsoft.com/office/drawing/2016/5/14/chartex" xmlns:mc="http://schemas.openxmlformats.org/markup-compatibility/2006" xmlns:aink="http://schemas.microsoft.com/office/drawing/2016/ink" xmlns:am3d="http://schemas.microsoft.com/office/drawing/2017/model3d" xmlns:o="urn:schemas-microsoft-com:office:office" xmlns:r="http://schemas.openxmlformats.org/officeDocument/2006/relationships" xmlns:m="http://schemas.openxmlformats.org/officeDocument/2006/math" xmlns:v="urn:schemas-microsoft-com:vml" xmlns:wp14="http://schemas.microsoft.com/office/word/2010/wordprocessingDrawing" xmlns:wp="http://schemas.openxmlformats.org/drawingml/2006/wordprocessingDrawing" xmlns:w10="urn:schemas-microsoft-com:office:word" xmlns:w="http://schemas.openxmlformats.org/wordprocessingml/2006/main" xmlns:w14="http://schemas.microsoft.com/office/word/2010/wordml" xmlns:w15="http://schemas.microsoft.com/office/word/2012/wordml" xmlns:w16cex="http://schemas.microsoft.com/office/word/2018/wordml/cex" xmlns:w16cid="http://schemas.microsoft.com/office/word/2016/wordml/cid" xmlns:w16="http://schemas.microsoft.com/office/word/2018/wordml" xmlns:w16sdtdh="http://schemas.microsoft.com/office/word/2020/wordml/sdtdatahash" xmlns:w16se="http://schemas.microsoft.com/office/word/2015/wordml/symex" xmlns:wpg="http://schemas.microsoft.com/office/word/2010/wordprocessingGroup" xmlns:wpi="http://schemas.microsoft.com/office/word/2010/wordprocessingInk" xmlns:wne="http://schemas.microsoft.com/office/word/2006/wordml" xmlns:wps="http://schemas.microsoft.com/office/word/2010/wordprocessingShape" mc:Ignorable="w14 w15 w16se w16cid w16 w16cex w16sdtdh wp14">
+  <w:endnote w:type="separator" w:id="-1">
+    <w:p>
+      <w:pPr>
+        <w:spacing w:after="0" w:line="240" w:lineRule="auto"/>
+      </w:pPr>
+      <w:r>
+        <w:separator/>
+      </w:r>
+    </w:p>
+  </w:endnote>
+  <w:endnote w:type="continuationSeparator" w:id="0">
+    <w:p>
+      <w:pPr>
+        <w:spacing w:after="0" w:line="240" w:lineRule="auto"/>
+      </w:pPr>
+      <w:r>
+        <w:continuationSeparator/>
+      </w:r>
+    </w:p>
+  </w:endnote>
+</w:endnotes>
+</file>
+
+<file path=word/footnotes.xml><?xml version="1.0" encoding="utf-8"?>
+<w:footnotes xmlns:wpc="http://schemas.microsoft.com/office/word/2010/wordprocessingCanvas" xmlns:cx="http://schemas.microsoft.com/office/drawing/2014/chartex" xmlns:cx1="http://schemas.microsoft.com/office/drawing/2015/9/8/chartex" xmlns:cx2="http://schemas.microsoft.com/office/drawing/2015/10/21/chartex" xmlns:cx3="http://schemas.microsoft.com/office/drawing/2016/5/9/chartex" xmlns:cx4="http://schemas.microsoft.com/office/drawing/2016/5/10/chartex" xmlns:cx5="http://schemas.microsoft.com/office/drawing/2016/5/11/chartex" xmlns:cx6="http://schemas.microsoft.com/office/drawing/2016/5/12/chartex" xmlns:cx7="http://schemas.microsoft.com/office/drawing/2016/5/13/chartex" xmlns:cx8="http://schemas.microsoft.com/office/drawing/2016/5/14/chartex" xmlns:mc="http://schemas.openxmlformats.org/markup-compatibility/2006" xmlns:aink="http://schemas.microsoft.com/office/drawing/2016/ink" xmlns:am3d="http://schemas.microsoft.com/office/drawing/2017/model3d" xmlns:o="urn:schemas-microsoft-com:office:office" xmlns:r="http://schemas.openxmlformats.org/officeDocument/2006/relationships" xmlns:m="http://schemas.openxmlformats.org/officeDocument/2006/math" xmlns:v="urn:schemas-microsoft-com:vml" xmlns:wp14="http://schemas.microsoft.com/office/word/2010/wordprocessingDrawing" xmlns:wp="http://schemas.openxmlformats.org/drawingml/2006/wordprocessingDrawing" xmlns:w10="urn:schemas-microsoft-com:office:word" xmlns:w="http://schemas.openxmlformats.org/wordprocessingml/2006/main" xmlns:w14="http://schemas.microsoft.com/office/word/2010/wordml" xmlns:w15="http://schemas.microsoft.com/office/word/2012/wordml" xmlns:w16cex="http://schemas.microsoft.com/office/word/2018/wordml/cex" xmlns:w16cid="http://schemas.microsoft.com/office/word/2016/wordml/cid" xmlns:w16="http://schemas.microsoft.com/office/word/2018/wordml" xmlns:w16sdtdh="http://schemas.microsoft.com/office/word/2020/wordml/sdtdatahash" xmlns:w16se="http://schemas.microsoft.com/office/word/2015/wordml/symex" xmlns:wpg="http://schemas.microsoft.com/office/word/2010/wordprocessingGroup" xmlns:wpi="http://schemas.microsoft.com/office/word/2010/wordprocessingInk" xmlns:wne="http://schemas.microsoft.com/office/word/2006/wordml" xmlns:wps="http://schemas.microsoft.com/office/word/2010/wordprocessingShape" mc:Ignorable="w14 w15 w16se w16cid w16 w16cex w16sdtdh wp14">
+  <w:footnote w:type="separator" w:id="-1">
+    <w:p>
+      <w:pPr>
+        <w:spacing w:after="0" w:line="240" w:lineRule="auto"/>
+      </w:pPr>
+      <w:r>
+        <w:separator/>
+      </w:r>
+    </w:p>
+  </w:footnote>
+  <w:footnote w:type="continuationSeparator" w:id="0">
+    <w:p>
+      <w:pPr>
+        <w:spacing w:after="0" w:line="240" w:lineRule="auto"/>
+      </w:pPr>
+      <w:r>
+        <w:continuationSeparator/>
+      </w:r>
+    </w:p>
+  </w:footnote>
+</w:footnotes>
+</file>
+
 <file path=word/numbering.xml><?xml version="1.0" encoding="utf-8"?>
 <w:numbering xmlns:wpc="http://schemas.microsoft.com/office/word/2010/wordprocessingCanvas" xmlns:cx="http://schemas.microsoft.com/office/drawing/2014/chartex" xmlns:cx1="http://schemas.microsoft.com/office/drawing/2015/9/8/chartex" xmlns:cx2="http://schemas.microsoft.com/office/drawing/2015/10/21/chartex" xmlns:cx3="http://schemas.microsoft.com/office/drawing/2016/5/9/chartex" xmlns:cx4="http://schemas.microsoft.com/office/drawing/2016/5/10/chartex" xmlns:cx5="http://schemas.microsoft.com/office/drawing/2016/5/11/chartex" xmlns:cx6="http://schemas.microsoft.com/office/drawing/2016/5/12/chartex" xmlns:cx7="http://schemas.microsoft.com/office/drawing/2016/5/13/chartex" xmlns:cx8="http://schemas.microsoft.com/office/drawing/2016/5/14/chartex" xmlns:mc="http://schemas.openxmlformats.org/markup-compatibility/2006" xmlns:aink="http://schemas.microsoft.com/office/drawing/2016/ink" xmlns:am3d="http://schemas.microsoft.com/office/drawing/2017/model3d" xmlns:o="urn:schemas-microsoft-com:office:office" xmlns:r="http://schemas.openxmlformats.org/officeDocument/2006/relationships" xmlns:m="http://schemas.openxmlformats.org/officeDocument/2006/math" xmlns:v="urn:schemas-microsoft-com:vml" xmlns:wp14="http://schemas.microsoft.com/office/word/2010/wordprocessingDrawing" xmlns:wp="http://schemas.openxmlformats.org/drawingml/2006/wordprocessingDrawing" xmlns:w10="urn:schemas-microsoft-com:office:word" xmlns:w="http://schemas.openxmlformats.org/wordprocessingml/2006/main" xmlns:w14="http://schemas.microsoft.com/office/word/2010/wordml" xmlns:w15="http://schemas.microsoft.com/office/word/2012/wordml" xmlns:w16cex="http://schemas.microsoft.com/office/word/2018/wordml/cex" xmlns:w16cid="http://schemas.microsoft.com/office/word/2016/wordml/cid" xmlns:w16="http://schemas.microsoft.com/office/word/2018/wordml" xmlns:w16sdtdh="http://schemas.microsoft.com/office/word/2020/wordml/sdtdatahash" xmlns:w16se="http://schemas.microsoft.com/office/word/2015/wordml/symex" xmlns:wpg="http://schemas.microsoft.com/office/word/2010/wordprocessingGroup" xmlns:wpi="http://schemas.microsoft.com/office/word/2010/wordprocessingInk" xmlns:wne="http://schemas.microsoft.com/office/word/2006/wordml" xmlns:wps="http://schemas.microsoft.com/office/word/2010/wordprocessingShape" mc:Ignorable="w14 w15 w16se w16cid w16 w16cex w16sdtdh wp14">
   <w:abstractNum w:abstractNumId="0" w15:restartNumberingAfterBreak="0">
+    <w:nsid w:val="263D3DE5"/>
+    <w:multiLevelType w:val="multilevel"/>
+    <w:tmpl w:val="DC9E403C"/>
+    <w:lvl w:ilvl="0">
+      <w:start w:val="1"/>
+      <w:numFmt w:val="decimal"/>
+      <w:lvlText w:val="%1."/>
+      <w:lvlJc w:val="left"/>
+      <w:pPr>
+        <w:ind w:left="720" w:hanging="360"/>
+      </w:pPr>
+      <w:rPr>
+        <w:rFonts w:hint="default"/>
+      </w:rPr>
+    </w:lvl>
+    <w:lvl w:ilvl="1">
+      <w:start w:val="1"/>
+      <w:numFmt w:val="decimal"/>
+      <w:isLgl/>
+      <w:lvlText w:val="%1.%2"/>
+      <w:lvlJc w:val="left"/>
+      <w:pPr>
+        <w:ind w:left="756" w:hanging="396"/>
+      </w:pPr>
+      <w:rPr>
+        <w:rFonts w:hint="default"/>
+      </w:rPr>
+    </w:lvl>
+    <w:lvl w:ilvl="2">
+      <w:start w:val="1"/>
+      <w:numFmt w:val="decimal"/>
+      <w:isLgl/>
+      <w:lvlText w:val="%1.%2.%3"/>
+      <w:lvlJc w:val="left"/>
+      <w:pPr>
+        <w:ind w:left="1080" w:hanging="720"/>
+      </w:pPr>
+      <w:rPr>
+        <w:rFonts w:hint="default"/>
+      </w:rPr>
+    </w:lvl>
+    <w:lvl w:ilvl="3">
+      <w:start w:val="1"/>
+      <w:numFmt w:val="decimal"/>
+      <w:isLgl/>
+      <w:lvlText w:val="%1.%2.%3.%4"/>
+      <w:lvlJc w:val="left"/>
+      <w:pPr>
+        <w:ind w:left="1440" w:hanging="1080"/>
+      </w:pPr>
+      <w:rPr>
+        <w:rFonts w:hint="default"/>
+      </w:rPr>
+    </w:lvl>
+    <w:lvl w:ilvl="4">
+      <w:start w:val="1"/>
+      <w:numFmt w:val="decimal"/>
+      <w:isLgl/>
+      <w:lvlText w:val="%1.%2.%3.%4.%5"/>
+      <w:lvlJc w:val="left"/>
+      <w:pPr>
+        <w:ind w:left="1440" w:hanging="1080"/>
+      </w:pPr>
+      <w:rPr>
+        <w:rFonts w:hint="default"/>
+      </w:rPr>
+    </w:lvl>
+    <w:lvl w:ilvl="5">
+      <w:start w:val="1"/>
+      <w:numFmt w:val="decimal"/>
+      <w:isLgl/>
+      <w:lvlText w:val="%1.%2.%3.%4.%5.%6"/>
+      <w:lvlJc w:val="left"/>
+      <w:pPr>
+        <w:ind w:left="1800" w:hanging="1440"/>
+      </w:pPr>
+      <w:rPr>
+        <w:rFonts w:hint="default"/>
+      </w:rPr>
+    </w:lvl>
+    <w:lvl w:ilvl="6">
+      <w:start w:val="1"/>
+      <w:numFmt w:val="decimal"/>
+      <w:isLgl/>
+      <w:lvlText w:val="%1.%2.%3.%4.%5.%6.%7"/>
+      <w:lvlJc w:val="left"/>
+      <w:pPr>
+        <w:ind w:left="1800" w:hanging="1440"/>
+      </w:pPr>
+      <w:rPr>
+        <w:rFonts w:hint="default"/>
+      </w:rPr>
+    </w:lvl>
+    <w:lvl w:ilvl="7">
+      <w:start w:val="1"/>
+      <w:numFmt w:val="decimal"/>
+      <w:isLgl/>
+      <w:lvlText w:val="%1.%2.%3.%4.%5.%6.%7.%8"/>
+      <w:lvlJc w:val="left"/>
+      <w:pPr>
+        <w:ind w:left="2160" w:hanging="1800"/>
+      </w:pPr>
+      <w:rPr>
+        <w:rFonts w:hint="default"/>
+      </w:rPr>
+    </w:lvl>
+    <w:lvl w:ilvl="8">
+      <w:start w:val="1"/>
+      <w:numFmt w:val="decimal"/>
+      <w:isLgl/>
+      <w:lvlText w:val="%1.%2.%3.%4.%5.%6.%7.%8.%9"/>
+      <w:lvlJc w:val="left"/>
+      <w:pPr>
+        <w:ind w:left="2160" w:hanging="1800"/>
+      </w:pPr>
+      <w:rPr>
+        <w:rFonts w:hint="default"/>
+      </w:rPr>
+    </w:lvl>
+  </w:abstractNum>
+  <w:abstractNum w:abstractNumId="1" w15:restartNumberingAfterBreak="0">
     <w:nsid w:val="3DE07F60"/>
     <w:multiLevelType w:val="hybridMultilevel"/>
     <w:tmpl w:val="CA720DB4"/>
@@ -1575,7 +9830,174 @@
       </w:pPr>
     </w:lvl>
   </w:abstractNum>
-  <w:abstractNum w:abstractNumId="1" w15:restartNumberingAfterBreak="0">
+  <w:abstractNum w:abstractNumId="2" w15:restartNumberingAfterBreak="0">
+    <w:nsid w:val="56BA66B6"/>
+    <w:multiLevelType w:val="hybridMultilevel"/>
+    <w:tmpl w:val="5680E6F2"/>
+    <w:lvl w:ilvl="0" w:tplc="240A0001">
+      <w:start w:val="1"/>
+      <w:numFmt w:val="bullet"/>
+      <w:lvlText w:val=""/>
+      <w:lvlJc w:val="left"/>
+      <w:pPr>
+        <w:ind w:left="720" w:hanging="360"/>
+      </w:pPr>
+      <w:rPr>
+        <w:rFonts w:ascii="Symbol" w:hAnsi="Symbol" w:hint="default"/>
+      </w:rPr>
+    </w:lvl>
+    <w:lvl w:ilvl="1" w:tplc="240A0003" w:tentative="1">
+      <w:start w:val="1"/>
+      <w:numFmt w:val="bullet"/>
+      <w:lvlText w:val="o"/>
+      <w:lvlJc w:val="left"/>
+      <w:pPr>
+        <w:ind w:left="1440" w:hanging="360"/>
+      </w:pPr>
+      <w:rPr>
+        <w:rFonts w:ascii="Courier New" w:hAnsi="Courier New" w:cs="Courier New" w:hint="default"/>
+      </w:rPr>
+    </w:lvl>
+    <w:lvl w:ilvl="2" w:tplc="240A0005" w:tentative="1">
+      <w:start w:val="1"/>
+      <w:numFmt w:val="bullet"/>
+      <w:lvlText w:val=""/>
+      <w:lvlJc w:val="left"/>
+      <w:pPr>
+        <w:ind w:left="2160" w:hanging="360"/>
+      </w:pPr>
+      <w:rPr>
+        <w:rFonts w:ascii="Wingdings" w:hAnsi="Wingdings" w:hint="default"/>
+      </w:rPr>
+    </w:lvl>
+    <w:lvl w:ilvl="3" w:tplc="240A0001" w:tentative="1">
+      <w:start w:val="1"/>
+      <w:numFmt w:val="bullet"/>
+      <w:lvlText w:val=""/>
+      <w:lvlJc w:val="left"/>
+      <w:pPr>
+        <w:ind w:left="2880" w:hanging="360"/>
+      </w:pPr>
+      <w:rPr>
+        <w:rFonts w:ascii="Symbol" w:hAnsi="Symbol" w:hint="default"/>
+      </w:rPr>
+    </w:lvl>
+    <w:lvl w:ilvl="4" w:tplc="240A0003" w:tentative="1">
+      <w:start w:val="1"/>
+      <w:numFmt w:val="bullet"/>
+      <w:lvlText w:val="o"/>
+      <w:lvlJc w:val="left"/>
+      <w:pPr>
+        <w:ind w:left="3600" w:hanging="360"/>
+      </w:pPr>
+      <w:rPr>
+        <w:rFonts w:ascii="Courier New" w:hAnsi="Courier New" w:cs="Courier New" w:hint="default"/>
+      </w:rPr>
+    </w:lvl>
+    <w:lvl w:ilvl="5" w:tplc="240A0005" w:tentative="1">
+      <w:start w:val="1"/>
+      <w:numFmt w:val="bullet"/>
+      <w:lvlText w:val=""/>
+      <w:lvlJc w:val="left"/>
+      <w:pPr>
+        <w:ind w:left="4320" w:hanging="360"/>
+      </w:pPr>
+      <w:rPr>
+        <w:rFonts w:ascii="Wingdings" w:hAnsi="Wingdings" w:hint="default"/>
+      </w:rPr>
+    </w:lvl>
+    <w:lvl w:ilvl="6" w:tplc="240A0001" w:tentative="1">
+      <w:start w:val="1"/>
+      <w:numFmt w:val="bullet"/>
+      <w:lvlText w:val=""/>
+      <w:lvlJc w:val="left"/>
+      <w:pPr>
+        <w:ind w:left="5040" w:hanging="360"/>
+      </w:pPr>
+      <w:rPr>
+        <w:rFonts w:ascii="Symbol" w:hAnsi="Symbol" w:hint="default"/>
+      </w:rPr>
+    </w:lvl>
+    <w:lvl w:ilvl="7" w:tplc="240A0003" w:tentative="1">
+      <w:start w:val="1"/>
+      <w:numFmt w:val="bullet"/>
+      <w:lvlText w:val="o"/>
+      <w:lvlJc w:val="left"/>
+      <w:pPr>
+        <w:ind w:left="5760" w:hanging="360"/>
+      </w:pPr>
+      <w:rPr>
+        <w:rFonts w:ascii="Courier New" w:hAnsi="Courier New" w:cs="Courier New" w:hint="default"/>
+      </w:rPr>
+    </w:lvl>
+    <w:lvl w:ilvl="8" w:tplc="240A0005" w:tentative="1">
+      <w:start w:val="1"/>
+      <w:numFmt w:val="bullet"/>
+      <w:lvlText w:val=""/>
+      <w:lvlJc w:val="left"/>
+      <w:pPr>
+        <w:ind w:left="6480" w:hanging="360"/>
+      </w:pPr>
+      <w:rPr>
+        <w:rFonts w:ascii="Wingdings" w:hAnsi="Wingdings" w:hint="default"/>
+      </w:rPr>
+    </w:lvl>
+  </w:abstractNum>
+  <w:abstractNum w:abstractNumId="3" w15:restartNumberingAfterBreak="0">
+    <w:nsid w:val="5C85125A"/>
+    <w:multiLevelType w:val="hybridMultilevel"/>
+    <w:tmpl w:val="99D032F2"/>
+    <w:lvl w:ilvl="0" w:tplc="BF98AA28">
+      <w:start w:val="1"/>
+      <w:numFmt w:val="bullet"/>
+      <w:lvlText w:val="•"/>
+      <w:lvlJc w:val="left"/>
+      <w:pPr>
+        <w:ind w:left="420" w:hanging="260"/>
+      </w:pPr>
+    </w:lvl>
+    <w:lvl w:ilvl="1" w:tplc="6E900FAE">
+      <w:numFmt w:val="decimal"/>
+      <w:lvlText w:val=""/>
+      <w:lvlJc w:val="left"/>
+    </w:lvl>
+    <w:lvl w:ilvl="2" w:tplc="CBB21A14">
+      <w:numFmt w:val="decimal"/>
+      <w:lvlText w:val=""/>
+      <w:lvlJc w:val="left"/>
+    </w:lvl>
+    <w:lvl w:ilvl="3" w:tplc="BE1EF64E">
+      <w:numFmt w:val="decimal"/>
+      <w:lvlText w:val=""/>
+      <w:lvlJc w:val="left"/>
+    </w:lvl>
+    <w:lvl w:ilvl="4" w:tplc="CEEE13EC">
+      <w:numFmt w:val="decimal"/>
+      <w:lvlText w:val=""/>
+      <w:lvlJc w:val="left"/>
+    </w:lvl>
+    <w:lvl w:ilvl="5" w:tplc="87C64762">
+      <w:numFmt w:val="decimal"/>
+      <w:lvlText w:val=""/>
+      <w:lvlJc w:val="left"/>
+    </w:lvl>
+    <w:lvl w:ilvl="6" w:tplc="D3C48448">
+      <w:numFmt w:val="decimal"/>
+      <w:lvlText w:val=""/>
+      <w:lvlJc w:val="left"/>
+    </w:lvl>
+    <w:lvl w:ilvl="7" w:tplc="226ABDC2">
+      <w:numFmt w:val="decimal"/>
+      <w:lvlText w:val=""/>
+      <w:lvlJc w:val="left"/>
+    </w:lvl>
+    <w:lvl w:ilvl="8" w:tplc="5A722FC0">
+      <w:numFmt w:val="decimal"/>
+      <w:lvlText w:val=""/>
+      <w:lvlJc w:val="left"/>
+    </w:lvl>
+  </w:abstractNum>
+  <w:abstractNum w:abstractNumId="4" w15:restartNumberingAfterBreak="0">
     <w:nsid w:val="646C5BFF"/>
     <w:multiLevelType w:val="hybridMultilevel"/>
     <w:tmpl w:val="48B4AC46"/>
@@ -1668,11 +10090,199 @@
       </w:pPr>
     </w:lvl>
   </w:abstractNum>
+  <w:abstractNum w:abstractNumId="5" w15:restartNumberingAfterBreak="0">
+    <w:nsid w:val="68943A09"/>
+    <w:multiLevelType w:val="hybridMultilevel"/>
+    <w:tmpl w:val="7A325868"/>
+    <w:lvl w:ilvl="0" w:tplc="240A0001">
+      <w:start w:val="1"/>
+      <w:numFmt w:val="bullet"/>
+      <w:lvlText w:val=""/>
+      <w:lvlJc w:val="left"/>
+      <w:pPr>
+        <w:ind w:left="720" w:hanging="360"/>
+      </w:pPr>
+      <w:rPr>
+        <w:rFonts w:ascii="Symbol" w:hAnsi="Symbol" w:hint="default"/>
+      </w:rPr>
+    </w:lvl>
+    <w:lvl w:ilvl="1" w:tplc="240A0003" w:tentative="1">
+      <w:start w:val="1"/>
+      <w:numFmt w:val="bullet"/>
+      <w:lvlText w:val="o"/>
+      <w:lvlJc w:val="left"/>
+      <w:pPr>
+        <w:ind w:left="1440" w:hanging="360"/>
+      </w:pPr>
+      <w:rPr>
+        <w:rFonts w:ascii="Courier New" w:hAnsi="Courier New" w:cs="Courier New" w:hint="default"/>
+      </w:rPr>
+    </w:lvl>
+    <w:lvl w:ilvl="2" w:tplc="240A0005" w:tentative="1">
+      <w:start w:val="1"/>
+      <w:numFmt w:val="bullet"/>
+      <w:lvlText w:val=""/>
+      <w:lvlJc w:val="left"/>
+      <w:pPr>
+        <w:ind w:left="2160" w:hanging="360"/>
+      </w:pPr>
+      <w:rPr>
+        <w:rFonts w:ascii="Wingdings" w:hAnsi="Wingdings" w:hint="default"/>
+      </w:rPr>
+    </w:lvl>
+    <w:lvl w:ilvl="3" w:tplc="240A0001" w:tentative="1">
+      <w:start w:val="1"/>
+      <w:numFmt w:val="bullet"/>
+      <w:lvlText w:val=""/>
+      <w:lvlJc w:val="left"/>
+      <w:pPr>
+        <w:ind w:left="2880" w:hanging="360"/>
+      </w:pPr>
+      <w:rPr>
+        <w:rFonts w:ascii="Symbol" w:hAnsi="Symbol" w:hint="default"/>
+      </w:rPr>
+    </w:lvl>
+    <w:lvl w:ilvl="4" w:tplc="240A0003" w:tentative="1">
+      <w:start w:val="1"/>
+      <w:numFmt w:val="bullet"/>
+      <w:lvlText w:val="o"/>
+      <w:lvlJc w:val="left"/>
+      <w:pPr>
+        <w:ind w:left="3600" w:hanging="360"/>
+      </w:pPr>
+      <w:rPr>
+        <w:rFonts w:ascii="Courier New" w:hAnsi="Courier New" w:cs="Courier New" w:hint="default"/>
+      </w:rPr>
+    </w:lvl>
+    <w:lvl w:ilvl="5" w:tplc="240A0005" w:tentative="1">
+      <w:start w:val="1"/>
+      <w:numFmt w:val="bullet"/>
+      <w:lvlText w:val=""/>
+      <w:lvlJc w:val="left"/>
+      <w:pPr>
+        <w:ind w:left="4320" w:hanging="360"/>
+      </w:pPr>
+      <w:rPr>
+        <w:rFonts w:ascii="Wingdings" w:hAnsi="Wingdings" w:hint="default"/>
+      </w:rPr>
+    </w:lvl>
+    <w:lvl w:ilvl="6" w:tplc="240A0001" w:tentative="1">
+      <w:start w:val="1"/>
+      <w:numFmt w:val="bullet"/>
+      <w:lvlText w:val=""/>
+      <w:lvlJc w:val="left"/>
+      <w:pPr>
+        <w:ind w:left="5040" w:hanging="360"/>
+      </w:pPr>
+      <w:rPr>
+        <w:rFonts w:ascii="Symbol" w:hAnsi="Symbol" w:hint="default"/>
+      </w:rPr>
+    </w:lvl>
+    <w:lvl w:ilvl="7" w:tplc="240A0003" w:tentative="1">
+      <w:start w:val="1"/>
+      <w:numFmt w:val="bullet"/>
+      <w:lvlText w:val="o"/>
+      <w:lvlJc w:val="left"/>
+      <w:pPr>
+        <w:ind w:left="5760" w:hanging="360"/>
+      </w:pPr>
+      <w:rPr>
+        <w:rFonts w:ascii="Courier New" w:hAnsi="Courier New" w:cs="Courier New" w:hint="default"/>
+      </w:rPr>
+    </w:lvl>
+    <w:lvl w:ilvl="8" w:tplc="240A0005" w:tentative="1">
+      <w:start w:val="1"/>
+      <w:numFmt w:val="bullet"/>
+      <w:lvlText w:val=""/>
+      <w:lvlJc w:val="left"/>
+      <w:pPr>
+        <w:ind w:left="6480" w:hanging="360"/>
+      </w:pPr>
+      <w:rPr>
+        <w:rFonts w:ascii="Wingdings" w:hAnsi="Wingdings" w:hint="default"/>
+      </w:rPr>
+    </w:lvl>
+  </w:abstractNum>
+  <w:abstractNum w:abstractNumId="6" w15:restartNumberingAfterBreak="0">
+    <w:nsid w:val="7AE45C57"/>
+    <w:multiLevelType w:val="hybridMultilevel"/>
+    <w:tmpl w:val="7842FDEA"/>
+    <w:lvl w:ilvl="0" w:tplc="943897EC">
+      <w:start w:val="1"/>
+      <w:numFmt w:val="bullet"/>
+      <w:lvlText w:val="•"/>
+      <w:lvlJc w:val="left"/>
+      <w:pPr>
+        <w:ind w:left="420" w:hanging="260"/>
+      </w:pPr>
+    </w:lvl>
+    <w:lvl w:ilvl="1" w:tplc="C84A77A0">
+      <w:numFmt w:val="decimal"/>
+      <w:lvlText w:val=""/>
+      <w:lvlJc w:val="left"/>
+    </w:lvl>
+    <w:lvl w:ilvl="2" w:tplc="B0786B74">
+      <w:numFmt w:val="decimal"/>
+      <w:lvlText w:val=""/>
+      <w:lvlJc w:val="left"/>
+    </w:lvl>
+    <w:lvl w:ilvl="3" w:tplc="CA4098BC">
+      <w:numFmt w:val="decimal"/>
+      <w:lvlText w:val=""/>
+      <w:lvlJc w:val="left"/>
+    </w:lvl>
+    <w:lvl w:ilvl="4" w:tplc="E0BC3B96">
+      <w:numFmt w:val="decimal"/>
+      <w:lvlText w:val=""/>
+      <w:lvlJc w:val="left"/>
+    </w:lvl>
+    <w:lvl w:ilvl="5" w:tplc="62C8FF66">
+      <w:numFmt w:val="decimal"/>
+      <w:lvlText w:val=""/>
+      <w:lvlJc w:val="left"/>
+    </w:lvl>
+    <w:lvl w:ilvl="6" w:tplc="9AE6D250">
+      <w:numFmt w:val="decimal"/>
+      <w:lvlText w:val=""/>
+      <w:lvlJc w:val="left"/>
+    </w:lvl>
+    <w:lvl w:ilvl="7" w:tplc="00CE2BCA">
+      <w:numFmt w:val="decimal"/>
+      <w:lvlText w:val=""/>
+      <w:lvlJc w:val="left"/>
+    </w:lvl>
+    <w:lvl w:ilvl="8" w:tplc="50647186">
+      <w:numFmt w:val="decimal"/>
+      <w:lvlText w:val=""/>
+      <w:lvlJc w:val="left"/>
+    </w:lvl>
+  </w:abstractNum>
   <w:num w:numId="1">
+    <w:abstractNumId w:val="4"/>
+  </w:num>
+  <w:num w:numId="2">
     <w:abstractNumId w:val="1"/>
   </w:num>
-  <w:num w:numId="2">
+  <w:num w:numId="3">
     <w:abstractNumId w:val="0"/>
+  </w:num>
+  <w:num w:numId="4">
+    <w:abstractNumId w:val="5"/>
+  </w:num>
+  <w:num w:numId="5">
+    <w:abstractNumId w:val="3"/>
+    <w:lvlOverride w:ilvl="0">
+      <w:startOverride w:val="1"/>
+    </w:lvlOverride>
+  </w:num>
+  <w:num w:numId="6">
+    <w:abstractNumId w:val="2"/>
+  </w:num>
+  <w:num w:numId="7">
+    <w:abstractNumId w:val="6"/>
+    <w:lvlOverride w:ilvl="0">
+      <w:startOverride w:val="1"/>
+    </w:lvlOverride>
   </w:num>
 </w:numbering>
 </file>
@@ -1876,7 +10486,7 @@
     <w:lsdException w:name="Medium Shading 2 Accent 1" w:uiPriority="64"/>
     <w:lsdException w:name="Medium List 1 Accent 1" w:uiPriority="65"/>
     <w:lsdException w:name="Revision" w:semiHidden="1"/>
-    <w:lsdException w:name="List Paragraph" w:uiPriority="34" w:qFormat="1"/>
+    <w:lsdException w:name="List Paragraph" w:uiPriority="0" w:qFormat="1"/>
     <w:lsdException w:name="Quote" w:uiPriority="29" w:qFormat="1"/>
     <w:lsdException w:name="Intense Quote" w:uiPriority="30" w:qFormat="1"/>
     <w:lsdException w:name="Medium List 2 Accent 1" w:uiPriority="66"/>
@@ -2077,13 +10687,35 @@
   <w:style w:type="paragraph" w:default="1" w:styleId="Normal">
     <w:name w:val="Normal"/>
     <w:qFormat/>
-    <w:rsid w:val="00247708"/>
+    <w:rsid w:val="004E36CD"/>
     <w:pPr>
       <w:spacing w:line="259" w:lineRule="auto"/>
     </w:pPr>
     <w:rPr>
       <w:sz w:val="22"/>
       <w:szCs w:val="22"/>
+    </w:rPr>
+  </w:style>
+  <w:style w:type="paragraph" w:styleId="Ttulo2">
+    <w:name w:val="heading 2"/>
+    <w:basedOn w:val="Normal"/>
+    <w:next w:val="Normal"/>
+    <w:link w:val="Ttulo2Car"/>
+    <w:uiPriority w:val="9"/>
+    <w:unhideWhenUsed/>
+    <w:qFormat/>
+    <w:rsid w:val="00F21E4F"/>
+    <w:pPr>
+      <w:keepNext/>
+      <w:keepLines/>
+      <w:spacing w:before="40" w:after="0"/>
+      <w:outlineLvl w:val="1"/>
+    </w:pPr>
+    <w:rPr>
+      <w:rFonts w:asciiTheme="majorHAnsi" w:eastAsiaTheme="majorEastAsia" w:hAnsiTheme="majorHAnsi" w:cstheme="majorBidi"/>
+      <w:color w:val="0F4761" w:themeColor="accent1" w:themeShade="BF"/>
+      <w:sz w:val="26"/>
+      <w:szCs w:val="26"/>
     </w:rPr>
   </w:style>
   <w:style w:type="character" w:default="1" w:styleId="Fuentedeprrafopredeter">
@@ -2116,7 +10748,6 @@
   <w:style w:type="paragraph" w:styleId="Prrafodelista">
     <w:name w:val="List Paragraph"/>
     <w:basedOn w:val="Normal"/>
-    <w:uiPriority w:val="34"/>
     <w:qFormat/>
     <w:rsid w:val="00247708"/>
     <w:pPr>
@@ -2163,6 +10794,90 @@
       <w:lang w:eastAsia="es-CO"/>
       <w14:ligatures w14:val="none"/>
     </w:rPr>
+  </w:style>
+  <w:style w:type="paragraph" w:styleId="Encabezado">
+    <w:name w:val="header"/>
+    <w:basedOn w:val="Normal"/>
+    <w:link w:val="EncabezadoCar"/>
+    <w:uiPriority w:val="99"/>
+    <w:unhideWhenUsed/>
+    <w:rsid w:val="00004329"/>
+    <w:pPr>
+      <w:tabs>
+        <w:tab w:val="center" w:pos="4419"/>
+        <w:tab w:val="right" w:pos="8838"/>
+      </w:tabs>
+      <w:spacing w:after="0" w:line="240" w:lineRule="auto"/>
+    </w:pPr>
+  </w:style>
+  <w:style w:type="character" w:customStyle="1" w:styleId="EncabezadoCar">
+    <w:name w:val="Encabezado Car"/>
+    <w:basedOn w:val="Fuentedeprrafopredeter"/>
+    <w:link w:val="Encabezado"/>
+    <w:uiPriority w:val="99"/>
+    <w:rsid w:val="00004329"/>
+    <w:rPr>
+      <w:sz w:val="22"/>
+      <w:szCs w:val="22"/>
+    </w:rPr>
+  </w:style>
+  <w:style w:type="paragraph" w:styleId="Piedepgina">
+    <w:name w:val="footer"/>
+    <w:basedOn w:val="Normal"/>
+    <w:link w:val="PiedepginaCar"/>
+    <w:uiPriority w:val="99"/>
+    <w:unhideWhenUsed/>
+    <w:rsid w:val="00004329"/>
+    <w:pPr>
+      <w:tabs>
+        <w:tab w:val="center" w:pos="4419"/>
+        <w:tab w:val="right" w:pos="8838"/>
+      </w:tabs>
+      <w:spacing w:after="0" w:line="240" w:lineRule="auto"/>
+    </w:pPr>
+  </w:style>
+  <w:style w:type="character" w:customStyle="1" w:styleId="PiedepginaCar">
+    <w:name w:val="Pie de página Car"/>
+    <w:basedOn w:val="Fuentedeprrafopredeter"/>
+    <w:link w:val="Piedepgina"/>
+    <w:uiPriority w:val="99"/>
+    <w:rsid w:val="00004329"/>
+    <w:rPr>
+      <w:sz w:val="22"/>
+      <w:szCs w:val="22"/>
+    </w:rPr>
+  </w:style>
+  <w:style w:type="character" w:customStyle="1" w:styleId="Ttulo2Car">
+    <w:name w:val="Título 2 Car"/>
+    <w:basedOn w:val="Fuentedeprrafopredeter"/>
+    <w:link w:val="Ttulo2"/>
+    <w:uiPriority w:val="9"/>
+    <w:rsid w:val="00F21E4F"/>
+    <w:rPr>
+      <w:rFonts w:asciiTheme="majorHAnsi" w:eastAsiaTheme="majorEastAsia" w:hAnsiTheme="majorHAnsi" w:cstheme="majorBidi"/>
+      <w:color w:val="0F4761" w:themeColor="accent1" w:themeShade="BF"/>
+      <w:sz w:val="26"/>
+      <w:szCs w:val="26"/>
+    </w:rPr>
+  </w:style>
+  <w:style w:type="table" w:styleId="Tablaconcuadrcula">
+    <w:name w:val="Table Grid"/>
+    <w:basedOn w:val="Tablanormal"/>
+    <w:uiPriority w:val="39"/>
+    <w:rsid w:val="00F21E4F"/>
+    <w:pPr>
+      <w:spacing w:after="0" w:line="240" w:lineRule="auto"/>
+    </w:pPr>
+    <w:tblPr>
+      <w:tblBorders>
+        <w:top w:val="single" w:sz="4" w:space="0" w:color="auto"/>
+        <w:left w:val="single" w:sz="4" w:space="0" w:color="auto"/>
+        <w:bottom w:val="single" w:sz="4" w:space="0" w:color="auto"/>
+        <w:right w:val="single" w:sz="4" w:space="0" w:color="auto"/>
+        <w:insideH w:val="single" w:sz="4" w:space="0" w:color="auto"/>
+        <w:insideV w:val="single" w:sz="4" w:space="0" w:color="auto"/>
+      </w:tblBorders>
+    </w:tblPr>
   </w:style>
 </w:styles>
 </file>

--- a/Documentacion_Proyecto_Patrones.docx
+++ b/Documentacion_Proyecto_Patrones.docx
@@ -1428,7 +1428,29 @@
           <w:sz w:val="24"/>
           <w:szCs w:val="24"/>
         </w:rPr>
-        <w:t xml:space="preserve">El patrón Singleton en el proyecto </w:t>
+        <w:t xml:space="preserve">El patrón </w:t>
+      </w:r>
+      <w:proofErr w:type="spellStart"/>
+      <w:r>
+        <w:rPr>
+          <w:rFonts w:ascii="Arial" w:hAnsi="Arial" w:cs="Arial"/>
+          <w:b/>
+          <w:bCs/>
+          <w:sz w:val="24"/>
+          <w:szCs w:val="24"/>
+        </w:rPr>
+        <w:t>Singleton</w:t>
+      </w:r>
+      <w:proofErr w:type="spellEnd"/>
+      <w:r>
+        <w:rPr>
+          <w:rFonts w:ascii="Arial" w:hAnsi="Arial" w:cs="Arial"/>
+          <w:b/>
+          <w:bCs/>
+          <w:sz w:val="24"/>
+          <w:szCs w:val="24"/>
+        </w:rPr>
+        <w:t xml:space="preserve"> en el proyecto </w:t>
       </w:r>
     </w:p>
     <w:p>
@@ -1448,16 +1470,7 @@
           <w:sz w:val="24"/>
           <w:szCs w:val="24"/>
         </w:rPr>
-        <w:t>E</w:t>
-      </w:r>
-      <w:r>
-        <w:rPr>
-          <w:rFonts w:ascii="Arial" w:hAnsi="Arial" w:cs="Arial"/>
-          <w:color w:val="16262A"/>
-          <w:sz w:val="24"/>
-          <w:szCs w:val="24"/>
-        </w:rPr>
-        <w:t xml:space="preserve">s la base sobre la que corre todo el proyecto. Garantiza que exista una única instancia de DatabaseManager durante toda la ejecución de la aplicación, sin importar cuántas veces se llame </w:t>
+        <w:t xml:space="preserve">Es la base sobre la que corre todo el proyecto. Garantiza que exista una única instancia de DatabaseManager durante toda la ejecución de la aplicación, sin importar cuántas veces se llame </w:t>
       </w:r>
       <w:proofErr w:type="gramStart"/>
       <w:r>
@@ -1677,7 +1690,23 @@
                                 <w:sz w:val="20"/>
                                 <w:szCs w:val="20"/>
                               </w:rPr>
-                              <w:t xml:space="preserve"> Singleton </w:t>
+                              <w:t xml:space="preserve"> </w:t>
+                            </w:r>
+                            <w:proofErr w:type="spellStart"/>
+                            <w:r>
+                              <w:rPr>
+                                <w:sz w:val="20"/>
+                                <w:szCs w:val="20"/>
+                              </w:rPr>
+                              <w:t>Singleton</w:t>
+                            </w:r>
+                            <w:proofErr w:type="spellEnd"/>
+                            <w:r>
+                              <w:rPr>
+                                <w:sz w:val="20"/>
+                                <w:szCs w:val="20"/>
+                              </w:rPr>
+                              <w:t xml:space="preserve"> </w:t>
                             </w:r>
                             <w:proofErr w:type="spellStart"/>
                             <w:r>
@@ -2448,7 +2477,23 @@
                                 <w:sz w:val="20"/>
                                 <w:szCs w:val="20"/>
                               </w:rPr>
-                              <w:t xml:space="preserve"> DatabaseManager(</w:t>
+                              <w:t xml:space="preserve"> </w:t>
+                            </w:r>
+                            <w:proofErr w:type="spellStart"/>
+                            <w:r>
+                              <w:rPr>
+                                <w:sz w:val="20"/>
+                                <w:szCs w:val="20"/>
+                              </w:rPr>
+                              <w:t>DatabaseManager</w:t>
+                            </w:r>
+                            <w:proofErr w:type="spellEnd"/>
+                            <w:r>
+                              <w:rPr>
+                                <w:sz w:val="20"/>
+                                <w:szCs w:val="20"/>
+                              </w:rPr>
+                              <w:t>(</w:t>
                             </w:r>
                             <w:proofErr w:type="spellStart"/>
                             <w:r>
@@ -2920,7 +2965,23 @@
                                 <w:sz w:val="20"/>
                                 <w:szCs w:val="20"/>
                               </w:rPr>
-                              <w:t xml:space="preserve">(f"[DatabaseManager] Instancia </w:t>
+                              <w:t>(f"[</w:t>
+                            </w:r>
+                            <w:proofErr w:type="spellStart"/>
+                            <w:r>
+                              <w:rPr>
+                                <w:sz w:val="20"/>
+                                <w:szCs w:val="20"/>
+                              </w:rPr>
+                              <w:t>DatabaseManager</w:t>
+                            </w:r>
+                            <w:proofErr w:type="spellEnd"/>
+                            <w:r>
+                              <w:rPr>
+                                <w:sz w:val="20"/>
+                                <w:szCs w:val="20"/>
+                              </w:rPr>
+                              <w:t xml:space="preserve">] Instancia </w:t>
                             </w:r>
                             <w:proofErr w:type="spellStart"/>
                             <w:r>
@@ -3065,7 +3126,23 @@
                           <w:sz w:val="20"/>
                           <w:szCs w:val="20"/>
                         </w:rPr>
-                        <w:t xml:space="preserve"> Singleton </w:t>
+                        <w:t xml:space="preserve"> </w:t>
+                      </w:r>
+                      <w:proofErr w:type="spellStart"/>
+                      <w:r>
+                        <w:rPr>
+                          <w:sz w:val="20"/>
+                          <w:szCs w:val="20"/>
+                        </w:rPr>
+                        <w:t>Singleton</w:t>
+                      </w:r>
+                      <w:proofErr w:type="spellEnd"/>
+                      <w:r>
+                        <w:rPr>
+                          <w:sz w:val="20"/>
+                          <w:szCs w:val="20"/>
+                        </w:rPr>
+                        <w:t xml:space="preserve"> </w:t>
                       </w:r>
                       <w:proofErr w:type="spellStart"/>
                       <w:r>
@@ -3836,7 +3913,23 @@
                           <w:sz w:val="20"/>
                           <w:szCs w:val="20"/>
                         </w:rPr>
-                        <w:t xml:space="preserve"> DatabaseManager(</w:t>
+                        <w:t xml:space="preserve"> </w:t>
+                      </w:r>
+                      <w:proofErr w:type="spellStart"/>
+                      <w:r>
+                        <w:rPr>
+                          <w:sz w:val="20"/>
+                          <w:szCs w:val="20"/>
+                        </w:rPr>
+                        <w:t>DatabaseManager</w:t>
+                      </w:r>
+                      <w:proofErr w:type="spellEnd"/>
+                      <w:r>
+                        <w:rPr>
+                          <w:sz w:val="20"/>
+                          <w:szCs w:val="20"/>
+                        </w:rPr>
+                        <w:t>(</w:t>
                       </w:r>
                       <w:proofErr w:type="spellStart"/>
                       <w:r>
@@ -4308,7 +4401,23 @@
                           <w:sz w:val="20"/>
                           <w:szCs w:val="20"/>
                         </w:rPr>
-                        <w:t xml:space="preserve">(f"[DatabaseManager] Instancia </w:t>
+                        <w:t>(f"[</w:t>
+                      </w:r>
+                      <w:proofErr w:type="spellStart"/>
+                      <w:r>
+                        <w:rPr>
+                          <w:sz w:val="20"/>
+                          <w:szCs w:val="20"/>
+                        </w:rPr>
+                        <w:t>DatabaseManager</w:t>
+                      </w:r>
+                      <w:proofErr w:type="spellEnd"/>
+                      <w:r>
+                        <w:rPr>
+                          <w:sz w:val="20"/>
+                          <w:szCs w:val="20"/>
+                        </w:rPr>
+                        <w:t xml:space="preserve">] Instancia </w:t>
                       </w:r>
                       <w:proofErr w:type="spellStart"/>
                       <w:r>
@@ -4837,25 +4946,7 @@
           <w:sz w:val="24"/>
           <w:szCs w:val="24"/>
         </w:rPr>
-        <w:t xml:space="preserve"> no alcancen a crear dos instancias a la vez</w:t>
-      </w:r>
-      <w:r>
-        <w:rPr>
-          <w:rFonts w:ascii="Arial" w:hAnsi="Arial" w:cs="Arial"/>
-          <w:color w:val="16262A"/>
-          <w:sz w:val="24"/>
-          <w:szCs w:val="24"/>
-        </w:rPr>
-        <w:t xml:space="preserve"> </w:t>
-      </w:r>
-      <w:r>
-        <w:rPr>
-          <w:rFonts w:ascii="Arial" w:hAnsi="Arial" w:cs="Arial"/>
-          <w:color w:val="16262A"/>
-          <w:sz w:val="24"/>
-          <w:szCs w:val="24"/>
-        </w:rPr>
-        <w:t>y se guarda para todas las llamadas futuras.</w:t>
+        <w:t xml:space="preserve"> no alcancen a crear dos instancias a la vez y se guarda para todas las llamadas futuras.</w:t>
       </w:r>
     </w:p>
     <w:p>
@@ -4945,6 +5036,7 @@
         </w:rPr>
         <w:t xml:space="preserve"> = </w:t>
       </w:r>
+      <w:proofErr w:type="spellStart"/>
       <w:proofErr w:type="gramStart"/>
       <w:r>
         <w:rPr>
@@ -4953,7 +5045,17 @@
           <w:sz w:val="24"/>
           <w:szCs w:val="24"/>
         </w:rPr>
-        <w:t>DatabaseManager(</w:t>
+        <w:t>DatabaseManager</w:t>
+      </w:r>
+      <w:proofErr w:type="spellEnd"/>
+      <w:r>
+        <w:rPr>
+          <w:rFonts w:ascii="Arial" w:hAnsi="Arial" w:cs="Arial"/>
+          <w:color w:val="16262A"/>
+          <w:sz w:val="24"/>
+          <w:szCs w:val="24"/>
+        </w:rPr>
+        <w:t>(</w:t>
       </w:r>
       <w:proofErr w:type="gramEnd"/>
       <w:r>
@@ -5097,9 +5199,14 @@
                             <w:r>
                               <w:t xml:space="preserve"> = </w:t>
                             </w:r>
+                            <w:proofErr w:type="spellStart"/>
                             <w:proofErr w:type="gramStart"/>
                             <w:r>
-                              <w:t>DatabaseManager(</w:t>
+                              <w:t>DatabaseManager</w:t>
+                            </w:r>
+                            <w:proofErr w:type="spellEnd"/>
+                            <w:r>
+                              <w:t>(</w:t>
                             </w:r>
                             <w:proofErr w:type="gramEnd"/>
                             <w:r>
@@ -5203,9 +5310,14 @@
                       <w:r>
                         <w:t xml:space="preserve"> = </w:t>
                       </w:r>
+                      <w:proofErr w:type="spellStart"/>
                       <w:proofErr w:type="gramStart"/>
                       <w:r>
-                        <w:t>DatabaseManager(</w:t>
+                        <w:t>DatabaseManager</w:t>
+                      </w:r>
+                      <w:proofErr w:type="spellEnd"/>
+                      <w:r>
+                        <w:t>(</w:t>
                       </w:r>
                       <w:proofErr w:type="gramEnd"/>
                       <w:r>
@@ -5342,25 +5454,7 @@
           <w:sz w:val="24"/>
           <w:szCs w:val="24"/>
         </w:rPr>
-        <w:t>Esto es lo importante de</w:t>
-      </w:r>
-      <w:r>
-        <w:rPr>
-          <w:rFonts w:ascii="Arial" w:hAnsi="Arial" w:cs="Arial"/>
-          <w:color w:val="16262A"/>
-          <w:sz w:val="24"/>
-          <w:szCs w:val="24"/>
-        </w:rPr>
-        <w:t>l patrón</w:t>
-      </w:r>
-      <w:r>
-        <w:rPr>
-          <w:rFonts w:ascii="Arial" w:hAnsi="Arial" w:cs="Arial"/>
-          <w:color w:val="16262A"/>
-          <w:sz w:val="24"/>
-          <w:szCs w:val="24"/>
-        </w:rPr>
-        <w:t xml:space="preserve"> Singleton: no es solo el </w:t>
+        <w:t xml:space="preserve">Esto es lo importante del patrón Singleton: no es solo el </w:t>
       </w:r>
       <w:proofErr w:type="spellStart"/>
       <w:r>
@@ -6265,25 +6359,7 @@
           <w:sz w:val="24"/>
           <w:szCs w:val="24"/>
         </w:rPr>
-        <w:t xml:space="preserve"> y el módulo de pacientes/citas/diagnósticos cuatro partes del proyecto que en apariencia no tienen nada que ver entre sí</w:t>
-      </w:r>
-      <w:r>
-        <w:rPr>
-          <w:rFonts w:ascii="Arial" w:hAnsi="Arial" w:cs="Arial"/>
-          <w:color w:val="16262A"/>
-          <w:sz w:val="24"/>
-          <w:szCs w:val="24"/>
-        </w:rPr>
-        <w:t xml:space="preserve"> </w:t>
-      </w:r>
-      <w:r>
-        <w:rPr>
-          <w:rFonts w:ascii="Arial" w:hAnsi="Arial" w:cs="Arial"/>
-          <w:color w:val="16262A"/>
-          <w:sz w:val="24"/>
-          <w:szCs w:val="24"/>
-        </w:rPr>
-        <w:t xml:space="preserve">en realidad están todas hablando con el mismo objeto en memoria. </w:t>
+        <w:t xml:space="preserve"> y el módulo de pacientes/citas/diagnósticos cuatro partes del proyecto que en apariencia no tienen nada que ver entre sí en realidad están todas hablando con el mismo objeto en memoria. </w:t>
       </w:r>
     </w:p>
     <w:p>
@@ -7262,17 +7338,7 @@
           <w:sz w:val="24"/>
           <w:szCs w:val="24"/>
         </w:rPr>
-        <w:t xml:space="preserve">Métodos de </w:t>
-      </w:r>
-      <w:r>
-        <w:rPr>
-          <w:rFonts w:ascii="Arial" w:hAnsi="Arial" w:cs="Arial"/>
-          <w:b/>
-          <w:bCs/>
-          <w:sz w:val="24"/>
-          <w:szCs w:val="24"/>
-        </w:rPr>
-        <w:t>DatabaseManager</w:t>
+        <w:t>Métodos de DatabaseManager</w:t>
       </w:r>
     </w:p>
     <w:p>
@@ -9391,23 +9457,7 @@
           <w:sz w:val="24"/>
           <w:szCs w:val="24"/>
         </w:rPr>
-        <w:t xml:space="preserve"> E</w:t>
-      </w:r>
-      <w:r>
-        <w:rPr>
-          <w:rFonts w:ascii="Arial" w:hAnsi="Arial" w:cs="Arial"/>
-          <w:sz w:val="24"/>
-          <w:szCs w:val="24"/>
-        </w:rPr>
-        <w:t>l sistema permite crear cuentas, iniciar sesión, registrar pacientes, agendarles citas y guardar diagnósticos/tratamientos. Aún falta la funcionalidad para que el médico cambie el estado de una cita (de pendiente a finalizada), que queda planteada como siguiente paso</w:t>
-      </w:r>
-      <w:r>
-        <w:rPr>
-          <w:rFonts w:ascii="Arial" w:hAnsi="Arial" w:cs="Arial"/>
-          <w:sz w:val="24"/>
-          <w:szCs w:val="24"/>
-        </w:rPr>
-        <w:t>.</w:t>
+        <w:t xml:space="preserve"> El sistema permite crear cuentas, iniciar sesión, registrar pacientes, agendarles citas y guardar diagnósticos/tratamientos. Aún falta la funcionalidad para que el médico cambie el estado de una cita (de pendiente a finalizada), que queda planteada como siguiente paso.</w:t>
       </w:r>
     </w:p>
     <w:p>
@@ -9555,6 +9605,8586 @@
         </w:rPr>
       </w:pPr>
     </w:p>
+    <w:p>
+      <w:pPr>
+        <w:tabs>
+          <w:tab w:val="left" w:pos="5940"/>
+        </w:tabs>
+        <w:spacing w:line="276" w:lineRule="auto"/>
+        <w:jc w:val="both"/>
+        <w:rPr>
+          <w:rFonts w:ascii="Arial" w:hAnsi="Arial" w:cs="Arial"/>
+          <w:b/>
+          <w:bCs/>
+          <w:sz w:val="24"/>
+          <w:szCs w:val="24"/>
+        </w:rPr>
+      </w:pPr>
+    </w:p>
+    <w:p>
+      <w:pPr>
+        <w:tabs>
+          <w:tab w:val="left" w:pos="5940"/>
+        </w:tabs>
+        <w:spacing w:line="276" w:lineRule="auto"/>
+        <w:jc w:val="both"/>
+        <w:rPr>
+          <w:rFonts w:ascii="Arial" w:hAnsi="Arial" w:cs="Arial"/>
+          <w:b/>
+          <w:bCs/>
+          <w:sz w:val="24"/>
+          <w:szCs w:val="24"/>
+        </w:rPr>
+      </w:pPr>
+    </w:p>
+    <w:p>
+      <w:pPr>
+        <w:tabs>
+          <w:tab w:val="left" w:pos="5940"/>
+        </w:tabs>
+        <w:spacing w:line="276" w:lineRule="auto"/>
+        <w:jc w:val="both"/>
+        <w:rPr>
+          <w:rFonts w:ascii="Arial" w:hAnsi="Arial" w:cs="Arial"/>
+          <w:b/>
+          <w:bCs/>
+          <w:sz w:val="24"/>
+          <w:szCs w:val="24"/>
+        </w:rPr>
+      </w:pPr>
+    </w:p>
+    <w:p>
+      <w:pPr>
+        <w:tabs>
+          <w:tab w:val="left" w:pos="5940"/>
+        </w:tabs>
+        <w:spacing w:line="276" w:lineRule="auto"/>
+        <w:jc w:val="both"/>
+        <w:rPr>
+          <w:rFonts w:ascii="Arial" w:hAnsi="Arial" w:cs="Arial"/>
+          <w:b/>
+          <w:bCs/>
+          <w:sz w:val="24"/>
+          <w:szCs w:val="24"/>
+        </w:rPr>
+      </w:pPr>
+    </w:p>
+    <w:p>
+      <w:pPr>
+        <w:tabs>
+          <w:tab w:val="left" w:pos="5940"/>
+        </w:tabs>
+        <w:spacing w:line="276" w:lineRule="auto"/>
+        <w:jc w:val="both"/>
+        <w:rPr>
+          <w:rFonts w:ascii="Arial" w:hAnsi="Arial" w:cs="Arial"/>
+          <w:b/>
+          <w:bCs/>
+          <w:sz w:val="24"/>
+          <w:szCs w:val="24"/>
+        </w:rPr>
+      </w:pPr>
+    </w:p>
+    <w:p>
+      <w:pPr>
+        <w:tabs>
+          <w:tab w:val="left" w:pos="5940"/>
+        </w:tabs>
+        <w:spacing w:line="276" w:lineRule="auto"/>
+        <w:jc w:val="both"/>
+        <w:rPr>
+          <w:rFonts w:ascii="Arial" w:hAnsi="Arial" w:cs="Arial"/>
+          <w:b/>
+          <w:bCs/>
+          <w:sz w:val="24"/>
+          <w:szCs w:val="24"/>
+        </w:rPr>
+      </w:pPr>
+    </w:p>
+    <w:p>
+      <w:pPr>
+        <w:tabs>
+          <w:tab w:val="left" w:pos="5940"/>
+        </w:tabs>
+        <w:spacing w:line="276" w:lineRule="auto"/>
+        <w:jc w:val="both"/>
+        <w:rPr>
+          <w:rFonts w:ascii="Arial" w:hAnsi="Arial" w:cs="Arial"/>
+          <w:b/>
+          <w:bCs/>
+          <w:sz w:val="24"/>
+          <w:szCs w:val="24"/>
+        </w:rPr>
+      </w:pPr>
+    </w:p>
+    <w:p>
+      <w:pPr>
+        <w:tabs>
+          <w:tab w:val="left" w:pos="5940"/>
+        </w:tabs>
+        <w:spacing w:line="276" w:lineRule="auto"/>
+        <w:jc w:val="both"/>
+        <w:rPr>
+          <w:rFonts w:ascii="Arial" w:hAnsi="Arial" w:cs="Arial"/>
+          <w:b/>
+          <w:bCs/>
+          <w:sz w:val="24"/>
+          <w:szCs w:val="24"/>
+        </w:rPr>
+      </w:pPr>
+    </w:p>
+    <w:p>
+      <w:pPr>
+        <w:tabs>
+          <w:tab w:val="left" w:pos="5940"/>
+        </w:tabs>
+        <w:spacing w:line="276" w:lineRule="auto"/>
+        <w:jc w:val="both"/>
+        <w:rPr>
+          <w:rFonts w:ascii="Arial" w:hAnsi="Arial" w:cs="Arial"/>
+          <w:b/>
+          <w:bCs/>
+          <w:sz w:val="24"/>
+          <w:szCs w:val="24"/>
+        </w:rPr>
+      </w:pPr>
+    </w:p>
+    <w:p>
+      <w:pPr>
+        <w:tabs>
+          <w:tab w:val="left" w:pos="5940"/>
+        </w:tabs>
+        <w:spacing w:line="276" w:lineRule="auto"/>
+        <w:jc w:val="both"/>
+        <w:rPr>
+          <w:rFonts w:ascii="Arial" w:hAnsi="Arial" w:cs="Arial"/>
+          <w:b/>
+          <w:bCs/>
+          <w:sz w:val="24"/>
+          <w:szCs w:val="24"/>
+        </w:rPr>
+      </w:pPr>
+      <w:r>
+        <w:rPr>
+          <w:rFonts w:ascii="Arial" w:hAnsi="Arial" w:cs="Arial"/>
+          <w:b/>
+          <w:bCs/>
+          <w:sz w:val="24"/>
+          <w:szCs w:val="24"/>
+        </w:rPr>
+        <w:lastRenderedPageBreak/>
+        <w:t>Semana 4</w:t>
+      </w:r>
+    </w:p>
+    <w:p>
+      <w:pPr>
+        <w:tabs>
+          <w:tab w:val="left" w:pos="5940"/>
+        </w:tabs>
+        <w:spacing w:line="276" w:lineRule="auto"/>
+        <w:jc w:val="both"/>
+        <w:rPr>
+          <w:rFonts w:ascii="Arial" w:hAnsi="Arial" w:cs="Arial"/>
+          <w:b/>
+          <w:bCs/>
+          <w:sz w:val="24"/>
+          <w:szCs w:val="24"/>
+        </w:rPr>
+      </w:pPr>
+    </w:p>
+    <w:p>
+      <w:pPr>
+        <w:pStyle w:val="Ttulo1"/>
+        <w:rPr>
+          <w:rFonts w:ascii="Arial" w:hAnsi="Arial" w:cs="Arial"/>
+          <w:b/>
+          <w:bCs/>
+          <w:color w:val="auto"/>
+          <w:sz w:val="24"/>
+          <w:szCs w:val="24"/>
+        </w:rPr>
+      </w:pPr>
+      <w:r>
+        <w:rPr>
+          <w:rFonts w:ascii="Arial" w:hAnsi="Arial" w:cs="Arial"/>
+          <w:b/>
+          <w:bCs/>
+          <w:color w:val="auto"/>
+          <w:sz w:val="24"/>
+          <w:szCs w:val="24"/>
+        </w:rPr>
+        <w:t>1.</w:t>
+      </w:r>
+      <w:r>
+        <w:rPr>
+          <w:rFonts w:ascii="Arial" w:hAnsi="Arial" w:cs="Arial"/>
+          <w:b/>
+          <w:bCs/>
+          <w:color w:val="auto"/>
+          <w:sz w:val="24"/>
+          <w:szCs w:val="24"/>
+        </w:rPr>
+        <w:t>Patrón Factory Method</w:t>
+      </w:r>
+    </w:p>
+    <w:p/>
+    <w:p>
+      <w:pPr>
+        <w:spacing w:line="276" w:lineRule="auto"/>
+        <w:jc w:val="both"/>
+        <w:rPr>
+          <w:rFonts w:ascii="Arial" w:hAnsi="Arial" w:cs="Arial"/>
+          <w:color w:val="16262A"/>
+          <w:sz w:val="24"/>
+          <w:szCs w:val="24"/>
+        </w:rPr>
+      </w:pPr>
+      <w:r>
+        <w:rPr>
+          <w:rFonts w:ascii="Arial" w:hAnsi="Arial" w:cs="Arial"/>
+          <w:color w:val="16262A"/>
+          <w:sz w:val="24"/>
+          <w:szCs w:val="24"/>
+        </w:rPr>
+        <w:t>E</w:t>
+      </w:r>
+      <w:r>
+        <w:rPr>
+          <w:rFonts w:ascii="Arial" w:hAnsi="Arial" w:cs="Arial"/>
+          <w:color w:val="16262A"/>
+          <w:sz w:val="24"/>
+          <w:szCs w:val="24"/>
+        </w:rPr>
+        <w:t>l patrón Factory Method que se agregó esta semana al proyecto, usado para exportar la historia clínica de un paciente en distintos formatos (PDF, TXT y CSV) sin ensuciar el código de las rutas con condicionales. Se muestra el código completo, se explica cada rol del patrón y se detalla en qué parte del proyecto se usa realmente.</w:t>
+      </w:r>
+    </w:p>
+    <w:p>
+      <w:pPr>
+        <w:spacing w:line="300" w:lineRule="auto"/>
+        <w:jc w:val="both"/>
+        <w:rPr>
+          <w:rFonts w:ascii="Arial" w:hAnsi="Arial" w:cs="Arial"/>
+          <w:color w:val="16262A"/>
+          <w:sz w:val="24"/>
+          <w:szCs w:val="24"/>
+        </w:rPr>
+      </w:pPr>
+    </w:p>
+    <w:p>
+      <w:pPr>
+        <w:pStyle w:val="Ttulo2"/>
+        <w:numPr>
+          <w:ilvl w:val="1"/>
+          <w:numId w:val="11"/>
+        </w:numPr>
+        <w:rPr>
+          <w:rFonts w:ascii="Arial" w:hAnsi="Arial" w:cs="Arial"/>
+          <w:b/>
+          <w:bCs/>
+          <w:color w:val="auto"/>
+          <w:sz w:val="24"/>
+          <w:szCs w:val="24"/>
+        </w:rPr>
+      </w:pPr>
+      <w:r>
+        <w:rPr>
+          <w:rFonts w:ascii="Arial" w:hAnsi="Arial" w:cs="Arial"/>
+          <w:b/>
+          <w:bCs/>
+          <w:color w:val="auto"/>
+          <w:sz w:val="24"/>
+          <w:szCs w:val="24"/>
+        </w:rPr>
+        <w:t>El problema que resuelve</w:t>
+      </w:r>
+    </w:p>
+    <w:p/>
+    <w:p>
+      <w:pPr>
+        <w:spacing w:line="276" w:lineRule="auto"/>
+        <w:jc w:val="both"/>
+        <w:rPr>
+          <w:rFonts w:ascii="Arial" w:hAnsi="Arial" w:cs="Arial"/>
+          <w:color w:val="16262A"/>
+          <w:sz w:val="24"/>
+          <w:szCs w:val="24"/>
+        </w:rPr>
+      </w:pPr>
+      <w:r>
+        <w:rPr>
+          <w:rFonts w:ascii="Arial" w:hAnsi="Arial" w:cs="Arial"/>
+          <w:color w:val="16262A"/>
+          <w:sz w:val="24"/>
+          <w:szCs w:val="24"/>
+        </w:rPr>
+        <w:t xml:space="preserve">El médico necesita descargar la historia clínica de un paciente, pero no siempre en el mismo formato: a veces quiere un PDF con buen formato para imprimir, otras veces un TXT simple, y otras un CSV para abrir en Excel. La forma más directa (y más frágil) de resolver esto sería algo así en la ruta de </w:t>
+      </w:r>
+      <w:proofErr w:type="spellStart"/>
+      <w:r>
+        <w:rPr>
+          <w:rFonts w:ascii="Arial" w:hAnsi="Arial" w:cs="Arial"/>
+          <w:color w:val="16262A"/>
+          <w:sz w:val="24"/>
+          <w:szCs w:val="24"/>
+        </w:rPr>
+        <w:t>Flask</w:t>
+      </w:r>
+      <w:proofErr w:type="spellEnd"/>
+      <w:r>
+        <w:rPr>
+          <w:rFonts w:ascii="Arial" w:hAnsi="Arial" w:cs="Arial"/>
+          <w:color w:val="16262A"/>
+          <w:sz w:val="24"/>
+          <w:szCs w:val="24"/>
+        </w:rPr>
+        <w:t>:</w:t>
+      </w:r>
+    </w:p>
+    <w:p>
+      <w:pPr>
+        <w:spacing w:line="300" w:lineRule="auto"/>
+        <w:jc w:val="both"/>
+        <w:rPr>
+          <w:rFonts w:ascii="Arial" w:hAnsi="Arial" w:cs="Arial"/>
+          <w:sz w:val="24"/>
+          <w:szCs w:val="24"/>
+        </w:rPr>
+      </w:pPr>
+      <w:r>
+        <w:rPr>
+          <w:rFonts w:ascii="Arial" w:hAnsi="Arial" w:cs="Arial"/>
+          <w:noProof/>
+          <w:sz w:val="24"/>
+          <w:szCs w:val="24"/>
+        </w:rPr>
+        <mc:AlternateContent>
+          <mc:Choice Requires="wps">
+            <w:drawing>
+              <wp:anchor distT="0" distB="0" distL="114300" distR="114300" simplePos="0" relativeHeight="251662336" behindDoc="0" locked="0" layoutInCell="1" allowOverlap="1" wp14:anchorId="216B4FD1" wp14:editId="774F7F64">
+                <wp:simplePos x="0" y="0"/>
+                <wp:positionH relativeFrom="column">
+                  <wp:posOffset>-51435</wp:posOffset>
+                </wp:positionH>
+                <wp:positionV relativeFrom="paragraph">
+                  <wp:posOffset>149225</wp:posOffset>
+                </wp:positionV>
+                <wp:extent cx="5707380" cy="2316480"/>
+                <wp:effectExtent l="0" t="0" r="26670" b="26670"/>
+                <wp:wrapNone/>
+                <wp:docPr id="3" name="Cuadro de texto 3"/>
+                <wp:cNvGraphicFramePr/>
+                <a:graphic xmlns:a="http://schemas.openxmlformats.org/drawingml/2006/main">
+                  <a:graphicData uri="http://schemas.microsoft.com/office/word/2010/wordprocessingShape">
+                    <wps:wsp>
+                      <wps:cNvSpPr txBox="1"/>
+                      <wps:spPr>
+                        <a:xfrm>
+                          <a:off x="0" y="0"/>
+                          <a:ext cx="5707380" cy="2316480"/>
+                        </a:xfrm>
+                        <a:prstGeom prst="rect">
+                          <a:avLst/>
+                        </a:prstGeom>
+                        <a:solidFill>
+                          <a:schemeClr val="bg2"/>
+                        </a:solidFill>
+                        <a:ln w="6350">
+                          <a:solidFill>
+                            <a:prstClr val="black"/>
+                          </a:solidFill>
+                        </a:ln>
+                      </wps:spPr>
+                      <wps:txbx>
+                        <w:txbxContent>
+                          <w:p>
+                            <w:proofErr w:type="spellStart"/>
+                            <w:r>
+                              <w:t>if</w:t>
+                            </w:r>
+                            <w:proofErr w:type="spellEnd"/>
+                            <w:r>
+                              <w:t xml:space="preserve"> formato == "</w:t>
+                            </w:r>
+                            <w:proofErr w:type="spellStart"/>
+                            <w:r>
+                              <w:t>pdf</w:t>
+                            </w:r>
+                            <w:proofErr w:type="spellEnd"/>
+                            <w:r>
+                              <w:t>":</w:t>
+                            </w:r>
+                          </w:p>
+                          <w:p>
+                            <w:r>
+                              <w:t xml:space="preserve">    contenido = </w:t>
+                            </w:r>
+                            <w:proofErr w:type="spellStart"/>
+                            <w:r>
+                              <w:t>generar_pdf</w:t>
+                            </w:r>
+                            <w:proofErr w:type="spellEnd"/>
+                            <w:r>
+                              <w:t>(paciente)</w:t>
+                            </w:r>
+                          </w:p>
+                          <w:p>
+                            <w:proofErr w:type="spellStart"/>
+                            <w:r>
+                              <w:t>elif</w:t>
+                            </w:r>
+                            <w:proofErr w:type="spellEnd"/>
+                            <w:r>
+                              <w:t xml:space="preserve"> formato == "</w:t>
+                            </w:r>
+                            <w:proofErr w:type="spellStart"/>
+                            <w:r>
+                              <w:t>txt</w:t>
+                            </w:r>
+                            <w:proofErr w:type="spellEnd"/>
+                            <w:r>
+                              <w:t>":</w:t>
+                            </w:r>
+                          </w:p>
+                          <w:p>
+                            <w:r>
+                              <w:t xml:space="preserve">    contenido = </w:t>
+                            </w:r>
+                            <w:proofErr w:type="spellStart"/>
+                            <w:r>
+                              <w:t>generar_txt</w:t>
+                            </w:r>
+                            <w:proofErr w:type="spellEnd"/>
+                            <w:r>
+                              <w:t>(paciente)</w:t>
+                            </w:r>
+                          </w:p>
+                          <w:p>
+                            <w:proofErr w:type="spellStart"/>
+                            <w:r>
+                              <w:t>elif</w:t>
+                            </w:r>
+                            <w:proofErr w:type="spellEnd"/>
+                            <w:r>
+                              <w:t xml:space="preserve"> formato == "</w:t>
+                            </w:r>
+                            <w:proofErr w:type="spellStart"/>
+                            <w:r>
+                              <w:t>csv</w:t>
+                            </w:r>
+                            <w:proofErr w:type="spellEnd"/>
+                            <w:r>
+                              <w:t>":</w:t>
+                            </w:r>
+                          </w:p>
+                          <w:p>
+                            <w:r>
+                              <w:t xml:space="preserve">    contenido = </w:t>
+                            </w:r>
+                            <w:proofErr w:type="spellStart"/>
+                            <w:r>
+                              <w:t>generar_csv</w:t>
+                            </w:r>
+                            <w:proofErr w:type="spellEnd"/>
+                            <w:r>
+                              <w:t>(paciente)</w:t>
+                            </w:r>
+                          </w:p>
+                          <w:p>
+                            <w:r>
+                              <w:t># ...y cada vez que se agregue un formato nuevo, hay que</w:t>
+                            </w:r>
+                          </w:p>
+                          <w:p>
+                            <w:r>
+                              <w:t xml:space="preserve"># volver a tocar esta misma función y agregar otro </w:t>
+                            </w:r>
+                            <w:proofErr w:type="spellStart"/>
+                            <w:r>
+                              <w:t>elif</w:t>
+                            </w:r>
+                            <w:proofErr w:type="spellEnd"/>
+                            <w:r>
+                              <w:t>.</w:t>
+                            </w:r>
+                          </w:p>
+                          <w:p/>
+                        </w:txbxContent>
+                      </wps:txbx>
+                      <wps:bodyPr rot="0" spcFirstLastPara="0" vertOverflow="overflow" horzOverflow="overflow" vert="horz" wrap="square" lIns="91440" tIns="45720" rIns="91440" bIns="45720" numCol="1" spcCol="0" rtlCol="0" fromWordArt="0" anchor="t" anchorCtr="0" forceAA="0" compatLnSpc="1">
+                        <a:prstTxWarp prst="textNoShape">
+                          <a:avLst/>
+                        </a:prstTxWarp>
+                        <a:noAutofit/>
+                      </wps:bodyPr>
+                    </wps:wsp>
+                  </a:graphicData>
+                </a:graphic>
+                <wp14:sizeRelV relativeFrom="margin">
+                  <wp14:pctHeight>0</wp14:pctHeight>
+                </wp14:sizeRelV>
+              </wp:anchor>
+            </w:drawing>
+          </mc:Choice>
+          <mc:Fallback>
+            <w:pict>
+              <v:shape w14:anchorId="216B4FD1" id="Cuadro de texto 3" o:spid="_x0000_s1028" type="#_x0000_t202" style="position:absolute;left:0;text-align:left;margin-left:-4.05pt;margin-top:11.75pt;width:449.4pt;height:182.4pt;z-index:251662336;visibility:visible;mso-wrap-style:square;mso-height-percent:0;mso-wrap-distance-left:9pt;mso-wrap-distance-top:0;mso-wrap-distance-right:9pt;mso-wrap-distance-bottom:0;mso-position-horizontal:absolute;mso-position-horizontal-relative:text;mso-position-vertical:absolute;mso-position-vertical-relative:text;mso-height-percent:0;mso-height-relative:margin;v-text-anchor:top" o:gfxdata="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" fillcolor="#e8e8e8 [3214]" strokeweight=".5pt">
+                <v:textbox>
+                  <w:txbxContent>
+                    <w:p>
+                      <w:proofErr w:type="spellStart"/>
+                      <w:r>
+                        <w:t>if</w:t>
+                      </w:r>
+                      <w:proofErr w:type="spellEnd"/>
+                      <w:r>
+                        <w:t xml:space="preserve"> formato == "</w:t>
+                      </w:r>
+                      <w:proofErr w:type="spellStart"/>
+                      <w:r>
+                        <w:t>pdf</w:t>
+                      </w:r>
+                      <w:proofErr w:type="spellEnd"/>
+                      <w:r>
+                        <w:t>":</w:t>
+                      </w:r>
+                    </w:p>
+                    <w:p>
+                      <w:r>
+                        <w:t xml:space="preserve">    contenido = </w:t>
+                      </w:r>
+                      <w:proofErr w:type="spellStart"/>
+                      <w:r>
+                        <w:t>generar_pdf</w:t>
+                      </w:r>
+                      <w:proofErr w:type="spellEnd"/>
+                      <w:r>
+                        <w:t>(paciente)</w:t>
+                      </w:r>
+                    </w:p>
+                    <w:p>
+                      <w:proofErr w:type="spellStart"/>
+                      <w:r>
+                        <w:t>elif</w:t>
+                      </w:r>
+                      <w:proofErr w:type="spellEnd"/>
+                      <w:r>
+                        <w:t xml:space="preserve"> formato == "</w:t>
+                      </w:r>
+                      <w:proofErr w:type="spellStart"/>
+                      <w:r>
+                        <w:t>txt</w:t>
+                      </w:r>
+                      <w:proofErr w:type="spellEnd"/>
+                      <w:r>
+                        <w:t>":</w:t>
+                      </w:r>
+                    </w:p>
+                    <w:p>
+                      <w:r>
+                        <w:t xml:space="preserve">    contenido = </w:t>
+                      </w:r>
+                      <w:proofErr w:type="spellStart"/>
+                      <w:r>
+                        <w:t>generar_txt</w:t>
+                      </w:r>
+                      <w:proofErr w:type="spellEnd"/>
+                      <w:r>
+                        <w:t>(paciente)</w:t>
+                      </w:r>
+                    </w:p>
+                    <w:p>
+                      <w:proofErr w:type="spellStart"/>
+                      <w:r>
+                        <w:t>elif</w:t>
+                      </w:r>
+                      <w:proofErr w:type="spellEnd"/>
+                      <w:r>
+                        <w:t xml:space="preserve"> formato == "</w:t>
+                      </w:r>
+                      <w:proofErr w:type="spellStart"/>
+                      <w:r>
+                        <w:t>csv</w:t>
+                      </w:r>
+                      <w:proofErr w:type="spellEnd"/>
+                      <w:r>
+                        <w:t>":</w:t>
+                      </w:r>
+                    </w:p>
+                    <w:p>
+                      <w:r>
+                        <w:t xml:space="preserve">    contenido = </w:t>
+                      </w:r>
+                      <w:proofErr w:type="spellStart"/>
+                      <w:r>
+                        <w:t>generar_csv</w:t>
+                      </w:r>
+                      <w:proofErr w:type="spellEnd"/>
+                      <w:r>
+                        <w:t>(paciente)</w:t>
+                      </w:r>
+                    </w:p>
+                    <w:p>
+                      <w:r>
+                        <w:t># ...y cada vez que se agregue un formato nuevo, hay que</w:t>
+                      </w:r>
+                    </w:p>
+                    <w:p>
+                      <w:r>
+                        <w:t xml:space="preserve"># volver a tocar esta misma función y agregar otro </w:t>
+                      </w:r>
+                      <w:proofErr w:type="spellStart"/>
+                      <w:r>
+                        <w:t>elif</w:t>
+                      </w:r>
+                      <w:proofErr w:type="spellEnd"/>
+                      <w:r>
+                        <w:t>.</w:t>
+                      </w:r>
+                    </w:p>
+                    <w:p/>
+                  </w:txbxContent>
+                </v:textbox>
+              </v:shape>
+            </w:pict>
+          </mc:Fallback>
+        </mc:AlternateContent>
+      </w:r>
+    </w:p>
+    <w:p/>
+    <w:p>
+      <w:pPr>
+        <w:spacing w:line="300" w:lineRule="auto"/>
+        <w:jc w:val="both"/>
+        <w:rPr>
+          <w:rFonts w:ascii="Arial" w:hAnsi="Arial" w:cs="Arial"/>
+          <w:sz w:val="24"/>
+          <w:szCs w:val="24"/>
+        </w:rPr>
+      </w:pPr>
+    </w:p>
+    <w:p>
+      <w:pPr>
+        <w:tabs>
+          <w:tab w:val="left" w:pos="5940"/>
+        </w:tabs>
+        <w:spacing w:line="276" w:lineRule="auto"/>
+        <w:jc w:val="both"/>
+        <w:rPr>
+          <w:rFonts w:ascii="Arial" w:hAnsi="Arial" w:cs="Arial"/>
+          <w:b/>
+          <w:bCs/>
+          <w:sz w:val="24"/>
+          <w:szCs w:val="24"/>
+        </w:rPr>
+      </w:pPr>
+    </w:p>
+    <w:p>
+      <w:pPr>
+        <w:rPr>
+          <w:rFonts w:ascii="Arial" w:hAnsi="Arial" w:cs="Arial"/>
+          <w:sz w:val="24"/>
+          <w:szCs w:val="24"/>
+        </w:rPr>
+      </w:pPr>
+    </w:p>
+    <w:p>
+      <w:pPr>
+        <w:rPr>
+          <w:rFonts w:ascii="Arial" w:hAnsi="Arial" w:cs="Arial"/>
+          <w:sz w:val="24"/>
+          <w:szCs w:val="24"/>
+        </w:rPr>
+      </w:pPr>
+    </w:p>
+    <w:p>
+      <w:pPr>
+        <w:rPr>
+          <w:rFonts w:ascii="Arial" w:hAnsi="Arial" w:cs="Arial"/>
+          <w:sz w:val="24"/>
+          <w:szCs w:val="24"/>
+        </w:rPr>
+      </w:pPr>
+    </w:p>
+    <w:p>
+      <w:pPr>
+        <w:rPr>
+          <w:rFonts w:ascii="Arial" w:hAnsi="Arial" w:cs="Arial"/>
+          <w:sz w:val="24"/>
+          <w:szCs w:val="24"/>
+        </w:rPr>
+      </w:pPr>
+    </w:p>
+    <w:p>
+      <w:pPr>
+        <w:rPr>
+          <w:rFonts w:ascii="Arial" w:hAnsi="Arial" w:cs="Arial"/>
+          <w:sz w:val="24"/>
+          <w:szCs w:val="24"/>
+        </w:rPr>
+      </w:pPr>
+    </w:p>
+    <w:p>
+      <w:pPr>
+        <w:rPr>
+          <w:rFonts w:ascii="Arial" w:hAnsi="Arial" w:cs="Arial"/>
+          <w:b/>
+          <w:bCs/>
+          <w:sz w:val="24"/>
+          <w:szCs w:val="24"/>
+        </w:rPr>
+      </w:pPr>
+    </w:p>
+    <w:p>
+      <w:pPr>
+        <w:spacing w:line="276" w:lineRule="auto"/>
+        <w:jc w:val="both"/>
+        <w:rPr>
+          <w:rFonts w:ascii="Arial" w:hAnsi="Arial" w:cs="Arial"/>
+          <w:color w:val="16262A"/>
+          <w:sz w:val="24"/>
+          <w:szCs w:val="24"/>
+        </w:rPr>
+      </w:pPr>
+      <w:r>
+        <w:rPr>
+          <w:rFonts w:ascii="Arial" w:hAnsi="Arial" w:cs="Arial"/>
+          <w:color w:val="16262A"/>
+          <w:sz w:val="24"/>
+          <w:szCs w:val="24"/>
+        </w:rPr>
+        <w:t xml:space="preserve">El problema de este enfoque es que la ruta de </w:t>
+      </w:r>
+      <w:proofErr w:type="spellStart"/>
+      <w:r>
+        <w:rPr>
+          <w:rFonts w:ascii="Arial" w:hAnsi="Arial" w:cs="Arial"/>
+          <w:color w:val="16262A"/>
+          <w:sz w:val="24"/>
+          <w:szCs w:val="24"/>
+        </w:rPr>
+        <w:t>Flask</w:t>
+      </w:r>
+      <w:proofErr w:type="spellEnd"/>
+      <w:r>
+        <w:rPr>
+          <w:rFonts w:ascii="Arial" w:hAnsi="Arial" w:cs="Arial"/>
+          <w:color w:val="16262A"/>
+          <w:sz w:val="24"/>
+          <w:szCs w:val="24"/>
+        </w:rPr>
+        <w:t xml:space="preserve"> termina sabiendo CÓMO se construye cada formato, y cada vez que se agregue uno nuevo (Word, JSON, etc.) hay que modificar ese mismo bloque de código, con el riesgo de romper algo que ya funcionaba. El patrón Factory Method evita justamente esto: separa "pedir un exportador" de "saber cómo se construye ese exportador".</w:t>
+      </w:r>
+    </w:p>
+    <w:p>
+      <w:pPr>
+        <w:spacing w:line="276" w:lineRule="auto"/>
+        <w:jc w:val="both"/>
+        <w:rPr>
+          <w:rFonts w:ascii="Arial" w:hAnsi="Arial" w:cs="Arial"/>
+          <w:color w:val="16262A"/>
+          <w:sz w:val="24"/>
+          <w:szCs w:val="24"/>
+        </w:rPr>
+      </w:pPr>
+    </w:p>
+    <w:p>
+      <w:pPr>
+        <w:pStyle w:val="Ttulo1"/>
+        <w:rPr>
+          <w:rFonts w:ascii="Arial" w:hAnsi="Arial" w:cs="Arial"/>
+          <w:b/>
+          <w:bCs/>
+          <w:color w:val="auto"/>
+          <w:sz w:val="24"/>
+          <w:szCs w:val="20"/>
+        </w:rPr>
+      </w:pPr>
+      <w:r>
+        <w:rPr>
+          <w:rFonts w:ascii="Arial" w:hAnsi="Arial" w:cs="Arial"/>
+          <w:b/>
+          <w:bCs/>
+          <w:color w:val="auto"/>
+          <w:sz w:val="24"/>
+          <w:szCs w:val="20"/>
+        </w:rPr>
+        <w:lastRenderedPageBreak/>
+        <w:t xml:space="preserve">2. </w:t>
+      </w:r>
+      <w:r>
+        <w:rPr>
+          <w:rFonts w:ascii="Arial" w:hAnsi="Arial" w:cs="Arial"/>
+          <w:b/>
+          <w:bCs/>
+          <w:color w:val="auto"/>
+          <w:sz w:val="24"/>
+          <w:szCs w:val="20"/>
+        </w:rPr>
+        <w:t>Estructura del patrón en exportadores.py</w:t>
+      </w:r>
+    </w:p>
+    <w:p/>
+    <w:p>
+      <w:pPr>
+        <w:spacing w:line="276" w:lineRule="auto"/>
+        <w:jc w:val="both"/>
+        <w:rPr>
+          <w:rFonts w:ascii="Arial" w:hAnsi="Arial" w:cs="Arial"/>
+          <w:color w:val="16262A"/>
+          <w:sz w:val="24"/>
+          <w:szCs w:val="24"/>
+        </w:rPr>
+      </w:pPr>
+      <w:r>
+        <w:rPr>
+          <w:rFonts w:ascii="Arial" w:hAnsi="Arial" w:cs="Arial"/>
+          <w:color w:val="16262A"/>
+          <w:sz w:val="24"/>
+          <w:szCs w:val="24"/>
+        </w:rPr>
+        <w:t>El patrón se compone de 4 piezas. Aquí está el código completo de cada una, explicado por separado.</w:t>
+      </w:r>
+    </w:p>
+    <w:p>
+      <w:pPr>
+        <w:spacing w:line="276" w:lineRule="auto"/>
+        <w:jc w:val="both"/>
+        <w:rPr>
+          <w:rFonts w:ascii="Arial" w:hAnsi="Arial" w:cs="Arial"/>
+          <w:color w:val="16262A"/>
+          <w:sz w:val="24"/>
+          <w:szCs w:val="24"/>
+        </w:rPr>
+      </w:pPr>
+    </w:p>
+    <w:p>
+      <w:pPr>
+        <w:pStyle w:val="Ttulo2"/>
+        <w:rPr>
+          <w:rFonts w:ascii="Arial" w:hAnsi="Arial" w:cs="Arial"/>
+          <w:b/>
+          <w:bCs/>
+          <w:color w:val="auto"/>
+          <w:sz w:val="24"/>
+          <w:szCs w:val="24"/>
+        </w:rPr>
+      </w:pPr>
+      <w:r>
+        <w:rPr>
+          <w:rFonts w:ascii="Arial" w:hAnsi="Arial" w:cs="Arial"/>
+          <w:b/>
+          <w:bCs/>
+          <w:color w:val="auto"/>
+          <w:sz w:val="24"/>
+          <w:szCs w:val="24"/>
+        </w:rPr>
+        <w:t xml:space="preserve">2.1 Producto abstracto </w:t>
+      </w:r>
+    </w:p>
+    <w:p/>
+    <w:p>
+      <w:pPr>
+        <w:spacing w:line="276" w:lineRule="auto"/>
+        <w:jc w:val="both"/>
+        <w:rPr>
+          <w:rFonts w:ascii="Arial" w:hAnsi="Arial" w:cs="Arial"/>
+          <w:color w:val="16262A"/>
+          <w:sz w:val="24"/>
+          <w:szCs w:val="24"/>
+        </w:rPr>
+      </w:pPr>
+      <w:r>
+        <w:rPr>
+          <w:rFonts w:ascii="Arial" w:hAnsi="Arial" w:cs="Arial"/>
+          <w:color w:val="16262A"/>
+          <w:sz w:val="24"/>
+          <w:szCs w:val="24"/>
+        </w:rPr>
+        <w:t xml:space="preserve">Define el contrato que deben cumplir todos los exportadores concretos: un método </w:t>
+      </w:r>
+      <w:proofErr w:type="gramStart"/>
+      <w:r>
+        <w:rPr>
+          <w:rFonts w:ascii="Arial" w:hAnsi="Arial" w:cs="Arial"/>
+          <w:color w:val="16262A"/>
+          <w:sz w:val="24"/>
+          <w:szCs w:val="24"/>
+        </w:rPr>
+        <w:t>generar(</w:t>
+      </w:r>
+      <w:proofErr w:type="gramEnd"/>
+      <w:r>
+        <w:rPr>
+          <w:rFonts w:ascii="Arial" w:hAnsi="Arial" w:cs="Arial"/>
+          <w:color w:val="16262A"/>
+          <w:sz w:val="24"/>
+          <w:szCs w:val="24"/>
+        </w:rPr>
+        <w:t>) que recibe al paciente y devuelve el archivo en bytes.</w:t>
+      </w:r>
+    </w:p>
+    <w:p>
+      <w:pPr>
+        <w:spacing w:line="276" w:lineRule="auto"/>
+        <w:jc w:val="both"/>
+        <w:rPr>
+          <w:rFonts w:ascii="Arial" w:hAnsi="Arial" w:cs="Arial"/>
+          <w:color w:val="16262A"/>
+          <w:sz w:val="24"/>
+          <w:szCs w:val="24"/>
+        </w:rPr>
+      </w:pPr>
+      <w:r>
+        <w:rPr>
+          <w:rFonts w:ascii="Arial" w:hAnsi="Arial" w:cs="Arial"/>
+          <w:noProof/>
+          <w:sz w:val="24"/>
+          <w:szCs w:val="24"/>
+        </w:rPr>
+        <mc:AlternateContent>
+          <mc:Choice Requires="wps">
+            <w:drawing>
+              <wp:anchor distT="0" distB="0" distL="114300" distR="114300" simplePos="0" relativeHeight="251664384" behindDoc="0" locked="0" layoutInCell="1" allowOverlap="1" wp14:anchorId="75587140" wp14:editId="4E7756BF">
+                <wp:simplePos x="0" y="0"/>
+                <wp:positionH relativeFrom="margin">
+                  <wp:align>left</wp:align>
+                </wp:positionH>
+                <wp:positionV relativeFrom="paragraph">
+                  <wp:posOffset>305435</wp:posOffset>
+                </wp:positionV>
+                <wp:extent cx="5707380" cy="4312920"/>
+                <wp:effectExtent l="0" t="0" r="26670" b="11430"/>
+                <wp:wrapNone/>
+                <wp:docPr id="4" name="Cuadro de texto 4"/>
+                <wp:cNvGraphicFramePr/>
+                <a:graphic xmlns:a="http://schemas.openxmlformats.org/drawingml/2006/main">
+                  <a:graphicData uri="http://schemas.microsoft.com/office/word/2010/wordprocessingShape">
+                    <wps:wsp>
+                      <wps:cNvSpPr txBox="1"/>
+                      <wps:spPr>
+                        <a:xfrm>
+                          <a:off x="0" y="0"/>
+                          <a:ext cx="5707380" cy="4312920"/>
+                        </a:xfrm>
+                        <a:prstGeom prst="rect">
+                          <a:avLst/>
+                        </a:prstGeom>
+                        <a:solidFill>
+                          <a:schemeClr val="bg2"/>
+                        </a:solidFill>
+                        <a:ln w="6350">
+                          <a:solidFill>
+                            <a:prstClr val="black"/>
+                          </a:solidFill>
+                        </a:ln>
+                      </wps:spPr>
+                      <wps:txbx>
+                        <w:txbxContent>
+                          <w:p>
+                            <w:proofErr w:type="spellStart"/>
+                            <w:r>
+                              <w:t>class</w:t>
+                            </w:r>
+                            <w:proofErr w:type="spellEnd"/>
+                            <w:r>
+                              <w:t xml:space="preserve"> </w:t>
+                            </w:r>
+                            <w:proofErr w:type="spellStart"/>
+                            <w:proofErr w:type="gramStart"/>
+                            <w:r>
+                              <w:t>ExportadorHistoriaClinica</w:t>
+                            </w:r>
+                            <w:proofErr w:type="spellEnd"/>
+                            <w:r>
+                              <w:t>(</w:t>
+                            </w:r>
+                            <w:proofErr w:type="gramEnd"/>
+                            <w:r>
+                              <w:t>ABC):</w:t>
+                            </w:r>
+                          </w:p>
+                          <w:p>
+                            <w:r>
+                              <w:t xml:space="preserve">    """</w:t>
+                            </w:r>
+                          </w:p>
+                          <w:p>
+                            <w:r>
+                              <w:t xml:space="preserve">    Interfaz común que deben cumplir todos los exportadores concretos.</w:t>
+                            </w:r>
+                          </w:p>
+                          <w:p>
+                            <w:r>
+                              <w:t xml:space="preserve">    Cualquier código que reciba un </w:t>
+                            </w:r>
+                            <w:proofErr w:type="spellStart"/>
+                            <w:r>
+                              <w:t>ExportadorHistoriaClinica</w:t>
+                            </w:r>
+                            <w:proofErr w:type="spellEnd"/>
+                            <w:r>
+                              <w:t xml:space="preserve"> (sin saber</w:t>
+                            </w:r>
+                          </w:p>
+                          <w:p>
+                            <w:r>
+                              <w:t xml:space="preserve">    </w:t>
+                            </w:r>
+                            <w:proofErr w:type="spellStart"/>
+                            <w:r>
+                              <w:t>si</w:t>
+                            </w:r>
+                            <w:proofErr w:type="spellEnd"/>
+                            <w:r>
+                              <w:t xml:space="preserve"> es PDF, TXT o CSV) puede confiar en que tiene un método `generar`</w:t>
+                            </w:r>
+                          </w:p>
+                          <w:p>
+                            <w:r>
+                              <w:t xml:space="preserve">    y los atributos `</w:t>
+                            </w:r>
+                            <w:proofErr w:type="spellStart"/>
+                            <w:r>
+                              <w:t>extension</w:t>
+                            </w:r>
+                            <w:proofErr w:type="spellEnd"/>
+                            <w:r>
+                              <w:t>` / `</w:t>
+                            </w:r>
+                            <w:proofErr w:type="spellStart"/>
+                            <w:r>
+                              <w:t>mimetype</w:t>
+                            </w:r>
+                            <w:proofErr w:type="spellEnd"/>
+                            <w:r>
+                              <w:t>`.</w:t>
+                            </w:r>
+                          </w:p>
+                          <w:p>
+                            <w:r>
+                              <w:t xml:space="preserve">    """</w:t>
+                            </w:r>
+                          </w:p>
+                          <w:p>
+                            <w:r>
+                              <w:t xml:space="preserve"> </w:t>
+                            </w:r>
+                          </w:p>
+                          <w:p>
+                            <w:r>
+                              <w:t xml:space="preserve">    </w:t>
+                            </w:r>
+                            <w:proofErr w:type="spellStart"/>
+                            <w:r>
+                              <w:t>extension</w:t>
+                            </w:r>
+                            <w:proofErr w:type="spellEnd"/>
+                            <w:r>
+                              <w:t xml:space="preserve">: </w:t>
+                            </w:r>
+                            <w:proofErr w:type="spellStart"/>
+                            <w:r>
+                              <w:t>str</w:t>
+                            </w:r>
+                            <w:proofErr w:type="spellEnd"/>
+                            <w:r>
+                              <w:t xml:space="preserve"> = ""</w:t>
+                            </w:r>
+                          </w:p>
+                          <w:p>
+                            <w:r>
+                              <w:t xml:space="preserve">    </w:t>
+                            </w:r>
+                            <w:proofErr w:type="spellStart"/>
+                            <w:r>
+                              <w:t>mimetype</w:t>
+                            </w:r>
+                            <w:proofErr w:type="spellEnd"/>
+                            <w:r>
+                              <w:t xml:space="preserve">: </w:t>
+                            </w:r>
+                            <w:proofErr w:type="spellStart"/>
+                            <w:r>
+                              <w:t>str</w:t>
+                            </w:r>
+                            <w:proofErr w:type="spellEnd"/>
+                            <w:r>
+                              <w:t xml:space="preserve"> = "</w:t>
+                            </w:r>
+                            <w:proofErr w:type="spellStart"/>
+                            <w:r>
+                              <w:t>application</w:t>
+                            </w:r>
+                            <w:proofErr w:type="spellEnd"/>
+                            <w:r>
+                              <w:t>/</w:t>
+                            </w:r>
+                            <w:proofErr w:type="spellStart"/>
+                            <w:r>
+                              <w:t>octet-stream</w:t>
+                            </w:r>
+                            <w:proofErr w:type="spellEnd"/>
+                            <w:r>
+                              <w:t>"</w:t>
+                            </w:r>
+                          </w:p>
+                          <w:p>
+                            <w:r>
+                              <w:t xml:space="preserve"> </w:t>
+                            </w:r>
+                          </w:p>
+                          <w:p>
+                            <w:r>
+                              <w:t xml:space="preserve">    @abstractmethod</w:t>
+                            </w:r>
+                          </w:p>
+                          <w:p>
+                            <w:proofErr w:type="spellStart"/>
+                            <w:r>
+                              <w:t>def</w:t>
+                            </w:r>
+                            <w:proofErr w:type="spellEnd"/>
+                            <w:r>
+                              <w:t xml:space="preserve"> </w:t>
+                            </w:r>
+                            <w:proofErr w:type="gramStart"/>
+                            <w:r>
+                              <w:t>generar(</w:t>
+                            </w:r>
+                            <w:proofErr w:type="spellStart"/>
+                            <w:proofErr w:type="gramEnd"/>
+                            <w:r>
+                              <w:rPr>
+                                <w:i/>
+                                <w:iCs/>
+                              </w:rPr>
+                              <w:t>self</w:t>
+                            </w:r>
+                            <w:proofErr w:type="spellEnd"/>
+                            <w:r>
+                              <w:t xml:space="preserve">, </w:t>
+                            </w:r>
+                            <w:r>
+                              <w:rPr>
+                                <w:i/>
+                                <w:iCs/>
+                              </w:rPr>
+                              <w:t>paciente</w:t>
+                            </w:r>
+                            <w:r>
+                              <w:t xml:space="preserve">: </w:t>
+                            </w:r>
+                            <w:proofErr w:type="spellStart"/>
+                            <w:r>
+                              <w:t>dict</w:t>
+                            </w:r>
+                            <w:proofErr w:type="spellEnd"/>
+                            <w:r>
+                              <w:t>) -&gt; bytes:</w:t>
+                            </w:r>
+                          </w:p>
+                          <w:p>
+                            <w:r>
+                              <w:t xml:space="preserve">        </w:t>
+                            </w:r>
+                            <w:proofErr w:type="spellStart"/>
+                            <w:r>
+                              <w:t>raise</w:t>
+                            </w:r>
+                            <w:proofErr w:type="spellEnd"/>
+                            <w:r>
+                              <w:t xml:space="preserve"> </w:t>
+                            </w:r>
+                            <w:proofErr w:type="spellStart"/>
+                            <w:r>
+                              <w:t>NotImplementedError</w:t>
+                            </w:r>
+                            <w:proofErr w:type="spellEnd"/>
+                          </w:p>
+                          <w:p/>
+                        </w:txbxContent>
+                      </wps:txbx>
+                      <wps:bodyPr rot="0" spcFirstLastPara="0" vertOverflow="overflow" horzOverflow="overflow" vert="horz" wrap="square" lIns="91440" tIns="45720" rIns="91440" bIns="45720" numCol="1" spcCol="0" rtlCol="0" fromWordArt="0" anchor="t" anchorCtr="0" forceAA="0" compatLnSpc="1">
+                        <a:prstTxWarp prst="textNoShape">
+                          <a:avLst/>
+                        </a:prstTxWarp>
+                        <a:noAutofit/>
+                      </wps:bodyPr>
+                    </wps:wsp>
+                  </a:graphicData>
+                </a:graphic>
+                <wp14:sizeRelV relativeFrom="margin">
+                  <wp14:pctHeight>0</wp14:pctHeight>
+                </wp14:sizeRelV>
+              </wp:anchor>
+            </w:drawing>
+          </mc:Choice>
+          <mc:Fallback>
+            <w:pict>
+              <v:shape w14:anchorId="75587140" id="Cuadro de texto 4" o:spid="_x0000_s1029" type="#_x0000_t202" style="position:absolute;left:0;text-align:left;margin-left:0;margin-top:24.05pt;width:449.4pt;height:339.6pt;z-index:251664384;visibility:visible;mso-wrap-style:square;mso-height-percent:0;mso-wrap-distance-left:9pt;mso-wrap-distance-top:0;mso-wrap-distance-right:9pt;mso-wrap-distance-bottom:0;mso-position-horizontal:left;mso-position-horizontal-relative:margin;mso-position-vertical:absolute;mso-position-vertical-relative:text;mso-height-percent:0;mso-height-relative:margin;v-text-anchor:top" o:gfxdata="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" fillcolor="#e8e8e8 [3214]" strokeweight=".5pt">
+                <v:textbox>
+                  <w:txbxContent>
+                    <w:p>
+                      <w:proofErr w:type="spellStart"/>
+                      <w:r>
+                        <w:t>class</w:t>
+                      </w:r>
+                      <w:proofErr w:type="spellEnd"/>
+                      <w:r>
+                        <w:t xml:space="preserve"> </w:t>
+                      </w:r>
+                      <w:proofErr w:type="spellStart"/>
+                      <w:proofErr w:type="gramStart"/>
+                      <w:r>
+                        <w:t>ExportadorHistoriaClinica</w:t>
+                      </w:r>
+                      <w:proofErr w:type="spellEnd"/>
+                      <w:r>
+                        <w:t>(</w:t>
+                      </w:r>
+                      <w:proofErr w:type="gramEnd"/>
+                      <w:r>
+                        <w:t>ABC):</w:t>
+                      </w:r>
+                    </w:p>
+                    <w:p>
+                      <w:r>
+                        <w:t xml:space="preserve">    """</w:t>
+                      </w:r>
+                    </w:p>
+                    <w:p>
+                      <w:r>
+                        <w:t xml:space="preserve">    Interfaz común que deben cumplir todos los exportadores concretos.</w:t>
+                      </w:r>
+                    </w:p>
+                    <w:p>
+                      <w:r>
+                        <w:t xml:space="preserve">    Cualquier código que reciba un </w:t>
+                      </w:r>
+                      <w:proofErr w:type="spellStart"/>
+                      <w:r>
+                        <w:t>ExportadorHistoriaClinica</w:t>
+                      </w:r>
+                      <w:proofErr w:type="spellEnd"/>
+                      <w:r>
+                        <w:t xml:space="preserve"> (sin saber</w:t>
+                      </w:r>
+                    </w:p>
+                    <w:p>
+                      <w:r>
+                        <w:t xml:space="preserve">    </w:t>
+                      </w:r>
+                      <w:proofErr w:type="spellStart"/>
+                      <w:r>
+                        <w:t>si</w:t>
+                      </w:r>
+                      <w:proofErr w:type="spellEnd"/>
+                      <w:r>
+                        <w:t xml:space="preserve"> es PDF, TXT o CSV) puede confiar en que tiene un método `generar`</w:t>
+                      </w:r>
+                    </w:p>
+                    <w:p>
+                      <w:r>
+                        <w:t xml:space="preserve">    y los atributos `</w:t>
+                      </w:r>
+                      <w:proofErr w:type="spellStart"/>
+                      <w:r>
+                        <w:t>extension</w:t>
+                      </w:r>
+                      <w:proofErr w:type="spellEnd"/>
+                      <w:r>
+                        <w:t>` / `</w:t>
+                      </w:r>
+                      <w:proofErr w:type="spellStart"/>
+                      <w:r>
+                        <w:t>mimetype</w:t>
+                      </w:r>
+                      <w:proofErr w:type="spellEnd"/>
+                      <w:r>
+                        <w:t>`.</w:t>
+                      </w:r>
+                    </w:p>
+                    <w:p>
+                      <w:r>
+                        <w:t xml:space="preserve">    """</w:t>
+                      </w:r>
+                    </w:p>
+                    <w:p>
+                      <w:r>
+                        <w:t xml:space="preserve"> </w:t>
+                      </w:r>
+                    </w:p>
+                    <w:p>
+                      <w:r>
+                        <w:t xml:space="preserve">    </w:t>
+                      </w:r>
+                      <w:proofErr w:type="spellStart"/>
+                      <w:r>
+                        <w:t>extension</w:t>
+                      </w:r>
+                      <w:proofErr w:type="spellEnd"/>
+                      <w:r>
+                        <w:t xml:space="preserve">: </w:t>
+                      </w:r>
+                      <w:proofErr w:type="spellStart"/>
+                      <w:r>
+                        <w:t>str</w:t>
+                      </w:r>
+                      <w:proofErr w:type="spellEnd"/>
+                      <w:r>
+                        <w:t xml:space="preserve"> = ""</w:t>
+                      </w:r>
+                    </w:p>
+                    <w:p>
+                      <w:r>
+                        <w:t xml:space="preserve">    </w:t>
+                      </w:r>
+                      <w:proofErr w:type="spellStart"/>
+                      <w:r>
+                        <w:t>mimetype</w:t>
+                      </w:r>
+                      <w:proofErr w:type="spellEnd"/>
+                      <w:r>
+                        <w:t xml:space="preserve">: </w:t>
+                      </w:r>
+                      <w:proofErr w:type="spellStart"/>
+                      <w:r>
+                        <w:t>str</w:t>
+                      </w:r>
+                      <w:proofErr w:type="spellEnd"/>
+                      <w:r>
+                        <w:t xml:space="preserve"> = "</w:t>
+                      </w:r>
+                      <w:proofErr w:type="spellStart"/>
+                      <w:r>
+                        <w:t>application</w:t>
+                      </w:r>
+                      <w:proofErr w:type="spellEnd"/>
+                      <w:r>
+                        <w:t>/</w:t>
+                      </w:r>
+                      <w:proofErr w:type="spellStart"/>
+                      <w:r>
+                        <w:t>octet-stream</w:t>
+                      </w:r>
+                      <w:proofErr w:type="spellEnd"/>
+                      <w:r>
+                        <w:t>"</w:t>
+                      </w:r>
+                    </w:p>
+                    <w:p>
+                      <w:r>
+                        <w:t xml:space="preserve"> </w:t>
+                      </w:r>
+                    </w:p>
+                    <w:p>
+                      <w:r>
+                        <w:t xml:space="preserve">    @abstractmethod</w:t>
+                      </w:r>
+                    </w:p>
+                    <w:p>
+                      <w:proofErr w:type="spellStart"/>
+                      <w:r>
+                        <w:t>def</w:t>
+                      </w:r>
+                      <w:proofErr w:type="spellEnd"/>
+                      <w:r>
+                        <w:t xml:space="preserve"> </w:t>
+                      </w:r>
+                      <w:proofErr w:type="gramStart"/>
+                      <w:r>
+                        <w:t>generar(</w:t>
+                      </w:r>
+                      <w:proofErr w:type="spellStart"/>
+                      <w:proofErr w:type="gramEnd"/>
+                      <w:r>
+                        <w:rPr>
+                          <w:i/>
+                          <w:iCs/>
+                        </w:rPr>
+                        <w:t>self</w:t>
+                      </w:r>
+                      <w:proofErr w:type="spellEnd"/>
+                      <w:r>
+                        <w:t xml:space="preserve">, </w:t>
+                      </w:r>
+                      <w:r>
+                        <w:rPr>
+                          <w:i/>
+                          <w:iCs/>
+                        </w:rPr>
+                        <w:t>paciente</w:t>
+                      </w:r>
+                      <w:r>
+                        <w:t xml:space="preserve">: </w:t>
+                      </w:r>
+                      <w:proofErr w:type="spellStart"/>
+                      <w:r>
+                        <w:t>dict</w:t>
+                      </w:r>
+                      <w:proofErr w:type="spellEnd"/>
+                      <w:r>
+                        <w:t>) -&gt; bytes:</w:t>
+                      </w:r>
+                    </w:p>
+                    <w:p>
+                      <w:r>
+                        <w:t xml:space="preserve">        </w:t>
+                      </w:r>
+                      <w:proofErr w:type="spellStart"/>
+                      <w:r>
+                        <w:t>raise</w:t>
+                      </w:r>
+                      <w:proofErr w:type="spellEnd"/>
+                      <w:r>
+                        <w:t xml:space="preserve"> </w:t>
+                      </w:r>
+                      <w:proofErr w:type="spellStart"/>
+                      <w:r>
+                        <w:t>NotImplementedError</w:t>
+                      </w:r>
+                      <w:proofErr w:type="spellEnd"/>
+                    </w:p>
+                    <w:p/>
+                  </w:txbxContent>
+                </v:textbox>
+                <w10:wrap anchorx="margin"/>
+              </v:shape>
+            </w:pict>
+          </mc:Fallback>
+        </mc:AlternateContent>
+      </w:r>
+    </w:p>
+    <w:p>
+      <w:pPr>
+        <w:spacing w:line="276" w:lineRule="auto"/>
+        <w:jc w:val="both"/>
+        <w:rPr>
+          <w:rFonts w:ascii="Arial" w:hAnsi="Arial" w:cs="Arial"/>
+          <w:sz w:val="24"/>
+          <w:szCs w:val="24"/>
+        </w:rPr>
+      </w:pPr>
+    </w:p>
+    <w:p/>
+    <w:p>
+      <w:pPr>
+        <w:spacing w:line="276" w:lineRule="auto"/>
+        <w:jc w:val="both"/>
+        <w:rPr>
+          <w:rFonts w:ascii="Arial" w:hAnsi="Arial" w:cs="Arial"/>
+          <w:sz w:val="24"/>
+          <w:szCs w:val="24"/>
+        </w:rPr>
+      </w:pPr>
+    </w:p>
+    <w:p/>
+    <w:p>
+      <w:pPr>
+        <w:tabs>
+          <w:tab w:val="left" w:pos="1596"/>
+        </w:tabs>
+        <w:rPr>
+          <w:rFonts w:ascii="Arial" w:hAnsi="Arial" w:cs="Arial"/>
+          <w:sz w:val="24"/>
+          <w:szCs w:val="24"/>
+        </w:rPr>
+      </w:pPr>
+    </w:p>
+    <w:p>
+      <w:pPr>
+        <w:tabs>
+          <w:tab w:val="left" w:pos="1596"/>
+        </w:tabs>
+        <w:rPr>
+          <w:rFonts w:ascii="Arial" w:hAnsi="Arial" w:cs="Arial"/>
+          <w:sz w:val="24"/>
+          <w:szCs w:val="24"/>
+        </w:rPr>
+      </w:pPr>
+    </w:p>
+    <w:p>
+      <w:pPr>
+        <w:tabs>
+          <w:tab w:val="left" w:pos="1596"/>
+        </w:tabs>
+        <w:rPr>
+          <w:rFonts w:ascii="Arial" w:hAnsi="Arial" w:cs="Arial"/>
+          <w:sz w:val="24"/>
+          <w:szCs w:val="24"/>
+        </w:rPr>
+      </w:pPr>
+    </w:p>
+    <w:p>
+      <w:pPr>
+        <w:tabs>
+          <w:tab w:val="left" w:pos="1596"/>
+        </w:tabs>
+        <w:rPr>
+          <w:rFonts w:ascii="Arial" w:hAnsi="Arial" w:cs="Arial"/>
+          <w:sz w:val="24"/>
+          <w:szCs w:val="24"/>
+        </w:rPr>
+      </w:pPr>
+    </w:p>
+    <w:p>
+      <w:pPr>
+        <w:tabs>
+          <w:tab w:val="left" w:pos="1596"/>
+        </w:tabs>
+        <w:rPr>
+          <w:rFonts w:ascii="Arial" w:hAnsi="Arial" w:cs="Arial"/>
+          <w:sz w:val="24"/>
+          <w:szCs w:val="24"/>
+        </w:rPr>
+      </w:pPr>
+    </w:p>
+    <w:p>
+      <w:pPr>
+        <w:tabs>
+          <w:tab w:val="left" w:pos="1596"/>
+        </w:tabs>
+        <w:rPr>
+          <w:rFonts w:ascii="Arial" w:hAnsi="Arial" w:cs="Arial"/>
+          <w:sz w:val="24"/>
+          <w:szCs w:val="24"/>
+        </w:rPr>
+      </w:pPr>
+    </w:p>
+    <w:p>
+      <w:pPr>
+        <w:tabs>
+          <w:tab w:val="left" w:pos="1596"/>
+        </w:tabs>
+        <w:rPr>
+          <w:rFonts w:ascii="Arial" w:hAnsi="Arial" w:cs="Arial"/>
+          <w:sz w:val="24"/>
+          <w:szCs w:val="24"/>
+        </w:rPr>
+      </w:pPr>
+    </w:p>
+    <w:p>
+      <w:pPr>
+        <w:tabs>
+          <w:tab w:val="left" w:pos="1596"/>
+        </w:tabs>
+        <w:rPr>
+          <w:rFonts w:ascii="Arial" w:hAnsi="Arial" w:cs="Arial"/>
+          <w:sz w:val="24"/>
+          <w:szCs w:val="24"/>
+        </w:rPr>
+      </w:pPr>
+    </w:p>
+    <w:p>
+      <w:pPr>
+        <w:tabs>
+          <w:tab w:val="left" w:pos="1596"/>
+        </w:tabs>
+        <w:rPr>
+          <w:rFonts w:ascii="Arial" w:hAnsi="Arial" w:cs="Arial"/>
+          <w:sz w:val="24"/>
+          <w:szCs w:val="24"/>
+        </w:rPr>
+      </w:pPr>
+    </w:p>
+    <w:p>
+      <w:pPr>
+        <w:tabs>
+          <w:tab w:val="left" w:pos="1596"/>
+        </w:tabs>
+        <w:rPr>
+          <w:rFonts w:ascii="Arial" w:hAnsi="Arial" w:cs="Arial"/>
+          <w:sz w:val="24"/>
+          <w:szCs w:val="24"/>
+        </w:rPr>
+      </w:pPr>
+    </w:p>
+    <w:p>
+      <w:pPr>
+        <w:tabs>
+          <w:tab w:val="left" w:pos="1596"/>
+        </w:tabs>
+        <w:rPr>
+          <w:rFonts w:ascii="Arial" w:hAnsi="Arial" w:cs="Arial"/>
+          <w:sz w:val="24"/>
+          <w:szCs w:val="24"/>
+        </w:rPr>
+      </w:pPr>
+    </w:p>
+    <w:p>
+      <w:pPr>
+        <w:tabs>
+          <w:tab w:val="left" w:pos="1596"/>
+        </w:tabs>
+        <w:rPr>
+          <w:rFonts w:ascii="Arial" w:hAnsi="Arial" w:cs="Arial"/>
+          <w:sz w:val="24"/>
+          <w:szCs w:val="24"/>
+        </w:rPr>
+      </w:pPr>
+    </w:p>
+    <w:p>
+      <w:pPr>
+        <w:pStyle w:val="Ttulo2"/>
+        <w:spacing w:line="276" w:lineRule="auto"/>
+        <w:jc w:val="both"/>
+        <w:rPr>
+          <w:rFonts w:ascii="Arial" w:hAnsi="Arial" w:cs="Arial"/>
+          <w:b/>
+          <w:bCs/>
+          <w:color w:val="auto"/>
+          <w:sz w:val="24"/>
+          <w:szCs w:val="24"/>
+        </w:rPr>
+      </w:pPr>
+      <w:r>
+        <w:rPr>
+          <w:rFonts w:ascii="Arial" w:hAnsi="Arial" w:cs="Arial"/>
+          <w:b/>
+          <w:bCs/>
+          <w:color w:val="auto"/>
+          <w:sz w:val="24"/>
+          <w:szCs w:val="24"/>
+        </w:rPr>
+        <w:t xml:space="preserve">2.2 Productos concretos </w:t>
+      </w:r>
+    </w:p>
+    <w:p/>
+    <w:p>
+      <w:pPr>
+        <w:spacing w:line="276" w:lineRule="auto"/>
+        <w:jc w:val="both"/>
+        <w:rPr>
+          <w:rFonts w:ascii="Arial" w:hAnsi="Arial" w:cs="Arial"/>
+          <w:sz w:val="24"/>
+          <w:szCs w:val="24"/>
+        </w:rPr>
+      </w:pPr>
+      <w:r>
+        <w:rPr>
+          <w:rFonts w:ascii="Arial" w:hAnsi="Arial" w:cs="Arial"/>
+          <w:sz w:val="24"/>
+          <w:szCs w:val="24"/>
+        </w:rPr>
+        <w:t xml:space="preserve">Cada uno hereda de </w:t>
+      </w:r>
+      <w:proofErr w:type="spellStart"/>
+      <w:r>
+        <w:rPr>
+          <w:rFonts w:ascii="Arial" w:hAnsi="Arial" w:cs="Arial"/>
+          <w:sz w:val="24"/>
+          <w:szCs w:val="24"/>
+        </w:rPr>
+        <w:t>ExportadorHistoriaClinica</w:t>
+      </w:r>
+      <w:proofErr w:type="spellEnd"/>
+      <w:r>
+        <w:rPr>
+          <w:rFonts w:ascii="Arial" w:hAnsi="Arial" w:cs="Arial"/>
+          <w:sz w:val="24"/>
+          <w:szCs w:val="24"/>
+        </w:rPr>
+        <w:t xml:space="preserve"> e implementa </w:t>
+      </w:r>
+      <w:proofErr w:type="gramStart"/>
+      <w:r>
+        <w:rPr>
+          <w:rFonts w:ascii="Arial" w:hAnsi="Arial" w:cs="Arial"/>
+          <w:sz w:val="24"/>
+          <w:szCs w:val="24"/>
+        </w:rPr>
+        <w:t>generar(</w:t>
+      </w:r>
+      <w:proofErr w:type="gramEnd"/>
+      <w:r>
+        <w:rPr>
+          <w:rFonts w:ascii="Arial" w:hAnsi="Arial" w:cs="Arial"/>
+          <w:sz w:val="24"/>
+          <w:szCs w:val="24"/>
+        </w:rPr>
+        <w:t xml:space="preserve">) a su manera: </w:t>
+      </w:r>
+      <w:proofErr w:type="spellStart"/>
+      <w:r>
+        <w:rPr>
+          <w:rFonts w:ascii="Arial" w:hAnsi="Arial" w:cs="Arial"/>
+          <w:sz w:val="24"/>
+          <w:szCs w:val="24"/>
+        </w:rPr>
+        <w:t>ExportadorPDF</w:t>
+      </w:r>
+      <w:proofErr w:type="spellEnd"/>
+      <w:r>
+        <w:rPr>
+          <w:rFonts w:ascii="Arial" w:hAnsi="Arial" w:cs="Arial"/>
+          <w:sz w:val="24"/>
+          <w:szCs w:val="24"/>
+        </w:rPr>
+        <w:t xml:space="preserve"> arma el archivo con la librería </w:t>
+      </w:r>
+      <w:proofErr w:type="spellStart"/>
+      <w:r>
+        <w:rPr>
+          <w:rFonts w:ascii="Arial" w:hAnsi="Arial" w:cs="Arial"/>
+          <w:sz w:val="24"/>
+          <w:szCs w:val="24"/>
+        </w:rPr>
+        <w:t>reportlab</w:t>
+      </w:r>
+      <w:proofErr w:type="spellEnd"/>
+      <w:r>
+        <w:rPr>
+          <w:rFonts w:ascii="Arial" w:hAnsi="Arial" w:cs="Arial"/>
+          <w:sz w:val="24"/>
+          <w:szCs w:val="24"/>
+        </w:rPr>
+        <w:t xml:space="preserve">, </w:t>
+      </w:r>
+      <w:proofErr w:type="spellStart"/>
+      <w:r>
+        <w:rPr>
+          <w:rFonts w:ascii="Arial" w:hAnsi="Arial" w:cs="Arial"/>
+          <w:sz w:val="24"/>
+          <w:szCs w:val="24"/>
+        </w:rPr>
+        <w:t>ExportadorTXT</w:t>
+      </w:r>
+      <w:proofErr w:type="spellEnd"/>
+      <w:r>
+        <w:rPr>
+          <w:rFonts w:ascii="Arial" w:hAnsi="Arial" w:cs="Arial"/>
+          <w:sz w:val="24"/>
+          <w:szCs w:val="24"/>
+        </w:rPr>
+        <w:t xml:space="preserve"> concatena </w:t>
+      </w:r>
+      <w:r>
+        <w:rPr>
+          <w:rFonts w:ascii="Arial" w:hAnsi="Arial" w:cs="Arial"/>
+          <w:sz w:val="24"/>
+          <w:szCs w:val="24"/>
+        </w:rPr>
+        <w:lastRenderedPageBreak/>
+        <w:t xml:space="preserve">líneas de texto plano, y </w:t>
+      </w:r>
+      <w:proofErr w:type="spellStart"/>
+      <w:r>
+        <w:rPr>
+          <w:rFonts w:ascii="Arial" w:hAnsi="Arial" w:cs="Arial"/>
+          <w:sz w:val="24"/>
+          <w:szCs w:val="24"/>
+        </w:rPr>
+        <w:t>ExportadorCSV</w:t>
+      </w:r>
+      <w:proofErr w:type="spellEnd"/>
+      <w:r>
+        <w:rPr>
+          <w:rFonts w:ascii="Arial" w:hAnsi="Arial" w:cs="Arial"/>
+          <w:sz w:val="24"/>
+          <w:szCs w:val="24"/>
+        </w:rPr>
+        <w:t xml:space="preserve"> escribe pares campo-valor con el módulo </w:t>
+      </w:r>
+      <w:proofErr w:type="spellStart"/>
+      <w:r>
+        <w:rPr>
+          <w:rFonts w:ascii="Arial" w:hAnsi="Arial" w:cs="Arial"/>
+          <w:sz w:val="24"/>
+          <w:szCs w:val="24"/>
+        </w:rPr>
+        <w:t>csv</w:t>
+      </w:r>
+      <w:proofErr w:type="spellEnd"/>
+      <w:r>
+        <w:rPr>
+          <w:rFonts w:ascii="Arial" w:hAnsi="Arial" w:cs="Arial"/>
+          <w:sz w:val="24"/>
+          <w:szCs w:val="24"/>
+        </w:rPr>
+        <w:t>. Los tres devuelven bytes listos para descargar, sin guardar nada en el disco del servidor.</w:t>
+      </w:r>
+    </w:p>
+    <w:p>
+      <w:pPr>
+        <w:spacing w:line="276" w:lineRule="auto"/>
+        <w:jc w:val="both"/>
+        <w:rPr>
+          <w:rFonts w:ascii="Arial" w:hAnsi="Arial" w:cs="Arial"/>
+          <w:sz w:val="24"/>
+          <w:szCs w:val="24"/>
+        </w:rPr>
+      </w:pPr>
+      <w:r>
+        <w:rPr>
+          <w:rFonts w:ascii="Arial" w:hAnsi="Arial" w:cs="Arial"/>
+          <w:noProof/>
+          <w:sz w:val="24"/>
+          <w:szCs w:val="24"/>
+        </w:rPr>
+        <mc:AlternateContent>
+          <mc:Choice Requires="wps">
+            <w:drawing>
+              <wp:anchor distT="0" distB="0" distL="114300" distR="114300" simplePos="0" relativeHeight="251666432" behindDoc="0" locked="0" layoutInCell="1" allowOverlap="1" wp14:anchorId="27B4541F" wp14:editId="50A3F9B9">
+                <wp:simplePos x="0" y="0"/>
+                <wp:positionH relativeFrom="margin">
+                  <wp:align>left</wp:align>
+                </wp:positionH>
+                <wp:positionV relativeFrom="paragraph">
+                  <wp:posOffset>306705</wp:posOffset>
+                </wp:positionV>
+                <wp:extent cx="5707380" cy="5303520"/>
+                <wp:effectExtent l="0" t="0" r="26670" b="11430"/>
+                <wp:wrapNone/>
+                <wp:docPr id="5" name="Cuadro de texto 5"/>
+                <wp:cNvGraphicFramePr/>
+                <a:graphic xmlns:a="http://schemas.openxmlformats.org/drawingml/2006/main">
+                  <a:graphicData uri="http://schemas.microsoft.com/office/word/2010/wordprocessingShape">
+                    <wps:wsp>
+                      <wps:cNvSpPr txBox="1"/>
+                      <wps:spPr>
+                        <a:xfrm>
+                          <a:off x="0" y="0"/>
+                          <a:ext cx="5707380" cy="5303520"/>
+                        </a:xfrm>
+                        <a:prstGeom prst="rect">
+                          <a:avLst/>
+                        </a:prstGeom>
+                        <a:solidFill>
+                          <a:schemeClr val="bg2"/>
+                        </a:solidFill>
+                        <a:ln w="6350">
+                          <a:solidFill>
+                            <a:prstClr val="black"/>
+                          </a:solidFill>
+                        </a:ln>
+                      </wps:spPr>
+                      <wps:txbx>
+                        <w:txbxContent>
+                          <w:p>
+                            <w:proofErr w:type="spellStart"/>
+                            <w:r>
+                              <w:t>class</w:t>
+                            </w:r>
+                            <w:proofErr w:type="spellEnd"/>
+                            <w:r>
+                              <w:t xml:space="preserve"> </w:t>
+                            </w:r>
+                            <w:proofErr w:type="spellStart"/>
+                            <w:proofErr w:type="gramStart"/>
+                            <w:r>
+                              <w:t>ExportadorPDF</w:t>
+                            </w:r>
+                            <w:proofErr w:type="spellEnd"/>
+                            <w:r>
+                              <w:t>(</w:t>
+                            </w:r>
+                            <w:proofErr w:type="spellStart"/>
+                            <w:proofErr w:type="gramEnd"/>
+                            <w:r>
+                              <w:t>ExportadorHistoriaClinica</w:t>
+                            </w:r>
+                            <w:proofErr w:type="spellEnd"/>
+                            <w:r>
+                              <w:t>):</w:t>
+                            </w:r>
+                          </w:p>
+                          <w:p>
+                            <w:r>
+                              <w:t xml:space="preserve">    </w:t>
+                            </w:r>
+                            <w:proofErr w:type="spellStart"/>
+                            <w:r>
+                              <w:t>extension</w:t>
+                            </w:r>
+                            <w:proofErr w:type="spellEnd"/>
+                            <w:r>
+                              <w:t xml:space="preserve"> = "</w:t>
+                            </w:r>
+                            <w:proofErr w:type="spellStart"/>
+                            <w:r>
+                              <w:t>pdf</w:t>
+                            </w:r>
+                            <w:proofErr w:type="spellEnd"/>
+                            <w:r>
+                              <w:t>"</w:t>
+                            </w:r>
+                          </w:p>
+                          <w:p>
+                            <w:r>
+                              <w:t xml:space="preserve">    </w:t>
+                            </w:r>
+                            <w:proofErr w:type="spellStart"/>
+                            <w:r>
+                              <w:t>mimetype</w:t>
+                            </w:r>
+                            <w:proofErr w:type="spellEnd"/>
+                            <w:r>
+                              <w:t xml:space="preserve"> = "</w:t>
+                            </w:r>
+                            <w:proofErr w:type="spellStart"/>
+                            <w:r>
+                              <w:t>application</w:t>
+                            </w:r>
+                            <w:proofErr w:type="spellEnd"/>
+                            <w:r>
+                              <w:t>/</w:t>
+                            </w:r>
+                            <w:proofErr w:type="spellStart"/>
+                            <w:r>
+                              <w:t>pdf</w:t>
+                            </w:r>
+                            <w:proofErr w:type="spellEnd"/>
+                            <w:r>
+                              <w:t>"</w:t>
+                            </w:r>
+                          </w:p>
+                          <w:p/>
+                          <w:p>
+                            <w:r>
+                              <w:t xml:space="preserve">    </w:t>
+                            </w:r>
+                            <w:proofErr w:type="spellStart"/>
+                            <w:r>
+                              <w:t>def</w:t>
+                            </w:r>
+                            <w:proofErr w:type="spellEnd"/>
+                            <w:r>
+                              <w:t xml:space="preserve"> </w:t>
+                            </w:r>
+                            <w:proofErr w:type="gramStart"/>
+                            <w:r>
+                              <w:t>generar(</w:t>
+                            </w:r>
+                            <w:proofErr w:type="spellStart"/>
+                            <w:proofErr w:type="gramEnd"/>
+                            <w:r>
+                              <w:t>self</w:t>
+                            </w:r>
+                            <w:proofErr w:type="spellEnd"/>
+                            <w:r>
+                              <w:t xml:space="preserve">, paciente: </w:t>
+                            </w:r>
+                            <w:proofErr w:type="spellStart"/>
+                            <w:r>
+                              <w:t>dict</w:t>
+                            </w:r>
+                            <w:proofErr w:type="spellEnd"/>
+                            <w:r>
+                              <w:t>) -&gt; bytes:</w:t>
+                            </w:r>
+                          </w:p>
+                          <w:p>
+                            <w:r>
+                              <w:t xml:space="preserve">        buffer = </w:t>
+                            </w:r>
+                            <w:proofErr w:type="spellStart"/>
+                            <w:proofErr w:type="gramStart"/>
+                            <w:r>
+                              <w:t>io.BytesIO</w:t>
+                            </w:r>
+                            <w:proofErr w:type="spellEnd"/>
+                            <w:proofErr w:type="gramEnd"/>
+                            <w:r>
+                              <w:t>()</w:t>
+                            </w:r>
+                          </w:p>
+                          <w:p>
+                            <w:r>
+                              <w:t xml:space="preserve">        </w:t>
+                            </w:r>
+                            <w:proofErr w:type="spellStart"/>
+                            <w:r>
+                              <w:t>documento_pdf</w:t>
+                            </w:r>
+                            <w:proofErr w:type="spellEnd"/>
+                            <w:r>
+                              <w:t xml:space="preserve"> = </w:t>
+                            </w:r>
+                            <w:proofErr w:type="spellStart"/>
+                            <w:proofErr w:type="gramStart"/>
+                            <w:r>
+                              <w:t>SimpleDocTemplate</w:t>
+                            </w:r>
+                            <w:proofErr w:type="spellEnd"/>
+                            <w:r>
+                              <w:t>(</w:t>
+                            </w:r>
+                            <w:proofErr w:type="gramEnd"/>
+                            <w:r>
+                              <w:t xml:space="preserve">buffer, </w:t>
+                            </w:r>
+                            <w:proofErr w:type="spellStart"/>
+                            <w:r>
+                              <w:t>pagesize</w:t>
+                            </w:r>
+                            <w:proofErr w:type="spellEnd"/>
+                            <w:r>
+                              <w:t>=</w:t>
+                            </w:r>
+                            <w:proofErr w:type="spellStart"/>
+                            <w:r>
+                              <w:t>letter</w:t>
+                            </w:r>
+                            <w:proofErr w:type="spellEnd"/>
+                            <w:r>
+                              <w:t>, ...)</w:t>
+                            </w:r>
+                          </w:p>
+                          <w:p>
+                            <w:r>
+                              <w:t xml:space="preserve">        # ... arma </w:t>
+                            </w:r>
+                            <w:proofErr w:type="spellStart"/>
+                            <w:r>
+                              <w:t>titulo</w:t>
+                            </w:r>
+                            <w:proofErr w:type="spellEnd"/>
+                            <w:r>
+                              <w:t xml:space="preserve">, tabla de datos generales y secciones </w:t>
+                            </w:r>
+                            <w:proofErr w:type="spellStart"/>
+                            <w:r>
+                              <w:t>clinicas</w:t>
+                            </w:r>
+                            <w:proofErr w:type="spellEnd"/>
+                            <w:r>
+                              <w:t xml:space="preserve"> ...</w:t>
+                            </w:r>
+                          </w:p>
+                          <w:p>
+                            <w:r>
+                              <w:t xml:space="preserve">        </w:t>
+                            </w:r>
+                            <w:proofErr w:type="spellStart"/>
+                            <w:r>
+                              <w:t>documento_</w:t>
+                            </w:r>
+                            <w:proofErr w:type="gramStart"/>
+                            <w:r>
+                              <w:t>pdf.build</w:t>
+                            </w:r>
+                            <w:proofErr w:type="spellEnd"/>
+                            <w:proofErr w:type="gramEnd"/>
+                            <w:r>
+                              <w:t>(elementos)</w:t>
+                            </w:r>
+                          </w:p>
+                          <w:p>
+                            <w:r>
+                              <w:t xml:space="preserve">        </w:t>
+                            </w:r>
+                            <w:proofErr w:type="spellStart"/>
+                            <w:r>
+                              <w:t>return</w:t>
+                            </w:r>
+                            <w:proofErr w:type="spellEnd"/>
+                            <w:r>
+                              <w:t xml:space="preserve"> </w:t>
+                            </w:r>
+                            <w:proofErr w:type="spellStart"/>
+                            <w:proofErr w:type="gramStart"/>
+                            <w:r>
+                              <w:t>buffer.getvalue</w:t>
+                            </w:r>
+                            <w:proofErr w:type="spellEnd"/>
+                            <w:proofErr w:type="gramEnd"/>
+                            <w:r>
+                              <w:t>()</w:t>
+                            </w:r>
+                          </w:p>
+                          <w:p>
+                            <w:r>
+                              <w:t xml:space="preserve"> </w:t>
+                            </w:r>
+                          </w:p>
+                          <w:p>
+                            <w:proofErr w:type="spellStart"/>
+                            <w:r>
+                              <w:t>class</w:t>
+                            </w:r>
+                            <w:proofErr w:type="spellEnd"/>
+                            <w:r>
+                              <w:t xml:space="preserve"> </w:t>
+                            </w:r>
+                            <w:proofErr w:type="spellStart"/>
+                            <w:proofErr w:type="gramStart"/>
+                            <w:r>
+                              <w:t>ExportadorTXT</w:t>
+                            </w:r>
+                            <w:proofErr w:type="spellEnd"/>
+                            <w:r>
+                              <w:t>(</w:t>
+                            </w:r>
+                            <w:proofErr w:type="spellStart"/>
+                            <w:proofErr w:type="gramEnd"/>
+                            <w:r>
+                              <w:t>ExportadorHistoriaClinica</w:t>
+                            </w:r>
+                            <w:proofErr w:type="spellEnd"/>
+                            <w:r>
+                              <w:t>):</w:t>
+                            </w:r>
+                          </w:p>
+                          <w:p>
+                            <w:r>
+                              <w:t xml:space="preserve">    </w:t>
+                            </w:r>
+                            <w:proofErr w:type="spellStart"/>
+                            <w:r>
+                              <w:t>extension</w:t>
+                            </w:r>
+                            <w:proofErr w:type="spellEnd"/>
+                            <w:r>
+                              <w:t xml:space="preserve"> = "</w:t>
+                            </w:r>
+                            <w:proofErr w:type="spellStart"/>
+                            <w:r>
+                              <w:t>txt</w:t>
+                            </w:r>
+                            <w:proofErr w:type="spellEnd"/>
+                            <w:r>
+                              <w:t>"</w:t>
+                            </w:r>
+                          </w:p>
+                          <w:p>
+                            <w:r>
+                              <w:t xml:space="preserve">    </w:t>
+                            </w:r>
+                            <w:proofErr w:type="spellStart"/>
+                            <w:r>
+                              <w:t>mimetype</w:t>
+                            </w:r>
+                            <w:proofErr w:type="spellEnd"/>
+                            <w:r>
+                              <w:t xml:space="preserve"> = "</w:t>
+                            </w:r>
+                            <w:proofErr w:type="spellStart"/>
+                            <w:r>
+                              <w:t>text</w:t>
+                            </w:r>
+                            <w:proofErr w:type="spellEnd"/>
+                            <w:r>
+                              <w:t>/</w:t>
+                            </w:r>
+                            <w:proofErr w:type="spellStart"/>
+                            <w:r>
+                              <w:t>plain</w:t>
+                            </w:r>
+                            <w:proofErr w:type="spellEnd"/>
+                            <w:r>
+                              <w:t xml:space="preserve">; </w:t>
+                            </w:r>
+                            <w:proofErr w:type="spellStart"/>
+                            <w:r>
+                              <w:t>charset</w:t>
+                            </w:r>
+                            <w:proofErr w:type="spellEnd"/>
+                            <w:r>
+                              <w:t>=utf-8"</w:t>
+                            </w:r>
+                          </w:p>
+                          <w:p>
+                            <w:r>
+                              <w:t xml:space="preserve"> </w:t>
+                            </w:r>
+                          </w:p>
+                          <w:p>
+                            <w:r>
+                              <w:t xml:space="preserve">    </w:t>
+                            </w:r>
+                            <w:proofErr w:type="spellStart"/>
+                            <w:r>
+                              <w:t>def</w:t>
+                            </w:r>
+                            <w:proofErr w:type="spellEnd"/>
+                            <w:r>
+                              <w:t xml:space="preserve"> </w:t>
+                            </w:r>
+                            <w:proofErr w:type="gramStart"/>
+                            <w:r>
+                              <w:t>generar(</w:t>
+                            </w:r>
+                            <w:proofErr w:type="spellStart"/>
+                            <w:proofErr w:type="gramEnd"/>
+                            <w:r>
+                              <w:t>self</w:t>
+                            </w:r>
+                            <w:proofErr w:type="spellEnd"/>
+                            <w:r>
+                              <w:t xml:space="preserve">, paciente: </w:t>
+                            </w:r>
+                            <w:proofErr w:type="spellStart"/>
+                            <w:r>
+                              <w:t>dict</w:t>
+                            </w:r>
+                            <w:proofErr w:type="spellEnd"/>
+                            <w:r>
+                              <w:t>) -&gt; bytes:</w:t>
+                            </w:r>
+                          </w:p>
+                          <w:p>
+                            <w:r>
+                              <w:t xml:space="preserve">        </w:t>
+                            </w:r>
+                            <w:proofErr w:type="spellStart"/>
+                            <w:r>
+                              <w:t>lineas</w:t>
+                            </w:r>
+                            <w:proofErr w:type="spellEnd"/>
+                            <w:r>
+                              <w:t xml:space="preserve"> = [ "SHCE - HISTORIA CLINICA DEL PACIENTE", </w:t>
+                            </w:r>
+                            <w:proofErr w:type="gramStart"/>
+                            <w:r>
+                              <w:t>... ]</w:t>
+                            </w:r>
+                            <w:proofErr w:type="gramEnd"/>
+                          </w:p>
+                          <w:p>
+                            <w:r>
+                              <w:t xml:space="preserve">        </w:t>
+                            </w:r>
+                            <w:proofErr w:type="spellStart"/>
+                            <w:r>
+                              <w:t>return</w:t>
+                            </w:r>
+                            <w:proofErr w:type="spellEnd"/>
+                            <w:r>
+                              <w:t xml:space="preserve"> "\n</w:t>
+                            </w:r>
+                            <w:proofErr w:type="gramStart"/>
+                            <w:r>
+                              <w:t>".</w:t>
+                            </w:r>
+                            <w:proofErr w:type="spellStart"/>
+                            <w:r>
+                              <w:t>join</w:t>
+                            </w:r>
+                            <w:proofErr w:type="spellEnd"/>
+                            <w:proofErr w:type="gramEnd"/>
+                            <w:r>
+                              <w:t>(</w:t>
+                            </w:r>
+                            <w:proofErr w:type="spellStart"/>
+                            <w:r>
+                              <w:t>lineas</w:t>
+                            </w:r>
+                            <w:proofErr w:type="spellEnd"/>
+                            <w:r>
+                              <w:t>).</w:t>
+                            </w:r>
+                            <w:proofErr w:type="spellStart"/>
+                            <w:r>
+                              <w:t>encode</w:t>
+                            </w:r>
+                            <w:proofErr w:type="spellEnd"/>
+                            <w:r>
+                              <w:t>("utf-8")</w:t>
+                            </w:r>
+                          </w:p>
+                          <w:p>
+                            <w:r>
+                              <w:t xml:space="preserve"> </w:t>
+                            </w:r>
+                          </w:p>
+                          <w:p/>
+                        </w:txbxContent>
+                      </wps:txbx>
+                      <wps:bodyPr rot="0" spcFirstLastPara="0" vertOverflow="overflow" horzOverflow="overflow" vert="horz" wrap="square" lIns="91440" tIns="45720" rIns="91440" bIns="45720" numCol="1" spcCol="0" rtlCol="0" fromWordArt="0" anchor="t" anchorCtr="0" forceAA="0" compatLnSpc="1">
+                        <a:prstTxWarp prst="textNoShape">
+                          <a:avLst/>
+                        </a:prstTxWarp>
+                        <a:noAutofit/>
+                      </wps:bodyPr>
+                    </wps:wsp>
+                  </a:graphicData>
+                </a:graphic>
+                <wp14:sizeRelV relativeFrom="margin">
+                  <wp14:pctHeight>0</wp14:pctHeight>
+                </wp14:sizeRelV>
+              </wp:anchor>
+            </w:drawing>
+          </mc:Choice>
+          <mc:Fallback>
+            <w:pict>
+              <v:shape w14:anchorId="27B4541F" id="Cuadro de texto 5" o:spid="_x0000_s1030" type="#_x0000_t202" style="position:absolute;left:0;text-align:left;margin-left:0;margin-top:24.15pt;width:449.4pt;height:417.6pt;z-index:251666432;visibility:visible;mso-wrap-style:square;mso-height-percent:0;mso-wrap-distance-left:9pt;mso-wrap-distance-top:0;mso-wrap-distance-right:9pt;mso-wrap-distance-bottom:0;mso-position-horizontal:left;mso-position-horizontal-relative:margin;mso-position-vertical:absolute;mso-position-vertical-relative:text;mso-height-percent:0;mso-height-relative:margin;v-text-anchor:top" o:gfxdata="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" fillcolor="#e8e8e8 [3214]" strokeweight=".5pt">
+                <v:textbox>
+                  <w:txbxContent>
+                    <w:p>
+                      <w:proofErr w:type="spellStart"/>
+                      <w:r>
+                        <w:t>class</w:t>
+                      </w:r>
+                      <w:proofErr w:type="spellEnd"/>
+                      <w:r>
+                        <w:t xml:space="preserve"> </w:t>
+                      </w:r>
+                      <w:proofErr w:type="spellStart"/>
+                      <w:proofErr w:type="gramStart"/>
+                      <w:r>
+                        <w:t>ExportadorPDF</w:t>
+                      </w:r>
+                      <w:proofErr w:type="spellEnd"/>
+                      <w:r>
+                        <w:t>(</w:t>
+                      </w:r>
+                      <w:proofErr w:type="spellStart"/>
+                      <w:proofErr w:type="gramEnd"/>
+                      <w:r>
+                        <w:t>ExportadorHistoriaClinica</w:t>
+                      </w:r>
+                      <w:proofErr w:type="spellEnd"/>
+                      <w:r>
+                        <w:t>):</w:t>
+                      </w:r>
+                    </w:p>
+                    <w:p>
+                      <w:r>
+                        <w:t xml:space="preserve">    </w:t>
+                      </w:r>
+                      <w:proofErr w:type="spellStart"/>
+                      <w:r>
+                        <w:t>extension</w:t>
+                      </w:r>
+                      <w:proofErr w:type="spellEnd"/>
+                      <w:r>
+                        <w:t xml:space="preserve"> = "</w:t>
+                      </w:r>
+                      <w:proofErr w:type="spellStart"/>
+                      <w:r>
+                        <w:t>pdf</w:t>
+                      </w:r>
+                      <w:proofErr w:type="spellEnd"/>
+                      <w:r>
+                        <w:t>"</w:t>
+                      </w:r>
+                    </w:p>
+                    <w:p>
+                      <w:r>
+                        <w:t xml:space="preserve">    </w:t>
+                      </w:r>
+                      <w:proofErr w:type="spellStart"/>
+                      <w:r>
+                        <w:t>mimetype</w:t>
+                      </w:r>
+                      <w:proofErr w:type="spellEnd"/>
+                      <w:r>
+                        <w:t xml:space="preserve"> = "</w:t>
+                      </w:r>
+                      <w:proofErr w:type="spellStart"/>
+                      <w:r>
+                        <w:t>application</w:t>
+                      </w:r>
+                      <w:proofErr w:type="spellEnd"/>
+                      <w:r>
+                        <w:t>/</w:t>
+                      </w:r>
+                      <w:proofErr w:type="spellStart"/>
+                      <w:r>
+                        <w:t>pdf</w:t>
+                      </w:r>
+                      <w:proofErr w:type="spellEnd"/>
+                      <w:r>
+                        <w:t>"</w:t>
+                      </w:r>
+                    </w:p>
+                    <w:p/>
+                    <w:p>
+                      <w:r>
+                        <w:t xml:space="preserve">    </w:t>
+                      </w:r>
+                      <w:proofErr w:type="spellStart"/>
+                      <w:r>
+                        <w:t>def</w:t>
+                      </w:r>
+                      <w:proofErr w:type="spellEnd"/>
+                      <w:r>
+                        <w:t xml:space="preserve"> </w:t>
+                      </w:r>
+                      <w:proofErr w:type="gramStart"/>
+                      <w:r>
+                        <w:t>generar(</w:t>
+                      </w:r>
+                      <w:proofErr w:type="spellStart"/>
+                      <w:proofErr w:type="gramEnd"/>
+                      <w:r>
+                        <w:t>self</w:t>
+                      </w:r>
+                      <w:proofErr w:type="spellEnd"/>
+                      <w:r>
+                        <w:t xml:space="preserve">, paciente: </w:t>
+                      </w:r>
+                      <w:proofErr w:type="spellStart"/>
+                      <w:r>
+                        <w:t>dict</w:t>
+                      </w:r>
+                      <w:proofErr w:type="spellEnd"/>
+                      <w:r>
+                        <w:t>) -&gt; bytes:</w:t>
+                      </w:r>
+                    </w:p>
+                    <w:p>
+                      <w:r>
+                        <w:t xml:space="preserve">        buffer = </w:t>
+                      </w:r>
+                      <w:proofErr w:type="spellStart"/>
+                      <w:proofErr w:type="gramStart"/>
+                      <w:r>
+                        <w:t>io.BytesIO</w:t>
+                      </w:r>
+                      <w:proofErr w:type="spellEnd"/>
+                      <w:proofErr w:type="gramEnd"/>
+                      <w:r>
+                        <w:t>()</w:t>
+                      </w:r>
+                    </w:p>
+                    <w:p>
+                      <w:r>
+                        <w:t xml:space="preserve">        </w:t>
+                      </w:r>
+                      <w:proofErr w:type="spellStart"/>
+                      <w:r>
+                        <w:t>documento_pdf</w:t>
+                      </w:r>
+                      <w:proofErr w:type="spellEnd"/>
+                      <w:r>
+                        <w:t xml:space="preserve"> = </w:t>
+                      </w:r>
+                      <w:proofErr w:type="spellStart"/>
+                      <w:proofErr w:type="gramStart"/>
+                      <w:r>
+                        <w:t>SimpleDocTemplate</w:t>
+                      </w:r>
+                      <w:proofErr w:type="spellEnd"/>
+                      <w:r>
+                        <w:t>(</w:t>
+                      </w:r>
+                      <w:proofErr w:type="gramEnd"/>
+                      <w:r>
+                        <w:t xml:space="preserve">buffer, </w:t>
+                      </w:r>
+                      <w:proofErr w:type="spellStart"/>
+                      <w:r>
+                        <w:t>pagesize</w:t>
+                      </w:r>
+                      <w:proofErr w:type="spellEnd"/>
+                      <w:r>
+                        <w:t>=</w:t>
+                      </w:r>
+                      <w:proofErr w:type="spellStart"/>
+                      <w:r>
+                        <w:t>letter</w:t>
+                      </w:r>
+                      <w:proofErr w:type="spellEnd"/>
+                      <w:r>
+                        <w:t>, ...)</w:t>
+                      </w:r>
+                    </w:p>
+                    <w:p>
+                      <w:r>
+                        <w:t xml:space="preserve">        # ... arma </w:t>
+                      </w:r>
+                      <w:proofErr w:type="spellStart"/>
+                      <w:r>
+                        <w:t>titulo</w:t>
+                      </w:r>
+                      <w:proofErr w:type="spellEnd"/>
+                      <w:r>
+                        <w:t xml:space="preserve">, tabla de datos generales y secciones </w:t>
+                      </w:r>
+                      <w:proofErr w:type="spellStart"/>
+                      <w:r>
+                        <w:t>clinicas</w:t>
+                      </w:r>
+                      <w:proofErr w:type="spellEnd"/>
+                      <w:r>
+                        <w:t xml:space="preserve"> ...</w:t>
+                      </w:r>
+                    </w:p>
+                    <w:p>
+                      <w:r>
+                        <w:t xml:space="preserve">        </w:t>
+                      </w:r>
+                      <w:proofErr w:type="spellStart"/>
+                      <w:r>
+                        <w:t>documento_</w:t>
+                      </w:r>
+                      <w:proofErr w:type="gramStart"/>
+                      <w:r>
+                        <w:t>pdf.build</w:t>
+                      </w:r>
+                      <w:proofErr w:type="spellEnd"/>
+                      <w:proofErr w:type="gramEnd"/>
+                      <w:r>
+                        <w:t>(elementos)</w:t>
+                      </w:r>
+                    </w:p>
+                    <w:p>
+                      <w:r>
+                        <w:t xml:space="preserve">        </w:t>
+                      </w:r>
+                      <w:proofErr w:type="spellStart"/>
+                      <w:r>
+                        <w:t>return</w:t>
+                      </w:r>
+                      <w:proofErr w:type="spellEnd"/>
+                      <w:r>
+                        <w:t xml:space="preserve"> </w:t>
+                      </w:r>
+                      <w:proofErr w:type="spellStart"/>
+                      <w:proofErr w:type="gramStart"/>
+                      <w:r>
+                        <w:t>buffer.getvalue</w:t>
+                      </w:r>
+                      <w:proofErr w:type="spellEnd"/>
+                      <w:proofErr w:type="gramEnd"/>
+                      <w:r>
+                        <w:t>()</w:t>
+                      </w:r>
+                    </w:p>
+                    <w:p>
+                      <w:r>
+                        <w:t xml:space="preserve"> </w:t>
+                      </w:r>
+                    </w:p>
+                    <w:p>
+                      <w:proofErr w:type="spellStart"/>
+                      <w:r>
+                        <w:t>class</w:t>
+                      </w:r>
+                      <w:proofErr w:type="spellEnd"/>
+                      <w:r>
+                        <w:t xml:space="preserve"> </w:t>
+                      </w:r>
+                      <w:proofErr w:type="spellStart"/>
+                      <w:proofErr w:type="gramStart"/>
+                      <w:r>
+                        <w:t>ExportadorTXT</w:t>
+                      </w:r>
+                      <w:proofErr w:type="spellEnd"/>
+                      <w:r>
+                        <w:t>(</w:t>
+                      </w:r>
+                      <w:proofErr w:type="spellStart"/>
+                      <w:proofErr w:type="gramEnd"/>
+                      <w:r>
+                        <w:t>ExportadorHistoriaClinica</w:t>
+                      </w:r>
+                      <w:proofErr w:type="spellEnd"/>
+                      <w:r>
+                        <w:t>):</w:t>
+                      </w:r>
+                    </w:p>
+                    <w:p>
+                      <w:r>
+                        <w:t xml:space="preserve">    </w:t>
+                      </w:r>
+                      <w:proofErr w:type="spellStart"/>
+                      <w:r>
+                        <w:t>extension</w:t>
+                      </w:r>
+                      <w:proofErr w:type="spellEnd"/>
+                      <w:r>
+                        <w:t xml:space="preserve"> = "</w:t>
+                      </w:r>
+                      <w:proofErr w:type="spellStart"/>
+                      <w:r>
+                        <w:t>txt</w:t>
+                      </w:r>
+                      <w:proofErr w:type="spellEnd"/>
+                      <w:r>
+                        <w:t>"</w:t>
+                      </w:r>
+                    </w:p>
+                    <w:p>
+                      <w:r>
+                        <w:t xml:space="preserve">    </w:t>
+                      </w:r>
+                      <w:proofErr w:type="spellStart"/>
+                      <w:r>
+                        <w:t>mimetype</w:t>
+                      </w:r>
+                      <w:proofErr w:type="spellEnd"/>
+                      <w:r>
+                        <w:t xml:space="preserve"> = "</w:t>
+                      </w:r>
+                      <w:proofErr w:type="spellStart"/>
+                      <w:r>
+                        <w:t>text</w:t>
+                      </w:r>
+                      <w:proofErr w:type="spellEnd"/>
+                      <w:r>
+                        <w:t>/</w:t>
+                      </w:r>
+                      <w:proofErr w:type="spellStart"/>
+                      <w:r>
+                        <w:t>plain</w:t>
+                      </w:r>
+                      <w:proofErr w:type="spellEnd"/>
+                      <w:r>
+                        <w:t xml:space="preserve">; </w:t>
+                      </w:r>
+                      <w:proofErr w:type="spellStart"/>
+                      <w:r>
+                        <w:t>charset</w:t>
+                      </w:r>
+                      <w:proofErr w:type="spellEnd"/>
+                      <w:r>
+                        <w:t>=utf-8"</w:t>
+                      </w:r>
+                    </w:p>
+                    <w:p>
+                      <w:r>
+                        <w:t xml:space="preserve"> </w:t>
+                      </w:r>
+                    </w:p>
+                    <w:p>
+                      <w:r>
+                        <w:t xml:space="preserve">    </w:t>
+                      </w:r>
+                      <w:proofErr w:type="spellStart"/>
+                      <w:r>
+                        <w:t>def</w:t>
+                      </w:r>
+                      <w:proofErr w:type="spellEnd"/>
+                      <w:r>
+                        <w:t xml:space="preserve"> </w:t>
+                      </w:r>
+                      <w:proofErr w:type="gramStart"/>
+                      <w:r>
+                        <w:t>generar(</w:t>
+                      </w:r>
+                      <w:proofErr w:type="spellStart"/>
+                      <w:proofErr w:type="gramEnd"/>
+                      <w:r>
+                        <w:t>self</w:t>
+                      </w:r>
+                      <w:proofErr w:type="spellEnd"/>
+                      <w:r>
+                        <w:t xml:space="preserve">, paciente: </w:t>
+                      </w:r>
+                      <w:proofErr w:type="spellStart"/>
+                      <w:r>
+                        <w:t>dict</w:t>
+                      </w:r>
+                      <w:proofErr w:type="spellEnd"/>
+                      <w:r>
+                        <w:t>) -&gt; bytes:</w:t>
+                      </w:r>
+                    </w:p>
+                    <w:p>
+                      <w:r>
+                        <w:t xml:space="preserve">        </w:t>
+                      </w:r>
+                      <w:proofErr w:type="spellStart"/>
+                      <w:r>
+                        <w:t>lineas</w:t>
+                      </w:r>
+                      <w:proofErr w:type="spellEnd"/>
+                      <w:r>
+                        <w:t xml:space="preserve"> = [ "SHCE - HISTORIA CLINICA DEL PACIENTE", </w:t>
+                      </w:r>
+                      <w:proofErr w:type="gramStart"/>
+                      <w:r>
+                        <w:t>... ]</w:t>
+                      </w:r>
+                      <w:proofErr w:type="gramEnd"/>
+                    </w:p>
+                    <w:p>
+                      <w:r>
+                        <w:t xml:space="preserve">        </w:t>
+                      </w:r>
+                      <w:proofErr w:type="spellStart"/>
+                      <w:r>
+                        <w:t>return</w:t>
+                      </w:r>
+                      <w:proofErr w:type="spellEnd"/>
+                      <w:r>
+                        <w:t xml:space="preserve"> "\n</w:t>
+                      </w:r>
+                      <w:proofErr w:type="gramStart"/>
+                      <w:r>
+                        <w:t>".</w:t>
+                      </w:r>
+                      <w:proofErr w:type="spellStart"/>
+                      <w:r>
+                        <w:t>join</w:t>
+                      </w:r>
+                      <w:proofErr w:type="spellEnd"/>
+                      <w:proofErr w:type="gramEnd"/>
+                      <w:r>
+                        <w:t>(</w:t>
+                      </w:r>
+                      <w:proofErr w:type="spellStart"/>
+                      <w:r>
+                        <w:t>lineas</w:t>
+                      </w:r>
+                      <w:proofErr w:type="spellEnd"/>
+                      <w:r>
+                        <w:t>).</w:t>
+                      </w:r>
+                      <w:proofErr w:type="spellStart"/>
+                      <w:r>
+                        <w:t>encode</w:t>
+                      </w:r>
+                      <w:proofErr w:type="spellEnd"/>
+                      <w:r>
+                        <w:t>("utf-8")</w:t>
+                      </w:r>
+                    </w:p>
+                    <w:p>
+                      <w:r>
+                        <w:t xml:space="preserve"> </w:t>
+                      </w:r>
+                    </w:p>
+                    <w:p/>
+                  </w:txbxContent>
+                </v:textbox>
+                <w10:wrap anchorx="margin"/>
+              </v:shape>
+            </w:pict>
+          </mc:Fallback>
+        </mc:AlternateContent>
+      </w:r>
+    </w:p>
+    <w:p/>
+    <w:p>
+      <w:pPr>
+        <w:tabs>
+          <w:tab w:val="left" w:pos="1596"/>
+        </w:tabs>
+        <w:rPr>
+          <w:rFonts w:ascii="Arial" w:hAnsi="Arial" w:cs="Arial"/>
+          <w:sz w:val="24"/>
+          <w:szCs w:val="24"/>
+        </w:rPr>
+      </w:pPr>
+    </w:p>
+    <w:p>
+      <w:pPr>
+        <w:rPr>
+          <w:rFonts w:ascii="Arial" w:hAnsi="Arial" w:cs="Arial"/>
+          <w:sz w:val="24"/>
+          <w:szCs w:val="24"/>
+        </w:rPr>
+      </w:pPr>
+    </w:p>
+    <w:p>
+      <w:pPr>
+        <w:rPr>
+          <w:rFonts w:ascii="Arial" w:hAnsi="Arial" w:cs="Arial"/>
+          <w:sz w:val="24"/>
+          <w:szCs w:val="24"/>
+        </w:rPr>
+      </w:pPr>
+    </w:p>
+    <w:p>
+      <w:pPr>
+        <w:rPr>
+          <w:rFonts w:ascii="Arial" w:hAnsi="Arial" w:cs="Arial"/>
+          <w:sz w:val="24"/>
+          <w:szCs w:val="24"/>
+        </w:rPr>
+      </w:pPr>
+    </w:p>
+    <w:p>
+      <w:pPr>
+        <w:rPr>
+          <w:rFonts w:ascii="Arial" w:hAnsi="Arial" w:cs="Arial"/>
+          <w:sz w:val="24"/>
+          <w:szCs w:val="24"/>
+        </w:rPr>
+      </w:pPr>
+    </w:p>
+    <w:p>
+      <w:pPr>
+        <w:rPr>
+          <w:rFonts w:ascii="Arial" w:hAnsi="Arial" w:cs="Arial"/>
+          <w:sz w:val="24"/>
+          <w:szCs w:val="24"/>
+        </w:rPr>
+      </w:pPr>
+    </w:p>
+    <w:p>
+      <w:pPr>
+        <w:rPr>
+          <w:rFonts w:ascii="Arial" w:hAnsi="Arial" w:cs="Arial"/>
+          <w:sz w:val="24"/>
+          <w:szCs w:val="24"/>
+        </w:rPr>
+      </w:pPr>
+    </w:p>
+    <w:p>
+      <w:pPr>
+        <w:rPr>
+          <w:rFonts w:ascii="Arial" w:hAnsi="Arial" w:cs="Arial"/>
+          <w:sz w:val="24"/>
+          <w:szCs w:val="24"/>
+        </w:rPr>
+      </w:pPr>
+    </w:p>
+    <w:p>
+      <w:pPr>
+        <w:rPr>
+          <w:rFonts w:ascii="Arial" w:hAnsi="Arial" w:cs="Arial"/>
+          <w:sz w:val="24"/>
+          <w:szCs w:val="24"/>
+        </w:rPr>
+      </w:pPr>
+    </w:p>
+    <w:p>
+      <w:pPr>
+        <w:rPr>
+          <w:rFonts w:ascii="Arial" w:hAnsi="Arial" w:cs="Arial"/>
+          <w:sz w:val="24"/>
+          <w:szCs w:val="24"/>
+        </w:rPr>
+      </w:pPr>
+    </w:p>
+    <w:p>
+      <w:pPr>
+        <w:rPr>
+          <w:rFonts w:ascii="Arial" w:hAnsi="Arial" w:cs="Arial"/>
+          <w:sz w:val="24"/>
+          <w:szCs w:val="24"/>
+        </w:rPr>
+      </w:pPr>
+    </w:p>
+    <w:p>
+      <w:pPr>
+        <w:rPr>
+          <w:rFonts w:ascii="Arial" w:hAnsi="Arial" w:cs="Arial"/>
+          <w:sz w:val="24"/>
+          <w:szCs w:val="24"/>
+        </w:rPr>
+      </w:pPr>
+    </w:p>
+    <w:p>
+      <w:pPr>
+        <w:rPr>
+          <w:rFonts w:ascii="Arial" w:hAnsi="Arial" w:cs="Arial"/>
+          <w:sz w:val="24"/>
+          <w:szCs w:val="24"/>
+        </w:rPr>
+      </w:pPr>
+    </w:p>
+    <w:p>
+      <w:pPr>
+        <w:rPr>
+          <w:rFonts w:ascii="Arial" w:hAnsi="Arial" w:cs="Arial"/>
+          <w:sz w:val="24"/>
+          <w:szCs w:val="24"/>
+        </w:rPr>
+      </w:pPr>
+    </w:p>
+    <w:p>
+      <w:pPr>
+        <w:rPr>
+          <w:rFonts w:ascii="Arial" w:hAnsi="Arial" w:cs="Arial"/>
+          <w:sz w:val="24"/>
+          <w:szCs w:val="24"/>
+        </w:rPr>
+      </w:pPr>
+    </w:p>
+    <w:p>
+      <w:pPr>
+        <w:rPr>
+          <w:rFonts w:ascii="Arial" w:hAnsi="Arial" w:cs="Arial"/>
+          <w:sz w:val="24"/>
+          <w:szCs w:val="24"/>
+        </w:rPr>
+      </w:pPr>
+    </w:p>
+    <w:p>
+      <w:pPr>
+        <w:rPr>
+          <w:rFonts w:ascii="Arial" w:hAnsi="Arial" w:cs="Arial"/>
+          <w:sz w:val="24"/>
+          <w:szCs w:val="24"/>
+        </w:rPr>
+      </w:pPr>
+    </w:p>
+    <w:p>
+      <w:pPr>
+        <w:rPr>
+          <w:rFonts w:ascii="Arial" w:hAnsi="Arial" w:cs="Arial"/>
+          <w:sz w:val="24"/>
+          <w:szCs w:val="24"/>
+        </w:rPr>
+      </w:pPr>
+    </w:p>
+    <w:p>
+      <w:pPr>
+        <w:rPr>
+          <w:rFonts w:ascii="Arial" w:hAnsi="Arial" w:cs="Arial"/>
+          <w:sz w:val="24"/>
+          <w:szCs w:val="24"/>
+        </w:rPr>
+      </w:pPr>
+    </w:p>
+    <w:p>
+      <w:pPr>
+        <w:rPr>
+          <w:rFonts w:ascii="Arial" w:hAnsi="Arial" w:cs="Arial"/>
+          <w:sz w:val="24"/>
+          <w:szCs w:val="24"/>
+        </w:rPr>
+      </w:pPr>
+    </w:p>
+    <w:p>
+      <w:pPr>
+        <w:rPr>
+          <w:rFonts w:ascii="Arial" w:hAnsi="Arial" w:cs="Arial"/>
+          <w:sz w:val="24"/>
+          <w:szCs w:val="24"/>
+        </w:rPr>
+      </w:pPr>
+    </w:p>
+    <w:p>
+      <w:pPr>
+        <w:tabs>
+          <w:tab w:val="left" w:pos="2220"/>
+        </w:tabs>
+        <w:rPr>
+          <w:rFonts w:ascii="Arial" w:hAnsi="Arial" w:cs="Arial"/>
+          <w:sz w:val="24"/>
+          <w:szCs w:val="24"/>
+        </w:rPr>
+      </w:pPr>
+      <w:r>
+        <w:rPr>
+          <w:rFonts w:ascii="Arial" w:hAnsi="Arial" w:cs="Arial"/>
+          <w:sz w:val="24"/>
+          <w:szCs w:val="24"/>
+        </w:rPr>
+        <w:tab/>
+      </w:r>
+    </w:p>
+    <w:p>
+      <w:pPr>
+        <w:tabs>
+          <w:tab w:val="left" w:pos="2220"/>
+        </w:tabs>
+        <w:rPr>
+          <w:rFonts w:ascii="Arial" w:hAnsi="Arial" w:cs="Arial"/>
+          <w:sz w:val="24"/>
+          <w:szCs w:val="24"/>
+        </w:rPr>
+      </w:pPr>
+    </w:p>
+    <w:p>
+      <w:pPr>
+        <w:tabs>
+          <w:tab w:val="left" w:pos="2220"/>
+        </w:tabs>
+        <w:rPr>
+          <w:rFonts w:ascii="Arial" w:hAnsi="Arial" w:cs="Arial"/>
+          <w:sz w:val="24"/>
+          <w:szCs w:val="24"/>
+        </w:rPr>
+      </w:pPr>
+    </w:p>
+    <w:p>
+      <w:pPr>
+        <w:tabs>
+          <w:tab w:val="left" w:pos="2220"/>
+        </w:tabs>
+        <w:rPr>
+          <w:rFonts w:ascii="Arial" w:hAnsi="Arial" w:cs="Arial"/>
+          <w:sz w:val="24"/>
+          <w:szCs w:val="24"/>
+        </w:rPr>
+      </w:pPr>
+      <w:r>
+        <w:rPr>
+          <w:rFonts w:ascii="Arial" w:hAnsi="Arial" w:cs="Arial"/>
+          <w:noProof/>
+          <w:sz w:val="24"/>
+          <w:szCs w:val="24"/>
+        </w:rPr>
+        <w:lastRenderedPageBreak/>
+        <mc:AlternateContent>
+          <mc:Choice Requires="wps">
+            <w:drawing>
+              <wp:anchor distT="0" distB="0" distL="114300" distR="114300" simplePos="0" relativeHeight="251667456" behindDoc="0" locked="0" layoutInCell="1" allowOverlap="1" wp14:anchorId="282E650A" wp14:editId="54EFBC30">
+                <wp:simplePos x="0" y="0"/>
+                <wp:positionH relativeFrom="column">
+                  <wp:posOffset>-66675</wp:posOffset>
+                </wp:positionH>
+                <wp:positionV relativeFrom="paragraph">
+                  <wp:posOffset>22225</wp:posOffset>
+                </wp:positionV>
+                <wp:extent cx="5951220" cy="2926080"/>
+                <wp:effectExtent l="0" t="0" r="11430" b="26670"/>
+                <wp:wrapNone/>
+                <wp:docPr id="6" name="Cuadro de texto 6"/>
+                <wp:cNvGraphicFramePr/>
+                <a:graphic xmlns:a="http://schemas.openxmlformats.org/drawingml/2006/main">
+                  <a:graphicData uri="http://schemas.microsoft.com/office/word/2010/wordprocessingShape">
+                    <wps:wsp>
+                      <wps:cNvSpPr txBox="1"/>
+                      <wps:spPr>
+                        <a:xfrm>
+                          <a:off x="0" y="0"/>
+                          <a:ext cx="5951220" cy="2926080"/>
+                        </a:xfrm>
+                        <a:prstGeom prst="rect">
+                          <a:avLst/>
+                        </a:prstGeom>
+                        <a:solidFill>
+                          <a:schemeClr val="bg2"/>
+                        </a:solidFill>
+                        <a:ln w="6350">
+                          <a:solidFill>
+                            <a:prstClr val="black"/>
+                          </a:solidFill>
+                        </a:ln>
+                      </wps:spPr>
+                      <wps:txbx>
+                        <w:txbxContent>
+                          <w:p>
+                            <w:proofErr w:type="spellStart"/>
+                            <w:r>
+                              <w:t>class</w:t>
+                            </w:r>
+                            <w:proofErr w:type="spellEnd"/>
+                            <w:r>
+                              <w:t xml:space="preserve"> </w:t>
+                            </w:r>
+                            <w:proofErr w:type="spellStart"/>
+                            <w:proofErr w:type="gramStart"/>
+                            <w:r>
+                              <w:t>ExportadorCSV</w:t>
+                            </w:r>
+                            <w:proofErr w:type="spellEnd"/>
+                            <w:r>
+                              <w:t>(</w:t>
+                            </w:r>
+                            <w:proofErr w:type="spellStart"/>
+                            <w:proofErr w:type="gramEnd"/>
+                            <w:r>
+                              <w:t>ExportadorHistoriaClinica</w:t>
+                            </w:r>
+                            <w:proofErr w:type="spellEnd"/>
+                            <w:r>
+                              <w:t>):</w:t>
+                            </w:r>
+                          </w:p>
+                          <w:p>
+                            <w:r>
+                              <w:t xml:space="preserve">    </w:t>
+                            </w:r>
+                            <w:proofErr w:type="spellStart"/>
+                            <w:r>
+                              <w:t>extension</w:t>
+                            </w:r>
+                            <w:proofErr w:type="spellEnd"/>
+                            <w:r>
+                              <w:t xml:space="preserve"> = "</w:t>
+                            </w:r>
+                            <w:proofErr w:type="spellStart"/>
+                            <w:r>
+                              <w:t>csv</w:t>
+                            </w:r>
+                            <w:proofErr w:type="spellEnd"/>
+                            <w:r>
+                              <w:t>"</w:t>
+                            </w:r>
+                          </w:p>
+                          <w:p>
+                            <w:r>
+                              <w:t xml:space="preserve">    </w:t>
+                            </w:r>
+                            <w:proofErr w:type="spellStart"/>
+                            <w:r>
+                              <w:t>mimetype</w:t>
+                            </w:r>
+                            <w:proofErr w:type="spellEnd"/>
+                            <w:r>
+                              <w:t xml:space="preserve"> = "</w:t>
+                            </w:r>
+                            <w:proofErr w:type="spellStart"/>
+                            <w:r>
+                              <w:t>text</w:t>
+                            </w:r>
+                            <w:proofErr w:type="spellEnd"/>
+                            <w:r>
+                              <w:t>/</w:t>
+                            </w:r>
+                            <w:proofErr w:type="spellStart"/>
+                            <w:r>
+                              <w:t>csv</w:t>
+                            </w:r>
+                            <w:proofErr w:type="spellEnd"/>
+                            <w:r>
+                              <w:t xml:space="preserve">; </w:t>
+                            </w:r>
+                            <w:proofErr w:type="spellStart"/>
+                            <w:r>
+                              <w:t>charset</w:t>
+                            </w:r>
+                            <w:proofErr w:type="spellEnd"/>
+                            <w:r>
+                              <w:t>=utf-8"</w:t>
+                            </w:r>
+                          </w:p>
+                          <w:p>
+                            <w:r>
+                              <w:t xml:space="preserve"> </w:t>
+                            </w:r>
+                          </w:p>
+                          <w:p>
+                            <w:r>
+                              <w:t xml:space="preserve">    </w:t>
+                            </w:r>
+                            <w:proofErr w:type="spellStart"/>
+                            <w:r>
+                              <w:t>def</w:t>
+                            </w:r>
+                            <w:proofErr w:type="spellEnd"/>
+                            <w:r>
+                              <w:t xml:space="preserve"> </w:t>
+                            </w:r>
+                            <w:proofErr w:type="gramStart"/>
+                            <w:r>
+                              <w:t>generar(</w:t>
+                            </w:r>
+                            <w:proofErr w:type="spellStart"/>
+                            <w:proofErr w:type="gramEnd"/>
+                            <w:r>
+                              <w:t>self</w:t>
+                            </w:r>
+                            <w:proofErr w:type="spellEnd"/>
+                            <w:r>
+                              <w:t xml:space="preserve">, paciente: </w:t>
+                            </w:r>
+                            <w:proofErr w:type="spellStart"/>
+                            <w:r>
+                              <w:t>dict</w:t>
+                            </w:r>
+                            <w:proofErr w:type="spellEnd"/>
+                            <w:r>
+                              <w:t>) -&gt; bytes:</w:t>
+                            </w:r>
+                          </w:p>
+                          <w:p>
+                            <w:r>
+                              <w:t xml:space="preserve">        buffer = </w:t>
+                            </w:r>
+                            <w:proofErr w:type="spellStart"/>
+                            <w:proofErr w:type="gramStart"/>
+                            <w:r>
+                              <w:t>io.StringIO</w:t>
+                            </w:r>
+                            <w:proofErr w:type="spellEnd"/>
+                            <w:proofErr w:type="gramEnd"/>
+                            <w:r>
+                              <w:t>()</w:t>
+                            </w:r>
+                          </w:p>
+                          <w:p>
+                            <w:r>
+                              <w:t xml:space="preserve">        escritor = </w:t>
+                            </w:r>
+                            <w:proofErr w:type="spellStart"/>
+                            <w:proofErr w:type="gramStart"/>
+                            <w:r>
+                              <w:t>csv.writer</w:t>
+                            </w:r>
+                            <w:proofErr w:type="spellEnd"/>
+                            <w:proofErr w:type="gramEnd"/>
+                            <w:r>
+                              <w:t>(buffer)</w:t>
+                            </w:r>
+                          </w:p>
+                          <w:p>
+                            <w:r>
+                              <w:t xml:space="preserve">        </w:t>
+                            </w:r>
+                            <w:proofErr w:type="spellStart"/>
+                            <w:proofErr w:type="gramStart"/>
+                            <w:r>
+                              <w:t>escritor.writerow</w:t>
+                            </w:r>
+                            <w:proofErr w:type="spellEnd"/>
+                            <w:proofErr w:type="gramEnd"/>
+                            <w:r>
+                              <w:t>(["Campo", "Valor"])</w:t>
+                            </w:r>
+                          </w:p>
+                          <w:p>
+                            <w:r>
+                              <w:t xml:space="preserve">        # ... escribe cada dato del paciente como fila ...</w:t>
+                            </w:r>
+                          </w:p>
+                          <w:p>
+                            <w:r>
+                              <w:t xml:space="preserve">        </w:t>
+                            </w:r>
+                            <w:proofErr w:type="spellStart"/>
+                            <w:r>
+                              <w:t>return</w:t>
+                            </w:r>
+                            <w:proofErr w:type="spellEnd"/>
+                            <w:r>
+                              <w:t xml:space="preserve"> </w:t>
+                            </w:r>
+                            <w:proofErr w:type="spellStart"/>
+                            <w:proofErr w:type="gramStart"/>
+                            <w:r>
+                              <w:t>buffer.getvalue</w:t>
+                            </w:r>
+                            <w:proofErr w:type="spellEnd"/>
+                            <w:proofErr w:type="gramEnd"/>
+                            <w:r>
+                              <w:t>().</w:t>
+                            </w:r>
+                            <w:proofErr w:type="spellStart"/>
+                            <w:r>
+                              <w:t>encode</w:t>
+                            </w:r>
+                            <w:proofErr w:type="spellEnd"/>
+                            <w:r>
+                              <w:t>("utf-8-sig")</w:t>
+                            </w:r>
+                          </w:p>
+                          <w:p/>
+                        </w:txbxContent>
+                      </wps:txbx>
+                      <wps:bodyPr rot="0" spcFirstLastPara="0" vertOverflow="overflow" horzOverflow="overflow" vert="horz" wrap="square" lIns="91440" tIns="45720" rIns="91440" bIns="45720" numCol="1" spcCol="0" rtlCol="0" fromWordArt="0" anchor="t" anchorCtr="0" forceAA="0" compatLnSpc="1">
+                        <a:prstTxWarp prst="textNoShape">
+                          <a:avLst/>
+                        </a:prstTxWarp>
+                        <a:noAutofit/>
+                      </wps:bodyPr>
+                    </wps:wsp>
+                  </a:graphicData>
+                </a:graphic>
+                <wp14:sizeRelH relativeFrom="margin">
+                  <wp14:pctWidth>0</wp14:pctWidth>
+                </wp14:sizeRelH>
+                <wp14:sizeRelV relativeFrom="margin">
+                  <wp14:pctHeight>0</wp14:pctHeight>
+                </wp14:sizeRelV>
+              </wp:anchor>
+            </w:drawing>
+          </mc:Choice>
+          <mc:Fallback>
+            <w:pict>
+              <v:shape w14:anchorId="282E650A" id="Cuadro de texto 6" o:spid="_x0000_s1031" type="#_x0000_t202" style="position:absolute;margin-left:-5.25pt;margin-top:1.75pt;width:468.6pt;height:230.4pt;z-index:251667456;visibility:visible;mso-wrap-style:square;mso-width-percent:0;mso-height-percent:0;mso-wrap-distance-left:9pt;mso-wrap-distance-top:0;mso-wrap-distance-right:9pt;mso-wrap-distance-bottom:0;mso-position-horizontal:absolute;mso-position-horizontal-relative:text;mso-position-vertical:absolute;mso-position-vertical-relative:text;mso-width-percent:0;mso-height-percent:0;mso-width-relative:margin;mso-height-relative:margin;v-text-anchor:top" o:gfxdata="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" fillcolor="#e8e8e8 [3214]" strokeweight=".5pt">
+                <v:textbox>
+                  <w:txbxContent>
+                    <w:p>
+                      <w:proofErr w:type="spellStart"/>
+                      <w:r>
+                        <w:t>class</w:t>
+                      </w:r>
+                      <w:proofErr w:type="spellEnd"/>
+                      <w:r>
+                        <w:t xml:space="preserve"> </w:t>
+                      </w:r>
+                      <w:proofErr w:type="spellStart"/>
+                      <w:proofErr w:type="gramStart"/>
+                      <w:r>
+                        <w:t>ExportadorCSV</w:t>
+                      </w:r>
+                      <w:proofErr w:type="spellEnd"/>
+                      <w:r>
+                        <w:t>(</w:t>
+                      </w:r>
+                      <w:proofErr w:type="spellStart"/>
+                      <w:proofErr w:type="gramEnd"/>
+                      <w:r>
+                        <w:t>ExportadorHistoriaClinica</w:t>
+                      </w:r>
+                      <w:proofErr w:type="spellEnd"/>
+                      <w:r>
+                        <w:t>):</w:t>
+                      </w:r>
+                    </w:p>
+                    <w:p>
+                      <w:r>
+                        <w:t xml:space="preserve">    </w:t>
+                      </w:r>
+                      <w:proofErr w:type="spellStart"/>
+                      <w:r>
+                        <w:t>extension</w:t>
+                      </w:r>
+                      <w:proofErr w:type="spellEnd"/>
+                      <w:r>
+                        <w:t xml:space="preserve"> = "</w:t>
+                      </w:r>
+                      <w:proofErr w:type="spellStart"/>
+                      <w:r>
+                        <w:t>csv</w:t>
+                      </w:r>
+                      <w:proofErr w:type="spellEnd"/>
+                      <w:r>
+                        <w:t>"</w:t>
+                      </w:r>
+                    </w:p>
+                    <w:p>
+                      <w:r>
+                        <w:t xml:space="preserve">    </w:t>
+                      </w:r>
+                      <w:proofErr w:type="spellStart"/>
+                      <w:r>
+                        <w:t>mimetype</w:t>
+                      </w:r>
+                      <w:proofErr w:type="spellEnd"/>
+                      <w:r>
+                        <w:t xml:space="preserve"> = "</w:t>
+                      </w:r>
+                      <w:proofErr w:type="spellStart"/>
+                      <w:r>
+                        <w:t>text</w:t>
+                      </w:r>
+                      <w:proofErr w:type="spellEnd"/>
+                      <w:r>
+                        <w:t>/</w:t>
+                      </w:r>
+                      <w:proofErr w:type="spellStart"/>
+                      <w:r>
+                        <w:t>csv</w:t>
+                      </w:r>
+                      <w:proofErr w:type="spellEnd"/>
+                      <w:r>
+                        <w:t xml:space="preserve">; </w:t>
+                      </w:r>
+                      <w:proofErr w:type="spellStart"/>
+                      <w:r>
+                        <w:t>charset</w:t>
+                      </w:r>
+                      <w:proofErr w:type="spellEnd"/>
+                      <w:r>
+                        <w:t>=utf-8"</w:t>
+                      </w:r>
+                    </w:p>
+                    <w:p>
+                      <w:r>
+                        <w:t xml:space="preserve"> </w:t>
+                      </w:r>
+                    </w:p>
+                    <w:p>
+                      <w:r>
+                        <w:t xml:space="preserve">    </w:t>
+                      </w:r>
+                      <w:proofErr w:type="spellStart"/>
+                      <w:r>
+                        <w:t>def</w:t>
+                      </w:r>
+                      <w:proofErr w:type="spellEnd"/>
+                      <w:r>
+                        <w:t xml:space="preserve"> </w:t>
+                      </w:r>
+                      <w:proofErr w:type="gramStart"/>
+                      <w:r>
+                        <w:t>generar(</w:t>
+                      </w:r>
+                      <w:proofErr w:type="spellStart"/>
+                      <w:proofErr w:type="gramEnd"/>
+                      <w:r>
+                        <w:t>self</w:t>
+                      </w:r>
+                      <w:proofErr w:type="spellEnd"/>
+                      <w:r>
+                        <w:t xml:space="preserve">, paciente: </w:t>
+                      </w:r>
+                      <w:proofErr w:type="spellStart"/>
+                      <w:r>
+                        <w:t>dict</w:t>
+                      </w:r>
+                      <w:proofErr w:type="spellEnd"/>
+                      <w:r>
+                        <w:t>) -&gt; bytes:</w:t>
+                      </w:r>
+                    </w:p>
+                    <w:p>
+                      <w:r>
+                        <w:t xml:space="preserve">        buffer = </w:t>
+                      </w:r>
+                      <w:proofErr w:type="spellStart"/>
+                      <w:proofErr w:type="gramStart"/>
+                      <w:r>
+                        <w:t>io.StringIO</w:t>
+                      </w:r>
+                      <w:proofErr w:type="spellEnd"/>
+                      <w:proofErr w:type="gramEnd"/>
+                      <w:r>
+                        <w:t>()</w:t>
+                      </w:r>
+                    </w:p>
+                    <w:p>
+                      <w:r>
+                        <w:t xml:space="preserve">        escritor = </w:t>
+                      </w:r>
+                      <w:proofErr w:type="spellStart"/>
+                      <w:proofErr w:type="gramStart"/>
+                      <w:r>
+                        <w:t>csv.writer</w:t>
+                      </w:r>
+                      <w:proofErr w:type="spellEnd"/>
+                      <w:proofErr w:type="gramEnd"/>
+                      <w:r>
+                        <w:t>(buffer)</w:t>
+                      </w:r>
+                    </w:p>
+                    <w:p>
+                      <w:r>
+                        <w:t xml:space="preserve">        </w:t>
+                      </w:r>
+                      <w:proofErr w:type="spellStart"/>
+                      <w:proofErr w:type="gramStart"/>
+                      <w:r>
+                        <w:t>escritor.writerow</w:t>
+                      </w:r>
+                      <w:proofErr w:type="spellEnd"/>
+                      <w:proofErr w:type="gramEnd"/>
+                      <w:r>
+                        <w:t>(["Campo", "Valor"])</w:t>
+                      </w:r>
+                    </w:p>
+                    <w:p>
+                      <w:r>
+                        <w:t xml:space="preserve">        # ... escribe cada dato del paciente como fila ...</w:t>
+                      </w:r>
+                    </w:p>
+                    <w:p>
+                      <w:r>
+                        <w:t xml:space="preserve">        </w:t>
+                      </w:r>
+                      <w:proofErr w:type="spellStart"/>
+                      <w:r>
+                        <w:t>return</w:t>
+                      </w:r>
+                      <w:proofErr w:type="spellEnd"/>
+                      <w:r>
+                        <w:t xml:space="preserve"> </w:t>
+                      </w:r>
+                      <w:proofErr w:type="spellStart"/>
+                      <w:proofErr w:type="gramStart"/>
+                      <w:r>
+                        <w:t>buffer.getvalue</w:t>
+                      </w:r>
+                      <w:proofErr w:type="spellEnd"/>
+                      <w:proofErr w:type="gramEnd"/>
+                      <w:r>
+                        <w:t>().</w:t>
+                      </w:r>
+                      <w:proofErr w:type="spellStart"/>
+                      <w:r>
+                        <w:t>encode</w:t>
+                      </w:r>
+                      <w:proofErr w:type="spellEnd"/>
+                      <w:r>
+                        <w:t>("utf-8-sig")</w:t>
+                      </w:r>
+                    </w:p>
+                    <w:p/>
+                  </w:txbxContent>
+                </v:textbox>
+              </v:shape>
+            </w:pict>
+          </mc:Fallback>
+        </mc:AlternateContent>
+      </w:r>
+    </w:p>
+    <w:p>
+      <w:pPr>
+        <w:rPr>
+          <w:rFonts w:ascii="Arial" w:hAnsi="Arial" w:cs="Arial"/>
+          <w:sz w:val="24"/>
+          <w:szCs w:val="24"/>
+        </w:rPr>
+      </w:pPr>
+    </w:p>
+    <w:p>
+      <w:pPr>
+        <w:rPr>
+          <w:rFonts w:ascii="Arial" w:hAnsi="Arial" w:cs="Arial"/>
+          <w:sz w:val="24"/>
+          <w:szCs w:val="24"/>
+        </w:rPr>
+      </w:pPr>
+    </w:p>
+    <w:p>
+      <w:pPr>
+        <w:rPr>
+          <w:rFonts w:ascii="Arial" w:hAnsi="Arial" w:cs="Arial"/>
+          <w:sz w:val="24"/>
+          <w:szCs w:val="24"/>
+        </w:rPr>
+      </w:pPr>
+    </w:p>
+    <w:p>
+      <w:pPr>
+        <w:rPr>
+          <w:rFonts w:ascii="Arial" w:hAnsi="Arial" w:cs="Arial"/>
+          <w:sz w:val="24"/>
+          <w:szCs w:val="24"/>
+        </w:rPr>
+      </w:pPr>
+    </w:p>
+    <w:p>
+      <w:pPr>
+        <w:rPr>
+          <w:rFonts w:ascii="Arial" w:hAnsi="Arial" w:cs="Arial"/>
+          <w:sz w:val="24"/>
+          <w:szCs w:val="24"/>
+        </w:rPr>
+      </w:pPr>
+    </w:p>
+    <w:p>
+      <w:pPr>
+        <w:rPr>
+          <w:rFonts w:ascii="Arial" w:hAnsi="Arial" w:cs="Arial"/>
+          <w:sz w:val="24"/>
+          <w:szCs w:val="24"/>
+        </w:rPr>
+      </w:pPr>
+    </w:p>
+    <w:p>
+      <w:pPr>
+        <w:rPr>
+          <w:rFonts w:ascii="Arial" w:hAnsi="Arial" w:cs="Arial"/>
+          <w:sz w:val="24"/>
+          <w:szCs w:val="24"/>
+        </w:rPr>
+      </w:pPr>
+    </w:p>
+    <w:p>
+      <w:pPr>
+        <w:rPr>
+          <w:rFonts w:ascii="Arial" w:hAnsi="Arial" w:cs="Arial"/>
+          <w:sz w:val="24"/>
+          <w:szCs w:val="24"/>
+        </w:rPr>
+      </w:pPr>
+    </w:p>
+    <w:p>
+      <w:pPr>
+        <w:rPr>
+          <w:rFonts w:ascii="Arial" w:hAnsi="Arial" w:cs="Arial"/>
+          <w:sz w:val="24"/>
+          <w:szCs w:val="24"/>
+        </w:rPr>
+      </w:pPr>
+    </w:p>
+    <w:p>
+      <w:pPr>
+        <w:rPr>
+          <w:rFonts w:ascii="Arial" w:hAnsi="Arial" w:cs="Arial"/>
+          <w:sz w:val="24"/>
+          <w:szCs w:val="24"/>
+        </w:rPr>
+      </w:pPr>
+    </w:p>
+    <w:p>
+      <w:pPr>
+        <w:rPr>
+          <w:rFonts w:ascii="Arial" w:hAnsi="Arial" w:cs="Arial"/>
+          <w:sz w:val="24"/>
+          <w:szCs w:val="24"/>
+        </w:rPr>
+      </w:pPr>
+    </w:p>
+    <w:p>
+      <w:pPr>
+        <w:pStyle w:val="Ttulo2"/>
+        <w:spacing w:line="276" w:lineRule="auto"/>
+        <w:jc w:val="both"/>
+        <w:rPr>
+          <w:rFonts w:ascii="Arial" w:hAnsi="Arial" w:cs="Arial"/>
+          <w:b/>
+          <w:bCs/>
+          <w:color w:val="auto"/>
+          <w:sz w:val="24"/>
+          <w:szCs w:val="24"/>
+        </w:rPr>
+      </w:pPr>
+      <w:r>
+        <w:rPr>
+          <w:rFonts w:ascii="Arial" w:hAnsi="Arial" w:cs="Arial"/>
+          <w:b/>
+          <w:bCs/>
+          <w:color w:val="auto"/>
+          <w:sz w:val="24"/>
+          <w:szCs w:val="24"/>
+        </w:rPr>
+        <w:t xml:space="preserve">2.3 Creador abstracto </w:t>
+      </w:r>
+    </w:p>
+    <w:p/>
+    <w:p>
+      <w:pPr>
+        <w:spacing w:line="276" w:lineRule="auto"/>
+        <w:jc w:val="both"/>
+        <w:rPr>
+          <w:rFonts w:ascii="Arial" w:hAnsi="Arial" w:cs="Arial"/>
+          <w:sz w:val="24"/>
+          <w:szCs w:val="24"/>
+        </w:rPr>
+      </w:pPr>
+      <w:r>
+        <w:rPr>
+          <w:rFonts w:ascii="Arial" w:hAnsi="Arial" w:cs="Arial"/>
+          <w:sz w:val="24"/>
+          <w:szCs w:val="24"/>
+        </w:rPr>
+        <w:t xml:space="preserve">Esta es la pieza central del patrón. </w:t>
+      </w:r>
+      <w:proofErr w:type="spellStart"/>
+      <w:r>
+        <w:rPr>
+          <w:rFonts w:ascii="Arial" w:hAnsi="Arial" w:cs="Arial"/>
+          <w:sz w:val="24"/>
+          <w:szCs w:val="24"/>
+        </w:rPr>
+        <w:t>CreadorExportador</w:t>
+      </w:r>
+      <w:proofErr w:type="spellEnd"/>
+      <w:r>
+        <w:rPr>
+          <w:rFonts w:ascii="Arial" w:hAnsi="Arial" w:cs="Arial"/>
+          <w:sz w:val="24"/>
+          <w:szCs w:val="24"/>
+        </w:rPr>
+        <w:t xml:space="preserve"> define </w:t>
+      </w:r>
+      <w:proofErr w:type="spellStart"/>
+      <w:r>
+        <w:rPr>
+          <w:rFonts w:ascii="Arial" w:hAnsi="Arial" w:cs="Arial"/>
+          <w:sz w:val="24"/>
+          <w:szCs w:val="24"/>
+        </w:rPr>
+        <w:t>exportar_</w:t>
+      </w:r>
+      <w:proofErr w:type="gramStart"/>
+      <w:r>
+        <w:rPr>
+          <w:rFonts w:ascii="Arial" w:hAnsi="Arial" w:cs="Arial"/>
+          <w:sz w:val="24"/>
+          <w:szCs w:val="24"/>
+        </w:rPr>
+        <w:t>historia</w:t>
+      </w:r>
+      <w:proofErr w:type="spellEnd"/>
+      <w:r>
+        <w:rPr>
+          <w:rFonts w:ascii="Arial" w:hAnsi="Arial" w:cs="Arial"/>
+          <w:sz w:val="24"/>
+          <w:szCs w:val="24"/>
+        </w:rPr>
+        <w:t>(</w:t>
+      </w:r>
+      <w:proofErr w:type="gramEnd"/>
+      <w:r>
+        <w:rPr>
+          <w:rFonts w:ascii="Arial" w:hAnsi="Arial" w:cs="Arial"/>
+          <w:sz w:val="24"/>
+          <w:szCs w:val="24"/>
+        </w:rPr>
+        <w:t xml:space="preserve">), un método de plantilla que es IGUAL para los tres formatos: siempre pide un exportador con </w:t>
+      </w:r>
+      <w:proofErr w:type="spellStart"/>
+      <w:r>
+        <w:rPr>
+          <w:rFonts w:ascii="Arial" w:hAnsi="Arial" w:cs="Arial"/>
+          <w:sz w:val="24"/>
+          <w:szCs w:val="24"/>
+        </w:rPr>
+        <w:t>crear_exportador</w:t>
+      </w:r>
+      <w:proofErr w:type="spellEnd"/>
+      <w:r>
+        <w:rPr>
+          <w:rFonts w:ascii="Arial" w:hAnsi="Arial" w:cs="Arial"/>
+          <w:sz w:val="24"/>
+          <w:szCs w:val="24"/>
+        </w:rPr>
+        <w:t xml:space="preserve">() y lo usa para generar el archivo. Pero </w:t>
+      </w:r>
+      <w:proofErr w:type="spellStart"/>
+      <w:r>
+        <w:rPr>
+          <w:rFonts w:ascii="Arial" w:hAnsi="Arial" w:cs="Arial"/>
+          <w:sz w:val="24"/>
+          <w:szCs w:val="24"/>
+        </w:rPr>
+        <w:t>crear_</w:t>
+      </w:r>
+      <w:proofErr w:type="gramStart"/>
+      <w:r>
+        <w:rPr>
+          <w:rFonts w:ascii="Arial" w:hAnsi="Arial" w:cs="Arial"/>
+          <w:sz w:val="24"/>
+          <w:szCs w:val="24"/>
+        </w:rPr>
+        <w:t>exportador</w:t>
+      </w:r>
+      <w:proofErr w:type="spellEnd"/>
+      <w:r>
+        <w:rPr>
+          <w:rFonts w:ascii="Arial" w:hAnsi="Arial" w:cs="Arial"/>
+          <w:sz w:val="24"/>
+          <w:szCs w:val="24"/>
+        </w:rPr>
+        <w:t>(</w:t>
+      </w:r>
+      <w:proofErr w:type="gramEnd"/>
+      <w:r>
+        <w:rPr>
+          <w:rFonts w:ascii="Arial" w:hAnsi="Arial" w:cs="Arial"/>
+          <w:sz w:val="24"/>
+          <w:szCs w:val="24"/>
+        </w:rPr>
+        <w:t>) en sí está marcado como abstracto cada subclase decide qué exportador concreto devolver.</w:t>
+      </w:r>
+    </w:p>
+    <w:p>
+      <w:pPr>
+        <w:spacing w:line="276" w:lineRule="auto"/>
+        <w:jc w:val="both"/>
+        <w:rPr>
+          <w:rFonts w:ascii="Arial" w:hAnsi="Arial" w:cs="Arial"/>
+          <w:sz w:val="24"/>
+          <w:szCs w:val="24"/>
+        </w:rPr>
+      </w:pPr>
+      <w:r>
+        <w:rPr>
+          <w:rFonts w:ascii="Arial" w:hAnsi="Arial" w:cs="Arial"/>
+          <w:noProof/>
+          <w:sz w:val="24"/>
+          <w:szCs w:val="24"/>
+        </w:rPr>
+        <mc:AlternateContent>
+          <mc:Choice Requires="wps">
+            <w:drawing>
+              <wp:anchor distT="0" distB="0" distL="114300" distR="114300" simplePos="0" relativeHeight="251669504" behindDoc="0" locked="0" layoutInCell="1" allowOverlap="1" wp14:anchorId="5C3A19A1" wp14:editId="34EC42DA">
+                <wp:simplePos x="0" y="0"/>
+                <wp:positionH relativeFrom="margin">
+                  <wp:align>left</wp:align>
+                </wp:positionH>
+                <wp:positionV relativeFrom="paragraph">
+                  <wp:posOffset>301625</wp:posOffset>
+                </wp:positionV>
+                <wp:extent cx="5951220" cy="2575560"/>
+                <wp:effectExtent l="0" t="0" r="11430" b="15240"/>
+                <wp:wrapNone/>
+                <wp:docPr id="7" name="Cuadro de texto 7"/>
+                <wp:cNvGraphicFramePr/>
+                <a:graphic xmlns:a="http://schemas.openxmlformats.org/drawingml/2006/main">
+                  <a:graphicData uri="http://schemas.microsoft.com/office/word/2010/wordprocessingShape">
+                    <wps:wsp>
+                      <wps:cNvSpPr txBox="1"/>
+                      <wps:spPr>
+                        <a:xfrm>
+                          <a:off x="0" y="0"/>
+                          <a:ext cx="5951220" cy="2575560"/>
+                        </a:xfrm>
+                        <a:prstGeom prst="rect">
+                          <a:avLst/>
+                        </a:prstGeom>
+                        <a:solidFill>
+                          <a:schemeClr val="bg2"/>
+                        </a:solidFill>
+                        <a:ln w="6350">
+                          <a:solidFill>
+                            <a:prstClr val="black"/>
+                          </a:solidFill>
+                        </a:ln>
+                      </wps:spPr>
+                      <wps:txbx>
+                        <w:txbxContent>
+                          <w:p>
+                            <w:proofErr w:type="spellStart"/>
+                            <w:r>
+                              <w:t>class</w:t>
+                            </w:r>
+                            <w:proofErr w:type="spellEnd"/>
+                            <w:r>
+                              <w:t xml:space="preserve"> </w:t>
+                            </w:r>
+                            <w:proofErr w:type="spellStart"/>
+                            <w:proofErr w:type="gramStart"/>
+                            <w:r>
+                              <w:t>CreadorExportador</w:t>
+                            </w:r>
+                            <w:proofErr w:type="spellEnd"/>
+                            <w:r>
+                              <w:t>(</w:t>
+                            </w:r>
+                            <w:proofErr w:type="gramEnd"/>
+                            <w:r>
+                              <w:t>ABC):</w:t>
+                            </w:r>
+                          </w:p>
+                          <w:p>
+                            <w:r>
+                              <w:t xml:space="preserve"> </w:t>
+                            </w:r>
+                          </w:p>
+                          <w:p>
+                            <w:r>
+                              <w:t xml:space="preserve">    @abstractmethod</w:t>
+                            </w:r>
+                          </w:p>
+                          <w:p>
+                            <w:r>
+                              <w:t xml:space="preserve">    </w:t>
+                            </w:r>
+                            <w:proofErr w:type="spellStart"/>
+                            <w:r>
+                              <w:t>def</w:t>
+                            </w:r>
+                            <w:proofErr w:type="spellEnd"/>
+                            <w:r>
+                              <w:t xml:space="preserve"> </w:t>
+                            </w:r>
+                            <w:proofErr w:type="spellStart"/>
+                            <w:r>
+                              <w:t>crear_exportador</w:t>
+                            </w:r>
+                            <w:proofErr w:type="spellEnd"/>
+                            <w:r>
+                              <w:t>(</w:t>
+                            </w:r>
+                            <w:proofErr w:type="spellStart"/>
+                            <w:r>
+                              <w:t>self</w:t>
+                            </w:r>
+                            <w:proofErr w:type="spellEnd"/>
+                            <w:r>
+                              <w:t xml:space="preserve">) -&gt; </w:t>
+                            </w:r>
+                            <w:proofErr w:type="spellStart"/>
+                            <w:r>
+                              <w:t>ExportadorHistoriaClinica</w:t>
+                            </w:r>
+                            <w:proofErr w:type="spellEnd"/>
+                            <w:r>
+                              <w:t>:</w:t>
+                            </w:r>
+                          </w:p>
+                          <w:p>
+                            <w:r>
+                              <w:t xml:space="preserve">        """</w:t>
+                            </w:r>
+                          </w:p>
+                          <w:p>
+                            <w:r>
+                              <w:t xml:space="preserve">        EL METODO FABRICA. Cada subclase concreta lo sobrescribe para</w:t>
+                            </w:r>
+                            <w:r>
+                              <w:t xml:space="preserve"> </w:t>
+                            </w:r>
+                            <w:r>
+                              <w:t>devolver el producto (exportador) que le corresponde.</w:t>
+                            </w:r>
+                          </w:p>
+                          <w:p>
+                            <w:r>
+                              <w:t xml:space="preserve">        """</w:t>
+                            </w:r>
+                          </w:p>
+                          <w:p>
+                            <w:r>
+                              <w:t xml:space="preserve">        </w:t>
+                            </w:r>
+                            <w:proofErr w:type="spellStart"/>
+                            <w:r>
+                              <w:t>raise</w:t>
+                            </w:r>
+                            <w:proofErr w:type="spellEnd"/>
+                            <w:r>
+                              <w:t xml:space="preserve"> </w:t>
+                            </w:r>
+                            <w:proofErr w:type="spellStart"/>
+                            <w:r>
+                              <w:t>NotImplementedError</w:t>
+                            </w:r>
+                            <w:proofErr w:type="spellEnd"/>
+                          </w:p>
+                          <w:p/>
+                          <w:p/>
+                        </w:txbxContent>
+                      </wps:txbx>
+                      <wps:bodyPr rot="0" spcFirstLastPara="0" vertOverflow="overflow" horzOverflow="overflow" vert="horz" wrap="square" lIns="91440" tIns="45720" rIns="91440" bIns="45720" numCol="1" spcCol="0" rtlCol="0" fromWordArt="0" anchor="t" anchorCtr="0" forceAA="0" compatLnSpc="1">
+                        <a:prstTxWarp prst="textNoShape">
+                          <a:avLst/>
+                        </a:prstTxWarp>
+                        <a:noAutofit/>
+                      </wps:bodyPr>
+                    </wps:wsp>
+                  </a:graphicData>
+                </a:graphic>
+                <wp14:sizeRelH relativeFrom="margin">
+                  <wp14:pctWidth>0</wp14:pctWidth>
+                </wp14:sizeRelH>
+                <wp14:sizeRelV relativeFrom="margin">
+                  <wp14:pctHeight>0</wp14:pctHeight>
+                </wp14:sizeRelV>
+              </wp:anchor>
+            </w:drawing>
+          </mc:Choice>
+          <mc:Fallback>
+            <w:pict>
+              <v:shape w14:anchorId="5C3A19A1" id="Cuadro de texto 7" o:spid="_x0000_s1032" type="#_x0000_t202" style="position:absolute;left:0;text-align:left;margin-left:0;margin-top:23.75pt;width:468.6pt;height:202.8pt;z-index:251669504;visibility:visible;mso-wrap-style:square;mso-width-percent:0;mso-height-percent:0;mso-wrap-distance-left:9pt;mso-wrap-distance-top:0;mso-wrap-distance-right:9pt;mso-wrap-distance-bottom:0;mso-position-horizontal:left;mso-position-horizontal-relative:margin;mso-position-vertical:absolute;mso-position-vertical-relative:text;mso-width-percent:0;mso-height-percent:0;mso-width-relative:margin;mso-height-relative:margin;v-text-anchor:top" o:gfxdata="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" fillcolor="#e8e8e8 [3214]" strokeweight=".5pt">
+                <v:textbox>
+                  <w:txbxContent>
+                    <w:p>
+                      <w:proofErr w:type="spellStart"/>
+                      <w:r>
+                        <w:t>class</w:t>
+                      </w:r>
+                      <w:proofErr w:type="spellEnd"/>
+                      <w:r>
+                        <w:t xml:space="preserve"> </w:t>
+                      </w:r>
+                      <w:proofErr w:type="spellStart"/>
+                      <w:proofErr w:type="gramStart"/>
+                      <w:r>
+                        <w:t>CreadorExportador</w:t>
+                      </w:r>
+                      <w:proofErr w:type="spellEnd"/>
+                      <w:r>
+                        <w:t>(</w:t>
+                      </w:r>
+                      <w:proofErr w:type="gramEnd"/>
+                      <w:r>
+                        <w:t>ABC):</w:t>
+                      </w:r>
+                    </w:p>
+                    <w:p>
+                      <w:r>
+                        <w:t xml:space="preserve"> </w:t>
+                      </w:r>
+                    </w:p>
+                    <w:p>
+                      <w:r>
+                        <w:t xml:space="preserve">    @abstractmethod</w:t>
+                      </w:r>
+                    </w:p>
+                    <w:p>
+                      <w:r>
+                        <w:t xml:space="preserve">    </w:t>
+                      </w:r>
+                      <w:proofErr w:type="spellStart"/>
+                      <w:r>
+                        <w:t>def</w:t>
+                      </w:r>
+                      <w:proofErr w:type="spellEnd"/>
+                      <w:r>
+                        <w:t xml:space="preserve"> </w:t>
+                      </w:r>
+                      <w:proofErr w:type="spellStart"/>
+                      <w:r>
+                        <w:t>crear_exportador</w:t>
+                      </w:r>
+                      <w:proofErr w:type="spellEnd"/>
+                      <w:r>
+                        <w:t>(</w:t>
+                      </w:r>
+                      <w:proofErr w:type="spellStart"/>
+                      <w:r>
+                        <w:t>self</w:t>
+                      </w:r>
+                      <w:proofErr w:type="spellEnd"/>
+                      <w:r>
+                        <w:t xml:space="preserve">) -&gt; </w:t>
+                      </w:r>
+                      <w:proofErr w:type="spellStart"/>
+                      <w:r>
+                        <w:t>ExportadorHistoriaClinica</w:t>
+                      </w:r>
+                      <w:proofErr w:type="spellEnd"/>
+                      <w:r>
+                        <w:t>:</w:t>
+                      </w:r>
+                    </w:p>
+                    <w:p>
+                      <w:r>
+                        <w:t xml:space="preserve">        """</w:t>
+                      </w:r>
+                    </w:p>
+                    <w:p>
+                      <w:r>
+                        <w:t xml:space="preserve">        EL METODO FABRICA. Cada subclase concreta lo sobrescribe para</w:t>
+                      </w:r>
+                      <w:r>
+                        <w:t xml:space="preserve"> </w:t>
+                      </w:r>
+                      <w:r>
+                        <w:t>devolver el producto (exportador) que le corresponde.</w:t>
+                      </w:r>
+                    </w:p>
+                    <w:p>
+                      <w:r>
+                        <w:t xml:space="preserve">        """</w:t>
+                      </w:r>
+                    </w:p>
+                    <w:p>
+                      <w:r>
+                        <w:t xml:space="preserve">        </w:t>
+                      </w:r>
+                      <w:proofErr w:type="spellStart"/>
+                      <w:r>
+                        <w:t>raise</w:t>
+                      </w:r>
+                      <w:proofErr w:type="spellEnd"/>
+                      <w:r>
+                        <w:t xml:space="preserve"> </w:t>
+                      </w:r>
+                      <w:proofErr w:type="spellStart"/>
+                      <w:r>
+                        <w:t>NotImplementedError</w:t>
+                      </w:r>
+                      <w:proofErr w:type="spellEnd"/>
+                    </w:p>
+                    <w:p/>
+                    <w:p/>
+                  </w:txbxContent>
+                </v:textbox>
+                <w10:wrap anchorx="margin"/>
+              </v:shape>
+            </w:pict>
+          </mc:Fallback>
+        </mc:AlternateContent>
+      </w:r>
+    </w:p>
+    <w:p>
+      <w:pPr>
+        <w:spacing w:line="276" w:lineRule="auto"/>
+        <w:jc w:val="both"/>
+        <w:rPr>
+          <w:rFonts w:ascii="Arial" w:hAnsi="Arial" w:cs="Arial"/>
+          <w:sz w:val="24"/>
+          <w:szCs w:val="24"/>
+        </w:rPr>
+      </w:pPr>
+    </w:p>
+    <w:p/>
+    <w:p>
+      <w:pPr>
+        <w:ind w:firstLine="708"/>
+        <w:rPr>
+          <w:rFonts w:ascii="Arial" w:hAnsi="Arial" w:cs="Arial"/>
+          <w:sz w:val="24"/>
+          <w:szCs w:val="24"/>
+        </w:rPr>
+      </w:pPr>
+    </w:p>
+    <w:p>
+      <w:pPr>
+        <w:ind w:firstLine="708"/>
+        <w:rPr>
+          <w:rFonts w:ascii="Arial" w:hAnsi="Arial" w:cs="Arial"/>
+          <w:sz w:val="24"/>
+          <w:szCs w:val="24"/>
+        </w:rPr>
+      </w:pPr>
+    </w:p>
+    <w:p>
+      <w:pPr>
+        <w:ind w:firstLine="708"/>
+        <w:rPr>
+          <w:rFonts w:ascii="Arial" w:hAnsi="Arial" w:cs="Arial"/>
+          <w:sz w:val="24"/>
+          <w:szCs w:val="24"/>
+        </w:rPr>
+      </w:pPr>
+    </w:p>
+    <w:p>
+      <w:pPr>
+        <w:ind w:firstLine="708"/>
+        <w:rPr>
+          <w:rFonts w:ascii="Arial" w:hAnsi="Arial" w:cs="Arial"/>
+          <w:sz w:val="24"/>
+          <w:szCs w:val="24"/>
+        </w:rPr>
+      </w:pPr>
+    </w:p>
+    <w:p>
+      <w:pPr>
+        <w:ind w:firstLine="708"/>
+        <w:rPr>
+          <w:rFonts w:ascii="Arial" w:hAnsi="Arial" w:cs="Arial"/>
+          <w:sz w:val="24"/>
+          <w:szCs w:val="24"/>
+        </w:rPr>
+      </w:pPr>
+    </w:p>
+    <w:p>
+      <w:pPr>
+        <w:ind w:firstLine="708"/>
+        <w:rPr>
+          <w:rFonts w:ascii="Arial" w:hAnsi="Arial" w:cs="Arial"/>
+          <w:sz w:val="24"/>
+          <w:szCs w:val="24"/>
+        </w:rPr>
+      </w:pPr>
+    </w:p>
+    <w:p>
+      <w:pPr>
+        <w:ind w:firstLine="708"/>
+        <w:rPr>
+          <w:rFonts w:ascii="Arial" w:hAnsi="Arial" w:cs="Arial"/>
+          <w:sz w:val="24"/>
+          <w:szCs w:val="24"/>
+        </w:rPr>
+      </w:pPr>
+    </w:p>
+    <w:p>
+      <w:pPr>
+        <w:ind w:firstLine="708"/>
+        <w:rPr>
+          <w:rFonts w:ascii="Arial" w:hAnsi="Arial" w:cs="Arial"/>
+          <w:sz w:val="24"/>
+          <w:szCs w:val="24"/>
+        </w:rPr>
+      </w:pPr>
+    </w:p>
+    <w:p>
+      <w:pPr>
+        <w:ind w:firstLine="708"/>
+        <w:rPr>
+          <w:rFonts w:ascii="Arial" w:hAnsi="Arial" w:cs="Arial"/>
+          <w:sz w:val="24"/>
+          <w:szCs w:val="24"/>
+        </w:rPr>
+      </w:pPr>
+      <w:r>
+        <w:rPr>
+          <w:rFonts w:ascii="Arial" w:hAnsi="Arial" w:cs="Arial"/>
+          <w:noProof/>
+          <w:sz w:val="24"/>
+          <w:szCs w:val="24"/>
+        </w:rPr>
+        <w:lastRenderedPageBreak/>
+        <mc:AlternateContent>
+          <mc:Choice Requires="wps">
+            <w:drawing>
+              <wp:anchor distT="0" distB="0" distL="114300" distR="114300" simplePos="0" relativeHeight="251671552" behindDoc="0" locked="0" layoutInCell="1" allowOverlap="1" wp14:anchorId="0B87F481" wp14:editId="4FDF1E5A">
+                <wp:simplePos x="0" y="0"/>
+                <wp:positionH relativeFrom="margin">
+                  <wp:align>left</wp:align>
+                </wp:positionH>
+                <wp:positionV relativeFrom="paragraph">
+                  <wp:posOffset>-635</wp:posOffset>
+                </wp:positionV>
+                <wp:extent cx="5951220" cy="3337560"/>
+                <wp:effectExtent l="0" t="0" r="11430" b="15240"/>
+                <wp:wrapNone/>
+                <wp:docPr id="8" name="Cuadro de texto 8"/>
+                <wp:cNvGraphicFramePr/>
+                <a:graphic xmlns:a="http://schemas.openxmlformats.org/drawingml/2006/main">
+                  <a:graphicData uri="http://schemas.microsoft.com/office/word/2010/wordprocessingShape">
+                    <wps:wsp>
+                      <wps:cNvSpPr txBox="1"/>
+                      <wps:spPr>
+                        <a:xfrm>
+                          <a:off x="0" y="0"/>
+                          <a:ext cx="5951220" cy="3337560"/>
+                        </a:xfrm>
+                        <a:prstGeom prst="rect">
+                          <a:avLst/>
+                        </a:prstGeom>
+                        <a:solidFill>
+                          <a:schemeClr val="bg2"/>
+                        </a:solidFill>
+                        <a:ln w="6350">
+                          <a:solidFill>
+                            <a:prstClr val="black"/>
+                          </a:solidFill>
+                        </a:ln>
+                      </wps:spPr>
+                      <wps:txbx>
+                        <w:txbxContent>
+                          <w:p>
+                            <w:proofErr w:type="spellStart"/>
+                            <w:r>
+                              <w:t>def</w:t>
+                            </w:r>
+                            <w:proofErr w:type="spellEnd"/>
+                            <w:r>
+                              <w:t xml:space="preserve"> </w:t>
+                            </w:r>
+                            <w:proofErr w:type="spellStart"/>
+                            <w:r>
+                              <w:t>exportar_</w:t>
+                            </w:r>
+                            <w:proofErr w:type="gramStart"/>
+                            <w:r>
+                              <w:t>historia</w:t>
+                            </w:r>
+                            <w:proofErr w:type="spellEnd"/>
+                            <w:r>
+                              <w:t>(</w:t>
+                            </w:r>
+                            <w:proofErr w:type="spellStart"/>
+                            <w:proofErr w:type="gramEnd"/>
+                            <w:r>
+                              <w:t>self</w:t>
+                            </w:r>
+                            <w:proofErr w:type="spellEnd"/>
+                            <w:r>
+                              <w:t xml:space="preserve">, paciente: </w:t>
+                            </w:r>
+                            <w:proofErr w:type="spellStart"/>
+                            <w:r>
+                              <w:t>dict</w:t>
+                            </w:r>
+                            <w:proofErr w:type="spellEnd"/>
+                            <w:r>
+                              <w:t>):</w:t>
+                            </w:r>
+                          </w:p>
+                          <w:p>
+                            <w:r>
+                              <w:t xml:space="preserve">        """</w:t>
+                            </w:r>
+                          </w:p>
+                          <w:p>
+                            <w:r>
+                              <w:t xml:space="preserve">        </w:t>
+                            </w:r>
+                            <w:proofErr w:type="spellStart"/>
+                            <w:r>
+                              <w:t>Metodo</w:t>
+                            </w:r>
+                            <w:proofErr w:type="spellEnd"/>
+                            <w:r>
+                              <w:t xml:space="preserve"> de plantilla, IGUAL para todos los formatos: pide un</w:t>
+                            </w:r>
+                          </w:p>
+                          <w:p>
+                            <w:r>
+                              <w:t xml:space="preserve">        exportador con </w:t>
+                            </w:r>
+                            <w:proofErr w:type="spellStart"/>
+                            <w:r>
+                              <w:t>crear_</w:t>
+                            </w:r>
+                            <w:proofErr w:type="gramStart"/>
+                            <w:r>
+                              <w:t>exportador</w:t>
+                            </w:r>
+                            <w:proofErr w:type="spellEnd"/>
+                            <w:r>
+                              <w:t>(</w:t>
+                            </w:r>
+                            <w:proofErr w:type="gramEnd"/>
+                            <w:r>
+                              <w:t xml:space="preserve">) (sin saber </w:t>
+                            </w:r>
+                            <w:proofErr w:type="spellStart"/>
+                            <w:r>
+                              <w:t>cual</w:t>
+                            </w:r>
+                            <w:proofErr w:type="spellEnd"/>
+                            <w:r>
+                              <w:t xml:space="preserve"> es) y lo usa</w:t>
+                            </w:r>
+                          </w:p>
+                          <w:p>
+                            <w:r>
+                              <w:t xml:space="preserve">        para generar el archivo. Si mañana agregamos un formato nuevo</w:t>
+                            </w:r>
+                          </w:p>
+                          <w:p>
+                            <w:r>
+                              <w:t xml:space="preserve">        (ej. Word), este </w:t>
+                            </w:r>
+                            <w:proofErr w:type="spellStart"/>
+                            <w:r>
+                              <w:t>metodo</w:t>
+                            </w:r>
+                            <w:proofErr w:type="spellEnd"/>
+                            <w:r>
+                              <w:t xml:space="preserve"> no cambia ni una </w:t>
+                            </w:r>
+                            <w:proofErr w:type="spellStart"/>
+                            <w:r>
+                              <w:t>linea</w:t>
+                            </w:r>
+                            <w:proofErr w:type="spellEnd"/>
+                            <w:r>
+                              <w:t>.</w:t>
+                            </w:r>
+                          </w:p>
+                          <w:p>
+                            <w:r>
+                              <w:t xml:space="preserve">        """</w:t>
+                            </w:r>
+                          </w:p>
+                          <w:p>
+                            <w:r>
+                              <w:t xml:space="preserve">        exportador = </w:t>
+                            </w:r>
+                            <w:proofErr w:type="spellStart"/>
+                            <w:proofErr w:type="gramStart"/>
+                            <w:r>
+                              <w:t>self.crear</w:t>
+                            </w:r>
+                            <w:proofErr w:type="gramEnd"/>
+                            <w:r>
+                              <w:t>_exportador</w:t>
+                            </w:r>
+                            <w:proofErr w:type="spellEnd"/>
+                            <w:r>
+                              <w:t>()</w:t>
+                            </w:r>
+                          </w:p>
+                          <w:p>
+                            <w:r>
+                              <w:t xml:space="preserve">        contenido = </w:t>
+                            </w:r>
+                            <w:proofErr w:type="spellStart"/>
+                            <w:proofErr w:type="gramStart"/>
+                            <w:r>
+                              <w:t>exportador.generar</w:t>
+                            </w:r>
+                            <w:proofErr w:type="spellEnd"/>
+                            <w:proofErr w:type="gramEnd"/>
+                            <w:r>
+                              <w:t>(paciente)</w:t>
+                            </w:r>
+                          </w:p>
+                          <w:p>
+                            <w:r>
+                              <w:t xml:space="preserve">        </w:t>
+                            </w:r>
+                            <w:proofErr w:type="spellStart"/>
+                            <w:r>
+                              <w:t>nombre_archivo</w:t>
+                            </w:r>
+                            <w:proofErr w:type="spellEnd"/>
+                            <w:r>
+                              <w:t xml:space="preserve"> = f"historia_clinica_{paciente['documento']</w:t>
+                            </w:r>
+                            <w:proofErr w:type="gramStart"/>
+                            <w:r>
+                              <w:t>}.{</w:t>
+                            </w:r>
+                            <w:proofErr w:type="gramEnd"/>
+                            <w:r>
+                              <w:t>exportador.extension}"</w:t>
+                            </w:r>
+                          </w:p>
+                          <w:p>
+                            <w:r>
+                              <w:t xml:space="preserve">        </w:t>
+                            </w:r>
+                            <w:proofErr w:type="spellStart"/>
+                            <w:r>
+                              <w:t>return</w:t>
+                            </w:r>
+                            <w:proofErr w:type="spellEnd"/>
+                            <w:r>
+                              <w:t xml:space="preserve"> contenido, </w:t>
+                            </w:r>
+                            <w:proofErr w:type="spellStart"/>
+                            <w:proofErr w:type="gramStart"/>
+                            <w:r>
+                              <w:t>exportador.mimetype</w:t>
+                            </w:r>
+                            <w:proofErr w:type="spellEnd"/>
+                            <w:proofErr w:type="gramEnd"/>
+                            <w:r>
+                              <w:t xml:space="preserve">, </w:t>
+                            </w:r>
+                            <w:proofErr w:type="spellStart"/>
+                            <w:r>
+                              <w:t>nombre_archivo</w:t>
+                            </w:r>
+                            <w:proofErr w:type="spellEnd"/>
+                          </w:p>
+                          <w:p/>
+                          <w:p/>
+                          <w:p/>
+                        </w:txbxContent>
+                      </wps:txbx>
+                      <wps:bodyPr rot="0" spcFirstLastPara="0" vertOverflow="overflow" horzOverflow="overflow" vert="horz" wrap="square" lIns="91440" tIns="45720" rIns="91440" bIns="45720" numCol="1" spcCol="0" rtlCol="0" fromWordArt="0" anchor="t" anchorCtr="0" forceAA="0" compatLnSpc="1">
+                        <a:prstTxWarp prst="textNoShape">
+                          <a:avLst/>
+                        </a:prstTxWarp>
+                        <a:noAutofit/>
+                      </wps:bodyPr>
+                    </wps:wsp>
+                  </a:graphicData>
+                </a:graphic>
+                <wp14:sizeRelH relativeFrom="margin">
+                  <wp14:pctWidth>0</wp14:pctWidth>
+                </wp14:sizeRelH>
+                <wp14:sizeRelV relativeFrom="margin">
+                  <wp14:pctHeight>0</wp14:pctHeight>
+                </wp14:sizeRelV>
+              </wp:anchor>
+            </w:drawing>
+          </mc:Choice>
+          <mc:Fallback>
+            <w:pict>
+              <v:shape w14:anchorId="0B87F481" id="Cuadro de texto 8" o:spid="_x0000_s1033" type="#_x0000_t202" style="position:absolute;left:0;text-align:left;margin-left:0;margin-top:-.05pt;width:468.6pt;height:262.8pt;z-index:251671552;visibility:visible;mso-wrap-style:square;mso-width-percent:0;mso-height-percent:0;mso-wrap-distance-left:9pt;mso-wrap-distance-top:0;mso-wrap-distance-right:9pt;mso-wrap-distance-bottom:0;mso-position-horizontal:left;mso-position-horizontal-relative:margin;mso-position-vertical:absolute;mso-position-vertical-relative:text;mso-width-percent:0;mso-height-percent:0;mso-width-relative:margin;mso-height-relative:margin;v-text-anchor:top" o:gfxdata="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" fillcolor="#e8e8e8 [3214]" strokeweight=".5pt">
+                <v:textbox>
+                  <w:txbxContent>
+                    <w:p>
+                      <w:proofErr w:type="spellStart"/>
+                      <w:r>
+                        <w:t>def</w:t>
+                      </w:r>
+                      <w:proofErr w:type="spellEnd"/>
+                      <w:r>
+                        <w:t xml:space="preserve"> </w:t>
+                      </w:r>
+                      <w:proofErr w:type="spellStart"/>
+                      <w:r>
+                        <w:t>exportar_</w:t>
+                      </w:r>
+                      <w:proofErr w:type="gramStart"/>
+                      <w:r>
+                        <w:t>historia</w:t>
+                      </w:r>
+                      <w:proofErr w:type="spellEnd"/>
+                      <w:r>
+                        <w:t>(</w:t>
+                      </w:r>
+                      <w:proofErr w:type="spellStart"/>
+                      <w:proofErr w:type="gramEnd"/>
+                      <w:r>
+                        <w:t>self</w:t>
+                      </w:r>
+                      <w:proofErr w:type="spellEnd"/>
+                      <w:r>
+                        <w:t xml:space="preserve">, paciente: </w:t>
+                      </w:r>
+                      <w:proofErr w:type="spellStart"/>
+                      <w:r>
+                        <w:t>dict</w:t>
+                      </w:r>
+                      <w:proofErr w:type="spellEnd"/>
+                      <w:r>
+                        <w:t>):</w:t>
+                      </w:r>
+                    </w:p>
+                    <w:p>
+                      <w:r>
+                        <w:t xml:space="preserve">        """</w:t>
+                      </w:r>
+                    </w:p>
+                    <w:p>
+                      <w:r>
+                        <w:t xml:space="preserve">        </w:t>
+                      </w:r>
+                      <w:proofErr w:type="spellStart"/>
+                      <w:r>
+                        <w:t>Metodo</w:t>
+                      </w:r>
+                      <w:proofErr w:type="spellEnd"/>
+                      <w:r>
+                        <w:t xml:space="preserve"> de plantilla, IGUAL para todos los formatos: pide un</w:t>
+                      </w:r>
+                    </w:p>
+                    <w:p>
+                      <w:r>
+                        <w:t xml:space="preserve">        exportador con </w:t>
+                      </w:r>
+                      <w:proofErr w:type="spellStart"/>
+                      <w:r>
+                        <w:t>crear_</w:t>
+                      </w:r>
+                      <w:proofErr w:type="gramStart"/>
+                      <w:r>
+                        <w:t>exportador</w:t>
+                      </w:r>
+                      <w:proofErr w:type="spellEnd"/>
+                      <w:r>
+                        <w:t>(</w:t>
+                      </w:r>
+                      <w:proofErr w:type="gramEnd"/>
+                      <w:r>
+                        <w:t xml:space="preserve">) (sin saber </w:t>
+                      </w:r>
+                      <w:proofErr w:type="spellStart"/>
+                      <w:r>
+                        <w:t>cual</w:t>
+                      </w:r>
+                      <w:proofErr w:type="spellEnd"/>
+                      <w:r>
+                        <w:t xml:space="preserve"> es) y lo usa</w:t>
+                      </w:r>
+                    </w:p>
+                    <w:p>
+                      <w:r>
+                        <w:t xml:space="preserve">        para generar el archivo. Si mañana agregamos un formato nuevo</w:t>
+                      </w:r>
+                    </w:p>
+                    <w:p>
+                      <w:r>
+                        <w:t xml:space="preserve">        (ej. Word), este </w:t>
+                      </w:r>
+                      <w:proofErr w:type="spellStart"/>
+                      <w:r>
+                        <w:t>metodo</w:t>
+                      </w:r>
+                      <w:proofErr w:type="spellEnd"/>
+                      <w:r>
+                        <w:t xml:space="preserve"> no cambia ni una </w:t>
+                      </w:r>
+                      <w:proofErr w:type="spellStart"/>
+                      <w:r>
+                        <w:t>linea</w:t>
+                      </w:r>
+                      <w:proofErr w:type="spellEnd"/>
+                      <w:r>
+                        <w:t>.</w:t>
+                      </w:r>
+                    </w:p>
+                    <w:p>
+                      <w:r>
+                        <w:t xml:space="preserve">        """</w:t>
+                      </w:r>
+                    </w:p>
+                    <w:p>
+                      <w:r>
+                        <w:t xml:space="preserve">        exportador = </w:t>
+                      </w:r>
+                      <w:proofErr w:type="spellStart"/>
+                      <w:proofErr w:type="gramStart"/>
+                      <w:r>
+                        <w:t>self.crear</w:t>
+                      </w:r>
+                      <w:proofErr w:type="gramEnd"/>
+                      <w:r>
+                        <w:t>_exportador</w:t>
+                      </w:r>
+                      <w:proofErr w:type="spellEnd"/>
+                      <w:r>
+                        <w:t>()</w:t>
+                      </w:r>
+                    </w:p>
+                    <w:p>
+                      <w:r>
+                        <w:t xml:space="preserve">        contenido = </w:t>
+                      </w:r>
+                      <w:proofErr w:type="spellStart"/>
+                      <w:proofErr w:type="gramStart"/>
+                      <w:r>
+                        <w:t>exportador.generar</w:t>
+                      </w:r>
+                      <w:proofErr w:type="spellEnd"/>
+                      <w:proofErr w:type="gramEnd"/>
+                      <w:r>
+                        <w:t>(paciente)</w:t>
+                      </w:r>
+                    </w:p>
+                    <w:p>
+                      <w:r>
+                        <w:t xml:space="preserve">        </w:t>
+                      </w:r>
+                      <w:proofErr w:type="spellStart"/>
+                      <w:r>
+                        <w:t>nombre_archivo</w:t>
+                      </w:r>
+                      <w:proofErr w:type="spellEnd"/>
+                      <w:r>
+                        <w:t xml:space="preserve"> = f"historia_clinica_{paciente['documento']</w:t>
+                      </w:r>
+                      <w:proofErr w:type="gramStart"/>
+                      <w:r>
+                        <w:t>}.{</w:t>
+                      </w:r>
+                      <w:proofErr w:type="gramEnd"/>
+                      <w:r>
+                        <w:t>exportador.extension}"</w:t>
+                      </w:r>
+                    </w:p>
+                    <w:p>
+                      <w:r>
+                        <w:t xml:space="preserve">        </w:t>
+                      </w:r>
+                      <w:proofErr w:type="spellStart"/>
+                      <w:r>
+                        <w:t>return</w:t>
+                      </w:r>
+                      <w:proofErr w:type="spellEnd"/>
+                      <w:r>
+                        <w:t xml:space="preserve"> contenido, </w:t>
+                      </w:r>
+                      <w:proofErr w:type="spellStart"/>
+                      <w:proofErr w:type="gramStart"/>
+                      <w:r>
+                        <w:t>exportador.mimetype</w:t>
+                      </w:r>
+                      <w:proofErr w:type="spellEnd"/>
+                      <w:proofErr w:type="gramEnd"/>
+                      <w:r>
+                        <w:t xml:space="preserve">, </w:t>
+                      </w:r>
+                      <w:proofErr w:type="spellStart"/>
+                      <w:r>
+                        <w:t>nombre_archivo</w:t>
+                      </w:r>
+                      <w:proofErr w:type="spellEnd"/>
+                    </w:p>
+                    <w:p/>
+                    <w:p/>
+                    <w:p/>
+                  </w:txbxContent>
+                </v:textbox>
+                <w10:wrap anchorx="margin"/>
+              </v:shape>
+            </w:pict>
+          </mc:Fallback>
+        </mc:AlternateContent>
+      </w:r>
+    </w:p>
+    <w:p>
+      <w:pPr>
+        <w:rPr>
+          <w:rFonts w:ascii="Arial" w:hAnsi="Arial" w:cs="Arial"/>
+          <w:sz w:val="24"/>
+          <w:szCs w:val="24"/>
+        </w:rPr>
+      </w:pPr>
+    </w:p>
+    <w:p>
+      <w:pPr>
+        <w:rPr>
+          <w:rFonts w:ascii="Arial" w:hAnsi="Arial" w:cs="Arial"/>
+          <w:sz w:val="24"/>
+          <w:szCs w:val="24"/>
+        </w:rPr>
+      </w:pPr>
+    </w:p>
+    <w:p>
+      <w:pPr>
+        <w:rPr>
+          <w:rFonts w:ascii="Arial" w:hAnsi="Arial" w:cs="Arial"/>
+          <w:sz w:val="24"/>
+          <w:szCs w:val="24"/>
+        </w:rPr>
+      </w:pPr>
+    </w:p>
+    <w:p>
+      <w:pPr>
+        <w:rPr>
+          <w:rFonts w:ascii="Arial" w:hAnsi="Arial" w:cs="Arial"/>
+          <w:sz w:val="24"/>
+          <w:szCs w:val="24"/>
+        </w:rPr>
+      </w:pPr>
+    </w:p>
+    <w:p>
+      <w:pPr>
+        <w:rPr>
+          <w:rFonts w:ascii="Arial" w:hAnsi="Arial" w:cs="Arial"/>
+          <w:sz w:val="24"/>
+          <w:szCs w:val="24"/>
+        </w:rPr>
+      </w:pPr>
+    </w:p>
+    <w:p>
+      <w:pPr>
+        <w:rPr>
+          <w:rFonts w:ascii="Arial" w:hAnsi="Arial" w:cs="Arial"/>
+          <w:sz w:val="24"/>
+          <w:szCs w:val="24"/>
+        </w:rPr>
+      </w:pPr>
+    </w:p>
+    <w:p>
+      <w:pPr>
+        <w:rPr>
+          <w:rFonts w:ascii="Arial" w:hAnsi="Arial" w:cs="Arial"/>
+          <w:sz w:val="24"/>
+          <w:szCs w:val="24"/>
+        </w:rPr>
+      </w:pPr>
+    </w:p>
+    <w:p>
+      <w:pPr>
+        <w:rPr>
+          <w:rFonts w:ascii="Arial" w:hAnsi="Arial" w:cs="Arial"/>
+          <w:sz w:val="24"/>
+          <w:szCs w:val="24"/>
+        </w:rPr>
+      </w:pPr>
+    </w:p>
+    <w:p>
+      <w:pPr>
+        <w:rPr>
+          <w:rFonts w:ascii="Arial" w:hAnsi="Arial" w:cs="Arial"/>
+          <w:sz w:val="24"/>
+          <w:szCs w:val="24"/>
+        </w:rPr>
+      </w:pPr>
+    </w:p>
+    <w:p>
+      <w:pPr>
+        <w:rPr>
+          <w:rFonts w:ascii="Arial" w:hAnsi="Arial" w:cs="Arial"/>
+          <w:sz w:val="24"/>
+          <w:szCs w:val="24"/>
+        </w:rPr>
+      </w:pPr>
+    </w:p>
+    <w:p>
+      <w:pPr>
+        <w:rPr>
+          <w:rFonts w:ascii="Arial" w:hAnsi="Arial" w:cs="Arial"/>
+          <w:sz w:val="24"/>
+          <w:szCs w:val="24"/>
+        </w:rPr>
+      </w:pPr>
+    </w:p>
+    <w:p>
+      <w:pPr>
+        <w:rPr>
+          <w:rFonts w:ascii="Arial" w:hAnsi="Arial" w:cs="Arial"/>
+          <w:sz w:val="24"/>
+          <w:szCs w:val="24"/>
+        </w:rPr>
+      </w:pPr>
+    </w:p>
+    <w:p>
+      <w:pPr>
+        <w:pStyle w:val="Ttulo2"/>
+        <w:rPr>
+          <w:rFonts w:ascii="Arial" w:hAnsi="Arial" w:cs="Arial"/>
+          <w:b/>
+          <w:bCs/>
+          <w:color w:val="auto"/>
+          <w:sz w:val="24"/>
+          <w:szCs w:val="24"/>
+        </w:rPr>
+      </w:pPr>
+      <w:r>
+        <w:rPr>
+          <w:rFonts w:ascii="Arial" w:hAnsi="Arial" w:cs="Arial"/>
+          <w:b/>
+          <w:bCs/>
+          <w:color w:val="auto"/>
+          <w:sz w:val="24"/>
+          <w:szCs w:val="24"/>
+        </w:rPr>
+        <w:t xml:space="preserve">2.4 Creadores concretos </w:t>
+      </w:r>
+    </w:p>
+    <w:p/>
+    <w:p>
+      <w:pPr>
+        <w:spacing w:line="276" w:lineRule="auto"/>
+        <w:jc w:val="both"/>
+        <w:rPr>
+          <w:rFonts w:ascii="Arial" w:hAnsi="Arial" w:cs="Arial"/>
+          <w:color w:val="16262A"/>
+          <w:sz w:val="24"/>
+          <w:szCs w:val="24"/>
+        </w:rPr>
+      </w:pPr>
+      <w:r>
+        <w:rPr>
+          <w:rFonts w:ascii="Arial" w:hAnsi="Arial" w:cs="Arial"/>
+          <w:color w:val="16262A"/>
+          <w:sz w:val="24"/>
+          <w:szCs w:val="24"/>
+        </w:rPr>
+        <w:t>Cada uno es una clase mínima: su única responsabilidad es decir qué producto le corresponde. Aquí es donde el patrón realmente "decide" el formato.</w:t>
+      </w:r>
+    </w:p>
+    <w:p>
+      <w:pPr>
+        <w:spacing w:line="276" w:lineRule="auto"/>
+        <w:jc w:val="both"/>
+        <w:rPr>
+          <w:rFonts w:ascii="Arial" w:hAnsi="Arial" w:cs="Arial"/>
+          <w:color w:val="16262A"/>
+          <w:sz w:val="24"/>
+          <w:szCs w:val="24"/>
+        </w:rPr>
+      </w:pPr>
+    </w:p>
+    <w:p>
+      <w:pPr>
+        <w:spacing w:line="276" w:lineRule="auto"/>
+        <w:jc w:val="both"/>
+        <w:rPr>
+          <w:rFonts w:ascii="Arial" w:hAnsi="Arial" w:cs="Arial"/>
+          <w:sz w:val="24"/>
+          <w:szCs w:val="24"/>
+        </w:rPr>
+      </w:pPr>
+      <w:r>
+        <w:rPr>
+          <w:rFonts w:ascii="Arial" w:hAnsi="Arial" w:cs="Arial"/>
+          <w:noProof/>
+          <w:sz w:val="24"/>
+          <w:szCs w:val="24"/>
+        </w:rPr>
+        <mc:AlternateContent>
+          <mc:Choice Requires="wps">
+            <w:drawing>
+              <wp:anchor distT="0" distB="0" distL="114300" distR="114300" simplePos="0" relativeHeight="251673600" behindDoc="0" locked="0" layoutInCell="1" allowOverlap="1" wp14:anchorId="54ADB134" wp14:editId="2673EA2A">
+                <wp:simplePos x="0" y="0"/>
+                <wp:positionH relativeFrom="margin">
+                  <wp:posOffset>0</wp:posOffset>
+                </wp:positionH>
+                <wp:positionV relativeFrom="paragraph">
+                  <wp:posOffset>-635</wp:posOffset>
+                </wp:positionV>
+                <wp:extent cx="5951220" cy="3337560"/>
+                <wp:effectExtent l="0" t="0" r="11430" b="15240"/>
+                <wp:wrapNone/>
+                <wp:docPr id="9" name="Cuadro de texto 9"/>
+                <wp:cNvGraphicFramePr/>
+                <a:graphic xmlns:a="http://schemas.openxmlformats.org/drawingml/2006/main">
+                  <a:graphicData uri="http://schemas.microsoft.com/office/word/2010/wordprocessingShape">
+                    <wps:wsp>
+                      <wps:cNvSpPr txBox="1"/>
+                      <wps:spPr>
+                        <a:xfrm>
+                          <a:off x="0" y="0"/>
+                          <a:ext cx="5951220" cy="3337560"/>
+                        </a:xfrm>
+                        <a:prstGeom prst="rect">
+                          <a:avLst/>
+                        </a:prstGeom>
+                        <a:solidFill>
+                          <a:schemeClr val="bg2"/>
+                        </a:solidFill>
+                        <a:ln w="6350">
+                          <a:solidFill>
+                            <a:prstClr val="black"/>
+                          </a:solidFill>
+                        </a:ln>
+                      </wps:spPr>
+                      <wps:txbx>
+                        <w:txbxContent>
+                          <w:p>
+                            <w:proofErr w:type="spellStart"/>
+                            <w:r>
+                              <w:t>class</w:t>
+                            </w:r>
+                            <w:proofErr w:type="spellEnd"/>
+                            <w:r>
+                              <w:t xml:space="preserve"> </w:t>
+                            </w:r>
+                            <w:proofErr w:type="spellStart"/>
+                            <w:proofErr w:type="gramStart"/>
+                            <w:r>
+                              <w:t>CreadorPDF</w:t>
+                            </w:r>
+                            <w:proofErr w:type="spellEnd"/>
+                            <w:r>
+                              <w:t>(</w:t>
+                            </w:r>
+                            <w:proofErr w:type="spellStart"/>
+                            <w:proofErr w:type="gramEnd"/>
+                            <w:r>
+                              <w:t>CreadorExportador</w:t>
+                            </w:r>
+                            <w:proofErr w:type="spellEnd"/>
+                            <w:r>
+                              <w:t>):</w:t>
+                            </w:r>
+                          </w:p>
+                          <w:p>
+                            <w:r>
+                              <w:t xml:space="preserve">    </w:t>
+                            </w:r>
+                            <w:proofErr w:type="spellStart"/>
+                            <w:r>
+                              <w:t>def</w:t>
+                            </w:r>
+                            <w:proofErr w:type="spellEnd"/>
+                            <w:r>
+                              <w:t xml:space="preserve"> </w:t>
+                            </w:r>
+                            <w:proofErr w:type="spellStart"/>
+                            <w:r>
+                              <w:t>crear_exportador</w:t>
+                            </w:r>
+                            <w:proofErr w:type="spellEnd"/>
+                            <w:r>
+                              <w:t>(</w:t>
+                            </w:r>
+                            <w:proofErr w:type="spellStart"/>
+                            <w:r>
+                              <w:t>self</w:t>
+                            </w:r>
+                            <w:proofErr w:type="spellEnd"/>
+                            <w:r>
+                              <w:t xml:space="preserve">) -&gt; </w:t>
+                            </w:r>
+                            <w:proofErr w:type="spellStart"/>
+                            <w:r>
+                              <w:t>ExportadorHistoriaClinica</w:t>
+                            </w:r>
+                            <w:proofErr w:type="spellEnd"/>
+                            <w:r>
+                              <w:t>:</w:t>
+                            </w:r>
+                          </w:p>
+                          <w:p>
+                            <w:r>
+                              <w:t xml:space="preserve">        </w:t>
+                            </w:r>
+                            <w:proofErr w:type="spellStart"/>
+                            <w:r>
+                              <w:t>return</w:t>
+                            </w:r>
+                            <w:proofErr w:type="spellEnd"/>
+                            <w:r>
+                              <w:t xml:space="preserve"> </w:t>
+                            </w:r>
+                            <w:proofErr w:type="spellStart"/>
+                            <w:proofErr w:type="gramStart"/>
+                            <w:r>
+                              <w:t>ExportadorPDF</w:t>
+                            </w:r>
+                            <w:proofErr w:type="spellEnd"/>
+                            <w:r>
+                              <w:t>(</w:t>
+                            </w:r>
+                            <w:proofErr w:type="gramEnd"/>
+                            <w:r>
+                              <w:t>)</w:t>
+                            </w:r>
+                          </w:p>
+                          <w:p>
+                            <w:r>
+                              <w:t xml:space="preserve"> </w:t>
+                            </w:r>
+                          </w:p>
+                          <w:p>
+                            <w:proofErr w:type="spellStart"/>
+                            <w:r>
+                              <w:t>class</w:t>
+                            </w:r>
+                            <w:proofErr w:type="spellEnd"/>
+                            <w:r>
+                              <w:t xml:space="preserve"> </w:t>
+                            </w:r>
+                            <w:proofErr w:type="spellStart"/>
+                            <w:proofErr w:type="gramStart"/>
+                            <w:r>
+                              <w:t>CreadorTXT</w:t>
+                            </w:r>
+                            <w:proofErr w:type="spellEnd"/>
+                            <w:r>
+                              <w:t>(</w:t>
+                            </w:r>
+                            <w:proofErr w:type="spellStart"/>
+                            <w:proofErr w:type="gramEnd"/>
+                            <w:r>
+                              <w:t>CreadorExportador</w:t>
+                            </w:r>
+                            <w:proofErr w:type="spellEnd"/>
+                            <w:r>
+                              <w:t>):</w:t>
+                            </w:r>
+                          </w:p>
+                          <w:p>
+                            <w:r>
+                              <w:t xml:space="preserve">    </w:t>
+                            </w:r>
+                            <w:proofErr w:type="spellStart"/>
+                            <w:r>
+                              <w:t>def</w:t>
+                            </w:r>
+                            <w:proofErr w:type="spellEnd"/>
+                            <w:r>
+                              <w:t xml:space="preserve"> </w:t>
+                            </w:r>
+                            <w:proofErr w:type="spellStart"/>
+                            <w:r>
+                              <w:t>crear_exportador</w:t>
+                            </w:r>
+                            <w:proofErr w:type="spellEnd"/>
+                            <w:r>
+                              <w:t>(</w:t>
+                            </w:r>
+                            <w:proofErr w:type="spellStart"/>
+                            <w:r>
+                              <w:t>self</w:t>
+                            </w:r>
+                            <w:proofErr w:type="spellEnd"/>
+                            <w:r>
+                              <w:t xml:space="preserve">) -&gt; </w:t>
+                            </w:r>
+                            <w:proofErr w:type="spellStart"/>
+                            <w:r>
+                              <w:t>ExportadorHistoriaClinica</w:t>
+                            </w:r>
+                            <w:proofErr w:type="spellEnd"/>
+                            <w:r>
+                              <w:t>:</w:t>
+                            </w:r>
+                          </w:p>
+                          <w:p>
+                            <w:r>
+                              <w:t xml:space="preserve">        </w:t>
+                            </w:r>
+                            <w:proofErr w:type="spellStart"/>
+                            <w:r>
+                              <w:t>return</w:t>
+                            </w:r>
+                            <w:proofErr w:type="spellEnd"/>
+                            <w:r>
+                              <w:t xml:space="preserve"> </w:t>
+                            </w:r>
+                            <w:proofErr w:type="spellStart"/>
+                            <w:proofErr w:type="gramStart"/>
+                            <w:r>
+                              <w:t>ExportadorTXT</w:t>
+                            </w:r>
+                            <w:proofErr w:type="spellEnd"/>
+                            <w:r>
+                              <w:t>(</w:t>
+                            </w:r>
+                            <w:proofErr w:type="gramEnd"/>
+                            <w:r>
+                              <w:t>)</w:t>
+                            </w:r>
+                          </w:p>
+                          <w:p/>
+                          <w:p>
+                            <w:proofErr w:type="spellStart"/>
+                            <w:r>
+                              <w:t>class</w:t>
+                            </w:r>
+                            <w:proofErr w:type="spellEnd"/>
+                            <w:r>
+                              <w:t xml:space="preserve"> </w:t>
+                            </w:r>
+                            <w:proofErr w:type="spellStart"/>
+                            <w:proofErr w:type="gramStart"/>
+                            <w:r>
+                              <w:t>CreadorCSV</w:t>
+                            </w:r>
+                            <w:proofErr w:type="spellEnd"/>
+                            <w:r>
+                              <w:t>(</w:t>
+                            </w:r>
+                            <w:proofErr w:type="spellStart"/>
+                            <w:proofErr w:type="gramEnd"/>
+                            <w:r>
+                              <w:t>CreadorExportador</w:t>
+                            </w:r>
+                            <w:proofErr w:type="spellEnd"/>
+                            <w:r>
+                              <w:t>):</w:t>
+                            </w:r>
+                          </w:p>
+                          <w:p>
+                            <w:r>
+                              <w:t xml:space="preserve">    </w:t>
+                            </w:r>
+                            <w:proofErr w:type="spellStart"/>
+                            <w:r>
+                              <w:t>def</w:t>
+                            </w:r>
+                            <w:proofErr w:type="spellEnd"/>
+                            <w:r>
+                              <w:t xml:space="preserve"> </w:t>
+                            </w:r>
+                            <w:proofErr w:type="spellStart"/>
+                            <w:r>
+                              <w:t>crear_exportador</w:t>
+                            </w:r>
+                            <w:proofErr w:type="spellEnd"/>
+                            <w:r>
+                              <w:t>(</w:t>
+                            </w:r>
+                            <w:proofErr w:type="spellStart"/>
+                            <w:r>
+                              <w:t>self</w:t>
+                            </w:r>
+                            <w:proofErr w:type="spellEnd"/>
+                            <w:r>
+                              <w:t xml:space="preserve">) -&gt; </w:t>
+                            </w:r>
+                            <w:proofErr w:type="spellStart"/>
+                            <w:r>
+                              <w:t>ExportadorHistoriaClinica</w:t>
+                            </w:r>
+                            <w:proofErr w:type="spellEnd"/>
+                            <w:r>
+                              <w:t>:</w:t>
+                            </w:r>
+                          </w:p>
+                          <w:p>
+                            <w:r>
+                              <w:t xml:space="preserve">        </w:t>
+                            </w:r>
+                            <w:proofErr w:type="spellStart"/>
+                            <w:r>
+                              <w:t>return</w:t>
+                            </w:r>
+                            <w:proofErr w:type="spellEnd"/>
+                            <w:r>
+                              <w:t xml:space="preserve"> </w:t>
+                            </w:r>
+                            <w:proofErr w:type="spellStart"/>
+                            <w:proofErr w:type="gramStart"/>
+                            <w:r>
+                              <w:t>ExportadorCSV</w:t>
+                            </w:r>
+                            <w:proofErr w:type="spellEnd"/>
+                            <w:r>
+                              <w:t>(</w:t>
+                            </w:r>
+                            <w:proofErr w:type="gramEnd"/>
+                            <w:r>
+                              <w:t>)</w:t>
+                            </w:r>
+                          </w:p>
+                          <w:p/>
+                          <w:p/>
+                          <w:p/>
+                          <w:p/>
+                          <w:p/>
+                          <w:p/>
+                          <w:p/>
+                          <w:p/>
+                        </w:txbxContent>
+                      </wps:txbx>
+                      <wps:bodyPr rot="0" spcFirstLastPara="0" vertOverflow="overflow" horzOverflow="overflow" vert="horz" wrap="square" lIns="91440" tIns="45720" rIns="91440" bIns="45720" numCol="1" spcCol="0" rtlCol="0" fromWordArt="0" anchor="t" anchorCtr="0" forceAA="0" compatLnSpc="1">
+                        <a:prstTxWarp prst="textNoShape">
+                          <a:avLst/>
+                        </a:prstTxWarp>
+                        <a:noAutofit/>
+                      </wps:bodyPr>
+                    </wps:wsp>
+                  </a:graphicData>
+                </a:graphic>
+                <wp14:sizeRelH relativeFrom="margin">
+                  <wp14:pctWidth>0</wp14:pctWidth>
+                </wp14:sizeRelH>
+                <wp14:sizeRelV relativeFrom="margin">
+                  <wp14:pctHeight>0</wp14:pctHeight>
+                </wp14:sizeRelV>
+              </wp:anchor>
+            </w:drawing>
+          </mc:Choice>
+          <mc:Fallback>
+            <w:pict>
+              <v:shape w14:anchorId="54ADB134" id="Cuadro de texto 9" o:spid="_x0000_s1034" type="#_x0000_t202" style="position:absolute;left:0;text-align:left;margin-left:0;margin-top:-.05pt;width:468.6pt;height:262.8pt;z-index:251673600;visibility:visible;mso-wrap-style:square;mso-width-percent:0;mso-height-percent:0;mso-wrap-distance-left:9pt;mso-wrap-distance-top:0;mso-wrap-distance-right:9pt;mso-wrap-distance-bottom:0;mso-position-horizontal:absolute;mso-position-horizontal-relative:margin;mso-position-vertical:absolute;mso-position-vertical-relative:text;mso-width-percent:0;mso-height-percent:0;mso-width-relative:margin;mso-height-relative:margin;v-text-anchor:top" o:gfxdata="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" fillcolor="#e8e8e8 [3214]" strokeweight=".5pt">
+                <v:textbox>
+                  <w:txbxContent>
+                    <w:p>
+                      <w:proofErr w:type="spellStart"/>
+                      <w:r>
+                        <w:t>class</w:t>
+                      </w:r>
+                      <w:proofErr w:type="spellEnd"/>
+                      <w:r>
+                        <w:t xml:space="preserve"> </w:t>
+                      </w:r>
+                      <w:proofErr w:type="spellStart"/>
+                      <w:proofErr w:type="gramStart"/>
+                      <w:r>
+                        <w:t>CreadorPDF</w:t>
+                      </w:r>
+                      <w:proofErr w:type="spellEnd"/>
+                      <w:r>
+                        <w:t>(</w:t>
+                      </w:r>
+                      <w:proofErr w:type="spellStart"/>
+                      <w:proofErr w:type="gramEnd"/>
+                      <w:r>
+                        <w:t>CreadorExportador</w:t>
+                      </w:r>
+                      <w:proofErr w:type="spellEnd"/>
+                      <w:r>
+                        <w:t>):</w:t>
+                      </w:r>
+                    </w:p>
+                    <w:p>
+                      <w:r>
+                        <w:t xml:space="preserve">    </w:t>
+                      </w:r>
+                      <w:proofErr w:type="spellStart"/>
+                      <w:r>
+                        <w:t>def</w:t>
+                      </w:r>
+                      <w:proofErr w:type="spellEnd"/>
+                      <w:r>
+                        <w:t xml:space="preserve"> </w:t>
+                      </w:r>
+                      <w:proofErr w:type="spellStart"/>
+                      <w:r>
+                        <w:t>crear_exportador</w:t>
+                      </w:r>
+                      <w:proofErr w:type="spellEnd"/>
+                      <w:r>
+                        <w:t>(</w:t>
+                      </w:r>
+                      <w:proofErr w:type="spellStart"/>
+                      <w:r>
+                        <w:t>self</w:t>
+                      </w:r>
+                      <w:proofErr w:type="spellEnd"/>
+                      <w:r>
+                        <w:t xml:space="preserve">) -&gt; </w:t>
+                      </w:r>
+                      <w:proofErr w:type="spellStart"/>
+                      <w:r>
+                        <w:t>ExportadorHistoriaClinica</w:t>
+                      </w:r>
+                      <w:proofErr w:type="spellEnd"/>
+                      <w:r>
+                        <w:t>:</w:t>
+                      </w:r>
+                    </w:p>
+                    <w:p>
+                      <w:r>
+                        <w:t xml:space="preserve">        </w:t>
+                      </w:r>
+                      <w:proofErr w:type="spellStart"/>
+                      <w:r>
+                        <w:t>return</w:t>
+                      </w:r>
+                      <w:proofErr w:type="spellEnd"/>
+                      <w:r>
+                        <w:t xml:space="preserve"> </w:t>
+                      </w:r>
+                      <w:proofErr w:type="spellStart"/>
+                      <w:proofErr w:type="gramStart"/>
+                      <w:r>
+                        <w:t>ExportadorPDF</w:t>
+                      </w:r>
+                      <w:proofErr w:type="spellEnd"/>
+                      <w:r>
+                        <w:t>(</w:t>
+                      </w:r>
+                      <w:proofErr w:type="gramEnd"/>
+                      <w:r>
+                        <w:t>)</w:t>
+                      </w:r>
+                    </w:p>
+                    <w:p>
+                      <w:r>
+                        <w:t xml:space="preserve"> </w:t>
+                      </w:r>
+                    </w:p>
+                    <w:p>
+                      <w:proofErr w:type="spellStart"/>
+                      <w:r>
+                        <w:t>class</w:t>
+                      </w:r>
+                      <w:proofErr w:type="spellEnd"/>
+                      <w:r>
+                        <w:t xml:space="preserve"> </w:t>
+                      </w:r>
+                      <w:proofErr w:type="spellStart"/>
+                      <w:proofErr w:type="gramStart"/>
+                      <w:r>
+                        <w:t>CreadorTXT</w:t>
+                      </w:r>
+                      <w:proofErr w:type="spellEnd"/>
+                      <w:r>
+                        <w:t>(</w:t>
+                      </w:r>
+                      <w:proofErr w:type="spellStart"/>
+                      <w:proofErr w:type="gramEnd"/>
+                      <w:r>
+                        <w:t>CreadorExportador</w:t>
+                      </w:r>
+                      <w:proofErr w:type="spellEnd"/>
+                      <w:r>
+                        <w:t>):</w:t>
+                      </w:r>
+                    </w:p>
+                    <w:p>
+                      <w:r>
+                        <w:t xml:space="preserve">    </w:t>
+                      </w:r>
+                      <w:proofErr w:type="spellStart"/>
+                      <w:r>
+                        <w:t>def</w:t>
+                      </w:r>
+                      <w:proofErr w:type="spellEnd"/>
+                      <w:r>
+                        <w:t xml:space="preserve"> </w:t>
+                      </w:r>
+                      <w:proofErr w:type="spellStart"/>
+                      <w:r>
+                        <w:t>crear_exportador</w:t>
+                      </w:r>
+                      <w:proofErr w:type="spellEnd"/>
+                      <w:r>
+                        <w:t>(</w:t>
+                      </w:r>
+                      <w:proofErr w:type="spellStart"/>
+                      <w:r>
+                        <w:t>self</w:t>
+                      </w:r>
+                      <w:proofErr w:type="spellEnd"/>
+                      <w:r>
+                        <w:t xml:space="preserve">) -&gt; </w:t>
+                      </w:r>
+                      <w:proofErr w:type="spellStart"/>
+                      <w:r>
+                        <w:t>ExportadorHistoriaClinica</w:t>
+                      </w:r>
+                      <w:proofErr w:type="spellEnd"/>
+                      <w:r>
+                        <w:t>:</w:t>
+                      </w:r>
+                    </w:p>
+                    <w:p>
+                      <w:r>
+                        <w:t xml:space="preserve">        </w:t>
+                      </w:r>
+                      <w:proofErr w:type="spellStart"/>
+                      <w:r>
+                        <w:t>return</w:t>
+                      </w:r>
+                      <w:proofErr w:type="spellEnd"/>
+                      <w:r>
+                        <w:t xml:space="preserve"> </w:t>
+                      </w:r>
+                      <w:proofErr w:type="spellStart"/>
+                      <w:proofErr w:type="gramStart"/>
+                      <w:r>
+                        <w:t>ExportadorTXT</w:t>
+                      </w:r>
+                      <w:proofErr w:type="spellEnd"/>
+                      <w:r>
+                        <w:t>(</w:t>
+                      </w:r>
+                      <w:proofErr w:type="gramEnd"/>
+                      <w:r>
+                        <w:t>)</w:t>
+                      </w:r>
+                    </w:p>
+                    <w:p/>
+                    <w:p>
+                      <w:proofErr w:type="spellStart"/>
+                      <w:r>
+                        <w:t>class</w:t>
+                      </w:r>
+                      <w:proofErr w:type="spellEnd"/>
+                      <w:r>
+                        <w:t xml:space="preserve"> </w:t>
+                      </w:r>
+                      <w:proofErr w:type="spellStart"/>
+                      <w:proofErr w:type="gramStart"/>
+                      <w:r>
+                        <w:t>CreadorCSV</w:t>
+                      </w:r>
+                      <w:proofErr w:type="spellEnd"/>
+                      <w:r>
+                        <w:t>(</w:t>
+                      </w:r>
+                      <w:proofErr w:type="spellStart"/>
+                      <w:proofErr w:type="gramEnd"/>
+                      <w:r>
+                        <w:t>CreadorExportador</w:t>
+                      </w:r>
+                      <w:proofErr w:type="spellEnd"/>
+                      <w:r>
+                        <w:t>):</w:t>
+                      </w:r>
+                    </w:p>
+                    <w:p>
+                      <w:r>
+                        <w:t xml:space="preserve">    </w:t>
+                      </w:r>
+                      <w:proofErr w:type="spellStart"/>
+                      <w:r>
+                        <w:t>def</w:t>
+                      </w:r>
+                      <w:proofErr w:type="spellEnd"/>
+                      <w:r>
+                        <w:t xml:space="preserve"> </w:t>
+                      </w:r>
+                      <w:proofErr w:type="spellStart"/>
+                      <w:r>
+                        <w:t>crear_exportador</w:t>
+                      </w:r>
+                      <w:proofErr w:type="spellEnd"/>
+                      <w:r>
+                        <w:t>(</w:t>
+                      </w:r>
+                      <w:proofErr w:type="spellStart"/>
+                      <w:r>
+                        <w:t>self</w:t>
+                      </w:r>
+                      <w:proofErr w:type="spellEnd"/>
+                      <w:r>
+                        <w:t xml:space="preserve">) -&gt; </w:t>
+                      </w:r>
+                      <w:proofErr w:type="spellStart"/>
+                      <w:r>
+                        <w:t>ExportadorHistoriaClinica</w:t>
+                      </w:r>
+                      <w:proofErr w:type="spellEnd"/>
+                      <w:r>
+                        <w:t>:</w:t>
+                      </w:r>
+                    </w:p>
+                    <w:p>
+                      <w:r>
+                        <w:t xml:space="preserve">        </w:t>
+                      </w:r>
+                      <w:proofErr w:type="spellStart"/>
+                      <w:r>
+                        <w:t>return</w:t>
+                      </w:r>
+                      <w:proofErr w:type="spellEnd"/>
+                      <w:r>
+                        <w:t xml:space="preserve"> </w:t>
+                      </w:r>
+                      <w:proofErr w:type="spellStart"/>
+                      <w:proofErr w:type="gramStart"/>
+                      <w:r>
+                        <w:t>ExportadorCSV</w:t>
+                      </w:r>
+                      <w:proofErr w:type="spellEnd"/>
+                      <w:r>
+                        <w:t>(</w:t>
+                      </w:r>
+                      <w:proofErr w:type="gramEnd"/>
+                      <w:r>
+                        <w:t>)</w:t>
+                      </w:r>
+                    </w:p>
+                    <w:p/>
+                    <w:p/>
+                    <w:p/>
+                    <w:p/>
+                    <w:p/>
+                    <w:p/>
+                    <w:p/>
+                    <w:p/>
+                  </w:txbxContent>
+                </v:textbox>
+                <w10:wrap anchorx="margin"/>
+              </v:shape>
+            </w:pict>
+          </mc:Fallback>
+        </mc:AlternateContent>
+      </w:r>
+    </w:p>
+    <w:p/>
+    <w:p>
+      <w:pPr>
+        <w:tabs>
+          <w:tab w:val="left" w:pos="1224"/>
+        </w:tabs>
+        <w:rPr>
+          <w:rFonts w:ascii="Arial" w:hAnsi="Arial" w:cs="Arial"/>
+          <w:sz w:val="24"/>
+          <w:szCs w:val="24"/>
+        </w:rPr>
+      </w:pPr>
+    </w:p>
+    <w:p>
+      <w:pPr>
+        <w:tabs>
+          <w:tab w:val="left" w:pos="1224"/>
+        </w:tabs>
+        <w:rPr>
+          <w:rFonts w:ascii="Arial" w:hAnsi="Arial" w:cs="Arial"/>
+          <w:sz w:val="24"/>
+          <w:szCs w:val="24"/>
+        </w:rPr>
+      </w:pPr>
+    </w:p>
+    <w:p>
+      <w:pPr>
+        <w:tabs>
+          <w:tab w:val="left" w:pos="1224"/>
+        </w:tabs>
+        <w:rPr>
+          <w:rFonts w:ascii="Arial" w:hAnsi="Arial" w:cs="Arial"/>
+          <w:sz w:val="24"/>
+          <w:szCs w:val="24"/>
+        </w:rPr>
+      </w:pPr>
+    </w:p>
+    <w:p>
+      <w:pPr>
+        <w:tabs>
+          <w:tab w:val="left" w:pos="1224"/>
+        </w:tabs>
+        <w:rPr>
+          <w:rFonts w:ascii="Arial" w:hAnsi="Arial" w:cs="Arial"/>
+          <w:sz w:val="24"/>
+          <w:szCs w:val="24"/>
+        </w:rPr>
+      </w:pPr>
+    </w:p>
+    <w:p>
+      <w:pPr>
+        <w:tabs>
+          <w:tab w:val="left" w:pos="1224"/>
+        </w:tabs>
+        <w:rPr>
+          <w:rFonts w:ascii="Arial" w:hAnsi="Arial" w:cs="Arial"/>
+          <w:sz w:val="24"/>
+          <w:szCs w:val="24"/>
+        </w:rPr>
+      </w:pPr>
+    </w:p>
+    <w:p>
+      <w:pPr>
+        <w:tabs>
+          <w:tab w:val="left" w:pos="1224"/>
+        </w:tabs>
+        <w:rPr>
+          <w:rFonts w:ascii="Arial" w:hAnsi="Arial" w:cs="Arial"/>
+          <w:sz w:val="24"/>
+          <w:szCs w:val="24"/>
+        </w:rPr>
+      </w:pPr>
+    </w:p>
+    <w:p>
+      <w:pPr>
+        <w:tabs>
+          <w:tab w:val="left" w:pos="1224"/>
+        </w:tabs>
+        <w:rPr>
+          <w:rFonts w:ascii="Arial" w:hAnsi="Arial" w:cs="Arial"/>
+          <w:sz w:val="24"/>
+          <w:szCs w:val="24"/>
+        </w:rPr>
+      </w:pPr>
+    </w:p>
+    <w:p>
+      <w:pPr>
+        <w:tabs>
+          <w:tab w:val="left" w:pos="1224"/>
+        </w:tabs>
+        <w:rPr>
+          <w:rFonts w:ascii="Arial" w:hAnsi="Arial" w:cs="Arial"/>
+          <w:sz w:val="24"/>
+          <w:szCs w:val="24"/>
+        </w:rPr>
+      </w:pPr>
+    </w:p>
+    <w:p>
+      <w:pPr>
+        <w:tabs>
+          <w:tab w:val="left" w:pos="1224"/>
+        </w:tabs>
+        <w:rPr>
+          <w:rFonts w:ascii="Arial" w:hAnsi="Arial" w:cs="Arial"/>
+          <w:sz w:val="24"/>
+          <w:szCs w:val="24"/>
+        </w:rPr>
+      </w:pPr>
+    </w:p>
+    <w:p>
+      <w:pPr>
+        <w:pStyle w:val="Ttulo2"/>
+        <w:jc w:val="both"/>
+        <w:rPr>
+          <w:rFonts w:ascii="Arial" w:hAnsi="Arial" w:cs="Arial"/>
+          <w:b/>
+          <w:bCs/>
+          <w:color w:val="auto"/>
+          <w:sz w:val="24"/>
+          <w:szCs w:val="24"/>
+        </w:rPr>
+      </w:pPr>
+      <w:r>
+        <w:rPr>
+          <w:rFonts w:ascii="Arial" w:hAnsi="Arial" w:cs="Arial"/>
+          <w:b/>
+          <w:bCs/>
+          <w:color w:val="auto"/>
+          <w:sz w:val="24"/>
+          <w:szCs w:val="24"/>
+        </w:rPr>
+        <w:lastRenderedPageBreak/>
+        <w:t xml:space="preserve">2.5 Punto de entrada </w:t>
+      </w:r>
+    </w:p>
+    <w:p/>
+    <w:p>
+      <w:pPr>
+        <w:spacing w:line="276" w:lineRule="auto"/>
+        <w:jc w:val="both"/>
+        <w:rPr>
+          <w:rFonts w:ascii="Arial" w:hAnsi="Arial" w:cs="Arial"/>
+          <w:sz w:val="24"/>
+          <w:szCs w:val="24"/>
+        </w:rPr>
+      </w:pPr>
+      <w:r>
+        <w:rPr>
+          <w:rFonts w:ascii="Arial" w:hAnsi="Arial" w:cs="Arial"/>
+          <w:sz w:val="24"/>
+          <w:szCs w:val="24"/>
+        </w:rPr>
+        <w:t xml:space="preserve">Esta función traduce el </w:t>
+      </w:r>
+      <w:proofErr w:type="spellStart"/>
+      <w:r>
+        <w:rPr>
+          <w:rFonts w:ascii="Arial" w:hAnsi="Arial" w:cs="Arial"/>
+          <w:sz w:val="24"/>
+          <w:szCs w:val="24"/>
+        </w:rPr>
+        <w:t>string</w:t>
+      </w:r>
+      <w:proofErr w:type="spellEnd"/>
+      <w:r>
+        <w:rPr>
+          <w:rFonts w:ascii="Arial" w:hAnsi="Arial" w:cs="Arial"/>
+          <w:sz w:val="24"/>
+          <w:szCs w:val="24"/>
+        </w:rPr>
+        <w:t xml:space="preserve"> que llega desde la URL ("</w:t>
+      </w:r>
+      <w:proofErr w:type="spellStart"/>
+      <w:r>
+        <w:rPr>
+          <w:rFonts w:ascii="Arial" w:hAnsi="Arial" w:cs="Arial"/>
+          <w:sz w:val="24"/>
+          <w:szCs w:val="24"/>
+        </w:rPr>
+        <w:t>pdf</w:t>
+      </w:r>
+      <w:proofErr w:type="spellEnd"/>
+      <w:r>
+        <w:rPr>
+          <w:rFonts w:ascii="Arial" w:hAnsi="Arial" w:cs="Arial"/>
+          <w:sz w:val="24"/>
+          <w:szCs w:val="24"/>
+        </w:rPr>
+        <w:t>", "</w:t>
+      </w:r>
+      <w:proofErr w:type="spellStart"/>
+      <w:r>
+        <w:rPr>
+          <w:rFonts w:ascii="Arial" w:hAnsi="Arial" w:cs="Arial"/>
+          <w:sz w:val="24"/>
+          <w:szCs w:val="24"/>
+        </w:rPr>
+        <w:t>txt</w:t>
+      </w:r>
+      <w:proofErr w:type="spellEnd"/>
+      <w:r>
+        <w:rPr>
+          <w:rFonts w:ascii="Arial" w:hAnsi="Arial" w:cs="Arial"/>
+          <w:sz w:val="24"/>
+          <w:szCs w:val="24"/>
+        </w:rPr>
+        <w:t>", "</w:t>
+      </w:r>
+      <w:proofErr w:type="spellStart"/>
+      <w:r>
+        <w:rPr>
+          <w:rFonts w:ascii="Arial" w:hAnsi="Arial" w:cs="Arial"/>
+          <w:sz w:val="24"/>
+          <w:szCs w:val="24"/>
+        </w:rPr>
+        <w:t>csv</w:t>
+      </w:r>
+      <w:proofErr w:type="spellEnd"/>
+      <w:r>
+        <w:rPr>
+          <w:rFonts w:ascii="Arial" w:hAnsi="Arial" w:cs="Arial"/>
+          <w:sz w:val="24"/>
+          <w:szCs w:val="24"/>
+        </w:rPr>
+        <w:t xml:space="preserve">") al Creador concreto correspondiente. Vale la pena aclarar algo que el propio código anota: esto NO es el patrón en sí, es solo un diccionario de búsqueda. El patrón está en la jerarquía de clases de arriba; esta función es simplemente el punto de entrada cómodo para que app.py no tenga que escribir </w:t>
+      </w:r>
+      <w:proofErr w:type="spellStart"/>
+      <w:r>
+        <w:rPr>
+          <w:rFonts w:ascii="Arial" w:hAnsi="Arial" w:cs="Arial"/>
+          <w:sz w:val="24"/>
+          <w:szCs w:val="24"/>
+        </w:rPr>
+        <w:t>if</w:t>
+      </w:r>
+      <w:proofErr w:type="spellEnd"/>
+      <w:r>
+        <w:rPr>
+          <w:rFonts w:ascii="Arial" w:hAnsi="Arial" w:cs="Arial"/>
+          <w:sz w:val="24"/>
+          <w:szCs w:val="24"/>
+        </w:rPr>
+        <w:t>/</w:t>
+      </w:r>
+      <w:proofErr w:type="spellStart"/>
+      <w:r>
+        <w:rPr>
+          <w:rFonts w:ascii="Arial" w:hAnsi="Arial" w:cs="Arial"/>
+          <w:sz w:val="24"/>
+          <w:szCs w:val="24"/>
+        </w:rPr>
+        <w:t>elif</w:t>
+      </w:r>
+      <w:proofErr w:type="spellEnd"/>
+      <w:r>
+        <w:rPr>
+          <w:rFonts w:ascii="Arial" w:hAnsi="Arial" w:cs="Arial"/>
+          <w:sz w:val="24"/>
+          <w:szCs w:val="24"/>
+        </w:rPr>
+        <w:t>.</w:t>
+      </w:r>
+    </w:p>
+    <w:p>
+      <w:pPr>
+        <w:spacing w:line="276" w:lineRule="auto"/>
+        <w:jc w:val="both"/>
+        <w:rPr>
+          <w:rFonts w:ascii="Arial" w:hAnsi="Arial" w:cs="Arial"/>
+          <w:sz w:val="24"/>
+          <w:szCs w:val="24"/>
+        </w:rPr>
+      </w:pPr>
+      <w:r>
+        <w:rPr>
+          <w:rFonts w:ascii="Arial" w:hAnsi="Arial" w:cs="Arial"/>
+          <w:noProof/>
+          <w:sz w:val="24"/>
+          <w:szCs w:val="24"/>
+        </w:rPr>
+        <mc:AlternateContent>
+          <mc:Choice Requires="wps">
+            <w:drawing>
+              <wp:anchor distT="0" distB="0" distL="114300" distR="114300" simplePos="0" relativeHeight="251675648" behindDoc="0" locked="0" layoutInCell="1" allowOverlap="1" wp14:anchorId="4FCFD3B1" wp14:editId="00EC97B5">
+                <wp:simplePos x="0" y="0"/>
+                <wp:positionH relativeFrom="margin">
+                  <wp:align>left</wp:align>
+                </wp:positionH>
+                <wp:positionV relativeFrom="paragraph">
+                  <wp:posOffset>304800</wp:posOffset>
+                </wp:positionV>
+                <wp:extent cx="5951220" cy="3406140"/>
+                <wp:effectExtent l="0" t="0" r="11430" b="22860"/>
+                <wp:wrapNone/>
+                <wp:docPr id="10" name="Cuadro de texto 10"/>
+                <wp:cNvGraphicFramePr/>
+                <a:graphic xmlns:a="http://schemas.openxmlformats.org/drawingml/2006/main">
+                  <a:graphicData uri="http://schemas.microsoft.com/office/word/2010/wordprocessingShape">
+                    <wps:wsp>
+                      <wps:cNvSpPr txBox="1"/>
+                      <wps:spPr>
+                        <a:xfrm>
+                          <a:off x="0" y="0"/>
+                          <a:ext cx="5951220" cy="3406140"/>
+                        </a:xfrm>
+                        <a:prstGeom prst="rect">
+                          <a:avLst/>
+                        </a:prstGeom>
+                        <a:solidFill>
+                          <a:schemeClr val="bg2"/>
+                        </a:solidFill>
+                        <a:ln w="6350">
+                          <a:solidFill>
+                            <a:prstClr val="black"/>
+                          </a:solidFill>
+                        </a:ln>
+                      </wps:spPr>
+                      <wps:txbx>
+                        <w:txbxContent>
+                          <w:p>
+                            <w:r>
+                              <w:t>_CREADORES_DISPONIBLES = {</w:t>
+                            </w:r>
+                          </w:p>
+                          <w:p>
+                            <w:r>
+                              <w:t xml:space="preserve">    "</w:t>
+                            </w:r>
+                            <w:proofErr w:type="spellStart"/>
+                            <w:r>
+                              <w:t>pdf</w:t>
+                            </w:r>
+                            <w:proofErr w:type="spellEnd"/>
+                            <w:r>
+                              <w:t xml:space="preserve">": </w:t>
+                            </w:r>
+                            <w:proofErr w:type="spellStart"/>
+                            <w:r>
+                              <w:t>CreadorPDF</w:t>
+                            </w:r>
+                            <w:proofErr w:type="spellEnd"/>
+                            <w:r>
+                              <w:t>,</w:t>
+                            </w:r>
+                          </w:p>
+                          <w:p>
+                            <w:r>
+                              <w:t xml:space="preserve">    "</w:t>
+                            </w:r>
+                            <w:proofErr w:type="spellStart"/>
+                            <w:r>
+                              <w:t>txt</w:t>
+                            </w:r>
+                            <w:proofErr w:type="spellEnd"/>
+                            <w:r>
+                              <w:t xml:space="preserve">": </w:t>
+                            </w:r>
+                            <w:proofErr w:type="spellStart"/>
+                            <w:r>
+                              <w:t>CreadorTXT</w:t>
+                            </w:r>
+                            <w:proofErr w:type="spellEnd"/>
+                            <w:r>
+                              <w:t>,</w:t>
+                            </w:r>
+                          </w:p>
+                          <w:p>
+                            <w:r>
+                              <w:t xml:space="preserve">    "</w:t>
+                            </w:r>
+                            <w:proofErr w:type="spellStart"/>
+                            <w:r>
+                              <w:t>csv</w:t>
+                            </w:r>
+                            <w:proofErr w:type="spellEnd"/>
+                            <w:r>
+                              <w:t xml:space="preserve">": </w:t>
+                            </w:r>
+                            <w:proofErr w:type="spellStart"/>
+                            <w:r>
+                              <w:t>CreadorCSV</w:t>
+                            </w:r>
+                            <w:proofErr w:type="spellEnd"/>
+                            <w:r>
+                              <w:t>,</w:t>
+                            </w:r>
+                          </w:p>
+                          <w:p>
+                            <w:r>
+                              <w:t>}</w:t>
+                            </w:r>
+                          </w:p>
+                          <w:p>
+                            <w:r>
+                              <w:t xml:space="preserve"> </w:t>
+                            </w:r>
+                          </w:p>
+                          <w:p>
+                            <w:proofErr w:type="spellStart"/>
+                            <w:r>
+                              <w:t>def</w:t>
+                            </w:r>
+                            <w:proofErr w:type="spellEnd"/>
+                            <w:r>
+                              <w:t xml:space="preserve"> </w:t>
+                            </w:r>
+                            <w:proofErr w:type="spellStart"/>
+                            <w:r>
+                              <w:t>obtener_</w:t>
+                            </w:r>
+                            <w:proofErr w:type="gramStart"/>
+                            <w:r>
+                              <w:t>creador</w:t>
+                            </w:r>
+                            <w:proofErr w:type="spellEnd"/>
+                            <w:r>
+                              <w:t>(</w:t>
+                            </w:r>
+                            <w:proofErr w:type="gramEnd"/>
+                            <w:r>
+                              <w:t xml:space="preserve">formato: </w:t>
+                            </w:r>
+                            <w:proofErr w:type="spellStart"/>
+                            <w:r>
+                              <w:t>str</w:t>
+                            </w:r>
+                            <w:proofErr w:type="spellEnd"/>
+                            <w:r>
+                              <w:t xml:space="preserve">) -&gt; </w:t>
+                            </w:r>
+                            <w:proofErr w:type="spellStart"/>
+                            <w:r>
+                              <w:t>CreadorExportador</w:t>
+                            </w:r>
+                            <w:proofErr w:type="spellEnd"/>
+                            <w:r>
+                              <w:t>:</w:t>
+                            </w:r>
+                          </w:p>
+                          <w:p>
+                            <w:r>
+                              <w:t xml:space="preserve">    </w:t>
+                            </w:r>
+                            <w:proofErr w:type="spellStart"/>
+                            <w:r>
+                              <w:t>clase_creador</w:t>
+                            </w:r>
+                            <w:proofErr w:type="spellEnd"/>
+                            <w:r>
+                              <w:t xml:space="preserve"> = _</w:t>
+                            </w:r>
+                            <w:proofErr w:type="spellStart"/>
+                            <w:r>
+                              <w:t>CREADORES_DISPONIBLES.get</w:t>
+                            </w:r>
+                            <w:proofErr w:type="spellEnd"/>
+                            <w:r>
+                              <w:t>(formato)</w:t>
+                            </w:r>
+                          </w:p>
+                          <w:p>
+                            <w:r>
+                              <w:t xml:space="preserve">    </w:t>
+                            </w:r>
+                            <w:proofErr w:type="spellStart"/>
+                            <w:r>
+                              <w:t>if</w:t>
+                            </w:r>
+                            <w:proofErr w:type="spellEnd"/>
+                            <w:r>
+                              <w:t xml:space="preserve"> </w:t>
+                            </w:r>
+                            <w:proofErr w:type="spellStart"/>
+                            <w:r>
+                              <w:t>clase_creador</w:t>
+                            </w:r>
+                            <w:proofErr w:type="spellEnd"/>
+                            <w:r>
+                              <w:t xml:space="preserve"> </w:t>
+                            </w:r>
+                            <w:proofErr w:type="spellStart"/>
+                            <w:r>
+                              <w:t>is</w:t>
+                            </w:r>
+                            <w:proofErr w:type="spellEnd"/>
+                            <w:r>
+                              <w:t xml:space="preserve"> </w:t>
+                            </w:r>
+                            <w:proofErr w:type="spellStart"/>
+                            <w:r>
+                              <w:t>None</w:t>
+                            </w:r>
+                            <w:proofErr w:type="spellEnd"/>
+                            <w:r>
+                              <w:t>:</w:t>
+                            </w:r>
+                          </w:p>
+                          <w:p>
+                            <w:r>
+                              <w:t xml:space="preserve">        </w:t>
+                            </w:r>
+                            <w:proofErr w:type="spellStart"/>
+                            <w:r>
+                              <w:t>raise</w:t>
+                            </w:r>
+                            <w:proofErr w:type="spellEnd"/>
+                            <w:r>
+                              <w:t xml:space="preserve"> </w:t>
+                            </w:r>
+                            <w:proofErr w:type="spellStart"/>
+                            <w:proofErr w:type="gramStart"/>
+                            <w:r>
+                              <w:t>ValueError</w:t>
+                            </w:r>
+                            <w:proofErr w:type="spellEnd"/>
+                            <w:r>
+                              <w:t>(</w:t>
+                            </w:r>
+                            <w:proofErr w:type="spellStart"/>
+                            <w:proofErr w:type="gramEnd"/>
+                            <w:r>
+                              <w:t>f"Formato</w:t>
+                            </w:r>
+                            <w:proofErr w:type="spellEnd"/>
+                            <w:r>
+                              <w:t xml:space="preserve"> de exportación no soportado: {formato}")</w:t>
+                            </w:r>
+                          </w:p>
+                          <w:p>
+                            <w:r>
+                              <w:t xml:space="preserve">    </w:t>
+                            </w:r>
+                            <w:proofErr w:type="spellStart"/>
+                            <w:r>
+                              <w:t>return</w:t>
+                            </w:r>
+                            <w:proofErr w:type="spellEnd"/>
+                            <w:r>
+                              <w:t xml:space="preserve"> </w:t>
+                            </w:r>
+                            <w:proofErr w:type="spellStart"/>
+                            <w:r>
+                              <w:t>clase_</w:t>
+                            </w:r>
+                            <w:proofErr w:type="gramStart"/>
+                            <w:r>
+                              <w:t>creador</w:t>
+                            </w:r>
+                            <w:proofErr w:type="spellEnd"/>
+                            <w:r>
+                              <w:t>(</w:t>
+                            </w:r>
+                            <w:proofErr w:type="gramEnd"/>
+                            <w:r>
+                              <w:t>)</w:t>
+                            </w:r>
+                          </w:p>
+                          <w:p/>
+                          <w:p/>
+                          <w:p/>
+                          <w:p/>
+                          <w:p/>
+                          <w:p/>
+                          <w:p/>
+                          <w:p/>
+                        </w:txbxContent>
+                      </wps:txbx>
+                      <wps:bodyPr rot="0" spcFirstLastPara="0" vertOverflow="overflow" horzOverflow="overflow" vert="horz" wrap="square" lIns="91440" tIns="45720" rIns="91440" bIns="45720" numCol="1" spcCol="0" rtlCol="0" fromWordArt="0" anchor="t" anchorCtr="0" forceAA="0" compatLnSpc="1">
+                        <a:prstTxWarp prst="textNoShape">
+                          <a:avLst/>
+                        </a:prstTxWarp>
+                        <a:noAutofit/>
+                      </wps:bodyPr>
+                    </wps:wsp>
+                  </a:graphicData>
+                </a:graphic>
+                <wp14:sizeRelH relativeFrom="margin">
+                  <wp14:pctWidth>0</wp14:pctWidth>
+                </wp14:sizeRelH>
+                <wp14:sizeRelV relativeFrom="margin">
+                  <wp14:pctHeight>0</wp14:pctHeight>
+                </wp14:sizeRelV>
+              </wp:anchor>
+            </w:drawing>
+          </mc:Choice>
+          <mc:Fallback>
+            <w:pict>
+              <v:shape w14:anchorId="4FCFD3B1" id="Cuadro de texto 10" o:spid="_x0000_s1035" type="#_x0000_t202" style="position:absolute;left:0;text-align:left;margin-left:0;margin-top:24pt;width:468.6pt;height:268.2pt;z-index:251675648;visibility:visible;mso-wrap-style:square;mso-width-percent:0;mso-height-percent:0;mso-wrap-distance-left:9pt;mso-wrap-distance-top:0;mso-wrap-distance-right:9pt;mso-wrap-distance-bottom:0;mso-position-horizontal:left;mso-position-horizontal-relative:margin;mso-position-vertical:absolute;mso-position-vertical-relative:text;mso-width-percent:0;mso-height-percent:0;mso-width-relative:margin;mso-height-relative:margin;v-text-anchor:top" o:gfxdata="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" fillcolor="#e8e8e8 [3214]" strokeweight=".5pt">
+                <v:textbox>
+                  <w:txbxContent>
+                    <w:p>
+                      <w:r>
+                        <w:t>_CREADORES_DISPONIBLES = {</w:t>
+                      </w:r>
+                    </w:p>
+                    <w:p>
+                      <w:r>
+                        <w:t xml:space="preserve">    "</w:t>
+                      </w:r>
+                      <w:proofErr w:type="spellStart"/>
+                      <w:r>
+                        <w:t>pdf</w:t>
+                      </w:r>
+                      <w:proofErr w:type="spellEnd"/>
+                      <w:r>
+                        <w:t xml:space="preserve">": </w:t>
+                      </w:r>
+                      <w:proofErr w:type="spellStart"/>
+                      <w:r>
+                        <w:t>CreadorPDF</w:t>
+                      </w:r>
+                      <w:proofErr w:type="spellEnd"/>
+                      <w:r>
+                        <w:t>,</w:t>
+                      </w:r>
+                    </w:p>
+                    <w:p>
+                      <w:r>
+                        <w:t xml:space="preserve">    "</w:t>
+                      </w:r>
+                      <w:proofErr w:type="spellStart"/>
+                      <w:r>
+                        <w:t>txt</w:t>
+                      </w:r>
+                      <w:proofErr w:type="spellEnd"/>
+                      <w:r>
+                        <w:t xml:space="preserve">": </w:t>
+                      </w:r>
+                      <w:proofErr w:type="spellStart"/>
+                      <w:r>
+                        <w:t>CreadorTXT</w:t>
+                      </w:r>
+                      <w:proofErr w:type="spellEnd"/>
+                      <w:r>
+                        <w:t>,</w:t>
+                      </w:r>
+                    </w:p>
+                    <w:p>
+                      <w:r>
+                        <w:t xml:space="preserve">    "</w:t>
+                      </w:r>
+                      <w:proofErr w:type="spellStart"/>
+                      <w:r>
+                        <w:t>csv</w:t>
+                      </w:r>
+                      <w:proofErr w:type="spellEnd"/>
+                      <w:r>
+                        <w:t xml:space="preserve">": </w:t>
+                      </w:r>
+                      <w:proofErr w:type="spellStart"/>
+                      <w:r>
+                        <w:t>CreadorCSV</w:t>
+                      </w:r>
+                      <w:proofErr w:type="spellEnd"/>
+                      <w:r>
+                        <w:t>,</w:t>
+                      </w:r>
+                    </w:p>
+                    <w:p>
+                      <w:r>
+                        <w:t>}</w:t>
+                      </w:r>
+                    </w:p>
+                    <w:p>
+                      <w:r>
+                        <w:t xml:space="preserve"> </w:t>
+                      </w:r>
+                    </w:p>
+                    <w:p>
+                      <w:proofErr w:type="spellStart"/>
+                      <w:r>
+                        <w:t>def</w:t>
+                      </w:r>
+                      <w:proofErr w:type="spellEnd"/>
+                      <w:r>
+                        <w:t xml:space="preserve"> </w:t>
+                      </w:r>
+                      <w:proofErr w:type="spellStart"/>
+                      <w:r>
+                        <w:t>obtener_</w:t>
+                      </w:r>
+                      <w:proofErr w:type="gramStart"/>
+                      <w:r>
+                        <w:t>creador</w:t>
+                      </w:r>
+                      <w:proofErr w:type="spellEnd"/>
+                      <w:r>
+                        <w:t>(</w:t>
+                      </w:r>
+                      <w:proofErr w:type="gramEnd"/>
+                      <w:r>
+                        <w:t xml:space="preserve">formato: </w:t>
+                      </w:r>
+                      <w:proofErr w:type="spellStart"/>
+                      <w:r>
+                        <w:t>str</w:t>
+                      </w:r>
+                      <w:proofErr w:type="spellEnd"/>
+                      <w:r>
+                        <w:t xml:space="preserve">) -&gt; </w:t>
+                      </w:r>
+                      <w:proofErr w:type="spellStart"/>
+                      <w:r>
+                        <w:t>CreadorExportador</w:t>
+                      </w:r>
+                      <w:proofErr w:type="spellEnd"/>
+                      <w:r>
+                        <w:t>:</w:t>
+                      </w:r>
+                    </w:p>
+                    <w:p>
+                      <w:r>
+                        <w:t xml:space="preserve">    </w:t>
+                      </w:r>
+                      <w:proofErr w:type="spellStart"/>
+                      <w:r>
+                        <w:t>clase_creador</w:t>
+                      </w:r>
+                      <w:proofErr w:type="spellEnd"/>
+                      <w:r>
+                        <w:t xml:space="preserve"> = _</w:t>
+                      </w:r>
+                      <w:proofErr w:type="spellStart"/>
+                      <w:r>
+                        <w:t>CREADORES_DISPONIBLES.get</w:t>
+                      </w:r>
+                      <w:proofErr w:type="spellEnd"/>
+                      <w:r>
+                        <w:t>(formato)</w:t>
+                      </w:r>
+                    </w:p>
+                    <w:p>
+                      <w:r>
+                        <w:t xml:space="preserve">    </w:t>
+                      </w:r>
+                      <w:proofErr w:type="spellStart"/>
+                      <w:r>
+                        <w:t>if</w:t>
+                      </w:r>
+                      <w:proofErr w:type="spellEnd"/>
+                      <w:r>
+                        <w:t xml:space="preserve"> </w:t>
+                      </w:r>
+                      <w:proofErr w:type="spellStart"/>
+                      <w:r>
+                        <w:t>clase_creador</w:t>
+                      </w:r>
+                      <w:proofErr w:type="spellEnd"/>
+                      <w:r>
+                        <w:t xml:space="preserve"> </w:t>
+                      </w:r>
+                      <w:proofErr w:type="spellStart"/>
+                      <w:r>
+                        <w:t>is</w:t>
+                      </w:r>
+                      <w:proofErr w:type="spellEnd"/>
+                      <w:r>
+                        <w:t xml:space="preserve"> </w:t>
+                      </w:r>
+                      <w:proofErr w:type="spellStart"/>
+                      <w:r>
+                        <w:t>None</w:t>
+                      </w:r>
+                      <w:proofErr w:type="spellEnd"/>
+                      <w:r>
+                        <w:t>:</w:t>
+                      </w:r>
+                    </w:p>
+                    <w:p>
+                      <w:r>
+                        <w:t xml:space="preserve">        </w:t>
+                      </w:r>
+                      <w:proofErr w:type="spellStart"/>
+                      <w:r>
+                        <w:t>raise</w:t>
+                      </w:r>
+                      <w:proofErr w:type="spellEnd"/>
+                      <w:r>
+                        <w:t xml:space="preserve"> </w:t>
+                      </w:r>
+                      <w:proofErr w:type="spellStart"/>
+                      <w:proofErr w:type="gramStart"/>
+                      <w:r>
+                        <w:t>ValueError</w:t>
+                      </w:r>
+                      <w:proofErr w:type="spellEnd"/>
+                      <w:r>
+                        <w:t>(</w:t>
+                      </w:r>
+                      <w:proofErr w:type="spellStart"/>
+                      <w:proofErr w:type="gramEnd"/>
+                      <w:r>
+                        <w:t>f"Formato</w:t>
+                      </w:r>
+                      <w:proofErr w:type="spellEnd"/>
+                      <w:r>
+                        <w:t xml:space="preserve"> de exportación no soportado: {formato}")</w:t>
+                      </w:r>
+                    </w:p>
+                    <w:p>
+                      <w:r>
+                        <w:t xml:space="preserve">    </w:t>
+                      </w:r>
+                      <w:proofErr w:type="spellStart"/>
+                      <w:r>
+                        <w:t>return</w:t>
+                      </w:r>
+                      <w:proofErr w:type="spellEnd"/>
+                      <w:r>
+                        <w:t xml:space="preserve"> </w:t>
+                      </w:r>
+                      <w:proofErr w:type="spellStart"/>
+                      <w:r>
+                        <w:t>clase_</w:t>
+                      </w:r>
+                      <w:proofErr w:type="gramStart"/>
+                      <w:r>
+                        <w:t>creador</w:t>
+                      </w:r>
+                      <w:proofErr w:type="spellEnd"/>
+                      <w:r>
+                        <w:t>(</w:t>
+                      </w:r>
+                      <w:proofErr w:type="gramEnd"/>
+                      <w:r>
+                        <w:t>)</w:t>
+                      </w:r>
+                    </w:p>
+                    <w:p/>
+                    <w:p/>
+                    <w:p/>
+                    <w:p/>
+                    <w:p/>
+                    <w:p/>
+                    <w:p/>
+                    <w:p/>
+                  </w:txbxContent>
+                </v:textbox>
+                <w10:wrap anchorx="margin"/>
+              </v:shape>
+            </w:pict>
+          </mc:Fallback>
+        </mc:AlternateContent>
+      </w:r>
+    </w:p>
+    <w:p>
+      <w:pPr>
+        <w:spacing w:line="276" w:lineRule="auto"/>
+        <w:jc w:val="both"/>
+        <w:rPr>
+          <w:rFonts w:ascii="Arial" w:hAnsi="Arial" w:cs="Arial"/>
+          <w:sz w:val="24"/>
+          <w:szCs w:val="24"/>
+        </w:rPr>
+      </w:pPr>
+    </w:p>
+    <w:p>
+      <w:pPr>
+        <w:spacing w:line="276" w:lineRule="auto"/>
+        <w:jc w:val="both"/>
+        <w:rPr>
+          <w:rFonts w:ascii="Arial" w:hAnsi="Arial" w:cs="Arial"/>
+          <w:sz w:val="24"/>
+          <w:szCs w:val="24"/>
+        </w:rPr>
+      </w:pPr>
+    </w:p>
+    <w:p/>
+    <w:p>
+      <w:pPr>
+        <w:tabs>
+          <w:tab w:val="left" w:pos="1224"/>
+        </w:tabs>
+        <w:rPr>
+          <w:rFonts w:ascii="Arial" w:hAnsi="Arial" w:cs="Arial"/>
+          <w:sz w:val="24"/>
+          <w:szCs w:val="24"/>
+        </w:rPr>
+      </w:pPr>
+    </w:p>
+    <w:p>
+      <w:pPr>
+        <w:rPr>
+          <w:rFonts w:ascii="Arial" w:hAnsi="Arial" w:cs="Arial"/>
+          <w:sz w:val="24"/>
+          <w:szCs w:val="24"/>
+        </w:rPr>
+      </w:pPr>
+    </w:p>
+    <w:p>
+      <w:pPr>
+        <w:rPr>
+          <w:rFonts w:ascii="Arial" w:hAnsi="Arial" w:cs="Arial"/>
+          <w:sz w:val="24"/>
+          <w:szCs w:val="24"/>
+        </w:rPr>
+      </w:pPr>
+    </w:p>
+    <w:p>
+      <w:pPr>
+        <w:rPr>
+          <w:rFonts w:ascii="Arial" w:hAnsi="Arial" w:cs="Arial"/>
+          <w:sz w:val="24"/>
+          <w:szCs w:val="24"/>
+        </w:rPr>
+      </w:pPr>
+    </w:p>
+    <w:p>
+      <w:pPr>
+        <w:rPr>
+          <w:rFonts w:ascii="Arial" w:hAnsi="Arial" w:cs="Arial"/>
+          <w:sz w:val="24"/>
+          <w:szCs w:val="24"/>
+        </w:rPr>
+      </w:pPr>
+    </w:p>
+    <w:p>
+      <w:pPr>
+        <w:rPr>
+          <w:rFonts w:ascii="Arial" w:hAnsi="Arial" w:cs="Arial"/>
+          <w:sz w:val="24"/>
+          <w:szCs w:val="24"/>
+        </w:rPr>
+      </w:pPr>
+    </w:p>
+    <w:p>
+      <w:pPr>
+        <w:rPr>
+          <w:rFonts w:ascii="Arial" w:hAnsi="Arial" w:cs="Arial"/>
+          <w:sz w:val="24"/>
+          <w:szCs w:val="24"/>
+        </w:rPr>
+      </w:pPr>
+    </w:p>
+    <w:p>
+      <w:pPr>
+        <w:rPr>
+          <w:rFonts w:ascii="Arial" w:hAnsi="Arial" w:cs="Arial"/>
+          <w:sz w:val="24"/>
+          <w:szCs w:val="24"/>
+        </w:rPr>
+      </w:pPr>
+    </w:p>
+    <w:p>
+      <w:pPr>
+        <w:ind w:firstLine="708"/>
+        <w:rPr>
+          <w:rFonts w:ascii="Arial" w:hAnsi="Arial" w:cs="Arial"/>
+          <w:sz w:val="24"/>
+          <w:szCs w:val="24"/>
+        </w:rPr>
+      </w:pPr>
+    </w:p>
+    <w:p>
+      <w:pPr>
+        <w:ind w:firstLine="708"/>
+        <w:rPr>
+          <w:rFonts w:ascii="Arial" w:hAnsi="Arial" w:cs="Arial"/>
+          <w:sz w:val="24"/>
+          <w:szCs w:val="24"/>
+        </w:rPr>
+      </w:pPr>
+    </w:p>
+    <w:p>
+      <w:pPr>
+        <w:pStyle w:val="Ttulo1"/>
+        <w:spacing w:line="276" w:lineRule="auto"/>
+        <w:jc w:val="both"/>
+        <w:rPr>
+          <w:rFonts w:ascii="Arial" w:hAnsi="Arial" w:cs="Arial"/>
+          <w:b/>
+          <w:bCs/>
+          <w:color w:val="auto"/>
+          <w:sz w:val="24"/>
+          <w:szCs w:val="20"/>
+        </w:rPr>
+      </w:pPr>
+      <w:r>
+        <w:rPr>
+          <w:rFonts w:ascii="Arial" w:hAnsi="Arial" w:cs="Arial"/>
+          <w:b/>
+          <w:bCs/>
+          <w:color w:val="auto"/>
+          <w:sz w:val="24"/>
+          <w:szCs w:val="20"/>
+        </w:rPr>
+        <w:t>3.</w:t>
+      </w:r>
+      <w:r>
+        <w:rPr>
+          <w:rFonts w:ascii="Arial" w:hAnsi="Arial" w:cs="Arial"/>
+          <w:b/>
+          <w:bCs/>
+          <w:color w:val="auto"/>
+          <w:sz w:val="24"/>
+          <w:szCs w:val="20"/>
+        </w:rPr>
+        <w:t>Dónde se usa en el proyecto</w:t>
+      </w:r>
+    </w:p>
+    <w:p/>
+    <w:p>
+      <w:pPr>
+        <w:spacing w:line="276" w:lineRule="auto"/>
+        <w:jc w:val="both"/>
+        <w:rPr>
+          <w:rFonts w:ascii="Arial" w:hAnsi="Arial" w:cs="Arial"/>
+          <w:sz w:val="24"/>
+          <w:szCs w:val="24"/>
+        </w:rPr>
+      </w:pPr>
+      <w:r>
+        <w:rPr>
+          <w:rFonts w:ascii="Arial" w:hAnsi="Arial" w:cs="Arial"/>
+          <w:sz w:val="24"/>
+          <w:szCs w:val="24"/>
+        </w:rPr>
+        <w:t>El patrón no se queda aislado en exportadores.py: app.py lo importa y lo conecta con una ruta real, que es la que el médico dispara al hacer clic en los botones PDF / TXT / CSV del listado de pacientes.</w:t>
+      </w:r>
+    </w:p>
+    <w:p>
+      <w:pPr>
+        <w:spacing w:line="276" w:lineRule="auto"/>
+        <w:jc w:val="both"/>
+        <w:rPr>
+          <w:rFonts w:ascii="Arial" w:hAnsi="Arial" w:cs="Arial"/>
+          <w:sz w:val="24"/>
+          <w:szCs w:val="24"/>
+        </w:rPr>
+      </w:pPr>
+    </w:p>
+    <w:p>
+      <w:pPr>
+        <w:spacing w:line="276" w:lineRule="auto"/>
+        <w:jc w:val="both"/>
+        <w:rPr>
+          <w:rFonts w:ascii="Arial" w:hAnsi="Arial" w:cs="Arial"/>
+          <w:sz w:val="24"/>
+          <w:szCs w:val="24"/>
+        </w:rPr>
+      </w:pPr>
+    </w:p>
+    <w:p>
+      <w:pPr>
+        <w:spacing w:line="276" w:lineRule="auto"/>
+        <w:jc w:val="both"/>
+        <w:rPr>
+          <w:rFonts w:ascii="Arial" w:hAnsi="Arial" w:cs="Arial"/>
+          <w:sz w:val="24"/>
+          <w:szCs w:val="24"/>
+        </w:rPr>
+      </w:pPr>
+    </w:p>
+    <w:p>
+      <w:pPr>
+        <w:spacing w:line="276" w:lineRule="auto"/>
+        <w:jc w:val="both"/>
+        <w:rPr>
+          <w:rFonts w:ascii="Arial" w:hAnsi="Arial" w:cs="Arial"/>
+          <w:sz w:val="24"/>
+          <w:szCs w:val="24"/>
+        </w:rPr>
+      </w:pPr>
+    </w:p>
+    <w:tbl>
+      <w:tblPr>
+        <w:tblStyle w:val="Tablaconcuadrcula"/>
+        <w:tblW w:w="0" w:type="auto"/>
+        <w:tblLook w:val="04A0" w:firstRow="1" w:lastRow="0" w:firstColumn="1" w:lastColumn="0" w:noHBand="0" w:noVBand="1"/>
+      </w:tblPr>
+      <w:tblGrid>
+        <w:gridCol w:w="4414"/>
+        <w:gridCol w:w="4414"/>
+      </w:tblGrid>
+      <w:tr>
+        <w:tc>
+          <w:tcPr>
+            <w:tcW w:w="4414" w:type="dxa"/>
+            <w:shd w:val="clear" w:color="auto" w:fill="1C6E71"/>
+          </w:tcPr>
+          <w:p>
+            <w:pPr>
+              <w:spacing w:line="276" w:lineRule="auto"/>
+              <w:jc w:val="both"/>
+              <w:rPr>
+                <w:rFonts w:ascii="Arial" w:hAnsi="Arial" w:cs="Arial"/>
+                <w:b/>
+                <w:bCs/>
+                <w:color w:val="FFFFFF" w:themeColor="background1"/>
+              </w:rPr>
+            </w:pPr>
+            <w:r>
+              <w:rPr>
+                <w:rFonts w:ascii="Arial" w:hAnsi="Arial" w:cs="Arial"/>
+                <w:b/>
+                <w:bCs/>
+                <w:color w:val="FFFFFF"/>
+              </w:rPr>
+              <w:lastRenderedPageBreak/>
+              <w:t>Archivo</w:t>
+            </w:r>
+          </w:p>
+        </w:tc>
+        <w:tc>
+          <w:tcPr>
+            <w:tcW w:w="4414" w:type="dxa"/>
+            <w:shd w:val="clear" w:color="auto" w:fill="1C6E71"/>
+          </w:tcPr>
+          <w:p>
+            <w:pPr>
+              <w:spacing w:line="276" w:lineRule="auto"/>
+              <w:jc w:val="both"/>
+              <w:rPr>
+                <w:rFonts w:ascii="Arial" w:hAnsi="Arial" w:cs="Arial"/>
+                <w:b/>
+                <w:bCs/>
+                <w:color w:val="FFFFFF" w:themeColor="background1"/>
+              </w:rPr>
+            </w:pPr>
+            <w:r>
+              <w:rPr>
+                <w:rFonts w:ascii="Arial" w:hAnsi="Arial" w:cs="Arial"/>
+                <w:b/>
+                <w:bCs/>
+                <w:color w:val="FFFFFF"/>
+              </w:rPr>
+              <w:t>Qué hace con el patrón</w:t>
+            </w:r>
+          </w:p>
+        </w:tc>
+      </w:tr>
+      <w:tr>
+        <w:tc>
+          <w:tcPr>
+            <w:tcW w:w="4414" w:type="dxa"/>
+            <w:shd w:val="clear" w:color="auto" w:fill="FAF8F3"/>
+          </w:tcPr>
+          <w:p>
+            <w:pPr>
+              <w:spacing w:line="276" w:lineRule="auto"/>
+              <w:jc w:val="both"/>
+              <w:rPr>
+                <w:rFonts w:ascii="Arial" w:hAnsi="Arial" w:cs="Arial"/>
+              </w:rPr>
+            </w:pPr>
+            <w:r>
+              <w:rPr>
+                <w:rFonts w:ascii="Arial" w:hAnsi="Arial" w:cs="Arial"/>
+                <w:color w:val="16262A"/>
+              </w:rPr>
+              <w:t>app.py</w:t>
+            </w:r>
+          </w:p>
+        </w:tc>
+        <w:tc>
+          <w:tcPr>
+            <w:tcW w:w="4414" w:type="dxa"/>
+            <w:shd w:val="clear" w:color="auto" w:fill="FAF8F3"/>
+          </w:tcPr>
+          <w:p>
+            <w:pPr>
+              <w:spacing w:line="276" w:lineRule="auto"/>
+              <w:jc w:val="both"/>
+              <w:rPr>
+                <w:rFonts w:ascii="Arial" w:hAnsi="Arial" w:cs="Arial"/>
+              </w:rPr>
+            </w:pPr>
+            <w:r>
+              <w:rPr>
+                <w:rFonts w:ascii="Arial" w:hAnsi="Arial" w:cs="Arial"/>
+                <w:color w:val="16262A"/>
+              </w:rPr>
+              <w:t xml:space="preserve">Ruta /pacientes/&lt;id&gt;/exportar/&lt;formato&gt;. Llama </w:t>
+            </w:r>
+            <w:proofErr w:type="spellStart"/>
+            <w:r>
+              <w:rPr>
+                <w:rFonts w:ascii="Arial" w:hAnsi="Arial" w:cs="Arial"/>
+                <w:color w:val="16262A"/>
+              </w:rPr>
+              <w:t>obtener_creador</w:t>
+            </w:r>
+            <w:proofErr w:type="spellEnd"/>
+            <w:r>
+              <w:rPr>
+                <w:rFonts w:ascii="Arial" w:hAnsi="Arial" w:cs="Arial"/>
+                <w:color w:val="16262A"/>
+              </w:rPr>
+              <w:t xml:space="preserve">(formato) y luego </w:t>
+            </w:r>
+            <w:proofErr w:type="spellStart"/>
+            <w:proofErr w:type="gramStart"/>
+            <w:r>
+              <w:rPr>
+                <w:rFonts w:ascii="Arial" w:hAnsi="Arial" w:cs="Arial"/>
+                <w:color w:val="16262A"/>
+              </w:rPr>
+              <w:t>creador.exportar</w:t>
+            </w:r>
+            <w:proofErr w:type="gramEnd"/>
+            <w:r>
+              <w:rPr>
+                <w:rFonts w:ascii="Arial" w:hAnsi="Arial" w:cs="Arial"/>
+                <w:color w:val="16262A"/>
+              </w:rPr>
+              <w:t>_historia</w:t>
+            </w:r>
+            <w:proofErr w:type="spellEnd"/>
+            <w:r>
+              <w:rPr>
+                <w:rFonts w:ascii="Arial" w:hAnsi="Arial" w:cs="Arial"/>
+                <w:color w:val="16262A"/>
+              </w:rPr>
+              <w:t xml:space="preserve">(paciente); envía el resultado con </w:t>
+            </w:r>
+            <w:proofErr w:type="spellStart"/>
+            <w:r>
+              <w:rPr>
+                <w:rFonts w:ascii="Arial" w:hAnsi="Arial" w:cs="Arial"/>
+                <w:color w:val="16262A"/>
+              </w:rPr>
+              <w:t>send_file</w:t>
+            </w:r>
+            <w:proofErr w:type="spellEnd"/>
+            <w:r>
+              <w:rPr>
+                <w:rFonts w:ascii="Arial" w:hAnsi="Arial" w:cs="Arial"/>
+                <w:color w:val="16262A"/>
+              </w:rPr>
+              <w:t>() como descarga.</w:t>
+            </w:r>
+          </w:p>
+        </w:tc>
+      </w:tr>
+      <w:tr>
+        <w:tc>
+          <w:tcPr>
+            <w:tcW w:w="4414" w:type="dxa"/>
+            <w:shd w:val="clear" w:color="auto" w:fill="FAF8F3"/>
+          </w:tcPr>
+          <w:p>
+            <w:pPr>
+              <w:spacing w:line="276" w:lineRule="auto"/>
+              <w:jc w:val="both"/>
+              <w:rPr>
+                <w:rFonts w:ascii="Arial" w:hAnsi="Arial" w:cs="Arial"/>
+              </w:rPr>
+            </w:pPr>
+            <w:proofErr w:type="spellStart"/>
+            <w:r>
+              <w:rPr>
+                <w:rFonts w:ascii="Arial" w:hAnsi="Arial" w:cs="Arial"/>
+                <w:color w:val="16262A"/>
+              </w:rPr>
+              <w:t>templates</w:t>
+            </w:r>
+            <w:proofErr w:type="spellEnd"/>
+            <w:r>
+              <w:rPr>
+                <w:rFonts w:ascii="Arial" w:hAnsi="Arial" w:cs="Arial"/>
+                <w:color w:val="16262A"/>
+              </w:rPr>
+              <w:t>/pacientes.html</w:t>
+            </w:r>
+          </w:p>
+        </w:tc>
+        <w:tc>
+          <w:tcPr>
+            <w:tcW w:w="4414" w:type="dxa"/>
+            <w:shd w:val="clear" w:color="auto" w:fill="FAF8F3"/>
+          </w:tcPr>
+          <w:p>
+            <w:pPr>
+              <w:spacing w:line="276" w:lineRule="auto"/>
+              <w:jc w:val="both"/>
+              <w:rPr>
+                <w:rFonts w:ascii="Arial" w:hAnsi="Arial" w:cs="Arial"/>
+              </w:rPr>
+            </w:pPr>
+            <w:r>
+              <w:rPr>
+                <w:rFonts w:ascii="Arial" w:hAnsi="Arial" w:cs="Arial"/>
+                <w:color w:val="16262A"/>
+              </w:rPr>
+              <w:t>Tres enlaces por paciente (PDF, TXT, CSV) que apuntan a esa misma ruta, cambiando solo el parámetro formato.</w:t>
+            </w:r>
+          </w:p>
+        </w:tc>
+      </w:tr>
+    </w:tbl>
+    <w:p>
+      <w:pPr>
+        <w:spacing w:line="276" w:lineRule="auto"/>
+        <w:jc w:val="both"/>
+        <w:rPr>
+          <w:rFonts w:ascii="Arial" w:hAnsi="Arial" w:cs="Arial"/>
+          <w:sz w:val="24"/>
+          <w:szCs w:val="24"/>
+        </w:rPr>
+      </w:pPr>
+    </w:p>
+    <w:p>
+      <w:pPr>
+        <w:spacing w:line="276" w:lineRule="auto"/>
+        <w:jc w:val="both"/>
+        <w:rPr>
+          <w:rFonts w:ascii="Arial" w:hAnsi="Arial" w:cs="Arial"/>
+          <w:sz w:val="24"/>
+          <w:szCs w:val="24"/>
+        </w:rPr>
+      </w:pPr>
+      <w:r>
+        <w:rPr>
+          <w:rFonts w:ascii="Arial" w:hAnsi="Arial" w:cs="Arial"/>
+          <w:sz w:val="24"/>
+          <w:szCs w:val="24"/>
+        </w:rPr>
+        <w:t>El fragmento clave en app.py es este:</w:t>
+      </w:r>
+    </w:p>
+    <w:p>
+      <w:pPr>
+        <w:spacing w:line="276" w:lineRule="auto"/>
+        <w:jc w:val="both"/>
+        <w:rPr>
+          <w:rFonts w:ascii="Arial" w:hAnsi="Arial" w:cs="Arial"/>
+          <w:sz w:val="24"/>
+          <w:szCs w:val="24"/>
+        </w:rPr>
+      </w:pPr>
+      <w:r>
+        <w:rPr>
+          <w:rFonts w:ascii="Arial" w:hAnsi="Arial" w:cs="Arial"/>
+          <w:noProof/>
+          <w:sz w:val="24"/>
+          <w:szCs w:val="24"/>
+        </w:rPr>
+        <mc:AlternateContent>
+          <mc:Choice Requires="wps">
+            <w:drawing>
+              <wp:anchor distT="0" distB="0" distL="114300" distR="114300" simplePos="0" relativeHeight="251677696" behindDoc="0" locked="0" layoutInCell="1" allowOverlap="1" wp14:anchorId="16767A38" wp14:editId="56864D23">
+                <wp:simplePos x="0" y="0"/>
+                <wp:positionH relativeFrom="margin">
+                  <wp:align>left</wp:align>
+                </wp:positionH>
+                <wp:positionV relativeFrom="paragraph">
+                  <wp:posOffset>305435</wp:posOffset>
+                </wp:positionV>
+                <wp:extent cx="5951220" cy="5806440"/>
+                <wp:effectExtent l="0" t="0" r="11430" b="22860"/>
+                <wp:wrapNone/>
+                <wp:docPr id="11" name="Cuadro de texto 11"/>
+                <wp:cNvGraphicFramePr/>
+                <a:graphic xmlns:a="http://schemas.openxmlformats.org/drawingml/2006/main">
+                  <a:graphicData uri="http://schemas.microsoft.com/office/word/2010/wordprocessingShape">
+                    <wps:wsp>
+                      <wps:cNvSpPr txBox="1"/>
+                      <wps:spPr>
+                        <a:xfrm>
+                          <a:off x="0" y="0"/>
+                          <a:ext cx="5951220" cy="5806440"/>
+                        </a:xfrm>
+                        <a:prstGeom prst="rect">
+                          <a:avLst/>
+                        </a:prstGeom>
+                        <a:solidFill>
+                          <a:schemeClr val="bg2"/>
+                        </a:solidFill>
+                        <a:ln w="6350">
+                          <a:solidFill>
+                            <a:prstClr val="black"/>
+                          </a:solidFill>
+                        </a:ln>
+                      </wps:spPr>
+                      <wps:txbx>
+                        <w:txbxContent>
+                          <w:p>
+                            <w:r>
+                              <w:t>@</w:t>
+                            </w:r>
+                            <w:proofErr w:type="gramStart"/>
+                            <w:r>
+                              <w:t>app.route</w:t>
+                            </w:r>
+                            <w:proofErr w:type="gramEnd"/>
+                            <w:r>
+                              <w:t>("/pacientes/&lt;int:paciente_id&gt;/exportar/&lt;formato&gt;")</w:t>
+                            </w:r>
+                          </w:p>
+                          <w:p>
+                            <w:r>
+                              <w:t>@requiere_login</w:t>
+                            </w:r>
+                          </w:p>
+                          <w:p>
+                            <w:proofErr w:type="spellStart"/>
+                            <w:r>
+                              <w:t>def</w:t>
+                            </w:r>
+                            <w:proofErr w:type="spellEnd"/>
+                            <w:r>
+                              <w:t xml:space="preserve"> </w:t>
+                            </w:r>
+                            <w:proofErr w:type="spellStart"/>
+                            <w:r>
+                              <w:t>exportar_</w:t>
+                            </w:r>
+                            <w:proofErr w:type="gramStart"/>
+                            <w:r>
+                              <w:t>paciente</w:t>
+                            </w:r>
+                            <w:proofErr w:type="spellEnd"/>
+                            <w:r>
+                              <w:t>(</w:t>
+                            </w:r>
+                            <w:proofErr w:type="spellStart"/>
+                            <w:proofErr w:type="gramEnd"/>
+                            <w:r>
+                              <w:t>paciente_id</w:t>
+                            </w:r>
+                            <w:proofErr w:type="spellEnd"/>
+                            <w:r>
+                              <w:t>, formato):</w:t>
+                            </w:r>
+                          </w:p>
+                          <w:p>
+                            <w:r>
+                              <w:t xml:space="preserve">    paciente = </w:t>
+                            </w:r>
+                            <w:proofErr w:type="spellStart"/>
+                            <w:proofErr w:type="gramStart"/>
+                            <w:r>
+                              <w:t>db.obtener</w:t>
+                            </w:r>
+                            <w:proofErr w:type="gramEnd"/>
+                            <w:r>
+                              <w:t>_paciente</w:t>
+                            </w:r>
+                            <w:proofErr w:type="spellEnd"/>
+                            <w:r>
+                              <w:t>(</w:t>
+                            </w:r>
+                            <w:proofErr w:type="spellStart"/>
+                            <w:r>
+                              <w:t>paciente_id</w:t>
+                            </w:r>
+                            <w:proofErr w:type="spellEnd"/>
+                            <w:r>
+                              <w:t>)</w:t>
+                            </w:r>
+                          </w:p>
+                          <w:p>
+                            <w:r>
+                              <w:t xml:space="preserve">    </w:t>
+                            </w:r>
+                            <w:proofErr w:type="spellStart"/>
+                            <w:r>
+                              <w:t>if</w:t>
+                            </w:r>
+                            <w:proofErr w:type="spellEnd"/>
+                            <w:r>
+                              <w:t xml:space="preserve"> paciente </w:t>
+                            </w:r>
+                            <w:proofErr w:type="spellStart"/>
+                            <w:r>
+                              <w:t>is</w:t>
+                            </w:r>
+                            <w:proofErr w:type="spellEnd"/>
+                            <w:r>
+                              <w:t xml:space="preserve"> </w:t>
+                            </w:r>
+                            <w:proofErr w:type="spellStart"/>
+                            <w:r>
+                              <w:t>None</w:t>
+                            </w:r>
+                            <w:proofErr w:type="spellEnd"/>
+                            <w:r>
+                              <w:t>:</w:t>
+                            </w:r>
+                          </w:p>
+                          <w:p>
+                            <w:r>
+                              <w:t xml:space="preserve">        </w:t>
+                            </w:r>
+                            <w:proofErr w:type="gramStart"/>
+                            <w:r>
+                              <w:t>flash(</w:t>
+                            </w:r>
+                            <w:proofErr w:type="gramEnd"/>
+                            <w:r>
+                              <w:t>"Paciente no encontrado.")</w:t>
+                            </w:r>
+                          </w:p>
+                          <w:p>
+                            <w:r>
+                              <w:t xml:space="preserve">        </w:t>
+                            </w:r>
+                            <w:proofErr w:type="spellStart"/>
+                            <w:r>
+                              <w:t>return</w:t>
+                            </w:r>
+                            <w:proofErr w:type="spellEnd"/>
+                            <w:r>
+                              <w:t xml:space="preserve"> </w:t>
+                            </w:r>
+                            <w:proofErr w:type="spellStart"/>
+                            <w:r>
+                              <w:t>redirect</w:t>
+                            </w:r>
+                            <w:proofErr w:type="spellEnd"/>
+                            <w:r>
+                              <w:t>(</w:t>
+                            </w:r>
+                            <w:proofErr w:type="spellStart"/>
+                            <w:r>
+                              <w:t>url_for</w:t>
+                            </w:r>
+                            <w:proofErr w:type="spellEnd"/>
+                            <w:r>
+                              <w:t>("pacientes"))</w:t>
+                            </w:r>
+                          </w:p>
+                          <w:p>
+                            <w:r>
+                              <w:t xml:space="preserve">    try:</w:t>
+                            </w:r>
+                          </w:p>
+                          <w:p>
+                            <w:r>
+                              <w:t xml:space="preserve">        # </w:t>
+                            </w:r>
+                            <w:proofErr w:type="spellStart"/>
+                            <w:r>
+                              <w:t>Aqui</w:t>
+                            </w:r>
+                            <w:proofErr w:type="spellEnd"/>
+                            <w:r>
+                              <w:t xml:space="preserve"> es donde se usa el </w:t>
+                            </w:r>
+                            <w:proofErr w:type="spellStart"/>
+                            <w:r>
+                              <w:t>patron</w:t>
+                            </w:r>
+                            <w:proofErr w:type="spellEnd"/>
+                            <w:r>
+                              <w:t>: no sabemos ni nos importa</w:t>
+                            </w:r>
+                          </w:p>
+                          <w:p>
+                            <w:r>
+                              <w:t xml:space="preserve">        # que clase concreta de exportador se va a usar por dentro.</w:t>
+                            </w:r>
+                          </w:p>
+                          <w:p>
+                            <w:r>
+                              <w:t xml:space="preserve">        creador = </w:t>
+                            </w:r>
+                            <w:proofErr w:type="spellStart"/>
+                            <w:r>
+                              <w:t>obtener_creador</w:t>
+                            </w:r>
+                            <w:proofErr w:type="spellEnd"/>
+                            <w:r>
+                              <w:t>(formato)</w:t>
+                            </w:r>
+                          </w:p>
+                          <w:p>
+                            <w:r>
+                              <w:t xml:space="preserve">        contenido, </w:t>
+                            </w:r>
+                            <w:proofErr w:type="spellStart"/>
+                            <w:r>
+                              <w:t>mimetype</w:t>
+                            </w:r>
+                            <w:proofErr w:type="spellEnd"/>
+                            <w:r>
+                              <w:t xml:space="preserve">, </w:t>
+                            </w:r>
+                            <w:proofErr w:type="spellStart"/>
+                            <w:r>
+                              <w:t>nombre_archivo</w:t>
+                            </w:r>
+                            <w:proofErr w:type="spellEnd"/>
+                            <w:r>
+                              <w:t xml:space="preserve"> = </w:t>
+                            </w:r>
+                            <w:proofErr w:type="spellStart"/>
+                            <w:proofErr w:type="gramStart"/>
+                            <w:r>
+                              <w:t>creador.exportar</w:t>
+                            </w:r>
+                            <w:proofErr w:type="gramEnd"/>
+                            <w:r>
+                              <w:t>_historia</w:t>
+                            </w:r>
+                            <w:proofErr w:type="spellEnd"/>
+                            <w:r>
+                              <w:t>(paciente)</w:t>
+                            </w:r>
+                          </w:p>
+                          <w:p>
+                            <w:r>
+                              <w:t xml:space="preserve">    </w:t>
+                            </w:r>
+                            <w:proofErr w:type="spellStart"/>
+                            <w:r>
+                              <w:t>except</w:t>
+                            </w:r>
+                            <w:proofErr w:type="spellEnd"/>
+                            <w:r>
+                              <w:t xml:space="preserve"> </w:t>
+                            </w:r>
+                            <w:proofErr w:type="spellStart"/>
+                            <w:r>
+                              <w:t>ValueError</w:t>
+                            </w:r>
+                            <w:proofErr w:type="spellEnd"/>
+                            <w:r>
+                              <w:t>:</w:t>
+                            </w:r>
+                          </w:p>
+                          <w:p>
+                            <w:r>
+                              <w:t xml:space="preserve">        </w:t>
+                            </w:r>
+                            <w:proofErr w:type="gramStart"/>
+                            <w:r>
+                              <w:t>flash(</w:t>
+                            </w:r>
+                            <w:proofErr w:type="gramEnd"/>
+                            <w:r>
+                              <w:t>"Formato de exportación no soportado.")</w:t>
+                            </w:r>
+                          </w:p>
+                          <w:p>
+                            <w:r>
+                              <w:t xml:space="preserve">        </w:t>
+                            </w:r>
+                            <w:proofErr w:type="spellStart"/>
+                            <w:r>
+                              <w:t>return</w:t>
+                            </w:r>
+                            <w:proofErr w:type="spellEnd"/>
+                            <w:r>
+                              <w:t xml:space="preserve"> </w:t>
+                            </w:r>
+                            <w:proofErr w:type="spellStart"/>
+                            <w:r>
+                              <w:t>redirect</w:t>
+                            </w:r>
+                            <w:proofErr w:type="spellEnd"/>
+                            <w:r>
+                              <w:t>(</w:t>
+                            </w:r>
+                            <w:proofErr w:type="spellStart"/>
+                            <w:r>
+                              <w:t>url_for</w:t>
+                            </w:r>
+                            <w:proofErr w:type="spellEnd"/>
+                            <w:r>
+                              <w:t>("pacientes"))</w:t>
+                            </w:r>
+                          </w:p>
+                          <w:p>
+                            <w:r>
+                              <w:t xml:space="preserve"> </w:t>
+                            </w:r>
+                          </w:p>
+                          <w:p>
+                            <w:r>
+                              <w:t xml:space="preserve">    </w:t>
+                            </w:r>
+                            <w:proofErr w:type="spellStart"/>
+                            <w:r>
+                              <w:t>return</w:t>
+                            </w:r>
+                            <w:proofErr w:type="spellEnd"/>
+                            <w:r>
+                              <w:t xml:space="preserve"> </w:t>
+                            </w:r>
+                            <w:proofErr w:type="spellStart"/>
+                            <w:r>
+                              <w:t>send_</w:t>
+                            </w:r>
+                            <w:proofErr w:type="gramStart"/>
+                            <w:r>
+                              <w:t>file</w:t>
+                            </w:r>
+                            <w:proofErr w:type="spellEnd"/>
+                            <w:r>
+                              <w:t>(</w:t>
+                            </w:r>
+                            <w:proofErr w:type="gramEnd"/>
+                          </w:p>
+                          <w:p>
+                            <w:r>
+                              <w:t xml:space="preserve">        </w:t>
+                            </w:r>
+                            <w:proofErr w:type="spellStart"/>
+                            <w:proofErr w:type="gramStart"/>
+                            <w:r>
+                              <w:t>io.BytesIO</w:t>
+                            </w:r>
+                            <w:proofErr w:type="spellEnd"/>
+                            <w:proofErr w:type="gramEnd"/>
+                            <w:r>
+                              <w:t xml:space="preserve">(contenido), </w:t>
+                            </w:r>
+                            <w:proofErr w:type="spellStart"/>
+                            <w:r>
+                              <w:t>mimetype</w:t>
+                            </w:r>
+                            <w:proofErr w:type="spellEnd"/>
+                            <w:r>
+                              <w:t>=</w:t>
+                            </w:r>
+                            <w:proofErr w:type="spellStart"/>
+                            <w:r>
+                              <w:t>mimetype</w:t>
+                            </w:r>
+                            <w:proofErr w:type="spellEnd"/>
+                            <w:r>
+                              <w:t>,</w:t>
+                            </w:r>
+                          </w:p>
+                          <w:p>
+                            <w:r>
+                              <w:t xml:space="preserve">        </w:t>
+                            </w:r>
+                            <w:proofErr w:type="spellStart"/>
+                            <w:r>
+                              <w:t>as_attachment</w:t>
+                            </w:r>
+                            <w:proofErr w:type="spellEnd"/>
+                            <w:r>
+                              <w:t xml:space="preserve">=True, </w:t>
+                            </w:r>
+                            <w:proofErr w:type="spellStart"/>
+                            <w:r>
+                              <w:t>download_name</w:t>
+                            </w:r>
+                            <w:proofErr w:type="spellEnd"/>
+                            <w:r>
+                              <w:t>=</w:t>
+                            </w:r>
+                            <w:proofErr w:type="spellStart"/>
+                            <w:r>
+                              <w:t>nombre_archivo</w:t>
+                            </w:r>
+                            <w:proofErr w:type="spellEnd"/>
+                            <w:r>
+                              <w:t>,</w:t>
+                            </w:r>
+                          </w:p>
+                          <w:p>
+                            <w:r>
+                              <w:t xml:space="preserve">    )</w:t>
+                            </w:r>
+                          </w:p>
+                          <w:p/>
+                          <w:p/>
+                          <w:p/>
+                          <w:p/>
+                          <w:p/>
+                          <w:p/>
+                          <w:p/>
+                          <w:p/>
+                        </w:txbxContent>
+                      </wps:txbx>
+                      <wps:bodyPr rot="0" spcFirstLastPara="0" vertOverflow="overflow" horzOverflow="overflow" vert="horz" wrap="square" lIns="91440" tIns="45720" rIns="91440" bIns="45720" numCol="1" spcCol="0" rtlCol="0" fromWordArt="0" anchor="t" anchorCtr="0" forceAA="0" compatLnSpc="1">
+                        <a:prstTxWarp prst="textNoShape">
+                          <a:avLst/>
+                        </a:prstTxWarp>
+                        <a:noAutofit/>
+                      </wps:bodyPr>
+                    </wps:wsp>
+                  </a:graphicData>
+                </a:graphic>
+                <wp14:sizeRelH relativeFrom="margin">
+                  <wp14:pctWidth>0</wp14:pctWidth>
+                </wp14:sizeRelH>
+                <wp14:sizeRelV relativeFrom="margin">
+                  <wp14:pctHeight>0</wp14:pctHeight>
+                </wp14:sizeRelV>
+              </wp:anchor>
+            </w:drawing>
+          </mc:Choice>
+          <mc:Fallback>
+            <w:pict>
+              <v:shape w14:anchorId="16767A38" id="Cuadro de texto 11" o:spid="_x0000_s1036" type="#_x0000_t202" style="position:absolute;left:0;text-align:left;margin-left:0;margin-top:24.05pt;width:468.6pt;height:457.2pt;z-index:251677696;visibility:visible;mso-wrap-style:square;mso-width-percent:0;mso-height-percent:0;mso-wrap-distance-left:9pt;mso-wrap-distance-top:0;mso-wrap-distance-right:9pt;mso-wrap-distance-bottom:0;mso-position-horizontal:left;mso-position-horizontal-relative:margin;mso-position-vertical:absolute;mso-position-vertical-relative:text;mso-width-percent:0;mso-height-percent:0;mso-width-relative:margin;mso-height-relative:margin;v-text-anchor:top" o:gfxdata="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" fillcolor="#e8e8e8 [3214]" strokeweight=".5pt">
+                <v:textbox>
+                  <w:txbxContent>
+                    <w:p>
+                      <w:r>
+                        <w:t>@</w:t>
+                      </w:r>
+                      <w:proofErr w:type="gramStart"/>
+                      <w:r>
+                        <w:t>app.route</w:t>
+                      </w:r>
+                      <w:proofErr w:type="gramEnd"/>
+                      <w:r>
+                        <w:t>("/pacientes/&lt;int:paciente_id&gt;/exportar/&lt;formato&gt;")</w:t>
+                      </w:r>
+                    </w:p>
+                    <w:p>
+                      <w:r>
+                        <w:t>@requiere_login</w:t>
+                      </w:r>
+                    </w:p>
+                    <w:p>
+                      <w:proofErr w:type="spellStart"/>
+                      <w:r>
+                        <w:t>def</w:t>
+                      </w:r>
+                      <w:proofErr w:type="spellEnd"/>
+                      <w:r>
+                        <w:t xml:space="preserve"> </w:t>
+                      </w:r>
+                      <w:proofErr w:type="spellStart"/>
+                      <w:r>
+                        <w:t>exportar_</w:t>
+                      </w:r>
+                      <w:proofErr w:type="gramStart"/>
+                      <w:r>
+                        <w:t>paciente</w:t>
+                      </w:r>
+                      <w:proofErr w:type="spellEnd"/>
+                      <w:r>
+                        <w:t>(</w:t>
+                      </w:r>
+                      <w:proofErr w:type="spellStart"/>
+                      <w:proofErr w:type="gramEnd"/>
+                      <w:r>
+                        <w:t>paciente_id</w:t>
+                      </w:r>
+                      <w:proofErr w:type="spellEnd"/>
+                      <w:r>
+                        <w:t>, formato):</w:t>
+                      </w:r>
+                    </w:p>
+                    <w:p>
+                      <w:r>
+                        <w:t xml:space="preserve">    paciente = </w:t>
+                      </w:r>
+                      <w:proofErr w:type="spellStart"/>
+                      <w:proofErr w:type="gramStart"/>
+                      <w:r>
+                        <w:t>db.obtener</w:t>
+                      </w:r>
+                      <w:proofErr w:type="gramEnd"/>
+                      <w:r>
+                        <w:t>_paciente</w:t>
+                      </w:r>
+                      <w:proofErr w:type="spellEnd"/>
+                      <w:r>
+                        <w:t>(</w:t>
+                      </w:r>
+                      <w:proofErr w:type="spellStart"/>
+                      <w:r>
+                        <w:t>paciente_id</w:t>
+                      </w:r>
+                      <w:proofErr w:type="spellEnd"/>
+                      <w:r>
+                        <w:t>)</w:t>
+                      </w:r>
+                    </w:p>
+                    <w:p>
+                      <w:r>
+                        <w:t xml:space="preserve">    </w:t>
+                      </w:r>
+                      <w:proofErr w:type="spellStart"/>
+                      <w:r>
+                        <w:t>if</w:t>
+                      </w:r>
+                      <w:proofErr w:type="spellEnd"/>
+                      <w:r>
+                        <w:t xml:space="preserve"> paciente </w:t>
+                      </w:r>
+                      <w:proofErr w:type="spellStart"/>
+                      <w:r>
+                        <w:t>is</w:t>
+                      </w:r>
+                      <w:proofErr w:type="spellEnd"/>
+                      <w:r>
+                        <w:t xml:space="preserve"> </w:t>
+                      </w:r>
+                      <w:proofErr w:type="spellStart"/>
+                      <w:r>
+                        <w:t>None</w:t>
+                      </w:r>
+                      <w:proofErr w:type="spellEnd"/>
+                      <w:r>
+                        <w:t>:</w:t>
+                      </w:r>
+                    </w:p>
+                    <w:p>
+                      <w:r>
+                        <w:t xml:space="preserve">        </w:t>
+                      </w:r>
+                      <w:proofErr w:type="gramStart"/>
+                      <w:r>
+                        <w:t>flash(</w:t>
+                      </w:r>
+                      <w:proofErr w:type="gramEnd"/>
+                      <w:r>
+                        <w:t>"Paciente no encontrado.")</w:t>
+                      </w:r>
+                    </w:p>
+                    <w:p>
+                      <w:r>
+                        <w:t xml:space="preserve">        </w:t>
+                      </w:r>
+                      <w:proofErr w:type="spellStart"/>
+                      <w:r>
+                        <w:t>return</w:t>
+                      </w:r>
+                      <w:proofErr w:type="spellEnd"/>
+                      <w:r>
+                        <w:t xml:space="preserve"> </w:t>
+                      </w:r>
+                      <w:proofErr w:type="spellStart"/>
+                      <w:r>
+                        <w:t>redirect</w:t>
+                      </w:r>
+                      <w:proofErr w:type="spellEnd"/>
+                      <w:r>
+                        <w:t>(</w:t>
+                      </w:r>
+                      <w:proofErr w:type="spellStart"/>
+                      <w:r>
+                        <w:t>url_for</w:t>
+                      </w:r>
+                      <w:proofErr w:type="spellEnd"/>
+                      <w:r>
+                        <w:t>("pacientes"))</w:t>
+                      </w:r>
+                    </w:p>
+                    <w:p>
+                      <w:r>
+                        <w:t xml:space="preserve">    try:</w:t>
+                      </w:r>
+                    </w:p>
+                    <w:p>
+                      <w:r>
+                        <w:t xml:space="preserve">        # </w:t>
+                      </w:r>
+                      <w:proofErr w:type="spellStart"/>
+                      <w:r>
+                        <w:t>Aqui</w:t>
+                      </w:r>
+                      <w:proofErr w:type="spellEnd"/>
+                      <w:r>
+                        <w:t xml:space="preserve"> es donde se usa el </w:t>
+                      </w:r>
+                      <w:proofErr w:type="spellStart"/>
+                      <w:r>
+                        <w:t>patron</w:t>
+                      </w:r>
+                      <w:proofErr w:type="spellEnd"/>
+                      <w:r>
+                        <w:t>: no sabemos ni nos importa</w:t>
+                      </w:r>
+                    </w:p>
+                    <w:p>
+                      <w:r>
+                        <w:t xml:space="preserve">        # que clase concreta de exportador se va a usar por dentro.</w:t>
+                      </w:r>
+                    </w:p>
+                    <w:p>
+                      <w:r>
+                        <w:t xml:space="preserve">        creador = </w:t>
+                      </w:r>
+                      <w:proofErr w:type="spellStart"/>
+                      <w:r>
+                        <w:t>obtener_creador</w:t>
+                      </w:r>
+                      <w:proofErr w:type="spellEnd"/>
+                      <w:r>
+                        <w:t>(formato)</w:t>
+                      </w:r>
+                    </w:p>
+                    <w:p>
+                      <w:r>
+                        <w:t xml:space="preserve">        contenido, </w:t>
+                      </w:r>
+                      <w:proofErr w:type="spellStart"/>
+                      <w:r>
+                        <w:t>mimetype</w:t>
+                      </w:r>
+                      <w:proofErr w:type="spellEnd"/>
+                      <w:r>
+                        <w:t xml:space="preserve">, </w:t>
+                      </w:r>
+                      <w:proofErr w:type="spellStart"/>
+                      <w:r>
+                        <w:t>nombre_archivo</w:t>
+                      </w:r>
+                      <w:proofErr w:type="spellEnd"/>
+                      <w:r>
+                        <w:t xml:space="preserve"> = </w:t>
+                      </w:r>
+                      <w:proofErr w:type="spellStart"/>
+                      <w:proofErr w:type="gramStart"/>
+                      <w:r>
+                        <w:t>creador.exportar</w:t>
+                      </w:r>
+                      <w:proofErr w:type="gramEnd"/>
+                      <w:r>
+                        <w:t>_historia</w:t>
+                      </w:r>
+                      <w:proofErr w:type="spellEnd"/>
+                      <w:r>
+                        <w:t>(paciente)</w:t>
+                      </w:r>
+                    </w:p>
+                    <w:p>
+                      <w:r>
+                        <w:t xml:space="preserve">    </w:t>
+                      </w:r>
+                      <w:proofErr w:type="spellStart"/>
+                      <w:r>
+                        <w:t>except</w:t>
+                      </w:r>
+                      <w:proofErr w:type="spellEnd"/>
+                      <w:r>
+                        <w:t xml:space="preserve"> </w:t>
+                      </w:r>
+                      <w:proofErr w:type="spellStart"/>
+                      <w:r>
+                        <w:t>ValueError</w:t>
+                      </w:r>
+                      <w:proofErr w:type="spellEnd"/>
+                      <w:r>
+                        <w:t>:</w:t>
+                      </w:r>
+                    </w:p>
+                    <w:p>
+                      <w:r>
+                        <w:t xml:space="preserve">        </w:t>
+                      </w:r>
+                      <w:proofErr w:type="gramStart"/>
+                      <w:r>
+                        <w:t>flash(</w:t>
+                      </w:r>
+                      <w:proofErr w:type="gramEnd"/>
+                      <w:r>
+                        <w:t>"Formato de exportación no soportado.")</w:t>
+                      </w:r>
+                    </w:p>
+                    <w:p>
+                      <w:r>
+                        <w:t xml:space="preserve">        </w:t>
+                      </w:r>
+                      <w:proofErr w:type="spellStart"/>
+                      <w:r>
+                        <w:t>return</w:t>
+                      </w:r>
+                      <w:proofErr w:type="spellEnd"/>
+                      <w:r>
+                        <w:t xml:space="preserve"> </w:t>
+                      </w:r>
+                      <w:proofErr w:type="spellStart"/>
+                      <w:r>
+                        <w:t>redirect</w:t>
+                      </w:r>
+                      <w:proofErr w:type="spellEnd"/>
+                      <w:r>
+                        <w:t>(</w:t>
+                      </w:r>
+                      <w:proofErr w:type="spellStart"/>
+                      <w:r>
+                        <w:t>url_for</w:t>
+                      </w:r>
+                      <w:proofErr w:type="spellEnd"/>
+                      <w:r>
+                        <w:t>("pacientes"))</w:t>
+                      </w:r>
+                    </w:p>
+                    <w:p>
+                      <w:r>
+                        <w:t xml:space="preserve"> </w:t>
+                      </w:r>
+                    </w:p>
+                    <w:p>
+                      <w:r>
+                        <w:t xml:space="preserve">    </w:t>
+                      </w:r>
+                      <w:proofErr w:type="spellStart"/>
+                      <w:r>
+                        <w:t>return</w:t>
+                      </w:r>
+                      <w:proofErr w:type="spellEnd"/>
+                      <w:r>
+                        <w:t xml:space="preserve"> </w:t>
+                      </w:r>
+                      <w:proofErr w:type="spellStart"/>
+                      <w:r>
+                        <w:t>send_</w:t>
+                      </w:r>
+                      <w:proofErr w:type="gramStart"/>
+                      <w:r>
+                        <w:t>file</w:t>
+                      </w:r>
+                      <w:proofErr w:type="spellEnd"/>
+                      <w:r>
+                        <w:t>(</w:t>
+                      </w:r>
+                      <w:proofErr w:type="gramEnd"/>
+                    </w:p>
+                    <w:p>
+                      <w:r>
+                        <w:t xml:space="preserve">        </w:t>
+                      </w:r>
+                      <w:proofErr w:type="spellStart"/>
+                      <w:proofErr w:type="gramStart"/>
+                      <w:r>
+                        <w:t>io.BytesIO</w:t>
+                      </w:r>
+                      <w:proofErr w:type="spellEnd"/>
+                      <w:proofErr w:type="gramEnd"/>
+                      <w:r>
+                        <w:t xml:space="preserve">(contenido), </w:t>
+                      </w:r>
+                      <w:proofErr w:type="spellStart"/>
+                      <w:r>
+                        <w:t>mimetype</w:t>
+                      </w:r>
+                      <w:proofErr w:type="spellEnd"/>
+                      <w:r>
+                        <w:t>=</w:t>
+                      </w:r>
+                      <w:proofErr w:type="spellStart"/>
+                      <w:r>
+                        <w:t>mimetype</w:t>
+                      </w:r>
+                      <w:proofErr w:type="spellEnd"/>
+                      <w:r>
+                        <w:t>,</w:t>
+                      </w:r>
+                    </w:p>
+                    <w:p>
+                      <w:r>
+                        <w:t xml:space="preserve">        </w:t>
+                      </w:r>
+                      <w:proofErr w:type="spellStart"/>
+                      <w:r>
+                        <w:t>as_attachment</w:t>
+                      </w:r>
+                      <w:proofErr w:type="spellEnd"/>
+                      <w:r>
+                        <w:t xml:space="preserve">=True, </w:t>
+                      </w:r>
+                      <w:proofErr w:type="spellStart"/>
+                      <w:r>
+                        <w:t>download_name</w:t>
+                      </w:r>
+                      <w:proofErr w:type="spellEnd"/>
+                      <w:r>
+                        <w:t>=</w:t>
+                      </w:r>
+                      <w:proofErr w:type="spellStart"/>
+                      <w:r>
+                        <w:t>nombre_archivo</w:t>
+                      </w:r>
+                      <w:proofErr w:type="spellEnd"/>
+                      <w:r>
+                        <w:t>,</w:t>
+                      </w:r>
+                    </w:p>
+                    <w:p>
+                      <w:r>
+                        <w:t xml:space="preserve">    )</w:t>
+                      </w:r>
+                    </w:p>
+                    <w:p/>
+                    <w:p/>
+                    <w:p/>
+                    <w:p/>
+                    <w:p/>
+                    <w:p/>
+                    <w:p/>
+                    <w:p/>
+                  </w:txbxContent>
+                </v:textbox>
+                <w10:wrap anchorx="margin"/>
+              </v:shape>
+            </w:pict>
+          </mc:Fallback>
+        </mc:AlternateContent>
+      </w:r>
+    </w:p>
+    <w:p>
+      <w:pPr>
+        <w:spacing w:line="276" w:lineRule="auto"/>
+        <w:jc w:val="both"/>
+        <w:rPr>
+          <w:rFonts w:ascii="Arial" w:hAnsi="Arial" w:cs="Arial"/>
+          <w:sz w:val="24"/>
+          <w:szCs w:val="24"/>
+        </w:rPr>
+      </w:pPr>
+    </w:p>
+    <w:p/>
+    <w:p/>
+    <w:p/>
+    <w:p/>
+    <w:p/>
+    <w:p/>
+    <w:p/>
+    <w:p/>
+    <w:p/>
+    <w:p/>
+    <w:p/>
+    <w:p/>
+    <w:p/>
+    <w:p/>
+    <w:p/>
+    <w:p/>
+    <w:p/>
+    <w:p/>
+    <w:p/>
+    <w:p>
+      <w:pPr>
+        <w:spacing w:line="276" w:lineRule="auto"/>
+        <w:jc w:val="both"/>
+        <w:rPr>
+          <w:rFonts w:ascii="Arial" w:hAnsi="Arial" w:cs="Arial"/>
+          <w:sz w:val="24"/>
+          <w:szCs w:val="24"/>
+        </w:rPr>
+      </w:pPr>
+      <w:r>
+        <w:rPr>
+          <w:rFonts w:ascii="Arial" w:hAnsi="Arial" w:cs="Arial"/>
+          <w:sz w:val="24"/>
+          <w:szCs w:val="24"/>
+        </w:rPr>
+        <w:lastRenderedPageBreak/>
+        <w:t xml:space="preserve">Nótese que </w:t>
+      </w:r>
+      <w:proofErr w:type="spellStart"/>
+      <w:r>
+        <w:rPr>
+          <w:rFonts w:ascii="Arial" w:hAnsi="Arial" w:cs="Arial"/>
+          <w:sz w:val="24"/>
+          <w:szCs w:val="24"/>
+        </w:rPr>
+        <w:t>exportar_</w:t>
+      </w:r>
+      <w:proofErr w:type="gramStart"/>
+      <w:r>
+        <w:rPr>
+          <w:rFonts w:ascii="Arial" w:hAnsi="Arial" w:cs="Arial"/>
+          <w:sz w:val="24"/>
+          <w:szCs w:val="24"/>
+        </w:rPr>
+        <w:t>paciente</w:t>
+      </w:r>
+      <w:proofErr w:type="spellEnd"/>
+      <w:r>
+        <w:rPr>
+          <w:rFonts w:ascii="Arial" w:hAnsi="Arial" w:cs="Arial"/>
+          <w:sz w:val="24"/>
+          <w:szCs w:val="24"/>
+        </w:rPr>
+        <w:t>(</w:t>
+      </w:r>
+      <w:proofErr w:type="gramEnd"/>
+      <w:r>
+        <w:rPr>
+          <w:rFonts w:ascii="Arial" w:hAnsi="Arial" w:cs="Arial"/>
+          <w:sz w:val="24"/>
+          <w:szCs w:val="24"/>
+        </w:rPr>
+        <w:t xml:space="preserve">) nunca menciona </w:t>
+      </w:r>
+      <w:proofErr w:type="spellStart"/>
+      <w:r>
+        <w:rPr>
+          <w:rFonts w:ascii="Arial" w:hAnsi="Arial" w:cs="Arial"/>
+          <w:sz w:val="24"/>
+          <w:szCs w:val="24"/>
+        </w:rPr>
+        <w:t>ExportadorPDF</w:t>
+      </w:r>
+      <w:proofErr w:type="spellEnd"/>
+      <w:r>
+        <w:rPr>
+          <w:rFonts w:ascii="Arial" w:hAnsi="Arial" w:cs="Arial"/>
+          <w:sz w:val="24"/>
+          <w:szCs w:val="24"/>
+        </w:rPr>
+        <w:t xml:space="preserve">, </w:t>
+      </w:r>
+      <w:proofErr w:type="spellStart"/>
+      <w:r>
+        <w:rPr>
+          <w:rFonts w:ascii="Arial" w:hAnsi="Arial" w:cs="Arial"/>
+          <w:sz w:val="24"/>
+          <w:szCs w:val="24"/>
+        </w:rPr>
+        <w:t>ExportadorTXT</w:t>
+      </w:r>
+      <w:proofErr w:type="spellEnd"/>
+      <w:r>
+        <w:rPr>
+          <w:rFonts w:ascii="Arial" w:hAnsi="Arial" w:cs="Arial"/>
+          <w:sz w:val="24"/>
+          <w:szCs w:val="24"/>
+        </w:rPr>
+        <w:t xml:space="preserve"> ni </w:t>
+      </w:r>
+      <w:proofErr w:type="spellStart"/>
+      <w:r>
+        <w:rPr>
+          <w:rFonts w:ascii="Arial" w:hAnsi="Arial" w:cs="Arial"/>
+          <w:sz w:val="24"/>
+          <w:szCs w:val="24"/>
+        </w:rPr>
+        <w:t>ExportadorCSV</w:t>
+      </w:r>
+      <w:proofErr w:type="spellEnd"/>
+      <w:r>
+        <w:rPr>
+          <w:rFonts w:ascii="Arial" w:hAnsi="Arial" w:cs="Arial"/>
+          <w:sz w:val="24"/>
+          <w:szCs w:val="24"/>
+        </w:rPr>
+        <w:t xml:space="preserve"> directamente solo conoce la interfaz común (</w:t>
+      </w:r>
+      <w:proofErr w:type="spellStart"/>
+      <w:r>
+        <w:rPr>
+          <w:rFonts w:ascii="Arial" w:hAnsi="Arial" w:cs="Arial"/>
+          <w:sz w:val="24"/>
+          <w:szCs w:val="24"/>
+        </w:rPr>
+        <w:t>crear_exportador</w:t>
+      </w:r>
+      <w:proofErr w:type="spellEnd"/>
+      <w:r>
+        <w:rPr>
+          <w:rFonts w:ascii="Arial" w:hAnsi="Arial" w:cs="Arial"/>
+          <w:sz w:val="24"/>
+          <w:szCs w:val="24"/>
+        </w:rPr>
+        <w:t xml:space="preserve"> / </w:t>
+      </w:r>
+      <w:proofErr w:type="spellStart"/>
+      <w:r>
+        <w:rPr>
+          <w:rFonts w:ascii="Arial" w:hAnsi="Arial" w:cs="Arial"/>
+          <w:sz w:val="24"/>
+          <w:szCs w:val="24"/>
+        </w:rPr>
+        <w:t>exportar_historia</w:t>
+      </w:r>
+      <w:proofErr w:type="spellEnd"/>
+      <w:r>
+        <w:rPr>
+          <w:rFonts w:ascii="Arial" w:hAnsi="Arial" w:cs="Arial"/>
+          <w:sz w:val="24"/>
+          <w:szCs w:val="24"/>
+        </w:rPr>
+        <w:t>). Esa es la prueba de que el patrón está bien aplicado: el código cliente queda desacoplado de las clases concretas.</w:t>
+      </w:r>
+    </w:p>
+    <w:p>
+      <w:pPr>
+        <w:spacing w:line="276" w:lineRule="auto"/>
+        <w:jc w:val="both"/>
+        <w:rPr>
+          <w:rFonts w:ascii="Arial" w:hAnsi="Arial" w:cs="Arial"/>
+          <w:sz w:val="24"/>
+          <w:szCs w:val="24"/>
+        </w:rPr>
+      </w:pPr>
+    </w:p>
+    <w:p>
+      <w:pPr>
+        <w:pStyle w:val="Ttulo1"/>
+        <w:rPr>
+          <w:rFonts w:ascii="Arial" w:hAnsi="Arial" w:cs="Arial"/>
+          <w:b/>
+          <w:bCs/>
+          <w:color w:val="auto"/>
+          <w:sz w:val="24"/>
+          <w:szCs w:val="20"/>
+        </w:rPr>
+      </w:pPr>
+      <w:r>
+        <w:rPr>
+          <w:rFonts w:ascii="Arial" w:hAnsi="Arial" w:cs="Arial"/>
+          <w:b/>
+          <w:bCs/>
+          <w:color w:val="auto"/>
+          <w:sz w:val="24"/>
+          <w:szCs w:val="20"/>
+        </w:rPr>
+        <w:t>4.</w:t>
+      </w:r>
+      <w:r>
+        <w:rPr>
+          <w:rFonts w:ascii="Arial" w:hAnsi="Arial" w:cs="Arial"/>
+          <w:b/>
+          <w:bCs/>
+          <w:color w:val="auto"/>
+          <w:sz w:val="24"/>
+          <w:szCs w:val="20"/>
+        </w:rPr>
+        <w:t>En qué nos ayuda este patrón</w:t>
+      </w:r>
+    </w:p>
+    <w:p/>
+    <w:p>
+      <w:pPr>
+        <w:pStyle w:val="Prrafodelista"/>
+        <w:numPr>
+          <w:ilvl w:val="0"/>
+          <w:numId w:val="14"/>
+        </w:numPr>
+        <w:spacing w:after="80" w:line="276" w:lineRule="auto"/>
+        <w:contextualSpacing w:val="0"/>
+        <w:jc w:val="both"/>
+        <w:rPr>
+          <w:rFonts w:ascii="Arial" w:hAnsi="Arial" w:cs="Arial"/>
+          <w:sz w:val="24"/>
+          <w:szCs w:val="24"/>
+        </w:rPr>
+      </w:pPr>
+      <w:r>
+        <w:rPr>
+          <w:rFonts w:ascii="Arial" w:hAnsi="Arial" w:cs="Arial"/>
+          <w:b/>
+          <w:bCs/>
+          <w:sz w:val="24"/>
+          <w:szCs w:val="24"/>
+        </w:rPr>
+        <w:t xml:space="preserve">Agregar formatos nuevos sin romper los que ya funcionan: </w:t>
+      </w:r>
+      <w:r>
+        <w:rPr>
+          <w:rFonts w:ascii="Arial" w:hAnsi="Arial" w:cs="Arial"/>
+          <w:sz w:val="24"/>
+          <w:szCs w:val="24"/>
+        </w:rPr>
+        <w:t xml:space="preserve"> agregar un formato nuevo (por </w:t>
+      </w:r>
+      <w:proofErr w:type="gramStart"/>
+      <w:r>
+        <w:rPr>
+          <w:rFonts w:ascii="Arial" w:hAnsi="Arial" w:cs="Arial"/>
+          <w:sz w:val="24"/>
+          <w:szCs w:val="24"/>
+        </w:rPr>
+        <w:t>ejemplo</w:t>
+      </w:r>
+      <w:proofErr w:type="gramEnd"/>
+      <w:r>
+        <w:rPr>
+          <w:rFonts w:ascii="Arial" w:hAnsi="Arial" w:cs="Arial"/>
+          <w:sz w:val="24"/>
+          <w:szCs w:val="24"/>
+        </w:rPr>
+        <w:t xml:space="preserve"> Word o JSON) significa crear un </w:t>
+      </w:r>
+      <w:proofErr w:type="spellStart"/>
+      <w:r>
+        <w:rPr>
+          <w:rFonts w:ascii="Arial" w:hAnsi="Arial" w:cs="Arial"/>
+          <w:sz w:val="24"/>
+          <w:szCs w:val="24"/>
+        </w:rPr>
+        <w:t>ExportadorWord</w:t>
+      </w:r>
+      <w:proofErr w:type="spellEnd"/>
+      <w:r>
+        <w:rPr>
+          <w:rFonts w:ascii="Arial" w:hAnsi="Arial" w:cs="Arial"/>
+          <w:sz w:val="24"/>
+          <w:szCs w:val="24"/>
+        </w:rPr>
+        <w:t xml:space="preserve">, un </w:t>
+      </w:r>
+      <w:proofErr w:type="spellStart"/>
+      <w:r>
+        <w:rPr>
+          <w:rFonts w:ascii="Arial" w:hAnsi="Arial" w:cs="Arial"/>
+          <w:sz w:val="24"/>
+          <w:szCs w:val="24"/>
+        </w:rPr>
+        <w:t>CreadorWord</w:t>
+      </w:r>
+      <w:proofErr w:type="spellEnd"/>
+      <w:r>
+        <w:rPr>
+          <w:rFonts w:ascii="Arial" w:hAnsi="Arial" w:cs="Arial"/>
+          <w:sz w:val="24"/>
+          <w:szCs w:val="24"/>
+        </w:rPr>
+        <w:t xml:space="preserve"> y una línea nueva en el diccionario _CREADORES_DISPONIBLES. La ruta de </w:t>
+      </w:r>
+      <w:proofErr w:type="spellStart"/>
+      <w:r>
+        <w:rPr>
+          <w:rFonts w:ascii="Arial" w:hAnsi="Arial" w:cs="Arial"/>
+          <w:sz w:val="24"/>
+          <w:szCs w:val="24"/>
+        </w:rPr>
+        <w:t>Flask</w:t>
+      </w:r>
+      <w:proofErr w:type="spellEnd"/>
+      <w:r>
+        <w:rPr>
+          <w:rFonts w:ascii="Arial" w:hAnsi="Arial" w:cs="Arial"/>
+          <w:sz w:val="24"/>
+          <w:szCs w:val="24"/>
+        </w:rPr>
+        <w:t xml:space="preserve">, el método </w:t>
+      </w:r>
+      <w:proofErr w:type="spellStart"/>
+      <w:r>
+        <w:rPr>
+          <w:rFonts w:ascii="Arial" w:hAnsi="Arial" w:cs="Arial"/>
+          <w:sz w:val="24"/>
+          <w:szCs w:val="24"/>
+        </w:rPr>
+        <w:t>exportar_</w:t>
+      </w:r>
+      <w:proofErr w:type="gramStart"/>
+      <w:r>
+        <w:rPr>
+          <w:rFonts w:ascii="Arial" w:hAnsi="Arial" w:cs="Arial"/>
+          <w:sz w:val="24"/>
+          <w:szCs w:val="24"/>
+        </w:rPr>
+        <w:t>historia</w:t>
+      </w:r>
+      <w:proofErr w:type="spellEnd"/>
+      <w:r>
+        <w:rPr>
+          <w:rFonts w:ascii="Arial" w:hAnsi="Arial" w:cs="Arial"/>
+          <w:sz w:val="24"/>
+          <w:szCs w:val="24"/>
+        </w:rPr>
+        <w:t>(</w:t>
+      </w:r>
+      <w:proofErr w:type="gramEnd"/>
+      <w:r>
+        <w:rPr>
+          <w:rFonts w:ascii="Arial" w:hAnsi="Arial" w:cs="Arial"/>
+          <w:sz w:val="24"/>
+          <w:szCs w:val="24"/>
+        </w:rPr>
+        <w:t>) y los demás formatos no se tocan.</w:t>
+      </w:r>
+    </w:p>
+    <w:p>
+      <w:pPr>
+        <w:pStyle w:val="Prrafodelista"/>
+        <w:spacing w:after="80" w:line="276" w:lineRule="auto"/>
+        <w:ind w:left="420"/>
+        <w:contextualSpacing w:val="0"/>
+        <w:jc w:val="both"/>
+        <w:rPr>
+          <w:rFonts w:ascii="Arial" w:hAnsi="Arial" w:cs="Arial"/>
+          <w:sz w:val="24"/>
+          <w:szCs w:val="24"/>
+        </w:rPr>
+      </w:pPr>
+    </w:p>
+    <w:p>
+      <w:pPr>
+        <w:pStyle w:val="Prrafodelista"/>
+        <w:numPr>
+          <w:ilvl w:val="0"/>
+          <w:numId w:val="14"/>
+        </w:numPr>
+        <w:spacing w:after="80" w:line="276" w:lineRule="auto"/>
+        <w:contextualSpacing w:val="0"/>
+        <w:jc w:val="both"/>
+        <w:rPr>
+          <w:rFonts w:ascii="Arial" w:hAnsi="Arial" w:cs="Arial"/>
+          <w:sz w:val="24"/>
+          <w:szCs w:val="24"/>
+        </w:rPr>
+      </w:pPr>
+      <w:r>
+        <w:rPr>
+          <w:rFonts w:ascii="Arial" w:hAnsi="Arial" w:cs="Arial"/>
+          <w:b/>
+          <w:bCs/>
+          <w:sz w:val="24"/>
+          <w:szCs w:val="24"/>
+        </w:rPr>
+        <w:t xml:space="preserve">Cada clase tiene una sola responsabilidad: </w:t>
+      </w:r>
+      <w:r>
+        <w:rPr>
+          <w:rFonts w:ascii="Arial" w:hAnsi="Arial" w:cs="Arial"/>
+          <w:sz w:val="24"/>
+          <w:szCs w:val="24"/>
+        </w:rPr>
+        <w:t xml:space="preserve"> cada exportador concreto (PDF, TXT, CSV) tiene una sola responsabilidad: saber construir SU formato. Si hay un error en el PDF, se revisa únicamente </w:t>
+      </w:r>
+      <w:proofErr w:type="spellStart"/>
+      <w:r>
+        <w:rPr>
+          <w:rFonts w:ascii="Arial" w:hAnsi="Arial" w:cs="Arial"/>
+          <w:sz w:val="24"/>
+          <w:szCs w:val="24"/>
+        </w:rPr>
+        <w:t>ExportadorPDF</w:t>
+      </w:r>
+      <w:proofErr w:type="spellEnd"/>
+      <w:r>
+        <w:rPr>
+          <w:rFonts w:ascii="Arial" w:hAnsi="Arial" w:cs="Arial"/>
+          <w:sz w:val="24"/>
+          <w:szCs w:val="24"/>
+        </w:rPr>
+        <w:t>, sin tener que leer la lógica de los otros dos.</w:t>
+      </w:r>
+    </w:p>
+    <w:p>
+      <w:pPr>
+        <w:spacing w:after="80" w:line="276" w:lineRule="auto"/>
+        <w:jc w:val="both"/>
+        <w:rPr>
+          <w:rFonts w:ascii="Arial" w:hAnsi="Arial" w:cs="Arial"/>
+          <w:sz w:val="24"/>
+          <w:szCs w:val="24"/>
+        </w:rPr>
+      </w:pPr>
+    </w:p>
+    <w:p>
+      <w:pPr>
+        <w:pStyle w:val="Prrafodelista"/>
+        <w:numPr>
+          <w:ilvl w:val="0"/>
+          <w:numId w:val="14"/>
+        </w:numPr>
+        <w:spacing w:after="80" w:line="276" w:lineRule="auto"/>
+        <w:contextualSpacing w:val="0"/>
+        <w:jc w:val="both"/>
+        <w:rPr>
+          <w:rFonts w:ascii="Arial" w:hAnsi="Arial" w:cs="Arial"/>
+          <w:sz w:val="24"/>
+          <w:szCs w:val="24"/>
+        </w:rPr>
+      </w:pPr>
+      <w:r>
+        <w:rPr>
+          <w:rFonts w:ascii="Arial" w:hAnsi="Arial" w:cs="Arial"/>
+          <w:b/>
+          <w:bCs/>
+          <w:sz w:val="24"/>
+          <w:szCs w:val="24"/>
+        </w:rPr>
+        <w:t xml:space="preserve">Se evita duplicar lógica: </w:t>
+      </w:r>
+      <w:r>
+        <w:rPr>
+          <w:rFonts w:ascii="Arial" w:hAnsi="Arial" w:cs="Arial"/>
+          <w:sz w:val="24"/>
+          <w:szCs w:val="24"/>
+        </w:rPr>
+        <w:t xml:space="preserve"> </w:t>
+      </w:r>
+      <w:proofErr w:type="spellStart"/>
+      <w:r>
+        <w:rPr>
+          <w:rFonts w:ascii="Arial" w:hAnsi="Arial" w:cs="Arial"/>
+          <w:sz w:val="24"/>
+          <w:szCs w:val="24"/>
+        </w:rPr>
+        <w:t>exportar_</w:t>
+      </w:r>
+      <w:proofErr w:type="gramStart"/>
+      <w:r>
+        <w:rPr>
+          <w:rFonts w:ascii="Arial" w:hAnsi="Arial" w:cs="Arial"/>
+          <w:sz w:val="24"/>
+          <w:szCs w:val="24"/>
+        </w:rPr>
+        <w:t>historia</w:t>
+      </w:r>
+      <w:proofErr w:type="spellEnd"/>
+      <w:r>
+        <w:rPr>
+          <w:rFonts w:ascii="Arial" w:hAnsi="Arial" w:cs="Arial"/>
+          <w:sz w:val="24"/>
+          <w:szCs w:val="24"/>
+        </w:rPr>
+        <w:t>(</w:t>
+      </w:r>
+      <w:proofErr w:type="gramEnd"/>
+      <w:r>
+        <w:rPr>
+          <w:rFonts w:ascii="Arial" w:hAnsi="Arial" w:cs="Arial"/>
+          <w:sz w:val="24"/>
+          <w:szCs w:val="24"/>
+        </w:rPr>
+        <w:t xml:space="preserve">) en </w:t>
+      </w:r>
+      <w:proofErr w:type="spellStart"/>
+      <w:r>
+        <w:rPr>
+          <w:rFonts w:ascii="Arial" w:hAnsi="Arial" w:cs="Arial"/>
+          <w:sz w:val="24"/>
+          <w:szCs w:val="24"/>
+        </w:rPr>
+        <w:t>CreadorExportador</w:t>
+      </w:r>
+      <w:proofErr w:type="spellEnd"/>
+      <w:r>
+        <w:rPr>
+          <w:rFonts w:ascii="Arial" w:hAnsi="Arial" w:cs="Arial"/>
+          <w:sz w:val="24"/>
+          <w:szCs w:val="24"/>
+        </w:rPr>
+        <w:t xml:space="preserve"> es idéntico para los tres formatos. El único punto que cambia entre ellos es </w:t>
+      </w:r>
+      <w:proofErr w:type="spellStart"/>
+      <w:r>
+        <w:rPr>
+          <w:rFonts w:ascii="Arial" w:hAnsi="Arial" w:cs="Arial"/>
+          <w:sz w:val="24"/>
+          <w:szCs w:val="24"/>
+        </w:rPr>
+        <w:t>crear_</w:t>
+      </w:r>
+      <w:proofErr w:type="gramStart"/>
+      <w:r>
+        <w:rPr>
+          <w:rFonts w:ascii="Arial" w:hAnsi="Arial" w:cs="Arial"/>
+          <w:sz w:val="24"/>
+          <w:szCs w:val="24"/>
+        </w:rPr>
+        <w:t>exportador</w:t>
+      </w:r>
+      <w:proofErr w:type="spellEnd"/>
+      <w:r>
+        <w:rPr>
+          <w:rFonts w:ascii="Arial" w:hAnsi="Arial" w:cs="Arial"/>
+          <w:sz w:val="24"/>
+          <w:szCs w:val="24"/>
+        </w:rPr>
+        <w:t>(</w:t>
+      </w:r>
+      <w:proofErr w:type="gramEnd"/>
+      <w:r>
+        <w:rPr>
+          <w:rFonts w:ascii="Arial" w:hAnsi="Arial" w:cs="Arial"/>
+          <w:sz w:val="24"/>
+          <w:szCs w:val="24"/>
+        </w:rPr>
+        <w:t>), que es exactamente la parte que el patrón aísla.</w:t>
+      </w:r>
+    </w:p>
+    <w:p>
+      <w:pPr>
+        <w:spacing w:after="80" w:line="276" w:lineRule="auto"/>
+        <w:jc w:val="both"/>
+        <w:rPr>
+          <w:rFonts w:ascii="Arial" w:hAnsi="Arial" w:cs="Arial"/>
+          <w:sz w:val="24"/>
+          <w:szCs w:val="24"/>
+        </w:rPr>
+      </w:pPr>
+    </w:p>
+    <w:p>
+      <w:pPr>
+        <w:pStyle w:val="Prrafodelista"/>
+        <w:numPr>
+          <w:ilvl w:val="0"/>
+          <w:numId w:val="14"/>
+        </w:numPr>
+        <w:spacing w:after="80" w:line="276" w:lineRule="auto"/>
+        <w:contextualSpacing w:val="0"/>
+        <w:jc w:val="both"/>
+        <w:rPr>
+          <w:rFonts w:ascii="Arial" w:hAnsi="Arial" w:cs="Arial"/>
+          <w:sz w:val="24"/>
+          <w:szCs w:val="24"/>
+        </w:rPr>
+      </w:pPr>
+      <w:r>
+        <w:rPr>
+          <w:rFonts w:ascii="Arial" w:hAnsi="Arial" w:cs="Arial"/>
+          <w:b/>
+          <w:bCs/>
+          <w:sz w:val="24"/>
+          <w:szCs w:val="24"/>
+        </w:rPr>
+        <w:t xml:space="preserve">El código cliente queda desacoplado: </w:t>
+      </w:r>
+      <w:r>
+        <w:rPr>
+          <w:rFonts w:ascii="Arial" w:hAnsi="Arial" w:cs="Arial"/>
+          <w:sz w:val="24"/>
+          <w:szCs w:val="24"/>
+        </w:rPr>
+        <w:t xml:space="preserve"> al recibir un objeto que cumple la interfaz </w:t>
+      </w:r>
+      <w:proofErr w:type="spellStart"/>
+      <w:r>
+        <w:rPr>
+          <w:rFonts w:ascii="Arial" w:hAnsi="Arial" w:cs="Arial"/>
+          <w:sz w:val="24"/>
+          <w:szCs w:val="24"/>
+        </w:rPr>
+        <w:t>ExportadorHistoriaClinica</w:t>
+      </w:r>
+      <w:proofErr w:type="spellEnd"/>
+      <w:r>
+        <w:rPr>
+          <w:rFonts w:ascii="Arial" w:hAnsi="Arial" w:cs="Arial"/>
+          <w:sz w:val="24"/>
+          <w:szCs w:val="24"/>
+        </w:rPr>
+        <w:t xml:space="preserve">, el código que lo usa no necesita revisar de qué clase es exactamente — solo confía en que tiene </w:t>
+      </w:r>
+      <w:proofErr w:type="gramStart"/>
+      <w:r>
+        <w:rPr>
+          <w:rFonts w:ascii="Arial" w:hAnsi="Arial" w:cs="Arial"/>
+          <w:sz w:val="24"/>
+          <w:szCs w:val="24"/>
+        </w:rPr>
+        <w:t>generar(</w:t>
+      </w:r>
+      <w:proofErr w:type="gramEnd"/>
+      <w:r>
+        <w:rPr>
+          <w:rFonts w:ascii="Arial" w:hAnsi="Arial" w:cs="Arial"/>
+          <w:sz w:val="24"/>
+          <w:szCs w:val="24"/>
+        </w:rPr>
+        <w:t xml:space="preserve">), </w:t>
+      </w:r>
+      <w:proofErr w:type="spellStart"/>
+      <w:r>
+        <w:rPr>
+          <w:rFonts w:ascii="Arial" w:hAnsi="Arial" w:cs="Arial"/>
+          <w:sz w:val="24"/>
+          <w:szCs w:val="24"/>
+        </w:rPr>
+        <w:t>extension</w:t>
+      </w:r>
+      <w:proofErr w:type="spellEnd"/>
+      <w:r>
+        <w:rPr>
+          <w:rFonts w:ascii="Arial" w:hAnsi="Arial" w:cs="Arial"/>
+          <w:sz w:val="24"/>
+          <w:szCs w:val="24"/>
+        </w:rPr>
+        <w:t xml:space="preserve"> y </w:t>
+      </w:r>
+      <w:proofErr w:type="spellStart"/>
+      <w:r>
+        <w:rPr>
+          <w:rFonts w:ascii="Arial" w:hAnsi="Arial" w:cs="Arial"/>
+          <w:sz w:val="24"/>
+          <w:szCs w:val="24"/>
+        </w:rPr>
+        <w:t>mimetype</w:t>
+      </w:r>
+      <w:proofErr w:type="spellEnd"/>
+      <w:r>
+        <w:rPr>
+          <w:rFonts w:ascii="Arial" w:hAnsi="Arial" w:cs="Arial"/>
+          <w:sz w:val="24"/>
+          <w:szCs w:val="24"/>
+        </w:rPr>
+        <w:t>.</w:t>
+      </w:r>
+    </w:p>
+    <w:p>
+      <w:pPr>
+        <w:pStyle w:val="Prrafodelista"/>
+        <w:spacing w:line="276" w:lineRule="auto"/>
+        <w:jc w:val="both"/>
+        <w:rPr>
+          <w:rFonts w:ascii="Arial" w:hAnsi="Arial" w:cs="Arial"/>
+          <w:sz w:val="24"/>
+          <w:szCs w:val="24"/>
+        </w:rPr>
+      </w:pPr>
+    </w:p>
+    <w:p>
+      <w:pPr>
+        <w:spacing w:after="80" w:line="276" w:lineRule="auto"/>
+        <w:jc w:val="both"/>
+        <w:rPr>
+          <w:rFonts w:ascii="Arial" w:hAnsi="Arial" w:cs="Arial"/>
+          <w:sz w:val="24"/>
+          <w:szCs w:val="24"/>
+        </w:rPr>
+      </w:pPr>
+      <w:r>
+        <w:rPr>
+          <w:rFonts w:ascii="Arial" w:hAnsi="Arial" w:cs="Arial"/>
+          <w:b/>
+          <w:bCs/>
+          <w:sz w:val="24"/>
+          <w:szCs w:val="24"/>
+        </w:rPr>
+        <w:t>Estado actual:</w:t>
+      </w:r>
+      <w:r>
+        <w:rPr>
+          <w:rFonts w:ascii="Arial" w:hAnsi="Arial" w:cs="Arial"/>
+          <w:sz w:val="24"/>
+          <w:szCs w:val="24"/>
+        </w:rPr>
+        <w:t xml:space="preserve"> </w:t>
+      </w:r>
+      <w:r>
+        <w:rPr>
+          <w:rFonts w:ascii="Arial" w:hAnsi="Arial" w:cs="Arial"/>
+          <w:sz w:val="24"/>
+          <w:szCs w:val="24"/>
+        </w:rPr>
+        <w:t>E</w:t>
+      </w:r>
+      <w:r>
+        <w:rPr>
+          <w:rFonts w:ascii="Arial" w:hAnsi="Arial" w:cs="Arial"/>
+          <w:sz w:val="24"/>
+          <w:szCs w:val="24"/>
+        </w:rPr>
+        <w:t xml:space="preserve">l patrón está implementado, integrado a una ruta real de </w:t>
+      </w:r>
+      <w:proofErr w:type="spellStart"/>
+      <w:r>
+        <w:rPr>
+          <w:rFonts w:ascii="Arial" w:hAnsi="Arial" w:cs="Arial"/>
+          <w:sz w:val="24"/>
+          <w:szCs w:val="24"/>
+        </w:rPr>
+        <w:t>Flask</w:t>
+      </w:r>
+      <w:proofErr w:type="spellEnd"/>
+      <w:r>
+        <w:rPr>
+          <w:rFonts w:ascii="Arial" w:hAnsi="Arial" w:cs="Arial"/>
+          <w:sz w:val="24"/>
+          <w:szCs w:val="24"/>
+        </w:rPr>
+        <w:t xml:space="preserve"> y probado con los tres formatos (PDF, TXT, CSV), incluyendo el manejo de errores para formatos no soportados y pacientes inexistentes.</w:t>
+      </w:r>
+    </w:p>
+    <w:p>
+      <w:pPr>
+        <w:spacing w:after="80" w:line="276" w:lineRule="auto"/>
+        <w:jc w:val="both"/>
+        <w:rPr>
+          <w:rFonts w:ascii="Arial" w:hAnsi="Arial" w:cs="Arial"/>
+          <w:sz w:val="24"/>
+          <w:szCs w:val="24"/>
+        </w:rPr>
+      </w:pPr>
+    </w:p>
+    <w:p>
+      <w:pPr>
+        <w:spacing w:after="80" w:line="276" w:lineRule="auto"/>
+        <w:jc w:val="both"/>
+        <w:rPr>
+          <w:rFonts w:ascii="Arial" w:hAnsi="Arial" w:cs="Arial"/>
+          <w:sz w:val="24"/>
+          <w:szCs w:val="24"/>
+        </w:rPr>
+      </w:pPr>
+    </w:p>
+    <w:p>
+      <w:pPr>
+        <w:spacing w:after="80" w:line="276" w:lineRule="auto"/>
+        <w:jc w:val="both"/>
+        <w:rPr>
+          <w:rFonts w:ascii="Arial" w:hAnsi="Arial" w:cs="Arial"/>
+          <w:sz w:val="24"/>
+          <w:szCs w:val="24"/>
+        </w:rPr>
+      </w:pPr>
+    </w:p>
+    <w:p>
+      <w:pPr>
+        <w:spacing w:after="80" w:line="276" w:lineRule="auto"/>
+        <w:jc w:val="both"/>
+        <w:rPr>
+          <w:rFonts w:ascii="Arial" w:hAnsi="Arial" w:cs="Arial"/>
+          <w:sz w:val="24"/>
+          <w:szCs w:val="24"/>
+        </w:rPr>
+      </w:pPr>
+    </w:p>
+    <w:p>
+      <w:pPr>
+        <w:spacing w:after="80" w:line="276" w:lineRule="auto"/>
+        <w:jc w:val="both"/>
+        <w:rPr>
+          <w:rFonts w:ascii="Arial" w:hAnsi="Arial" w:cs="Arial"/>
+          <w:sz w:val="24"/>
+          <w:szCs w:val="24"/>
+        </w:rPr>
+      </w:pPr>
+    </w:p>
+    <w:p>
+      <w:pPr>
+        <w:pStyle w:val="Ttulo1"/>
+        <w:rPr>
+          <w:rFonts w:ascii="Arial" w:hAnsi="Arial" w:cs="Arial"/>
+          <w:b/>
+          <w:bCs/>
+          <w:color w:val="auto"/>
+          <w:sz w:val="24"/>
+          <w:szCs w:val="20"/>
+        </w:rPr>
+      </w:pPr>
+      <w:r>
+        <w:rPr>
+          <w:rFonts w:ascii="Arial" w:hAnsi="Arial" w:cs="Arial"/>
+          <w:b/>
+          <w:bCs/>
+          <w:color w:val="auto"/>
+          <w:sz w:val="24"/>
+          <w:szCs w:val="20"/>
+        </w:rPr>
+        <w:lastRenderedPageBreak/>
+        <w:t>5.</w:t>
+      </w:r>
+      <w:r>
+        <w:rPr>
+          <w:rFonts w:ascii="Arial" w:hAnsi="Arial" w:cs="Arial"/>
+          <w:b/>
+          <w:bCs/>
+          <w:color w:val="auto"/>
+          <w:sz w:val="24"/>
+          <w:szCs w:val="20"/>
+        </w:rPr>
+        <w:t>En resumen</w:t>
+      </w:r>
+    </w:p>
+    <w:p/>
+    <w:p>
+      <w:pPr>
+        <w:spacing w:line="276" w:lineRule="auto"/>
+        <w:jc w:val="both"/>
+        <w:rPr>
+          <w:rFonts w:ascii="Arial" w:hAnsi="Arial" w:cs="Arial"/>
+          <w:sz w:val="24"/>
+          <w:szCs w:val="24"/>
+        </w:rPr>
+      </w:pPr>
+      <w:r>
+        <w:rPr>
+          <w:rFonts w:ascii="Arial" w:hAnsi="Arial" w:cs="Arial"/>
+          <w:sz w:val="24"/>
+          <w:szCs w:val="24"/>
+        </w:rPr>
+        <w:t xml:space="preserve">El Factory Method resuelve el mismo problema de fondo que resolvía el </w:t>
+      </w:r>
+      <w:proofErr w:type="spellStart"/>
+      <w:r>
+        <w:rPr>
+          <w:rFonts w:ascii="Arial" w:hAnsi="Arial" w:cs="Arial"/>
+          <w:sz w:val="24"/>
+          <w:szCs w:val="24"/>
+        </w:rPr>
+        <w:t>Singleton</w:t>
+      </w:r>
+      <w:proofErr w:type="spellEnd"/>
+      <w:r>
+        <w:rPr>
+          <w:rFonts w:ascii="Arial" w:hAnsi="Arial" w:cs="Arial"/>
+          <w:sz w:val="24"/>
+          <w:szCs w:val="24"/>
+        </w:rPr>
+        <w:t xml:space="preserve">, pero en otro punto del sistema: en vez de garantizar una única instancia compartida, garantiza que agregar nuevas variantes (formatos de exportación) no obligue a modificar el código que ya funciona. La ruta de </w:t>
+      </w:r>
+      <w:proofErr w:type="spellStart"/>
+      <w:r>
+        <w:rPr>
+          <w:rFonts w:ascii="Arial" w:hAnsi="Arial" w:cs="Arial"/>
+          <w:sz w:val="24"/>
+          <w:szCs w:val="24"/>
+        </w:rPr>
+        <w:t>Flask</w:t>
+      </w:r>
+      <w:proofErr w:type="spellEnd"/>
+      <w:r>
+        <w:rPr>
+          <w:rFonts w:ascii="Arial" w:hAnsi="Arial" w:cs="Arial"/>
+          <w:sz w:val="24"/>
+          <w:szCs w:val="24"/>
+        </w:rPr>
+        <w:t xml:space="preserve"> solo sabe pedir un creador y usarlo; toda la decisión de qué construir vive en la jerarquía de clases de exportadores.py.</w:t>
+      </w:r>
+    </w:p>
+    <w:p/>
+    <w:p>
+      <w:pPr>
+        <w:spacing w:after="80" w:line="276" w:lineRule="auto"/>
+        <w:jc w:val="both"/>
+        <w:rPr>
+          <w:rFonts w:ascii="Arial" w:hAnsi="Arial" w:cs="Arial"/>
+          <w:sz w:val="24"/>
+          <w:szCs w:val="24"/>
+        </w:rPr>
+      </w:pPr>
+    </w:p>
+    <w:p/>
+    <w:p/>
     <w:sectPr>
       <w:pgSz w:w="12240" w:h="15840"/>
       <w:pgMar w:top="1417" w:right="1701" w:bottom="1417" w:left="1701" w:header="708" w:footer="708" w:gutter="0"/>
@@ -9619,6 +18249,262 @@
 <file path=word/numbering.xml><?xml version="1.0" encoding="utf-8"?>
 <w:numbering xmlns:wpc="http://schemas.microsoft.com/office/word/2010/wordprocessingCanvas" xmlns:cx="http://schemas.microsoft.com/office/drawing/2014/chartex" xmlns:cx1="http://schemas.microsoft.com/office/drawing/2015/9/8/chartex" xmlns:cx2="http://schemas.microsoft.com/office/drawing/2015/10/21/chartex" xmlns:cx3="http://schemas.microsoft.com/office/drawing/2016/5/9/chartex" xmlns:cx4="http://schemas.microsoft.com/office/drawing/2016/5/10/chartex" xmlns:cx5="http://schemas.microsoft.com/office/drawing/2016/5/11/chartex" xmlns:cx6="http://schemas.microsoft.com/office/drawing/2016/5/12/chartex" xmlns:cx7="http://schemas.microsoft.com/office/drawing/2016/5/13/chartex" xmlns:cx8="http://schemas.microsoft.com/office/drawing/2016/5/14/chartex" xmlns:mc="http://schemas.openxmlformats.org/markup-compatibility/2006" xmlns:aink="http://schemas.microsoft.com/office/drawing/2016/ink" xmlns:am3d="http://schemas.microsoft.com/office/drawing/2017/model3d" xmlns:o="urn:schemas-microsoft-com:office:office" xmlns:r="http://schemas.openxmlformats.org/officeDocument/2006/relationships" xmlns:m="http://schemas.openxmlformats.org/officeDocument/2006/math" xmlns:v="urn:schemas-microsoft-com:vml" xmlns:wp14="http://schemas.microsoft.com/office/word/2010/wordprocessingDrawing" xmlns:wp="http://schemas.openxmlformats.org/drawingml/2006/wordprocessingDrawing" xmlns:w10="urn:schemas-microsoft-com:office:word" xmlns:w="http://schemas.openxmlformats.org/wordprocessingml/2006/main" xmlns:w14="http://schemas.microsoft.com/office/word/2010/wordml" xmlns:w15="http://schemas.microsoft.com/office/word/2012/wordml" xmlns:w16cex="http://schemas.microsoft.com/office/word/2018/wordml/cex" xmlns:w16cid="http://schemas.microsoft.com/office/word/2016/wordml/cid" xmlns:w16="http://schemas.microsoft.com/office/word/2018/wordml" xmlns:w16sdtdh="http://schemas.microsoft.com/office/word/2020/wordml/sdtdatahash" xmlns:w16se="http://schemas.microsoft.com/office/word/2015/wordml/symex" xmlns:wpg="http://schemas.microsoft.com/office/word/2010/wordprocessingGroup" xmlns:wpi="http://schemas.microsoft.com/office/word/2010/wordprocessingInk" xmlns:wne="http://schemas.microsoft.com/office/word/2006/wordml" xmlns:wps="http://schemas.microsoft.com/office/word/2010/wordprocessingShape" mc:Ignorable="w14 w15 w16se w16cid w16 w16cex w16sdtdh wp14">
   <w:abstractNum w:abstractNumId="0" w15:restartNumberingAfterBreak="0">
+    <w:nsid w:val="08AD0EF7"/>
+    <w:multiLevelType w:val="multilevel"/>
+    <w:tmpl w:val="BB8C70BA"/>
+    <w:lvl w:ilvl="0">
+      <w:start w:val="1"/>
+      <w:numFmt w:val="decimal"/>
+      <w:lvlText w:val="%1"/>
+      <w:lvlJc w:val="left"/>
+      <w:pPr>
+        <w:ind w:left="396" w:hanging="396"/>
+      </w:pPr>
+      <w:rPr>
+        <w:rFonts w:hint="default"/>
+      </w:rPr>
+    </w:lvl>
+    <w:lvl w:ilvl="1">
+      <w:start w:val="1"/>
+      <w:numFmt w:val="decimal"/>
+      <w:lvlText w:val="%1.%2"/>
+      <w:lvlJc w:val="left"/>
+      <w:pPr>
+        <w:ind w:left="396" w:hanging="396"/>
+      </w:pPr>
+      <w:rPr>
+        <w:rFonts w:hint="default"/>
+      </w:rPr>
+    </w:lvl>
+    <w:lvl w:ilvl="2">
+      <w:start w:val="1"/>
+      <w:numFmt w:val="decimal"/>
+      <w:lvlText w:val="%1.%2.%3"/>
+      <w:lvlJc w:val="left"/>
+      <w:pPr>
+        <w:ind w:left="720" w:hanging="720"/>
+      </w:pPr>
+      <w:rPr>
+        <w:rFonts w:hint="default"/>
+      </w:rPr>
+    </w:lvl>
+    <w:lvl w:ilvl="3">
+      <w:start w:val="1"/>
+      <w:numFmt w:val="decimal"/>
+      <w:lvlText w:val="%1.%2.%3.%4"/>
+      <w:lvlJc w:val="left"/>
+      <w:pPr>
+        <w:ind w:left="720" w:hanging="720"/>
+      </w:pPr>
+      <w:rPr>
+        <w:rFonts w:hint="default"/>
+      </w:rPr>
+    </w:lvl>
+    <w:lvl w:ilvl="4">
+      <w:start w:val="1"/>
+      <w:numFmt w:val="decimal"/>
+      <w:lvlText w:val="%1.%2.%3.%4.%5"/>
+      <w:lvlJc w:val="left"/>
+      <w:pPr>
+        <w:ind w:left="1080" w:hanging="1080"/>
+      </w:pPr>
+      <w:rPr>
+        <w:rFonts w:hint="default"/>
+      </w:rPr>
+    </w:lvl>
+    <w:lvl w:ilvl="5">
+      <w:start w:val="1"/>
+      <w:numFmt w:val="decimal"/>
+      <w:lvlText w:val="%1.%2.%3.%4.%5.%6"/>
+      <w:lvlJc w:val="left"/>
+      <w:pPr>
+        <w:ind w:left="1080" w:hanging="1080"/>
+      </w:pPr>
+      <w:rPr>
+        <w:rFonts w:hint="default"/>
+      </w:rPr>
+    </w:lvl>
+    <w:lvl w:ilvl="6">
+      <w:start w:val="1"/>
+      <w:numFmt w:val="decimal"/>
+      <w:lvlText w:val="%1.%2.%3.%4.%5.%6.%7"/>
+      <w:lvlJc w:val="left"/>
+      <w:pPr>
+        <w:ind w:left="1440" w:hanging="1440"/>
+      </w:pPr>
+      <w:rPr>
+        <w:rFonts w:hint="default"/>
+      </w:rPr>
+    </w:lvl>
+    <w:lvl w:ilvl="7">
+      <w:start w:val="1"/>
+      <w:numFmt w:val="decimal"/>
+      <w:lvlText w:val="%1.%2.%3.%4.%5.%6.%7.%8"/>
+      <w:lvlJc w:val="left"/>
+      <w:pPr>
+        <w:ind w:left="1440" w:hanging="1440"/>
+      </w:pPr>
+      <w:rPr>
+        <w:rFonts w:hint="default"/>
+      </w:rPr>
+    </w:lvl>
+    <w:lvl w:ilvl="8">
+      <w:start w:val="1"/>
+      <w:numFmt w:val="decimal"/>
+      <w:lvlText w:val="%1.%2.%3.%4.%5.%6.%7.%8.%9"/>
+      <w:lvlJc w:val="left"/>
+      <w:pPr>
+        <w:ind w:left="1440" w:hanging="1440"/>
+      </w:pPr>
+      <w:rPr>
+        <w:rFonts w:hint="default"/>
+      </w:rPr>
+    </w:lvl>
+  </w:abstractNum>
+  <w:abstractNum w:abstractNumId="1" w15:restartNumberingAfterBreak="0">
+    <w:nsid w:val="11E649DF"/>
+    <w:multiLevelType w:val="hybridMultilevel"/>
+    <w:tmpl w:val="857084F6"/>
+    <w:lvl w:ilvl="0" w:tplc="32764A28">
+      <w:start w:val="1"/>
+      <w:numFmt w:val="bullet"/>
+      <w:lvlText w:val="•"/>
+      <w:lvlJc w:val="left"/>
+      <w:pPr>
+        <w:ind w:left="420" w:hanging="260"/>
+      </w:pPr>
+    </w:lvl>
+    <w:lvl w:ilvl="1" w:tplc="63AADF94">
+      <w:numFmt w:val="decimal"/>
+      <w:lvlText w:val=""/>
+      <w:lvlJc w:val="left"/>
+    </w:lvl>
+    <w:lvl w:ilvl="2" w:tplc="E54A0786">
+      <w:numFmt w:val="decimal"/>
+      <w:lvlText w:val=""/>
+      <w:lvlJc w:val="left"/>
+    </w:lvl>
+    <w:lvl w:ilvl="3" w:tplc="160ADBA0">
+      <w:numFmt w:val="decimal"/>
+      <w:lvlText w:val=""/>
+      <w:lvlJc w:val="left"/>
+    </w:lvl>
+    <w:lvl w:ilvl="4" w:tplc="2AEE664A">
+      <w:numFmt w:val="decimal"/>
+      <w:lvlText w:val=""/>
+      <w:lvlJc w:val="left"/>
+    </w:lvl>
+    <w:lvl w:ilvl="5" w:tplc="BC440122">
+      <w:numFmt w:val="decimal"/>
+      <w:lvlText w:val=""/>
+      <w:lvlJc w:val="left"/>
+    </w:lvl>
+    <w:lvl w:ilvl="6" w:tplc="DBF03E2C">
+      <w:numFmt w:val="decimal"/>
+      <w:lvlText w:val=""/>
+      <w:lvlJc w:val="left"/>
+    </w:lvl>
+    <w:lvl w:ilvl="7" w:tplc="909E9CEE">
+      <w:numFmt w:val="decimal"/>
+      <w:lvlText w:val=""/>
+      <w:lvlJc w:val="left"/>
+    </w:lvl>
+    <w:lvl w:ilvl="8" w:tplc="EADE0792">
+      <w:numFmt w:val="decimal"/>
+      <w:lvlText w:val=""/>
+      <w:lvlJc w:val="left"/>
+    </w:lvl>
+  </w:abstractNum>
+  <w:abstractNum w:abstractNumId="2" w15:restartNumberingAfterBreak="0">
+    <w:nsid w:val="218D4556"/>
+    <w:multiLevelType w:val="hybridMultilevel"/>
+    <w:tmpl w:val="1E96D6CC"/>
+    <w:lvl w:ilvl="0" w:tplc="240A000F">
+      <w:start w:val="1"/>
+      <w:numFmt w:val="decimal"/>
+      <w:lvlText w:val="%1."/>
+      <w:lvlJc w:val="left"/>
+      <w:pPr>
+        <w:ind w:left="720" w:hanging="360"/>
+      </w:pPr>
+      <w:rPr>
+        <w:rFonts w:hint="default"/>
+      </w:rPr>
+    </w:lvl>
+    <w:lvl w:ilvl="1" w:tplc="240A0019" w:tentative="1">
+      <w:start w:val="1"/>
+      <w:numFmt w:val="lowerLetter"/>
+      <w:lvlText w:val="%2."/>
+      <w:lvlJc w:val="left"/>
+      <w:pPr>
+        <w:ind w:left="1440" w:hanging="360"/>
+      </w:pPr>
+    </w:lvl>
+    <w:lvl w:ilvl="2" w:tplc="240A001B" w:tentative="1">
+      <w:start w:val="1"/>
+      <w:numFmt w:val="lowerRoman"/>
+      <w:lvlText w:val="%3."/>
+      <w:lvlJc w:val="right"/>
+      <w:pPr>
+        <w:ind w:left="2160" w:hanging="180"/>
+      </w:pPr>
+    </w:lvl>
+    <w:lvl w:ilvl="3" w:tplc="240A000F" w:tentative="1">
+      <w:start w:val="1"/>
+      <w:numFmt w:val="decimal"/>
+      <w:lvlText w:val="%4."/>
+      <w:lvlJc w:val="left"/>
+      <w:pPr>
+        <w:ind w:left="2880" w:hanging="360"/>
+      </w:pPr>
+    </w:lvl>
+    <w:lvl w:ilvl="4" w:tplc="240A0019" w:tentative="1">
+      <w:start w:val="1"/>
+      <w:numFmt w:val="lowerLetter"/>
+      <w:lvlText w:val="%5."/>
+      <w:lvlJc w:val="left"/>
+      <w:pPr>
+        <w:ind w:left="3600" w:hanging="360"/>
+      </w:pPr>
+    </w:lvl>
+    <w:lvl w:ilvl="5" w:tplc="240A001B" w:tentative="1">
+      <w:start w:val="1"/>
+      <w:numFmt w:val="lowerRoman"/>
+      <w:lvlText w:val="%6."/>
+      <w:lvlJc w:val="right"/>
+      <w:pPr>
+        <w:ind w:left="4320" w:hanging="180"/>
+      </w:pPr>
+    </w:lvl>
+    <w:lvl w:ilvl="6" w:tplc="240A000F" w:tentative="1">
+      <w:start w:val="1"/>
+      <w:numFmt w:val="decimal"/>
+      <w:lvlText w:val="%7."/>
+      <w:lvlJc w:val="left"/>
+      <w:pPr>
+        <w:ind w:left="5040" w:hanging="360"/>
+      </w:pPr>
+    </w:lvl>
+    <w:lvl w:ilvl="7" w:tplc="240A0019" w:tentative="1">
+      <w:start w:val="1"/>
+      <w:numFmt w:val="lowerLetter"/>
+      <w:lvlText w:val="%8."/>
+      <w:lvlJc w:val="left"/>
+      <w:pPr>
+        <w:ind w:left="5760" w:hanging="360"/>
+      </w:pPr>
+    </w:lvl>
+    <w:lvl w:ilvl="8" w:tplc="240A001B" w:tentative="1">
+      <w:start w:val="1"/>
+      <w:numFmt w:val="lowerRoman"/>
+      <w:lvlText w:val="%9."/>
+      <w:lvlJc w:val="right"/>
+      <w:pPr>
+        <w:ind w:left="6480" w:hanging="180"/>
+      </w:pPr>
+    </w:lvl>
+  </w:abstractNum>
+  <w:abstractNum w:abstractNumId="3" w15:restartNumberingAfterBreak="0">
     <w:nsid w:val="263D3DE5"/>
     <w:multiLevelType w:val="multilevel"/>
     <w:tmpl w:val="DC9E403C"/>
@@ -9739,7 +18625,7 @@
       </w:rPr>
     </w:lvl>
   </w:abstractNum>
-  <w:abstractNum w:abstractNumId="1" w15:restartNumberingAfterBreak="0">
+  <w:abstractNum w:abstractNumId="4" w15:restartNumberingAfterBreak="0">
     <w:nsid w:val="3DE07F60"/>
     <w:multiLevelType w:val="hybridMultilevel"/>
     <w:tmpl w:val="CA720DB4"/>
@@ -9830,7 +18716,185 @@
       </w:pPr>
     </w:lvl>
   </w:abstractNum>
-  <w:abstractNum w:abstractNumId="2" w15:restartNumberingAfterBreak="0">
+  <w:abstractNum w:abstractNumId="5" w15:restartNumberingAfterBreak="0">
+    <w:nsid w:val="426277E3"/>
+    <w:multiLevelType w:val="hybridMultilevel"/>
+    <w:tmpl w:val="0792BBB2"/>
+    <w:lvl w:ilvl="0" w:tplc="240A000F">
+      <w:start w:val="1"/>
+      <w:numFmt w:val="decimal"/>
+      <w:lvlText w:val="%1."/>
+      <w:lvlJc w:val="left"/>
+      <w:pPr>
+        <w:ind w:left="720" w:hanging="360"/>
+      </w:pPr>
+      <w:rPr>
+        <w:rFonts w:hint="default"/>
+      </w:rPr>
+    </w:lvl>
+    <w:lvl w:ilvl="1" w:tplc="240A0019" w:tentative="1">
+      <w:start w:val="1"/>
+      <w:numFmt w:val="lowerLetter"/>
+      <w:lvlText w:val="%2."/>
+      <w:lvlJc w:val="left"/>
+      <w:pPr>
+        <w:ind w:left="1440" w:hanging="360"/>
+      </w:pPr>
+    </w:lvl>
+    <w:lvl w:ilvl="2" w:tplc="240A001B" w:tentative="1">
+      <w:start w:val="1"/>
+      <w:numFmt w:val="lowerRoman"/>
+      <w:lvlText w:val="%3."/>
+      <w:lvlJc w:val="right"/>
+      <w:pPr>
+        <w:ind w:left="2160" w:hanging="180"/>
+      </w:pPr>
+    </w:lvl>
+    <w:lvl w:ilvl="3" w:tplc="240A000F" w:tentative="1">
+      <w:start w:val="1"/>
+      <w:numFmt w:val="decimal"/>
+      <w:lvlText w:val="%4."/>
+      <w:lvlJc w:val="left"/>
+      <w:pPr>
+        <w:ind w:left="2880" w:hanging="360"/>
+      </w:pPr>
+    </w:lvl>
+    <w:lvl w:ilvl="4" w:tplc="240A0019" w:tentative="1">
+      <w:start w:val="1"/>
+      <w:numFmt w:val="lowerLetter"/>
+      <w:lvlText w:val="%5."/>
+      <w:lvlJc w:val="left"/>
+      <w:pPr>
+        <w:ind w:left="3600" w:hanging="360"/>
+      </w:pPr>
+    </w:lvl>
+    <w:lvl w:ilvl="5" w:tplc="240A001B" w:tentative="1">
+      <w:start w:val="1"/>
+      <w:numFmt w:val="lowerRoman"/>
+      <w:lvlText w:val="%6."/>
+      <w:lvlJc w:val="right"/>
+      <w:pPr>
+        <w:ind w:left="4320" w:hanging="180"/>
+      </w:pPr>
+    </w:lvl>
+    <w:lvl w:ilvl="6" w:tplc="240A000F" w:tentative="1">
+      <w:start w:val="1"/>
+      <w:numFmt w:val="decimal"/>
+      <w:lvlText w:val="%7."/>
+      <w:lvlJc w:val="left"/>
+      <w:pPr>
+        <w:ind w:left="5040" w:hanging="360"/>
+      </w:pPr>
+    </w:lvl>
+    <w:lvl w:ilvl="7" w:tplc="240A0019" w:tentative="1">
+      <w:start w:val="1"/>
+      <w:numFmt w:val="lowerLetter"/>
+      <w:lvlText w:val="%8."/>
+      <w:lvlJc w:val="left"/>
+      <w:pPr>
+        <w:ind w:left="5760" w:hanging="360"/>
+      </w:pPr>
+    </w:lvl>
+    <w:lvl w:ilvl="8" w:tplc="240A001B" w:tentative="1">
+      <w:start w:val="1"/>
+      <w:numFmt w:val="lowerRoman"/>
+      <w:lvlText w:val="%9."/>
+      <w:lvlJc w:val="right"/>
+      <w:pPr>
+        <w:ind w:left="6480" w:hanging="180"/>
+      </w:pPr>
+    </w:lvl>
+  </w:abstractNum>
+  <w:abstractNum w:abstractNumId="6" w15:restartNumberingAfterBreak="0">
+    <w:nsid w:val="45811CCF"/>
+    <w:multiLevelType w:val="hybridMultilevel"/>
+    <w:tmpl w:val="43F681BC"/>
+    <w:lvl w:ilvl="0" w:tplc="240A000F">
+      <w:start w:val="1"/>
+      <w:numFmt w:val="decimal"/>
+      <w:lvlText w:val="%1."/>
+      <w:lvlJc w:val="left"/>
+      <w:pPr>
+        <w:ind w:left="720" w:hanging="360"/>
+      </w:pPr>
+      <w:rPr>
+        <w:rFonts w:hint="default"/>
+      </w:rPr>
+    </w:lvl>
+    <w:lvl w:ilvl="1" w:tplc="240A0019" w:tentative="1">
+      <w:start w:val="1"/>
+      <w:numFmt w:val="lowerLetter"/>
+      <w:lvlText w:val="%2."/>
+      <w:lvlJc w:val="left"/>
+      <w:pPr>
+        <w:ind w:left="1440" w:hanging="360"/>
+      </w:pPr>
+    </w:lvl>
+    <w:lvl w:ilvl="2" w:tplc="240A001B" w:tentative="1">
+      <w:start w:val="1"/>
+      <w:numFmt w:val="lowerRoman"/>
+      <w:lvlText w:val="%3."/>
+      <w:lvlJc w:val="right"/>
+      <w:pPr>
+        <w:ind w:left="2160" w:hanging="180"/>
+      </w:pPr>
+    </w:lvl>
+    <w:lvl w:ilvl="3" w:tplc="240A000F" w:tentative="1">
+      <w:start w:val="1"/>
+      <w:numFmt w:val="decimal"/>
+      <w:lvlText w:val="%4."/>
+      <w:lvlJc w:val="left"/>
+      <w:pPr>
+        <w:ind w:left="2880" w:hanging="360"/>
+      </w:pPr>
+    </w:lvl>
+    <w:lvl w:ilvl="4" w:tplc="240A0019" w:tentative="1">
+      <w:start w:val="1"/>
+      <w:numFmt w:val="lowerLetter"/>
+      <w:lvlText w:val="%5."/>
+      <w:lvlJc w:val="left"/>
+      <w:pPr>
+        <w:ind w:left="3600" w:hanging="360"/>
+      </w:pPr>
+    </w:lvl>
+    <w:lvl w:ilvl="5" w:tplc="240A001B" w:tentative="1">
+      <w:start w:val="1"/>
+      <w:numFmt w:val="lowerRoman"/>
+      <w:lvlText w:val="%6."/>
+      <w:lvlJc w:val="right"/>
+      <w:pPr>
+        <w:ind w:left="4320" w:hanging="180"/>
+      </w:pPr>
+    </w:lvl>
+    <w:lvl w:ilvl="6" w:tplc="240A000F" w:tentative="1">
+      <w:start w:val="1"/>
+      <w:numFmt w:val="decimal"/>
+      <w:lvlText w:val="%7."/>
+      <w:lvlJc w:val="left"/>
+      <w:pPr>
+        <w:ind w:left="5040" w:hanging="360"/>
+      </w:pPr>
+    </w:lvl>
+    <w:lvl w:ilvl="7" w:tplc="240A0019" w:tentative="1">
+      <w:start w:val="1"/>
+      <w:numFmt w:val="lowerLetter"/>
+      <w:lvlText w:val="%8."/>
+      <w:lvlJc w:val="left"/>
+      <w:pPr>
+        <w:ind w:left="5760" w:hanging="360"/>
+      </w:pPr>
+    </w:lvl>
+    <w:lvl w:ilvl="8" w:tplc="240A001B" w:tentative="1">
+      <w:start w:val="1"/>
+      <w:numFmt w:val="lowerRoman"/>
+      <w:lvlText w:val="%9."/>
+      <w:lvlJc w:val="right"/>
+      <w:pPr>
+        <w:ind w:left="6480" w:hanging="180"/>
+      </w:pPr>
+    </w:lvl>
+  </w:abstractNum>
+  <w:abstractNum w:abstractNumId="7" w15:restartNumberingAfterBreak="0">
     <w:nsid w:val="56BA66B6"/>
     <w:multiLevelType w:val="hybridMultilevel"/>
     <w:tmpl w:val="5680E6F2"/>
@@ -9943,7 +19007,7 @@
       </w:rPr>
     </w:lvl>
   </w:abstractNum>
-  <w:abstractNum w:abstractNumId="3" w15:restartNumberingAfterBreak="0">
+  <w:abstractNum w:abstractNumId="8" w15:restartNumberingAfterBreak="0">
     <w:nsid w:val="5C85125A"/>
     <w:multiLevelType w:val="hybridMultilevel"/>
     <w:tmpl w:val="99D032F2"/>
@@ -9997,7 +19061,7 @@
       <w:lvlJc w:val="left"/>
     </w:lvl>
   </w:abstractNum>
-  <w:abstractNum w:abstractNumId="4" w15:restartNumberingAfterBreak="0">
+  <w:abstractNum w:abstractNumId="9" w15:restartNumberingAfterBreak="0">
     <w:nsid w:val="646C5BFF"/>
     <w:multiLevelType w:val="hybridMultilevel"/>
     <w:tmpl w:val="48B4AC46"/>
@@ -10090,7 +19154,7 @@
       </w:pPr>
     </w:lvl>
   </w:abstractNum>
-  <w:abstractNum w:abstractNumId="5" w15:restartNumberingAfterBreak="0">
+  <w:abstractNum w:abstractNumId="10" w15:restartNumberingAfterBreak="0">
     <w:nsid w:val="68943A09"/>
     <w:multiLevelType w:val="hybridMultilevel"/>
     <w:tmpl w:val="7A325868"/>
@@ -10203,7 +19267,96 @@
       </w:rPr>
     </w:lvl>
   </w:abstractNum>
-  <w:abstractNum w:abstractNumId="6" w15:restartNumberingAfterBreak="0">
+  <w:abstractNum w:abstractNumId="11" w15:restartNumberingAfterBreak="0">
+    <w:nsid w:val="6A5C23B7"/>
+    <w:multiLevelType w:val="hybridMultilevel"/>
+    <w:tmpl w:val="55C01B60"/>
+    <w:lvl w:ilvl="0" w:tplc="240A000F">
+      <w:start w:val="1"/>
+      <w:numFmt w:val="decimal"/>
+      <w:lvlText w:val="%1."/>
+      <w:lvlJc w:val="left"/>
+      <w:pPr>
+        <w:ind w:left="720" w:hanging="360"/>
+      </w:pPr>
+      <w:rPr>
+        <w:rFonts w:hint="default"/>
+      </w:rPr>
+    </w:lvl>
+    <w:lvl w:ilvl="1" w:tplc="240A0019" w:tentative="1">
+      <w:start w:val="1"/>
+      <w:numFmt w:val="lowerLetter"/>
+      <w:lvlText w:val="%2."/>
+      <w:lvlJc w:val="left"/>
+      <w:pPr>
+        <w:ind w:left="1440" w:hanging="360"/>
+      </w:pPr>
+    </w:lvl>
+    <w:lvl w:ilvl="2" w:tplc="240A001B" w:tentative="1">
+      <w:start w:val="1"/>
+      <w:numFmt w:val="lowerRoman"/>
+      <w:lvlText w:val="%3."/>
+      <w:lvlJc w:val="right"/>
+      <w:pPr>
+        <w:ind w:left="2160" w:hanging="180"/>
+      </w:pPr>
+    </w:lvl>
+    <w:lvl w:ilvl="3" w:tplc="240A000F" w:tentative="1">
+      <w:start w:val="1"/>
+      <w:numFmt w:val="decimal"/>
+      <w:lvlText w:val="%4."/>
+      <w:lvlJc w:val="left"/>
+      <w:pPr>
+        <w:ind w:left="2880" w:hanging="360"/>
+      </w:pPr>
+    </w:lvl>
+    <w:lvl w:ilvl="4" w:tplc="240A0019" w:tentative="1">
+      <w:start w:val="1"/>
+      <w:numFmt w:val="lowerLetter"/>
+      <w:lvlText w:val="%5."/>
+      <w:lvlJc w:val="left"/>
+      <w:pPr>
+        <w:ind w:left="3600" w:hanging="360"/>
+      </w:pPr>
+    </w:lvl>
+    <w:lvl w:ilvl="5" w:tplc="240A001B" w:tentative="1">
+      <w:start w:val="1"/>
+      <w:numFmt w:val="lowerRoman"/>
+      <w:lvlText w:val="%6."/>
+      <w:lvlJc w:val="right"/>
+      <w:pPr>
+        <w:ind w:left="4320" w:hanging="180"/>
+      </w:pPr>
+    </w:lvl>
+    <w:lvl w:ilvl="6" w:tplc="240A000F" w:tentative="1">
+      <w:start w:val="1"/>
+      <w:numFmt w:val="decimal"/>
+      <w:lvlText w:val="%7."/>
+      <w:lvlJc w:val="left"/>
+      <w:pPr>
+        <w:ind w:left="5040" w:hanging="360"/>
+      </w:pPr>
+    </w:lvl>
+    <w:lvl w:ilvl="7" w:tplc="240A0019" w:tentative="1">
+      <w:start w:val="1"/>
+      <w:numFmt w:val="lowerLetter"/>
+      <w:lvlText w:val="%8."/>
+      <w:lvlJc w:val="left"/>
+      <w:pPr>
+        <w:ind w:left="5760" w:hanging="360"/>
+      </w:pPr>
+    </w:lvl>
+    <w:lvl w:ilvl="8" w:tplc="240A001B" w:tentative="1">
+      <w:start w:val="1"/>
+      <w:numFmt w:val="lowerRoman"/>
+      <w:lvlText w:val="%9."/>
+      <w:lvlJc w:val="right"/>
+      <w:pPr>
+        <w:ind w:left="6480" w:hanging="180"/>
+      </w:pPr>
+    </w:lvl>
+  </w:abstractNum>
+  <w:abstractNum w:abstractNumId="12" w15:restartNumberingAfterBreak="0">
     <w:nsid w:val="7AE45C57"/>
     <w:multiLevelType w:val="hybridMultilevel"/>
     <w:tmpl w:val="7842FDEA"/>
@@ -10257,29 +19410,144 @@
       <w:lvlJc w:val="left"/>
     </w:lvl>
   </w:abstractNum>
+  <w:abstractNum w:abstractNumId="13" w15:restartNumberingAfterBreak="0">
+    <w:nsid w:val="7B5E2897"/>
+    <w:multiLevelType w:val="hybridMultilevel"/>
+    <w:tmpl w:val="B71E9CBC"/>
+    <w:lvl w:ilvl="0" w:tplc="C740800C">
+      <w:start w:val="1"/>
+      <w:numFmt w:val="decimal"/>
+      <w:lvlText w:val="%1."/>
+      <w:lvlJc w:val="left"/>
+      <w:pPr>
+        <w:ind w:left="720" w:hanging="360"/>
+      </w:pPr>
+      <w:rPr>
+        <w:rFonts w:hint="default"/>
+        <w:b/>
+        <w:sz w:val="24"/>
+      </w:rPr>
+    </w:lvl>
+    <w:lvl w:ilvl="1" w:tplc="240A0019" w:tentative="1">
+      <w:start w:val="1"/>
+      <w:numFmt w:val="lowerLetter"/>
+      <w:lvlText w:val="%2."/>
+      <w:lvlJc w:val="left"/>
+      <w:pPr>
+        <w:ind w:left="1440" w:hanging="360"/>
+      </w:pPr>
+    </w:lvl>
+    <w:lvl w:ilvl="2" w:tplc="240A001B" w:tentative="1">
+      <w:start w:val="1"/>
+      <w:numFmt w:val="lowerRoman"/>
+      <w:lvlText w:val="%3."/>
+      <w:lvlJc w:val="right"/>
+      <w:pPr>
+        <w:ind w:left="2160" w:hanging="180"/>
+      </w:pPr>
+    </w:lvl>
+    <w:lvl w:ilvl="3" w:tplc="240A000F" w:tentative="1">
+      <w:start w:val="1"/>
+      <w:numFmt w:val="decimal"/>
+      <w:lvlText w:val="%4."/>
+      <w:lvlJc w:val="left"/>
+      <w:pPr>
+        <w:ind w:left="2880" w:hanging="360"/>
+      </w:pPr>
+    </w:lvl>
+    <w:lvl w:ilvl="4" w:tplc="240A0019" w:tentative="1">
+      <w:start w:val="1"/>
+      <w:numFmt w:val="lowerLetter"/>
+      <w:lvlText w:val="%5."/>
+      <w:lvlJc w:val="left"/>
+      <w:pPr>
+        <w:ind w:left="3600" w:hanging="360"/>
+      </w:pPr>
+    </w:lvl>
+    <w:lvl w:ilvl="5" w:tplc="240A001B" w:tentative="1">
+      <w:start w:val="1"/>
+      <w:numFmt w:val="lowerRoman"/>
+      <w:lvlText w:val="%6."/>
+      <w:lvlJc w:val="right"/>
+      <w:pPr>
+        <w:ind w:left="4320" w:hanging="180"/>
+      </w:pPr>
+    </w:lvl>
+    <w:lvl w:ilvl="6" w:tplc="240A000F" w:tentative="1">
+      <w:start w:val="1"/>
+      <w:numFmt w:val="decimal"/>
+      <w:lvlText w:val="%7."/>
+      <w:lvlJc w:val="left"/>
+      <w:pPr>
+        <w:ind w:left="5040" w:hanging="360"/>
+      </w:pPr>
+    </w:lvl>
+    <w:lvl w:ilvl="7" w:tplc="240A0019" w:tentative="1">
+      <w:start w:val="1"/>
+      <w:numFmt w:val="lowerLetter"/>
+      <w:lvlText w:val="%8."/>
+      <w:lvlJc w:val="left"/>
+      <w:pPr>
+        <w:ind w:left="5760" w:hanging="360"/>
+      </w:pPr>
+    </w:lvl>
+    <w:lvl w:ilvl="8" w:tplc="240A001B" w:tentative="1">
+      <w:start w:val="1"/>
+      <w:numFmt w:val="lowerRoman"/>
+      <w:lvlText w:val="%9."/>
+      <w:lvlJc w:val="right"/>
+      <w:pPr>
+        <w:ind w:left="6480" w:hanging="180"/>
+      </w:pPr>
+    </w:lvl>
+  </w:abstractNum>
   <w:num w:numId="1">
+    <w:abstractNumId w:val="9"/>
+  </w:num>
+  <w:num w:numId="2">
     <w:abstractNumId w:val="4"/>
   </w:num>
-  <w:num w:numId="2">
-    <w:abstractNumId w:val="1"/>
-  </w:num>
   <w:num w:numId="3">
-    <w:abstractNumId w:val="0"/>
+    <w:abstractNumId w:val="3"/>
   </w:num>
   <w:num w:numId="4">
-    <w:abstractNumId w:val="5"/>
+    <w:abstractNumId w:val="10"/>
   </w:num>
   <w:num w:numId="5">
-    <w:abstractNumId w:val="3"/>
+    <w:abstractNumId w:val="8"/>
     <w:lvlOverride w:ilvl="0">
       <w:startOverride w:val="1"/>
     </w:lvlOverride>
   </w:num>
   <w:num w:numId="6">
+    <w:abstractNumId w:val="7"/>
+  </w:num>
+  <w:num w:numId="7">
+    <w:abstractNumId w:val="12"/>
+    <w:lvlOverride w:ilvl="0">
+      <w:startOverride w:val="1"/>
+    </w:lvlOverride>
+  </w:num>
+  <w:num w:numId="8">
     <w:abstractNumId w:val="2"/>
   </w:num>
-  <w:num w:numId="7">
+  <w:num w:numId="9">
+    <w:abstractNumId w:val="13"/>
+  </w:num>
+  <w:num w:numId="10">
     <w:abstractNumId w:val="6"/>
+  </w:num>
+  <w:num w:numId="11">
+    <w:abstractNumId w:val="0"/>
+  </w:num>
+  <w:num w:numId="12">
+    <w:abstractNumId w:val="11"/>
+  </w:num>
+  <w:num w:numId="13">
+    <w:abstractNumId w:val="5"/>
+  </w:num>
+  <w:num w:numId="14">
+    <w:abstractNumId w:val="1"/>
     <w:lvlOverride w:ilvl="0">
       <w:startOverride w:val="1"/>
     </w:lvlOverride>
@@ -10687,13 +19955,34 @@
   <w:style w:type="paragraph" w:default="1" w:styleId="Normal">
     <w:name w:val="Normal"/>
     <w:qFormat/>
-    <w:rsid w:val="004E36CD"/>
+    <w:rsid w:val="009171F8"/>
     <w:pPr>
       <w:spacing w:line="259" w:lineRule="auto"/>
     </w:pPr>
     <w:rPr>
       <w:sz w:val="22"/>
       <w:szCs w:val="22"/>
+    </w:rPr>
+  </w:style>
+  <w:style w:type="paragraph" w:styleId="Ttulo1">
+    <w:name w:val="heading 1"/>
+    <w:basedOn w:val="Normal"/>
+    <w:next w:val="Normal"/>
+    <w:link w:val="Ttulo1Car"/>
+    <w:uiPriority w:val="9"/>
+    <w:qFormat/>
+    <w:rsid w:val="003E1A71"/>
+    <w:pPr>
+      <w:keepNext/>
+      <w:keepLines/>
+      <w:spacing w:before="240" w:after="0"/>
+      <w:outlineLvl w:val="0"/>
+    </w:pPr>
+    <w:rPr>
+      <w:rFonts w:asciiTheme="majorHAnsi" w:eastAsiaTheme="majorEastAsia" w:hAnsiTheme="majorHAnsi" w:cstheme="majorBidi"/>
+      <w:color w:val="0F4761" w:themeColor="accent1" w:themeShade="BF"/>
+      <w:sz w:val="32"/>
+      <w:szCs w:val="32"/>
     </w:rPr>
   </w:style>
   <w:style w:type="paragraph" w:styleId="Ttulo2">
@@ -10721,7 +20010,6 @@
   <w:style w:type="character" w:default="1" w:styleId="Fuentedeprrafopredeter">
     <w:name w:val="Default Paragraph Font"/>
     <w:uiPriority w:val="1"/>
-    <w:semiHidden/>
     <w:unhideWhenUsed/>
   </w:style>
   <w:style w:type="table" w:default="1" w:styleId="Tablanormal">
@@ -10878,6 +20166,19 @@
         <w:insideV w:val="single" w:sz="4" w:space="0" w:color="auto"/>
       </w:tblBorders>
     </w:tblPr>
+  </w:style>
+  <w:style w:type="character" w:customStyle="1" w:styleId="Ttulo1Car">
+    <w:name w:val="Título 1 Car"/>
+    <w:basedOn w:val="Fuentedeprrafopredeter"/>
+    <w:link w:val="Ttulo1"/>
+    <w:uiPriority w:val="9"/>
+    <w:rsid w:val="003E1A71"/>
+    <w:rPr>
+      <w:rFonts w:asciiTheme="majorHAnsi" w:eastAsiaTheme="majorEastAsia" w:hAnsiTheme="majorHAnsi" w:cstheme="majorBidi"/>
+      <w:color w:val="0F4761" w:themeColor="accent1" w:themeShade="BF"/>
+      <w:sz w:val="32"/>
+      <w:szCs w:val="32"/>
+    </w:rPr>
   </w:style>
 </w:styles>
 </file>
